--- a/Opympic Ai/Nội dung thuyết trình.docx
+++ b/Opympic Ai/Nội dung thuyết trình.docx
@@ -19,52 +19,7 @@
           <w:sz w:val="28"/>
           <w:szCs w:val="28"/>
         </w:rPr>
-        <w:t>TI</w:t>
-      </w:r>
-      <w:r>
-        <w:rPr>
-          <w:rFonts w:ascii="Times New Roman" w:hAnsi="Times New Roman" w:cs="Times New Roman"/>
-          <w:b/>
-          <w:sz w:val="28"/>
-          <w:szCs w:val="28"/>
-        </w:rPr>
-        <w:t>Ế</w:t>
-      </w:r>
-      <w:r>
-        <w:rPr>
-          <w:rFonts w:ascii="Times New Roman" w:hAnsi="Times New Roman" w:cs="Times New Roman"/>
-          <w:b/>
-          <w:sz w:val="28"/>
-          <w:szCs w:val="28"/>
-        </w:rPr>
-        <w:t>NG ANH TRONG K</w:t>
-      </w:r>
-      <w:r>
-        <w:rPr>
-          <w:rFonts w:ascii="Times New Roman" w:hAnsi="Times New Roman" w:cs="Times New Roman"/>
-          <w:b/>
-          <w:sz w:val="28"/>
-          <w:szCs w:val="28"/>
-        </w:rPr>
-        <w:t>Ỷ</w:t>
-      </w:r>
-      <w:r>
-        <w:rPr>
-          <w:rFonts w:ascii="Times New Roman" w:hAnsi="Times New Roman" w:cs="Times New Roman"/>
-          <w:b/>
-          <w:sz w:val="28"/>
-          <w:szCs w:val="28"/>
-        </w:rPr>
-        <w:t xml:space="preserve"> NGUYÊN S</w:t>
-      </w:r>
-      <w:r>
-        <w:rPr>
-          <w:rFonts w:ascii="Times New Roman" w:hAnsi="Times New Roman" w:cs="Times New Roman"/>
-          <w:b/>
-          <w:sz w:val="28"/>
-          <w:szCs w:val="28"/>
-        </w:rPr>
-        <w:t>Ố</w:t>
+        <w:t>TIẾNG ANH TRONG KỶ NGUYÊN SỐ</w:t>
       </w:r>
     </w:p>
     <w:p>
@@ -84,79 +39,7 @@
           <w:sz w:val="28"/>
           <w:szCs w:val="28"/>
         </w:rPr>
-        <w:t>KHÔNG CÒN LÀ L</w:t>
-      </w:r>
-      <w:r>
-        <w:rPr>
-          <w:rFonts w:ascii="Times New Roman" w:hAnsi="Times New Roman" w:cs="Times New Roman"/>
-          <w:b/>
-          <w:sz w:val="28"/>
-          <w:szCs w:val="28"/>
-        </w:rPr>
-        <w:t>Ợ</w:t>
-      </w:r>
-      <w:r>
-        <w:rPr>
-          <w:rFonts w:ascii="Times New Roman" w:hAnsi="Times New Roman" w:cs="Times New Roman"/>
-          <w:b/>
-          <w:sz w:val="28"/>
-          <w:szCs w:val="28"/>
-        </w:rPr>
-        <w:t>I TH</w:t>
-      </w:r>
-      <w:r>
-        <w:rPr>
-          <w:rFonts w:ascii="Times New Roman" w:hAnsi="Times New Roman" w:cs="Times New Roman"/>
-          <w:b/>
-          <w:sz w:val="28"/>
-          <w:szCs w:val="28"/>
-        </w:rPr>
-        <w:t>Ế</w:t>
-      </w:r>
-      <w:r>
-        <w:rPr>
-          <w:rFonts w:ascii="Times New Roman" w:hAnsi="Times New Roman" w:cs="Times New Roman"/>
-          <w:b/>
-          <w:sz w:val="28"/>
-          <w:szCs w:val="28"/>
-        </w:rPr>
-        <w:t xml:space="preserve"> — ĐÂY LÀ CON ĐƯ</w:t>
-      </w:r>
-      <w:r>
-        <w:rPr>
-          <w:rFonts w:ascii="Times New Roman" w:hAnsi="Times New Roman" w:cs="Times New Roman"/>
-          <w:b/>
-          <w:sz w:val="28"/>
-          <w:szCs w:val="28"/>
-        </w:rPr>
-        <w:t>Ờ</w:t>
-      </w:r>
-      <w:r>
-        <w:rPr>
-          <w:rFonts w:ascii="Times New Roman" w:hAnsi="Times New Roman" w:cs="Times New Roman"/>
-          <w:b/>
-          <w:sz w:val="28"/>
-          <w:szCs w:val="28"/>
-        </w:rPr>
-        <w:t>NG S</w:t>
-      </w:r>
-      <w:r>
-        <w:rPr>
-          <w:rFonts w:ascii="Times New Roman" w:hAnsi="Times New Roman" w:cs="Times New Roman"/>
-          <w:b/>
-          <w:sz w:val="28"/>
-          <w:szCs w:val="28"/>
-        </w:rPr>
-        <w:t>Ố</w:t>
-      </w:r>
-      <w:r>
-        <w:rPr>
-          <w:rFonts w:ascii="Times New Roman" w:hAnsi="Times New Roman" w:cs="Times New Roman"/>
-          <w:b/>
-          <w:sz w:val="28"/>
-          <w:szCs w:val="28"/>
-        </w:rPr>
-        <w:t>NG SÓT</w:t>
+        <w:t>KHÔNG CÒN LÀ LỢI THẾ — ĐÂY LÀ CON ĐƯỜNG SỐNG SÓT</w:t>
       </w:r>
     </w:p>
     <w:p>
@@ -175,39 +58,7 @@
           <w:sz w:val="28"/>
           <w:szCs w:val="28"/>
         </w:rPr>
-        <w:t>Bài thuy</w:t>
-      </w:r>
-      <w:r>
-        <w:rPr>
-          <w:rFonts w:ascii="Times New Roman" w:hAnsi="Times New Roman" w:cs="Times New Roman"/>
-          <w:sz w:val="28"/>
-          <w:szCs w:val="28"/>
-        </w:rPr>
-        <w:t>ế</w:t>
-      </w:r>
-      <w:r>
-        <w:rPr>
-          <w:rFonts w:ascii="Times New Roman" w:hAnsi="Times New Roman" w:cs="Times New Roman"/>
-          <w:sz w:val="28"/>
-          <w:szCs w:val="28"/>
-        </w:rPr>
-        <w:t>t trình thông tin &amp; thuy</w:t>
-      </w:r>
-      <w:r>
-        <w:rPr>
-          <w:rFonts w:ascii="Times New Roman" w:hAnsi="Times New Roman" w:cs="Times New Roman"/>
-          <w:sz w:val="28"/>
-          <w:szCs w:val="28"/>
-        </w:rPr>
-        <w:t>ế</w:t>
-      </w:r>
-      <w:r>
-        <w:rPr>
-          <w:rFonts w:ascii="Times New Roman" w:hAnsi="Times New Roman" w:cs="Times New Roman"/>
-          <w:sz w:val="28"/>
-          <w:szCs w:val="28"/>
-        </w:rPr>
-        <w:t xml:space="preserve">t </w:t>
+        <w:t xml:space="preserve">Bài thuyết trình thông tin &amp; </w:t>
       </w:r>
       <w:proofErr w:type="spellStart"/>
       <w:r>
@@ -216,23 +67,7 @@
           <w:sz w:val="28"/>
           <w:szCs w:val="28"/>
         </w:rPr>
-        <w:t>ph</w:t>
-      </w:r>
-      <w:r>
-        <w:rPr>
-          <w:rFonts w:ascii="Times New Roman" w:hAnsi="Times New Roman" w:cs="Times New Roman"/>
-          <w:sz w:val="28"/>
-          <w:szCs w:val="28"/>
-        </w:rPr>
-        <w:t>ụ</w:t>
-      </w:r>
-      <w:r>
-        <w:rPr>
-          <w:rFonts w:ascii="Times New Roman" w:hAnsi="Times New Roman" w:cs="Times New Roman"/>
-          <w:sz w:val="28"/>
-          <w:szCs w:val="28"/>
-        </w:rPr>
-        <w:t>c</w:t>
+        <w:t>thuyết</w:t>
       </w:r>
       <w:proofErr w:type="spellEnd"/>
       <w:r>
@@ -243,15 +78,139 @@
         </w:rPr>
         <w:t xml:space="preserve"> </w:t>
       </w:r>
+      <w:proofErr w:type="spellStart"/>
+      <w:r>
+        <w:rPr>
+          <w:rFonts w:ascii="Times New Roman" w:hAnsi="Times New Roman" w:cs="Times New Roman"/>
+          <w:sz w:val="28"/>
+          <w:szCs w:val="28"/>
+        </w:rPr>
+        <w:t>phục</w:t>
+      </w:r>
+      <w:proofErr w:type="spellEnd"/>
+      <w:r>
+        <w:rPr>
+          <w:rFonts w:ascii="Times New Roman" w:hAnsi="Times New Roman" w:cs="Times New Roman"/>
+          <w:sz w:val="28"/>
+          <w:szCs w:val="28"/>
+        </w:rPr>
+        <w:t xml:space="preserve">  </w:t>
+      </w:r>
+      <w:proofErr w:type="spellStart"/>
+      <w:r>
+        <w:rPr>
+          <w:rFonts w:ascii="Times New Roman" w:hAnsi="Times New Roman" w:cs="Times New Roman"/>
+          <w:sz w:val="28"/>
+          <w:szCs w:val="28"/>
+        </w:rPr>
+        <w:t>Đối</w:t>
+      </w:r>
+      <w:proofErr w:type="spellEnd"/>
+      <w:r>
+        <w:rPr>
+          <w:rFonts w:ascii="Times New Roman" w:hAnsi="Times New Roman" w:cs="Times New Roman"/>
+          <w:sz w:val="28"/>
+          <w:szCs w:val="28"/>
+        </w:rPr>
+        <w:t xml:space="preserve"> </w:t>
+      </w:r>
+      <w:proofErr w:type="spellStart"/>
+      <w:r>
+        <w:rPr>
+          <w:rFonts w:ascii="Times New Roman" w:hAnsi="Times New Roman" w:cs="Times New Roman"/>
+          <w:sz w:val="28"/>
+          <w:szCs w:val="28"/>
+        </w:rPr>
+        <w:t>tượng</w:t>
+      </w:r>
+      <w:proofErr w:type="spellEnd"/>
+      <w:r>
+        <w:rPr>
+          <w:rFonts w:ascii="Times New Roman" w:hAnsi="Times New Roman" w:cs="Times New Roman"/>
+          <w:sz w:val="28"/>
+          <w:szCs w:val="28"/>
+        </w:rPr>
+        <w:t xml:space="preserve">: </w:t>
+      </w:r>
+      <w:proofErr w:type="spellStart"/>
+      <w:r>
+        <w:rPr>
+          <w:rFonts w:ascii="Times New Roman" w:hAnsi="Times New Roman" w:cs="Times New Roman"/>
+          <w:sz w:val="28"/>
+          <w:szCs w:val="28"/>
+        </w:rPr>
+        <w:t>Sinh</w:t>
+      </w:r>
+      <w:proofErr w:type="spellEnd"/>
+      <w:r>
+        <w:rPr>
+          <w:rFonts w:ascii="Times New Roman" w:hAnsi="Times New Roman" w:cs="Times New Roman"/>
+          <w:sz w:val="28"/>
+          <w:szCs w:val="28"/>
+        </w:rPr>
+        <w:t xml:space="preserve"> viên Đại học</w:t>
+      </w:r>
+      <w:r>
+        <w:rPr>
+          <w:rFonts w:ascii="Times New Roman" w:hAnsi="Times New Roman" w:cs="Times New Roman"/>
+          <w:sz w:val="28"/>
+          <w:szCs w:val="28"/>
+        </w:rPr>
+        <w:t>……..</w:t>
+      </w:r>
       <w:bookmarkStart w:id="0" w:name="_GoBack"/>
       <w:bookmarkEnd w:id="0"/>
+    </w:p>
+    <w:p>
+      <w:pPr>
+        <w:pBdr>
+          <w:bottom w:val="single" w:sz="6" w:space="1" w:color="003F7F"/>
+        </w:pBdr>
+        <w:spacing w:before="40" w:after="160"/>
+        <w:rPr>
+          <w:rFonts w:ascii="Times New Roman" w:hAnsi="Times New Roman" w:cs="Times New Roman"/>
+          <w:sz w:val="28"/>
+          <w:szCs w:val="28"/>
+        </w:rPr>
+      </w:pPr>
+    </w:p>
+    <w:p>
+      <w:pPr>
+        <w:spacing w:before="280" w:after="80"/>
+        <w:rPr>
+          <w:rFonts w:ascii="Times New Roman" w:hAnsi="Times New Roman" w:cs="Times New Roman"/>
+          <w:sz w:val="28"/>
+          <w:szCs w:val="28"/>
+        </w:rPr>
+      </w:pPr>
       <w:r>
         <w:rPr>
           <w:rFonts w:ascii="Times New Roman" w:hAnsi="Times New Roman" w:cs="Times New Roman"/>
-          <w:sz w:val="28"/>
-          <w:szCs w:val="28"/>
-        </w:rPr>
-        <w:t xml:space="preserve"> Đ</w:t>
+          <w:b/>
+          <w:sz w:val="28"/>
+          <w:szCs w:val="28"/>
+        </w:rPr>
+        <w:t>BỐN CÂU HỎI NỀN TẢNG</w:t>
+      </w:r>
+    </w:p>
+    <w:p>
+      <w:pPr>
+        <w:pStyle w:val="ListBullet"/>
+        <w:spacing w:after="60"/>
+        <w:rPr>
+          <w:rFonts w:ascii="Times New Roman" w:hAnsi="Times New Roman" w:cs="Times New Roman"/>
+          <w:sz w:val="28"/>
+          <w:szCs w:val="28"/>
+        </w:rPr>
+      </w:pPr>
+      <w:r>
+        <w:rPr>
+          <w:rFonts w:ascii="Times New Roman" w:hAnsi="Times New Roman" w:cs="Times New Roman"/>
+          <w:b/>
+          <w:sz w:val="28"/>
+          <w:szCs w:val="28"/>
+        </w:rPr>
+        <w:t xml:space="preserve">1. Loại hình: </w:t>
       </w:r>
       <w:r>
         <w:rPr>
@@ -259,7 +218,27 @@
           <w:sz w:val="28"/>
           <w:szCs w:val="28"/>
         </w:rPr>
-        <w:t>ố</w:t>
+        <w:t>Thuyết trình thông tin kết hợp thuyết phục — mục tiêu kép: cung cấp dữ liệu thực tế VÀ thôi thúc hành động.</w:t>
+      </w:r>
+    </w:p>
+    <w:p>
+      <w:pPr>
+        <w:pStyle w:val="ListBullet"/>
+        <w:spacing w:after="60"/>
+        <w:rPr>
+          <w:rFonts w:ascii="Times New Roman" w:hAnsi="Times New Roman" w:cs="Times New Roman"/>
+          <w:sz w:val="28"/>
+          <w:szCs w:val="28"/>
+        </w:rPr>
+      </w:pPr>
+      <w:r>
+        <w:rPr>
+          <w:rFonts w:ascii="Times New Roman" w:hAnsi="Times New Roman" w:cs="Times New Roman"/>
+          <w:b/>
+          <w:sz w:val="28"/>
+          <w:szCs w:val="28"/>
+        </w:rPr>
+        <w:t xml:space="preserve">2. Khán giả: </w:t>
       </w:r>
       <w:r>
         <w:rPr>
@@ -267,7 +246,27 @@
           <w:sz w:val="28"/>
           <w:szCs w:val="28"/>
         </w:rPr>
-        <w:t>i tư</w:t>
+        <w:t>Sinh viên đại học (18–25 tuổi) — đang lo lắng về tương lai việc làm, chưa có chiến lược học tiếng Anh rõ ràng. Họ cần sự thật thay vì lời động viên suông.</w:t>
+      </w:r>
+    </w:p>
+    <w:p>
+      <w:pPr>
+        <w:pStyle w:val="ListBullet"/>
+        <w:spacing w:after="60"/>
+        <w:rPr>
+          <w:rFonts w:ascii="Times New Roman" w:hAnsi="Times New Roman" w:cs="Times New Roman"/>
+          <w:sz w:val="28"/>
+          <w:szCs w:val="28"/>
+        </w:rPr>
+      </w:pPr>
+      <w:r>
+        <w:rPr>
+          <w:rFonts w:ascii="Times New Roman" w:hAnsi="Times New Roman" w:cs="Times New Roman"/>
+          <w:b/>
+          <w:sz w:val="28"/>
+          <w:szCs w:val="28"/>
+        </w:rPr>
+        <w:t xml:space="preserve">3. Thông điệp cốt lõi: </w:t>
       </w:r>
       <w:r>
         <w:rPr>
@@ -275,7 +274,27 @@
           <w:sz w:val="28"/>
           <w:szCs w:val="28"/>
         </w:rPr>
-        <w:t>ợ</w:t>
+        <w:t>"Trong kỷ nguyên số, tiếng Anh không còn là lợi thế cạnh tranh — đó là điều kiện tối thiểu để tồn tại trên thị trường lao động."</w:t>
+      </w:r>
+    </w:p>
+    <w:p>
+      <w:pPr>
+        <w:pStyle w:val="ListBullet"/>
+        <w:spacing w:after="60"/>
+        <w:rPr>
+          <w:rFonts w:ascii="Times New Roman" w:hAnsi="Times New Roman" w:cs="Times New Roman"/>
+          <w:sz w:val="28"/>
+          <w:szCs w:val="28"/>
+        </w:rPr>
+      </w:pPr>
+      <w:r>
+        <w:rPr>
+          <w:rFonts w:ascii="Times New Roman" w:hAnsi="Times New Roman" w:cs="Times New Roman"/>
+          <w:b/>
+          <w:sz w:val="28"/>
+          <w:szCs w:val="28"/>
+        </w:rPr>
+        <w:t xml:space="preserve">4. Yếu tố khác biệt: </w:t>
       </w:r>
       <w:r>
         <w:rPr>
@@ -283,39 +302,7 @@
           <w:sz w:val="28"/>
           <w:szCs w:val="28"/>
         </w:rPr>
-        <w:t>ng: Sinh viên Đ</w:t>
-      </w:r>
-      <w:r>
-        <w:rPr>
-          <w:rFonts w:ascii="Times New Roman" w:hAnsi="Times New Roman" w:cs="Times New Roman"/>
-          <w:sz w:val="28"/>
-          <w:szCs w:val="28"/>
-        </w:rPr>
-        <w:t>ạ</w:t>
-      </w:r>
-      <w:r>
-        <w:rPr>
-          <w:rFonts w:ascii="Times New Roman" w:hAnsi="Times New Roman" w:cs="Times New Roman"/>
-          <w:sz w:val="28"/>
-          <w:szCs w:val="28"/>
-        </w:rPr>
-        <w:t>i h</w:t>
-      </w:r>
-      <w:r>
-        <w:rPr>
-          <w:rFonts w:ascii="Times New Roman" w:hAnsi="Times New Roman" w:cs="Times New Roman"/>
-          <w:sz w:val="28"/>
-          <w:szCs w:val="28"/>
-        </w:rPr>
-        <w:t>ọ</w:t>
-      </w:r>
-      <w:r>
-        <w:rPr>
-          <w:rFonts w:ascii="Times New Roman" w:hAnsi="Times New Roman" w:cs="Times New Roman"/>
-          <w:sz w:val="28"/>
-          <w:szCs w:val="28"/>
-        </w:rPr>
-        <w:t>c</w:t>
+        <w:t>Dùng số liệu biết nói, câu hỏi khiêu khích ngay đầu bài và lời kêu gọi hành động cụ thể ở cuối — không nói chung chung.</w:t>
       </w:r>
     </w:p>
     <w:p>
@@ -347,79 +334,81 @@
           <w:sz w:val="28"/>
           <w:szCs w:val="28"/>
         </w:rPr>
-        <w:t>B</w:t>
+        <w:t xml:space="preserve">PHẦN </w:t>
+      </w:r>
+      <w:proofErr w:type="gramStart"/>
+      <w:r>
+        <w:rPr>
+          <w:rFonts w:ascii="Times New Roman" w:hAnsi="Times New Roman" w:cs="Times New Roman"/>
+          <w:b/>
+          <w:sz w:val="28"/>
+          <w:szCs w:val="28"/>
+        </w:rPr>
+        <w:t>1  |</w:t>
+      </w:r>
+      <w:proofErr w:type="gramEnd"/>
+      <w:r>
+        <w:rPr>
+          <w:rFonts w:ascii="Times New Roman" w:hAnsi="Times New Roman" w:cs="Times New Roman"/>
+          <w:b/>
+          <w:sz w:val="28"/>
+          <w:szCs w:val="28"/>
+        </w:rPr>
+        <w:t xml:space="preserve">  MỞ ĐẦU — CÚ SỐC THỐNG KÊ</w:t>
+      </w:r>
+    </w:p>
+    <w:p>
+      <w:pPr>
+        <w:spacing w:after="80"/>
+        <w:jc w:val="both"/>
+        <w:rPr>
+          <w:rFonts w:ascii="Times New Roman" w:hAnsi="Times New Roman" w:cs="Times New Roman"/>
+          <w:sz w:val="28"/>
+          <w:szCs w:val="28"/>
+        </w:rPr>
+      </w:pPr>
+      <w:r>
+        <w:rPr>
+          <w:rFonts w:ascii="Segoe UI Symbol" w:hAnsi="Segoe UI Symbol" w:cs="Segoe UI Symbol"/>
+          <w:sz w:val="28"/>
+          <w:szCs w:val="28"/>
+        </w:rPr>
+        <w:t>❝</w:t>
       </w:r>
       <w:r>
         <w:rPr>
           <w:rFonts w:ascii="Times New Roman" w:hAnsi="Times New Roman" w:cs="Times New Roman"/>
-          <w:b/>
-          <w:sz w:val="28"/>
-          <w:szCs w:val="28"/>
-        </w:rPr>
-        <w:t>Ố</w:t>
+          <w:sz w:val="28"/>
+          <w:szCs w:val="28"/>
+        </w:rPr>
+        <w:t xml:space="preserve"> Hãy thử hình dung: bạn nộp CV vào 10 công ty. 7 trong số đó yêu cầu IELTS hoặc giao tiếp tiếng Anh tốt. Bạn còn lại 3 lựa chọn — và 3 lựa chọn đó đang nhận được hàng trăm hồ sơ khác. </w:t>
       </w:r>
       <w:r>
         <w:rPr>
-          <w:rFonts w:ascii="Times New Roman" w:hAnsi="Times New Roman" w:cs="Times New Roman"/>
-          <w:b/>
-          <w:sz w:val="28"/>
-          <w:szCs w:val="28"/>
-        </w:rPr>
-        <w:t>N CÂU H</w:t>
+          <w:rFonts w:ascii="Segoe UI Symbol" w:hAnsi="Segoe UI Symbol" w:cs="Segoe UI Symbol"/>
+          <w:sz w:val="28"/>
+          <w:szCs w:val="28"/>
+        </w:rPr>
+        <w:t>❞</w:t>
       </w:r>
+    </w:p>
+    <w:p>
+      <w:pPr>
+        <w:spacing w:after="80"/>
+        <w:jc w:val="both"/>
+        <w:rPr>
+          <w:rFonts w:ascii="Times New Roman" w:hAnsi="Times New Roman" w:cs="Times New Roman"/>
+          <w:sz w:val="28"/>
+          <w:szCs w:val="28"/>
+        </w:rPr>
+      </w:pPr>
       <w:r>
         <w:rPr>
           <w:rFonts w:ascii="Times New Roman" w:hAnsi="Times New Roman" w:cs="Times New Roman"/>
-          <w:b/>
-          <w:sz w:val="28"/>
-          <w:szCs w:val="28"/>
-        </w:rPr>
-        <w:t>Ỏ</w:t>
-      </w:r>
-      <w:r>
-        <w:rPr>
-          <w:rFonts w:ascii="Times New Roman" w:hAnsi="Times New Roman" w:cs="Times New Roman"/>
-          <w:b/>
-          <w:sz w:val="28"/>
-          <w:szCs w:val="28"/>
-        </w:rPr>
-        <w:t>I N</w:t>
-      </w:r>
-      <w:r>
-        <w:rPr>
-          <w:rFonts w:ascii="Times New Roman" w:hAnsi="Times New Roman" w:cs="Times New Roman"/>
-          <w:b/>
-          <w:sz w:val="28"/>
-          <w:szCs w:val="28"/>
-        </w:rPr>
-        <w:t>Ề</w:t>
-      </w:r>
-      <w:r>
-        <w:rPr>
-          <w:rFonts w:ascii="Times New Roman" w:hAnsi="Times New Roman" w:cs="Times New Roman"/>
-          <w:b/>
-          <w:sz w:val="28"/>
-          <w:szCs w:val="28"/>
-        </w:rPr>
-        <w:t>N T</w:t>
-      </w:r>
-      <w:r>
-        <w:rPr>
-          <w:rFonts w:ascii="Times New Roman" w:hAnsi="Times New Roman" w:cs="Times New Roman"/>
-          <w:b/>
-          <w:sz w:val="28"/>
-          <w:szCs w:val="28"/>
-        </w:rPr>
-        <w:t>Ả</w:t>
-      </w:r>
-      <w:r>
-        <w:rPr>
-          <w:rFonts w:ascii="Times New Roman" w:hAnsi="Times New Roman" w:cs="Times New Roman"/>
-          <w:b/>
-          <w:sz w:val="28"/>
-          <w:szCs w:val="28"/>
-        </w:rPr>
-        <w:t>NG</w:t>
+          <w:sz w:val="28"/>
+          <w:szCs w:val="28"/>
+        </w:rPr>
+        <w:t>Đây không phải kịch bản giả định. Đây là thực tế tuyển dụng tại Việt Nam năm 2024–2025.</w:t>
       </w:r>
     </w:p>
     <w:p>
@@ -439,233 +428,15 @@
           <w:sz w:val="28"/>
           <w:szCs w:val="28"/>
         </w:rPr>
-        <w:t>1. Lo</w:t>
+        <w:t xml:space="preserve">73% </w:t>
       </w:r>
       <w:r>
         <w:rPr>
           <w:rFonts w:ascii="Times New Roman" w:hAnsi="Times New Roman" w:cs="Times New Roman"/>
-          <w:b/>
-          <w:sz w:val="28"/>
-          <w:szCs w:val="28"/>
-        </w:rPr>
-        <w:t>ạ</w:t>
-      </w:r>
-      <w:r>
-        <w:rPr>
-          <w:rFonts w:ascii="Times New Roman" w:hAnsi="Times New Roman" w:cs="Times New Roman"/>
-          <w:b/>
-          <w:sz w:val="28"/>
-          <w:szCs w:val="28"/>
-        </w:rPr>
-        <w:t xml:space="preserve">i hình: </w:t>
-      </w:r>
-      <w:r>
-        <w:rPr>
-          <w:rFonts w:ascii="Times New Roman" w:hAnsi="Times New Roman" w:cs="Times New Roman"/>
-          <w:sz w:val="28"/>
-          <w:szCs w:val="28"/>
-        </w:rPr>
-        <w:t>Thuy</w:t>
-      </w:r>
-      <w:r>
-        <w:rPr>
-          <w:rFonts w:ascii="Times New Roman" w:hAnsi="Times New Roman" w:cs="Times New Roman"/>
-          <w:sz w:val="28"/>
-          <w:szCs w:val="28"/>
-        </w:rPr>
-        <w:t>ế</w:t>
-      </w:r>
-      <w:r>
-        <w:rPr>
-          <w:rFonts w:ascii="Times New Roman" w:hAnsi="Times New Roman" w:cs="Times New Roman"/>
-          <w:sz w:val="28"/>
-          <w:szCs w:val="28"/>
-        </w:rPr>
-        <w:t>t trình thông tin k</w:t>
-      </w:r>
-      <w:r>
-        <w:rPr>
-          <w:rFonts w:ascii="Times New Roman" w:hAnsi="Times New Roman" w:cs="Times New Roman"/>
-          <w:sz w:val="28"/>
-          <w:szCs w:val="28"/>
-        </w:rPr>
-        <w:t>ế</w:t>
-      </w:r>
-      <w:r>
-        <w:rPr>
-          <w:rFonts w:ascii="Times New Roman" w:hAnsi="Times New Roman" w:cs="Times New Roman"/>
-          <w:sz w:val="28"/>
-          <w:szCs w:val="28"/>
-        </w:rPr>
-        <w:t>t h</w:t>
-      </w:r>
-      <w:r>
-        <w:rPr>
-          <w:rFonts w:ascii="Times New Roman" w:hAnsi="Times New Roman" w:cs="Times New Roman"/>
-          <w:sz w:val="28"/>
-          <w:szCs w:val="28"/>
-        </w:rPr>
-        <w:t>ợ</w:t>
-      </w:r>
-      <w:r>
-        <w:rPr>
-          <w:rFonts w:ascii="Times New Roman" w:hAnsi="Times New Roman" w:cs="Times New Roman"/>
-          <w:sz w:val="28"/>
-          <w:szCs w:val="28"/>
-        </w:rPr>
-        <w:t>p thuy</w:t>
-      </w:r>
-      <w:r>
-        <w:rPr>
-          <w:rFonts w:ascii="Times New Roman" w:hAnsi="Times New Roman" w:cs="Times New Roman"/>
-          <w:sz w:val="28"/>
-          <w:szCs w:val="28"/>
-        </w:rPr>
-        <w:t>ế</w:t>
-      </w:r>
-      <w:r>
-        <w:rPr>
-          <w:rFonts w:ascii="Times New Roman" w:hAnsi="Times New Roman" w:cs="Times New Roman"/>
-          <w:sz w:val="28"/>
-          <w:szCs w:val="28"/>
-        </w:rPr>
-        <w:t>t ph</w:t>
-      </w:r>
-      <w:r>
-        <w:rPr>
-          <w:rFonts w:ascii="Times New Roman" w:hAnsi="Times New Roman" w:cs="Times New Roman"/>
-          <w:sz w:val="28"/>
-          <w:szCs w:val="28"/>
-        </w:rPr>
-        <w:t>ụ</w:t>
-      </w:r>
-      <w:r>
-        <w:rPr>
-          <w:rFonts w:ascii="Times New Roman" w:hAnsi="Times New Roman" w:cs="Times New Roman"/>
-          <w:sz w:val="28"/>
-          <w:szCs w:val="28"/>
-        </w:rPr>
-        <w:t xml:space="preserve">c — </w:t>
-      </w:r>
-      <w:r>
-        <w:rPr>
-          <w:rFonts w:ascii="Times New Roman" w:hAnsi="Times New Roman" w:cs="Times New Roman"/>
-          <w:sz w:val="28"/>
-          <w:szCs w:val="28"/>
-        </w:rPr>
-        <w:t>m</w:t>
-      </w:r>
-      <w:r>
-        <w:rPr>
-          <w:rFonts w:ascii="Times New Roman" w:hAnsi="Times New Roman" w:cs="Times New Roman"/>
-          <w:sz w:val="28"/>
-          <w:szCs w:val="28"/>
-        </w:rPr>
-        <w:t>ụ</w:t>
-      </w:r>
-      <w:r>
-        <w:rPr>
-          <w:rFonts w:ascii="Times New Roman" w:hAnsi="Times New Roman" w:cs="Times New Roman"/>
-          <w:sz w:val="28"/>
-          <w:szCs w:val="28"/>
-        </w:rPr>
-        <w:t>c tiêu kép: cung c</w:t>
-      </w:r>
-      <w:r>
-        <w:rPr>
-          <w:rFonts w:ascii="Times New Roman" w:hAnsi="Times New Roman" w:cs="Times New Roman"/>
-          <w:sz w:val="28"/>
-          <w:szCs w:val="28"/>
-        </w:rPr>
-        <w:t>ấ</w:t>
-      </w:r>
-      <w:r>
-        <w:rPr>
-          <w:rFonts w:ascii="Times New Roman" w:hAnsi="Times New Roman" w:cs="Times New Roman"/>
-          <w:sz w:val="28"/>
-          <w:szCs w:val="28"/>
-        </w:rPr>
-        <w:t>p d</w:t>
-      </w:r>
-      <w:r>
-        <w:rPr>
-          <w:rFonts w:ascii="Times New Roman" w:hAnsi="Times New Roman" w:cs="Times New Roman"/>
-          <w:sz w:val="28"/>
-          <w:szCs w:val="28"/>
-        </w:rPr>
-        <w:t>ữ</w:t>
-      </w:r>
-      <w:r>
-        <w:rPr>
-          <w:rFonts w:ascii="Times New Roman" w:hAnsi="Times New Roman" w:cs="Times New Roman"/>
-          <w:sz w:val="28"/>
-          <w:szCs w:val="28"/>
-        </w:rPr>
-        <w:t xml:space="preserve"> li</w:t>
-      </w:r>
-      <w:r>
-        <w:rPr>
-          <w:rFonts w:ascii="Times New Roman" w:hAnsi="Times New Roman" w:cs="Times New Roman"/>
-          <w:sz w:val="28"/>
-          <w:szCs w:val="28"/>
-        </w:rPr>
-        <w:t>ệ</w:t>
-      </w:r>
-      <w:r>
-        <w:rPr>
-          <w:rFonts w:ascii="Times New Roman" w:hAnsi="Times New Roman" w:cs="Times New Roman"/>
-          <w:sz w:val="28"/>
-          <w:szCs w:val="28"/>
-        </w:rPr>
-        <w:t>u th</w:t>
-      </w:r>
-      <w:r>
-        <w:rPr>
-          <w:rFonts w:ascii="Times New Roman" w:hAnsi="Times New Roman" w:cs="Times New Roman"/>
-          <w:sz w:val="28"/>
-          <w:szCs w:val="28"/>
-        </w:rPr>
-        <w:t>ự</w:t>
-      </w:r>
-      <w:r>
-        <w:rPr>
-          <w:rFonts w:ascii="Times New Roman" w:hAnsi="Times New Roman" w:cs="Times New Roman"/>
-          <w:sz w:val="28"/>
-          <w:szCs w:val="28"/>
-        </w:rPr>
-        <w:t>c t</w:t>
-      </w:r>
-      <w:r>
-        <w:rPr>
-          <w:rFonts w:ascii="Times New Roman" w:hAnsi="Times New Roman" w:cs="Times New Roman"/>
-          <w:sz w:val="28"/>
-          <w:szCs w:val="28"/>
-        </w:rPr>
-        <w:t>ế</w:t>
-      </w:r>
-      <w:r>
-        <w:rPr>
-          <w:rFonts w:ascii="Times New Roman" w:hAnsi="Times New Roman" w:cs="Times New Roman"/>
-          <w:sz w:val="28"/>
-          <w:szCs w:val="28"/>
-        </w:rPr>
-        <w:t xml:space="preserve"> VÀ thôi thúc hành đ</w:t>
-      </w:r>
-      <w:r>
-        <w:rPr>
-          <w:rFonts w:ascii="Times New Roman" w:hAnsi="Times New Roman" w:cs="Times New Roman"/>
-          <w:sz w:val="28"/>
-          <w:szCs w:val="28"/>
-        </w:rPr>
-        <w:t>ộ</w:t>
-      </w:r>
-      <w:r>
-        <w:rPr>
-          <w:rFonts w:ascii="Times New Roman" w:hAnsi="Times New Roman" w:cs="Times New Roman"/>
-          <w:sz w:val="28"/>
-          <w:szCs w:val="28"/>
-        </w:rPr>
-        <w:t>ng.</w:t>
+          <w:sz w:val="28"/>
+          <w:szCs w:val="28"/>
+        </w:rPr>
+        <w:t>trong số các doanh nghiệp FDI tại Việt Nam yêu cầu tiếng Anh là điều kiện bắt buộc khi tuyển dụng (theo khảo sát của VietnamWorks 2024).</w:t>
       </w:r>
     </w:p>
     <w:p>
@@ -685,289 +456,15 @@
           <w:sz w:val="28"/>
           <w:szCs w:val="28"/>
         </w:rPr>
-        <w:t>2. Khán gi</w:t>
+        <w:t xml:space="preserve">30–50%: </w:t>
       </w:r>
       <w:r>
         <w:rPr>
           <w:rFonts w:ascii="Times New Roman" w:hAnsi="Times New Roman" w:cs="Times New Roman"/>
-          <w:b/>
-          <w:sz w:val="28"/>
-          <w:szCs w:val="28"/>
-        </w:rPr>
-        <w:t>ả</w:t>
-      </w:r>
-      <w:r>
-        <w:rPr>
-          <w:rFonts w:ascii="Times New Roman" w:hAnsi="Times New Roman" w:cs="Times New Roman"/>
-          <w:b/>
-          <w:sz w:val="28"/>
-          <w:szCs w:val="28"/>
-        </w:rPr>
-        <w:t xml:space="preserve">: </w:t>
-      </w:r>
-      <w:r>
-        <w:rPr>
-          <w:rFonts w:ascii="Times New Roman" w:hAnsi="Times New Roman" w:cs="Times New Roman"/>
-          <w:sz w:val="28"/>
-          <w:szCs w:val="28"/>
-        </w:rPr>
-        <w:t>Sinh viên đ</w:t>
-      </w:r>
-      <w:r>
-        <w:rPr>
-          <w:rFonts w:ascii="Times New Roman" w:hAnsi="Times New Roman" w:cs="Times New Roman"/>
-          <w:sz w:val="28"/>
-          <w:szCs w:val="28"/>
-        </w:rPr>
-        <w:t>ạ</w:t>
-      </w:r>
-      <w:r>
-        <w:rPr>
-          <w:rFonts w:ascii="Times New Roman" w:hAnsi="Times New Roman" w:cs="Times New Roman"/>
-          <w:sz w:val="28"/>
-          <w:szCs w:val="28"/>
-        </w:rPr>
-        <w:t>i h</w:t>
-      </w:r>
-      <w:r>
-        <w:rPr>
-          <w:rFonts w:ascii="Times New Roman" w:hAnsi="Times New Roman" w:cs="Times New Roman"/>
-          <w:sz w:val="28"/>
-          <w:szCs w:val="28"/>
-        </w:rPr>
-        <w:t>ọ</w:t>
-      </w:r>
-      <w:r>
-        <w:rPr>
-          <w:rFonts w:ascii="Times New Roman" w:hAnsi="Times New Roman" w:cs="Times New Roman"/>
-          <w:sz w:val="28"/>
-          <w:szCs w:val="28"/>
-        </w:rPr>
-        <w:t>c (18–25 tu</w:t>
-      </w:r>
-      <w:r>
-        <w:rPr>
-          <w:rFonts w:ascii="Times New Roman" w:hAnsi="Times New Roman" w:cs="Times New Roman"/>
-          <w:sz w:val="28"/>
-          <w:szCs w:val="28"/>
-        </w:rPr>
-        <w:t>ổ</w:t>
-      </w:r>
-      <w:r>
-        <w:rPr>
-          <w:rFonts w:ascii="Times New Roman" w:hAnsi="Times New Roman" w:cs="Times New Roman"/>
-          <w:sz w:val="28"/>
-          <w:szCs w:val="28"/>
-        </w:rPr>
-        <w:t>i) — đang lo l</w:t>
-      </w:r>
-      <w:r>
-        <w:rPr>
-          <w:rFonts w:ascii="Times New Roman" w:hAnsi="Times New Roman" w:cs="Times New Roman"/>
-          <w:sz w:val="28"/>
-          <w:szCs w:val="28"/>
-        </w:rPr>
-        <w:t>ắ</w:t>
-      </w:r>
-      <w:r>
-        <w:rPr>
-          <w:rFonts w:ascii="Times New Roman" w:hAnsi="Times New Roman" w:cs="Times New Roman"/>
-          <w:sz w:val="28"/>
-          <w:szCs w:val="28"/>
-        </w:rPr>
-        <w:t>ng v</w:t>
-      </w:r>
-      <w:r>
-        <w:rPr>
-          <w:rFonts w:ascii="Times New Roman" w:hAnsi="Times New Roman" w:cs="Times New Roman"/>
-          <w:sz w:val="28"/>
-          <w:szCs w:val="28"/>
-        </w:rPr>
-        <w:t>ề</w:t>
-      </w:r>
-      <w:r>
-        <w:rPr>
-          <w:rFonts w:ascii="Times New Roman" w:hAnsi="Times New Roman" w:cs="Times New Roman"/>
-          <w:sz w:val="28"/>
-          <w:szCs w:val="28"/>
-        </w:rPr>
-        <w:t xml:space="preserve"> tương lai vi</w:t>
-      </w:r>
-      <w:r>
-        <w:rPr>
-          <w:rFonts w:ascii="Times New Roman" w:hAnsi="Times New Roman" w:cs="Times New Roman"/>
-          <w:sz w:val="28"/>
-          <w:szCs w:val="28"/>
-        </w:rPr>
-        <w:t>ệ</w:t>
-      </w:r>
-      <w:r>
-        <w:rPr>
-          <w:rFonts w:ascii="Times New Roman" w:hAnsi="Times New Roman" w:cs="Times New Roman"/>
-          <w:sz w:val="28"/>
-          <w:szCs w:val="28"/>
-        </w:rPr>
-        <w:t>c làm, chưa có chi</w:t>
-      </w:r>
-      <w:r>
-        <w:rPr>
-          <w:rFonts w:ascii="Times New Roman" w:hAnsi="Times New Roman" w:cs="Times New Roman"/>
-          <w:sz w:val="28"/>
-          <w:szCs w:val="28"/>
-        </w:rPr>
-        <w:t>ế</w:t>
-      </w:r>
-      <w:r>
-        <w:rPr>
-          <w:rFonts w:ascii="Times New Roman" w:hAnsi="Times New Roman" w:cs="Times New Roman"/>
-          <w:sz w:val="28"/>
-          <w:szCs w:val="28"/>
-        </w:rPr>
-        <w:t>n lư</w:t>
-      </w:r>
-      <w:r>
-        <w:rPr>
-          <w:rFonts w:ascii="Times New Roman" w:hAnsi="Times New Roman" w:cs="Times New Roman"/>
-          <w:sz w:val="28"/>
-          <w:szCs w:val="28"/>
-        </w:rPr>
-        <w:t>ợ</w:t>
-      </w:r>
-      <w:r>
-        <w:rPr>
-          <w:rFonts w:ascii="Times New Roman" w:hAnsi="Times New Roman" w:cs="Times New Roman"/>
-          <w:sz w:val="28"/>
-          <w:szCs w:val="28"/>
-        </w:rPr>
-        <w:t>c h</w:t>
-      </w:r>
-      <w:r>
-        <w:rPr>
-          <w:rFonts w:ascii="Times New Roman" w:hAnsi="Times New Roman" w:cs="Times New Roman"/>
-          <w:sz w:val="28"/>
-          <w:szCs w:val="28"/>
-        </w:rPr>
-        <w:t>ọ</w:t>
-      </w:r>
-      <w:r>
-        <w:rPr>
-          <w:rFonts w:ascii="Times New Roman" w:hAnsi="Times New Roman" w:cs="Times New Roman"/>
-          <w:sz w:val="28"/>
-          <w:szCs w:val="28"/>
-        </w:rPr>
-        <w:t>c ti</w:t>
-      </w:r>
-      <w:r>
-        <w:rPr>
-          <w:rFonts w:ascii="Times New Roman" w:hAnsi="Times New Roman" w:cs="Times New Roman"/>
-          <w:sz w:val="28"/>
-          <w:szCs w:val="28"/>
-        </w:rPr>
-        <w:t>ế</w:t>
-      </w:r>
-      <w:r>
-        <w:rPr>
-          <w:rFonts w:ascii="Times New Roman" w:hAnsi="Times New Roman" w:cs="Times New Roman"/>
-          <w:sz w:val="28"/>
-          <w:szCs w:val="28"/>
-        </w:rPr>
-        <w:t>ng Anh rõ ràng. H</w:t>
-      </w:r>
-      <w:r>
-        <w:rPr>
-          <w:rFonts w:ascii="Times New Roman" w:hAnsi="Times New Roman" w:cs="Times New Roman"/>
-          <w:sz w:val="28"/>
-          <w:szCs w:val="28"/>
-        </w:rPr>
-        <w:t>ọ</w:t>
-      </w:r>
-      <w:r>
-        <w:rPr>
-          <w:rFonts w:ascii="Times New Roman" w:hAnsi="Times New Roman" w:cs="Times New Roman"/>
-          <w:sz w:val="28"/>
-          <w:szCs w:val="28"/>
-        </w:rPr>
-        <w:t xml:space="preserve"> c</w:t>
-      </w:r>
-      <w:r>
-        <w:rPr>
-          <w:rFonts w:ascii="Times New Roman" w:hAnsi="Times New Roman" w:cs="Times New Roman"/>
-          <w:sz w:val="28"/>
-          <w:szCs w:val="28"/>
-        </w:rPr>
-        <w:t>ầ</w:t>
-      </w:r>
-      <w:r>
-        <w:rPr>
-          <w:rFonts w:ascii="Times New Roman" w:hAnsi="Times New Roman" w:cs="Times New Roman"/>
-          <w:sz w:val="28"/>
-          <w:szCs w:val="28"/>
-        </w:rPr>
-        <w:t>n s</w:t>
-      </w:r>
-      <w:r>
-        <w:rPr>
-          <w:rFonts w:ascii="Times New Roman" w:hAnsi="Times New Roman" w:cs="Times New Roman"/>
-          <w:sz w:val="28"/>
-          <w:szCs w:val="28"/>
-        </w:rPr>
-        <w:t>ự</w:t>
-      </w:r>
-      <w:r>
-        <w:rPr>
-          <w:rFonts w:ascii="Times New Roman" w:hAnsi="Times New Roman" w:cs="Times New Roman"/>
-          <w:sz w:val="28"/>
-          <w:szCs w:val="28"/>
-        </w:rPr>
-        <w:t xml:space="preserve"> th</w:t>
-      </w:r>
-      <w:r>
-        <w:rPr>
-          <w:rFonts w:ascii="Times New Roman" w:hAnsi="Times New Roman" w:cs="Times New Roman"/>
-          <w:sz w:val="28"/>
-          <w:szCs w:val="28"/>
-        </w:rPr>
-        <w:t>ậ</w:t>
-      </w:r>
-      <w:r>
-        <w:rPr>
-          <w:rFonts w:ascii="Times New Roman" w:hAnsi="Times New Roman" w:cs="Times New Roman"/>
-          <w:sz w:val="28"/>
-          <w:szCs w:val="28"/>
-        </w:rPr>
-        <w:t>t thay vì l</w:t>
-      </w:r>
-      <w:r>
-        <w:rPr>
-          <w:rFonts w:ascii="Times New Roman" w:hAnsi="Times New Roman" w:cs="Times New Roman"/>
-          <w:sz w:val="28"/>
-          <w:szCs w:val="28"/>
-        </w:rPr>
-        <w:t>ờ</w:t>
-      </w:r>
-      <w:r>
-        <w:rPr>
-          <w:rFonts w:ascii="Times New Roman" w:hAnsi="Times New Roman" w:cs="Times New Roman"/>
-          <w:sz w:val="28"/>
-          <w:szCs w:val="28"/>
-        </w:rPr>
-        <w:t>i đ</w:t>
-      </w:r>
-      <w:r>
-        <w:rPr>
-          <w:rFonts w:ascii="Times New Roman" w:hAnsi="Times New Roman" w:cs="Times New Roman"/>
-          <w:sz w:val="28"/>
-          <w:szCs w:val="28"/>
-        </w:rPr>
-        <w:t>ộ</w:t>
-      </w:r>
-      <w:r>
-        <w:rPr>
-          <w:rFonts w:ascii="Times New Roman" w:hAnsi="Times New Roman" w:cs="Times New Roman"/>
-          <w:sz w:val="28"/>
-          <w:szCs w:val="28"/>
-        </w:rPr>
-        <w:t>ng viên suông.</w:t>
+          <w:sz w:val="28"/>
+          <w:szCs w:val="28"/>
+        </w:rPr>
+        <w:t>Ứng viên có trình độ tiếng Anh tốt nhận mức lương khởi điểm cao hơn từ 30–50% so với người cùng chuyên môn nhưng không có tiếng Anh.</w:t>
       </w:r>
     </w:p>
     <w:p>
@@ -987,597 +484,15 @@
           <w:sz w:val="28"/>
           <w:szCs w:val="28"/>
         </w:rPr>
-        <w:t>3. Thông đi</w:t>
+        <w:t xml:space="preserve">Kỷ nguyên số: </w:t>
       </w:r>
       <w:r>
         <w:rPr>
           <w:rFonts w:ascii="Times New Roman" w:hAnsi="Times New Roman" w:cs="Times New Roman"/>
-          <w:b/>
-          <w:sz w:val="28"/>
-          <w:szCs w:val="28"/>
-        </w:rPr>
-        <w:t>ệ</w:t>
-      </w:r>
-      <w:r>
-        <w:rPr>
-          <w:rFonts w:ascii="Times New Roman" w:hAnsi="Times New Roman" w:cs="Times New Roman"/>
-          <w:b/>
-          <w:sz w:val="28"/>
-          <w:szCs w:val="28"/>
-        </w:rPr>
-        <w:t>p c</w:t>
-      </w:r>
-      <w:r>
-        <w:rPr>
-          <w:rFonts w:ascii="Times New Roman" w:hAnsi="Times New Roman" w:cs="Times New Roman"/>
-          <w:b/>
-          <w:sz w:val="28"/>
-          <w:szCs w:val="28"/>
-        </w:rPr>
-        <w:t>ố</w:t>
-      </w:r>
-      <w:r>
-        <w:rPr>
-          <w:rFonts w:ascii="Times New Roman" w:hAnsi="Times New Roman" w:cs="Times New Roman"/>
-          <w:b/>
-          <w:sz w:val="28"/>
-          <w:szCs w:val="28"/>
-        </w:rPr>
-        <w:t xml:space="preserve">t lõi: </w:t>
-      </w:r>
-      <w:r>
-        <w:rPr>
-          <w:rFonts w:ascii="Times New Roman" w:hAnsi="Times New Roman" w:cs="Times New Roman"/>
-          <w:sz w:val="28"/>
-          <w:szCs w:val="28"/>
-        </w:rPr>
-        <w:t>"T</w:t>
-      </w:r>
-      <w:r>
-        <w:rPr>
-          <w:rFonts w:ascii="Times New Roman" w:hAnsi="Times New Roman" w:cs="Times New Roman"/>
-          <w:sz w:val="28"/>
-          <w:szCs w:val="28"/>
-        </w:rPr>
-        <w:t>rong k</w:t>
-      </w:r>
-      <w:r>
-        <w:rPr>
-          <w:rFonts w:ascii="Times New Roman" w:hAnsi="Times New Roman" w:cs="Times New Roman"/>
-          <w:sz w:val="28"/>
-          <w:szCs w:val="28"/>
-        </w:rPr>
-        <w:t>ỷ</w:t>
-      </w:r>
-      <w:r>
-        <w:rPr>
-          <w:rFonts w:ascii="Times New Roman" w:hAnsi="Times New Roman" w:cs="Times New Roman"/>
-          <w:sz w:val="28"/>
-          <w:szCs w:val="28"/>
-        </w:rPr>
-        <w:t xml:space="preserve"> nguyên s</w:t>
-      </w:r>
-      <w:r>
-        <w:rPr>
-          <w:rFonts w:ascii="Times New Roman" w:hAnsi="Times New Roman" w:cs="Times New Roman"/>
-          <w:sz w:val="28"/>
-          <w:szCs w:val="28"/>
-        </w:rPr>
-        <w:t>ố</w:t>
-      </w:r>
-      <w:r>
-        <w:rPr>
-          <w:rFonts w:ascii="Times New Roman" w:hAnsi="Times New Roman" w:cs="Times New Roman"/>
-          <w:sz w:val="28"/>
-          <w:szCs w:val="28"/>
-        </w:rPr>
-        <w:t>, ti</w:t>
-      </w:r>
-      <w:r>
-        <w:rPr>
-          <w:rFonts w:ascii="Times New Roman" w:hAnsi="Times New Roman" w:cs="Times New Roman"/>
-          <w:sz w:val="28"/>
-          <w:szCs w:val="28"/>
-        </w:rPr>
-        <w:t>ế</w:t>
-      </w:r>
-      <w:r>
-        <w:rPr>
-          <w:rFonts w:ascii="Times New Roman" w:hAnsi="Times New Roman" w:cs="Times New Roman"/>
-          <w:sz w:val="28"/>
-          <w:szCs w:val="28"/>
-        </w:rPr>
-        <w:t>ng Anh không còn là l</w:t>
-      </w:r>
-      <w:r>
-        <w:rPr>
-          <w:rFonts w:ascii="Times New Roman" w:hAnsi="Times New Roman" w:cs="Times New Roman"/>
-          <w:sz w:val="28"/>
-          <w:szCs w:val="28"/>
-        </w:rPr>
-        <w:t>ợ</w:t>
-      </w:r>
-      <w:r>
-        <w:rPr>
-          <w:rFonts w:ascii="Times New Roman" w:hAnsi="Times New Roman" w:cs="Times New Roman"/>
-          <w:sz w:val="28"/>
-          <w:szCs w:val="28"/>
-        </w:rPr>
-        <w:t>i th</w:t>
-      </w:r>
-      <w:r>
-        <w:rPr>
-          <w:rFonts w:ascii="Times New Roman" w:hAnsi="Times New Roman" w:cs="Times New Roman"/>
-          <w:sz w:val="28"/>
-          <w:szCs w:val="28"/>
-        </w:rPr>
-        <w:t>ế</w:t>
-      </w:r>
-      <w:r>
-        <w:rPr>
-          <w:rFonts w:ascii="Times New Roman" w:hAnsi="Times New Roman" w:cs="Times New Roman"/>
-          <w:sz w:val="28"/>
-          <w:szCs w:val="28"/>
-        </w:rPr>
-        <w:t xml:space="preserve"> c</w:t>
-      </w:r>
-      <w:r>
-        <w:rPr>
-          <w:rFonts w:ascii="Times New Roman" w:hAnsi="Times New Roman" w:cs="Times New Roman"/>
-          <w:sz w:val="28"/>
-          <w:szCs w:val="28"/>
-        </w:rPr>
-        <w:t>ạ</w:t>
-      </w:r>
-      <w:r>
-        <w:rPr>
-          <w:rFonts w:ascii="Times New Roman" w:hAnsi="Times New Roman" w:cs="Times New Roman"/>
-          <w:sz w:val="28"/>
-          <w:szCs w:val="28"/>
-        </w:rPr>
-        <w:t>nh tranh — đó là đi</w:t>
-      </w:r>
-      <w:r>
-        <w:rPr>
-          <w:rFonts w:ascii="Times New Roman" w:hAnsi="Times New Roman" w:cs="Times New Roman"/>
-          <w:sz w:val="28"/>
-          <w:szCs w:val="28"/>
-        </w:rPr>
-        <w:t>ề</w:t>
-      </w:r>
-      <w:r>
-        <w:rPr>
-          <w:rFonts w:ascii="Times New Roman" w:hAnsi="Times New Roman" w:cs="Times New Roman"/>
-          <w:sz w:val="28"/>
-          <w:szCs w:val="28"/>
-        </w:rPr>
-        <w:t>u ki</w:t>
-      </w:r>
-      <w:r>
-        <w:rPr>
-          <w:rFonts w:ascii="Times New Roman" w:hAnsi="Times New Roman" w:cs="Times New Roman"/>
-          <w:sz w:val="28"/>
-          <w:szCs w:val="28"/>
-        </w:rPr>
-        <w:t>ệ</w:t>
-      </w:r>
-      <w:r>
-        <w:rPr>
-          <w:rFonts w:ascii="Times New Roman" w:hAnsi="Times New Roman" w:cs="Times New Roman"/>
-          <w:sz w:val="28"/>
-          <w:szCs w:val="28"/>
-        </w:rPr>
-        <w:t>n t</w:t>
-      </w:r>
-      <w:r>
-        <w:rPr>
-          <w:rFonts w:ascii="Times New Roman" w:hAnsi="Times New Roman" w:cs="Times New Roman"/>
-          <w:sz w:val="28"/>
-          <w:szCs w:val="28"/>
-        </w:rPr>
-        <w:t>ố</w:t>
-      </w:r>
-      <w:r>
-        <w:rPr>
-          <w:rFonts w:ascii="Times New Roman" w:hAnsi="Times New Roman" w:cs="Times New Roman"/>
-          <w:sz w:val="28"/>
-          <w:szCs w:val="28"/>
-        </w:rPr>
-        <w:t>i thi</w:t>
-      </w:r>
-      <w:r>
-        <w:rPr>
-          <w:rFonts w:ascii="Times New Roman" w:hAnsi="Times New Roman" w:cs="Times New Roman"/>
-          <w:sz w:val="28"/>
-          <w:szCs w:val="28"/>
-        </w:rPr>
-        <w:t>ể</w:t>
-      </w:r>
-      <w:r>
-        <w:rPr>
-          <w:rFonts w:ascii="Times New Roman" w:hAnsi="Times New Roman" w:cs="Times New Roman"/>
-          <w:sz w:val="28"/>
-          <w:szCs w:val="28"/>
-        </w:rPr>
-        <w:t>u đ</w:t>
-      </w:r>
-      <w:r>
-        <w:rPr>
-          <w:rFonts w:ascii="Times New Roman" w:hAnsi="Times New Roman" w:cs="Times New Roman"/>
-          <w:sz w:val="28"/>
-          <w:szCs w:val="28"/>
-        </w:rPr>
-        <w:t>ể</w:t>
-      </w:r>
-      <w:r>
-        <w:rPr>
-          <w:rFonts w:ascii="Times New Roman" w:hAnsi="Times New Roman" w:cs="Times New Roman"/>
-          <w:sz w:val="28"/>
-          <w:szCs w:val="28"/>
-        </w:rPr>
-        <w:t xml:space="preserve"> t</w:t>
-      </w:r>
-      <w:r>
-        <w:rPr>
-          <w:rFonts w:ascii="Times New Roman" w:hAnsi="Times New Roman" w:cs="Times New Roman"/>
-          <w:sz w:val="28"/>
-          <w:szCs w:val="28"/>
-        </w:rPr>
-        <w:t>ồ</w:t>
-      </w:r>
-      <w:r>
-        <w:rPr>
-          <w:rFonts w:ascii="Times New Roman" w:hAnsi="Times New Roman" w:cs="Times New Roman"/>
-          <w:sz w:val="28"/>
-          <w:szCs w:val="28"/>
-        </w:rPr>
-        <w:t>n t</w:t>
-      </w:r>
-      <w:r>
-        <w:rPr>
-          <w:rFonts w:ascii="Times New Roman" w:hAnsi="Times New Roman" w:cs="Times New Roman"/>
-          <w:sz w:val="28"/>
-          <w:szCs w:val="28"/>
-        </w:rPr>
-        <w:t>ạ</w:t>
-      </w:r>
-      <w:r>
-        <w:rPr>
-          <w:rFonts w:ascii="Times New Roman" w:hAnsi="Times New Roman" w:cs="Times New Roman"/>
-          <w:sz w:val="28"/>
-          <w:szCs w:val="28"/>
-        </w:rPr>
-        <w:t>i trên th</w:t>
-      </w:r>
-      <w:r>
-        <w:rPr>
-          <w:rFonts w:ascii="Times New Roman" w:hAnsi="Times New Roman" w:cs="Times New Roman"/>
-          <w:sz w:val="28"/>
-          <w:szCs w:val="28"/>
-        </w:rPr>
-        <w:t>ị</w:t>
-      </w:r>
-      <w:r>
-        <w:rPr>
-          <w:rFonts w:ascii="Times New Roman" w:hAnsi="Times New Roman" w:cs="Times New Roman"/>
-          <w:sz w:val="28"/>
-          <w:szCs w:val="28"/>
-        </w:rPr>
-        <w:t xml:space="preserve"> trư</w:t>
-      </w:r>
-      <w:r>
-        <w:rPr>
-          <w:rFonts w:ascii="Times New Roman" w:hAnsi="Times New Roman" w:cs="Times New Roman"/>
-          <w:sz w:val="28"/>
-          <w:szCs w:val="28"/>
-        </w:rPr>
-        <w:t>ờ</w:t>
-      </w:r>
-      <w:r>
-        <w:rPr>
-          <w:rFonts w:ascii="Times New Roman" w:hAnsi="Times New Roman" w:cs="Times New Roman"/>
-          <w:sz w:val="28"/>
-          <w:szCs w:val="28"/>
-        </w:rPr>
-        <w:t>ng lao đ</w:t>
-      </w:r>
-      <w:r>
-        <w:rPr>
-          <w:rFonts w:ascii="Times New Roman" w:hAnsi="Times New Roman" w:cs="Times New Roman"/>
-          <w:sz w:val="28"/>
-          <w:szCs w:val="28"/>
-        </w:rPr>
-        <w:t>ộ</w:t>
-      </w:r>
-      <w:r>
-        <w:rPr>
-          <w:rFonts w:ascii="Times New Roman" w:hAnsi="Times New Roman" w:cs="Times New Roman"/>
-          <w:sz w:val="28"/>
-          <w:szCs w:val="28"/>
-        </w:rPr>
-        <w:t>ng."</w:t>
-      </w:r>
-    </w:p>
-    <w:p>
-      <w:pPr>
-        <w:pStyle w:val="ListBullet"/>
-        <w:spacing w:after="60"/>
-        <w:rPr>
-          <w:rFonts w:ascii="Times New Roman" w:hAnsi="Times New Roman" w:cs="Times New Roman"/>
-          <w:sz w:val="28"/>
-          <w:szCs w:val="28"/>
-        </w:rPr>
-      </w:pPr>
-      <w:r>
-        <w:rPr>
-          <w:rFonts w:ascii="Times New Roman" w:hAnsi="Times New Roman" w:cs="Times New Roman"/>
-          <w:b/>
-          <w:sz w:val="28"/>
-          <w:szCs w:val="28"/>
-        </w:rPr>
-        <w:t>4. Y</w:t>
-      </w:r>
-      <w:r>
-        <w:rPr>
-          <w:rFonts w:ascii="Times New Roman" w:hAnsi="Times New Roman" w:cs="Times New Roman"/>
-          <w:b/>
-          <w:sz w:val="28"/>
-          <w:szCs w:val="28"/>
-        </w:rPr>
-        <w:t>ế</w:t>
-      </w:r>
-      <w:r>
-        <w:rPr>
-          <w:rFonts w:ascii="Times New Roman" w:hAnsi="Times New Roman" w:cs="Times New Roman"/>
-          <w:b/>
-          <w:sz w:val="28"/>
-          <w:szCs w:val="28"/>
-        </w:rPr>
-        <w:t>u t</w:t>
-      </w:r>
-      <w:r>
-        <w:rPr>
-          <w:rFonts w:ascii="Times New Roman" w:hAnsi="Times New Roman" w:cs="Times New Roman"/>
-          <w:b/>
-          <w:sz w:val="28"/>
-          <w:szCs w:val="28"/>
-        </w:rPr>
-        <w:t>ố</w:t>
-      </w:r>
-      <w:r>
-        <w:rPr>
-          <w:rFonts w:ascii="Times New Roman" w:hAnsi="Times New Roman" w:cs="Times New Roman"/>
-          <w:b/>
-          <w:sz w:val="28"/>
-          <w:szCs w:val="28"/>
-        </w:rPr>
-        <w:t xml:space="preserve"> khác bi</w:t>
-      </w:r>
-      <w:r>
-        <w:rPr>
-          <w:rFonts w:ascii="Times New Roman" w:hAnsi="Times New Roman" w:cs="Times New Roman"/>
-          <w:b/>
-          <w:sz w:val="28"/>
-          <w:szCs w:val="28"/>
-        </w:rPr>
-        <w:t>ệ</w:t>
-      </w:r>
-      <w:r>
-        <w:rPr>
-          <w:rFonts w:ascii="Times New Roman" w:hAnsi="Times New Roman" w:cs="Times New Roman"/>
-          <w:b/>
-          <w:sz w:val="28"/>
-          <w:szCs w:val="28"/>
-        </w:rPr>
-        <w:t xml:space="preserve">t: </w:t>
-      </w:r>
-      <w:r>
-        <w:rPr>
-          <w:rFonts w:ascii="Times New Roman" w:hAnsi="Times New Roman" w:cs="Times New Roman"/>
-          <w:sz w:val="28"/>
-          <w:szCs w:val="28"/>
-        </w:rPr>
-        <w:t>Dùng s</w:t>
-      </w:r>
-      <w:r>
-        <w:rPr>
-          <w:rFonts w:ascii="Times New Roman" w:hAnsi="Times New Roman" w:cs="Times New Roman"/>
-          <w:sz w:val="28"/>
-          <w:szCs w:val="28"/>
-        </w:rPr>
-        <w:t>ố</w:t>
-      </w:r>
-      <w:r>
-        <w:rPr>
-          <w:rFonts w:ascii="Times New Roman" w:hAnsi="Times New Roman" w:cs="Times New Roman"/>
-          <w:sz w:val="28"/>
-          <w:szCs w:val="28"/>
-        </w:rPr>
-        <w:t xml:space="preserve"> li</w:t>
-      </w:r>
-      <w:r>
-        <w:rPr>
-          <w:rFonts w:ascii="Times New Roman" w:hAnsi="Times New Roman" w:cs="Times New Roman"/>
-          <w:sz w:val="28"/>
-          <w:szCs w:val="28"/>
-        </w:rPr>
-        <w:t>ệ</w:t>
-      </w:r>
-      <w:r>
-        <w:rPr>
-          <w:rFonts w:ascii="Times New Roman" w:hAnsi="Times New Roman" w:cs="Times New Roman"/>
-          <w:sz w:val="28"/>
-          <w:szCs w:val="28"/>
-        </w:rPr>
-        <w:t>u bi</w:t>
-      </w:r>
-      <w:r>
-        <w:rPr>
-          <w:rFonts w:ascii="Times New Roman" w:hAnsi="Times New Roman" w:cs="Times New Roman"/>
-          <w:sz w:val="28"/>
-          <w:szCs w:val="28"/>
-        </w:rPr>
-        <w:t>ế</w:t>
-      </w:r>
-      <w:r>
-        <w:rPr>
-          <w:rFonts w:ascii="Times New Roman" w:hAnsi="Times New Roman" w:cs="Times New Roman"/>
-          <w:sz w:val="28"/>
-          <w:szCs w:val="28"/>
-        </w:rPr>
-        <w:t>t nói, câu h</w:t>
-      </w:r>
-      <w:r>
-        <w:rPr>
-          <w:rFonts w:ascii="Times New Roman" w:hAnsi="Times New Roman" w:cs="Times New Roman"/>
-          <w:sz w:val="28"/>
-          <w:szCs w:val="28"/>
-        </w:rPr>
-        <w:t>ỏ</w:t>
-      </w:r>
-      <w:r>
-        <w:rPr>
-          <w:rFonts w:ascii="Times New Roman" w:hAnsi="Times New Roman" w:cs="Times New Roman"/>
-          <w:sz w:val="28"/>
-          <w:szCs w:val="28"/>
-        </w:rPr>
-        <w:t>i khiêu khích ngay đ</w:t>
-      </w:r>
-      <w:r>
-        <w:rPr>
-          <w:rFonts w:ascii="Times New Roman" w:hAnsi="Times New Roman" w:cs="Times New Roman"/>
-          <w:sz w:val="28"/>
-          <w:szCs w:val="28"/>
-        </w:rPr>
-        <w:t>ầ</w:t>
-      </w:r>
-      <w:r>
-        <w:rPr>
-          <w:rFonts w:ascii="Times New Roman" w:hAnsi="Times New Roman" w:cs="Times New Roman"/>
-          <w:sz w:val="28"/>
-          <w:szCs w:val="28"/>
-        </w:rPr>
-        <w:t>u bài và l</w:t>
-      </w:r>
-      <w:r>
-        <w:rPr>
-          <w:rFonts w:ascii="Times New Roman" w:hAnsi="Times New Roman" w:cs="Times New Roman"/>
-          <w:sz w:val="28"/>
-          <w:szCs w:val="28"/>
-        </w:rPr>
-        <w:t>ờ</w:t>
-      </w:r>
-      <w:r>
-        <w:rPr>
-          <w:rFonts w:ascii="Times New Roman" w:hAnsi="Times New Roman" w:cs="Times New Roman"/>
-          <w:sz w:val="28"/>
-          <w:szCs w:val="28"/>
-        </w:rPr>
-        <w:t>i kêu g</w:t>
-      </w:r>
-      <w:r>
-        <w:rPr>
-          <w:rFonts w:ascii="Times New Roman" w:hAnsi="Times New Roman" w:cs="Times New Roman"/>
-          <w:sz w:val="28"/>
-          <w:szCs w:val="28"/>
-        </w:rPr>
-        <w:t>ọ</w:t>
-      </w:r>
-      <w:r>
-        <w:rPr>
-          <w:rFonts w:ascii="Times New Roman" w:hAnsi="Times New Roman" w:cs="Times New Roman"/>
-          <w:sz w:val="28"/>
-          <w:szCs w:val="28"/>
-        </w:rPr>
-        <w:t>i hành đ</w:t>
-      </w:r>
-      <w:r>
-        <w:rPr>
-          <w:rFonts w:ascii="Times New Roman" w:hAnsi="Times New Roman" w:cs="Times New Roman"/>
-          <w:sz w:val="28"/>
-          <w:szCs w:val="28"/>
-        </w:rPr>
-        <w:t>ộ</w:t>
-      </w:r>
-      <w:r>
-        <w:rPr>
-          <w:rFonts w:ascii="Times New Roman" w:hAnsi="Times New Roman" w:cs="Times New Roman"/>
-          <w:sz w:val="28"/>
-          <w:szCs w:val="28"/>
-        </w:rPr>
-        <w:t>ng c</w:t>
-      </w:r>
-      <w:r>
-        <w:rPr>
-          <w:rFonts w:ascii="Times New Roman" w:hAnsi="Times New Roman" w:cs="Times New Roman"/>
-          <w:sz w:val="28"/>
-          <w:szCs w:val="28"/>
-        </w:rPr>
-        <w:t>ụ</w:t>
-      </w:r>
-      <w:r>
-        <w:rPr>
-          <w:rFonts w:ascii="Times New Roman" w:hAnsi="Times New Roman" w:cs="Times New Roman"/>
-          <w:sz w:val="28"/>
-          <w:szCs w:val="28"/>
-        </w:rPr>
-        <w:t xml:space="preserve"> th</w:t>
-      </w:r>
-      <w:r>
-        <w:rPr>
-          <w:rFonts w:ascii="Times New Roman" w:hAnsi="Times New Roman" w:cs="Times New Roman"/>
-          <w:sz w:val="28"/>
-          <w:szCs w:val="28"/>
-        </w:rPr>
-        <w:t>ể</w:t>
-      </w:r>
-      <w:r>
-        <w:rPr>
-          <w:rFonts w:ascii="Times New Roman" w:hAnsi="Times New Roman" w:cs="Times New Roman"/>
-          <w:sz w:val="28"/>
-          <w:szCs w:val="28"/>
-        </w:rPr>
-        <w:t xml:space="preserve"> </w:t>
-      </w:r>
-      <w:r>
-        <w:rPr>
-          <w:rFonts w:ascii="Times New Roman" w:hAnsi="Times New Roman" w:cs="Times New Roman"/>
-          <w:sz w:val="28"/>
-          <w:szCs w:val="28"/>
-        </w:rPr>
-        <w:t>ở</w:t>
-      </w:r>
-      <w:r>
-        <w:rPr>
-          <w:rFonts w:ascii="Times New Roman" w:hAnsi="Times New Roman" w:cs="Times New Roman"/>
-          <w:sz w:val="28"/>
-          <w:szCs w:val="28"/>
-        </w:rPr>
-        <w:t xml:space="preserve"> cu</w:t>
-      </w:r>
-      <w:r>
-        <w:rPr>
-          <w:rFonts w:ascii="Times New Roman" w:hAnsi="Times New Roman" w:cs="Times New Roman"/>
-          <w:sz w:val="28"/>
-          <w:szCs w:val="28"/>
-        </w:rPr>
-        <w:t>ố</w:t>
-      </w:r>
-      <w:r>
-        <w:rPr>
-          <w:rFonts w:ascii="Times New Roman" w:hAnsi="Times New Roman" w:cs="Times New Roman"/>
-          <w:sz w:val="28"/>
-          <w:szCs w:val="28"/>
-        </w:rPr>
-        <w:t>i — không nói c</w:t>
-      </w:r>
-      <w:r>
-        <w:rPr>
-          <w:rFonts w:ascii="Times New Roman" w:hAnsi="Times New Roman" w:cs="Times New Roman"/>
-          <w:sz w:val="28"/>
-          <w:szCs w:val="28"/>
-        </w:rPr>
-        <w:t>hung chung.</w:t>
+          <w:sz w:val="28"/>
+          <w:szCs w:val="28"/>
+        </w:rPr>
+        <w:t>AI và công nghệ đang thay thế nhân lực — nhưng giao tiếp xuyên biên giới bằng tiếng Anh là thứ AI không thể thay thế con người có.</w:t>
       </w:r>
     </w:p>
     <w:p>
@@ -1609,25 +524,7 @@
           <w:sz w:val="28"/>
           <w:szCs w:val="28"/>
         </w:rPr>
-        <w:t>PH</w:t>
-      </w:r>
-      <w:r>
-        <w:rPr>
-          <w:rFonts w:ascii="Times New Roman" w:hAnsi="Times New Roman" w:cs="Times New Roman"/>
-          <w:b/>
-          <w:sz w:val="28"/>
-          <w:szCs w:val="28"/>
-        </w:rPr>
-        <w:t>Ầ</w:t>
-      </w:r>
-      <w:r>
-        <w:rPr>
-          <w:rFonts w:ascii="Times New Roman" w:hAnsi="Times New Roman" w:cs="Times New Roman"/>
-          <w:b/>
-          <w:sz w:val="28"/>
-          <w:szCs w:val="28"/>
-        </w:rPr>
-        <w:t xml:space="preserve">N </w:t>
+        <w:t xml:space="preserve">PHẦN </w:t>
       </w:r>
       <w:proofErr w:type="gramStart"/>
       <w:r>
@@ -1637,7 +534,7 @@
           <w:sz w:val="28"/>
           <w:szCs w:val="28"/>
         </w:rPr>
-        <w:t>1  |</w:t>
+        <w:t>2  |</w:t>
       </w:r>
       <w:proofErr w:type="gramEnd"/>
       <w:r>
@@ -1647,8 +544,18 @@
           <w:sz w:val="28"/>
           <w:szCs w:val="28"/>
         </w:rPr>
-        <w:t xml:space="preserve">  M</w:t>
+        <w:t xml:space="preserve">  THÂN BÀI — BA LUẬN ĐIỂM CHÍNH</w:t>
       </w:r>
+    </w:p>
+    <w:p>
+      <w:pPr>
+        <w:spacing w:before="280" w:after="80"/>
+        <w:rPr>
+          <w:rFonts w:ascii="Times New Roman" w:hAnsi="Times New Roman" w:cs="Times New Roman"/>
+          <w:sz w:val="28"/>
+          <w:szCs w:val="28"/>
+        </w:rPr>
+      </w:pPr>
       <w:r>
         <w:rPr>
           <w:rFonts w:ascii="Times New Roman" w:hAnsi="Times New Roman" w:cs="Times New Roman"/>
@@ -1656,70 +563,7 @@
           <w:sz w:val="28"/>
           <w:szCs w:val="28"/>
         </w:rPr>
-        <w:t>Ở</w:t>
-      </w:r>
-      <w:r>
-        <w:rPr>
-          <w:rFonts w:ascii="Times New Roman" w:hAnsi="Times New Roman" w:cs="Times New Roman"/>
-          <w:b/>
-          <w:sz w:val="28"/>
-          <w:szCs w:val="28"/>
-        </w:rPr>
-        <w:t xml:space="preserve"> Đ</w:t>
-      </w:r>
-      <w:r>
-        <w:rPr>
-          <w:rFonts w:ascii="Times New Roman" w:hAnsi="Times New Roman" w:cs="Times New Roman"/>
-          <w:b/>
-          <w:sz w:val="28"/>
-          <w:szCs w:val="28"/>
-        </w:rPr>
-        <w:t>Ầ</w:t>
-      </w:r>
-      <w:r>
-        <w:rPr>
-          <w:rFonts w:ascii="Times New Roman" w:hAnsi="Times New Roman" w:cs="Times New Roman"/>
-          <w:b/>
-          <w:sz w:val="28"/>
-          <w:szCs w:val="28"/>
-        </w:rPr>
-        <w:t>U — CÚ S</w:t>
-      </w:r>
-      <w:r>
-        <w:rPr>
-          <w:rFonts w:ascii="Times New Roman" w:hAnsi="Times New Roman" w:cs="Times New Roman"/>
-          <w:b/>
-          <w:sz w:val="28"/>
-          <w:szCs w:val="28"/>
-        </w:rPr>
-        <w:t>Ố</w:t>
-      </w:r>
-      <w:r>
-        <w:rPr>
-          <w:rFonts w:ascii="Times New Roman" w:hAnsi="Times New Roman" w:cs="Times New Roman"/>
-          <w:b/>
-          <w:sz w:val="28"/>
-          <w:szCs w:val="28"/>
-        </w:rPr>
-        <w:t>C TH</w:t>
-      </w:r>
-      <w:r>
-        <w:rPr>
-          <w:rFonts w:ascii="Times New Roman" w:hAnsi="Times New Roman" w:cs="Times New Roman"/>
-          <w:b/>
-          <w:sz w:val="28"/>
-          <w:szCs w:val="28"/>
-        </w:rPr>
-        <w:t>Ố</w:t>
-      </w:r>
-      <w:r>
-        <w:rPr>
-          <w:rFonts w:ascii="Times New Roman" w:hAnsi="Times New Roman" w:cs="Times New Roman"/>
-          <w:b/>
-          <w:sz w:val="28"/>
-          <w:szCs w:val="28"/>
-        </w:rPr>
-        <w:t>NG KÊ</w:t>
+        <w:t xml:space="preserve">  Luận điểm 1: Thị trường lao động đã thay đổi — tiếng Anh là vé vào cửa, không phải phần thưởng</w:t>
       </w:r>
     </w:p>
     <w:p>
@@ -1734,7 +578,628 @@
       </w:pPr>
       <w:r>
         <w:rPr>
+          <w:rFonts w:ascii="Times New Roman" w:hAnsi="Times New Roman" w:cs="Times New Roman"/>
+          <w:sz w:val="28"/>
+          <w:szCs w:val="28"/>
+        </w:rPr>
+        <w:lastRenderedPageBreak/>
+        <w:t>Trước năm 2015, biết tiếng Anh là điểm cộng trên CV. Ngày nay, KHÔNG biết tiếng Anh là điểm trừ có thể loại bạn khỏi vòng lọc hồ sơ đầu tiên.</w:t>
+      </w:r>
+    </w:p>
+    <w:p>
+      <w:pPr>
+        <w:pStyle w:val="ListBullet"/>
+        <w:spacing w:after="60"/>
+        <w:rPr>
+          <w:rFonts w:ascii="Times New Roman" w:hAnsi="Times New Roman" w:cs="Times New Roman"/>
+          <w:sz w:val="28"/>
+          <w:szCs w:val="28"/>
+        </w:rPr>
+      </w:pPr>
+      <w:r>
+        <w:rPr>
+          <w:rFonts w:ascii="Times New Roman" w:hAnsi="Times New Roman" w:cs="Times New Roman"/>
+          <w:sz w:val="28"/>
+          <w:szCs w:val="28"/>
+        </w:rPr>
+        <w:t>Hầu hết các tập đoàn đa quốc gia (Samsung, Intel, Unilever, Grab, Shopee…) yêu cầu ít nhất IELTS 6.0 hoặc tương đương.</w:t>
+      </w:r>
+    </w:p>
+    <w:p>
+      <w:pPr>
+        <w:pStyle w:val="ListBullet"/>
+        <w:spacing w:after="60"/>
+        <w:rPr>
+          <w:rFonts w:ascii="Times New Roman" w:hAnsi="Times New Roman" w:cs="Times New Roman"/>
+          <w:sz w:val="28"/>
+          <w:szCs w:val="28"/>
+        </w:rPr>
+      </w:pPr>
+      <w:r>
+        <w:rPr>
+          <w:rFonts w:ascii="Times New Roman" w:hAnsi="Times New Roman" w:cs="Times New Roman"/>
+          <w:sz w:val="28"/>
+          <w:szCs w:val="28"/>
+        </w:rPr>
+        <w:t>Ngay cả các công ty Việt Nam lớn như VinGroup, FPT, VNG cũng yêu cầu tiếng Anh trong giao dịch và báo cáo nội bộ.</w:t>
+      </w:r>
+    </w:p>
+    <w:p>
+      <w:pPr>
+        <w:pStyle w:val="ListBullet"/>
+        <w:spacing w:after="60"/>
+        <w:rPr>
+          <w:rFonts w:ascii="Times New Roman" w:hAnsi="Times New Roman" w:cs="Times New Roman"/>
+          <w:sz w:val="28"/>
+          <w:szCs w:val="28"/>
+        </w:rPr>
+      </w:pPr>
+      <w:r>
+        <w:rPr>
+          <w:rFonts w:ascii="Times New Roman" w:hAnsi="Times New Roman" w:cs="Times New Roman"/>
+          <w:sz w:val="28"/>
+          <w:szCs w:val="28"/>
+        </w:rPr>
+        <w:t>Freelance quốc tế — mảng việc làm tăng trưởng mạnh nhất hậu COVID — 100% cần tiếng Anh để kết nối khách hàng toàn cầu.</w:t>
+      </w:r>
+    </w:p>
+    <w:p>
+      <w:pPr>
+        <w:spacing w:after="80"/>
+        <w:jc w:val="both"/>
+        <w:rPr>
+          <w:rFonts w:ascii="Times New Roman" w:hAnsi="Times New Roman" w:cs="Times New Roman"/>
+          <w:sz w:val="28"/>
+          <w:szCs w:val="28"/>
+        </w:rPr>
+      </w:pPr>
+      <w:r>
+        <w:rPr>
+          <w:rFonts w:ascii="Times New Roman" w:hAnsi="Times New Roman" w:cs="Times New Roman"/>
+          <w:sz w:val="28"/>
+          <w:szCs w:val="28"/>
+        </w:rPr>
+        <w:t>→ Kết luận: Không có tiếng Anh = tự thu hẹp 70% cơ hội việc làm ngay từ điểm xuất phát.</w:t>
+      </w:r>
+    </w:p>
+    <w:p>
+      <w:pPr>
+        <w:spacing w:before="280" w:after="80"/>
+        <w:rPr>
+          <w:rFonts w:ascii="Times New Roman" w:hAnsi="Times New Roman" w:cs="Times New Roman"/>
+          <w:sz w:val="28"/>
+          <w:szCs w:val="28"/>
+        </w:rPr>
+      </w:pPr>
+      <w:r>
+        <w:rPr>
+          <w:rFonts w:ascii="Times New Roman" w:hAnsi="Times New Roman" w:cs="Times New Roman"/>
+          <w:b/>
+          <w:sz w:val="28"/>
+          <w:szCs w:val="28"/>
+        </w:rPr>
+        <w:t xml:space="preserve">  Luận điểm 2: Kỷ nguyên số khuếch đại khoảng cách — không phải thu hẹp nó</w:t>
+      </w:r>
+    </w:p>
+    <w:p>
+      <w:pPr>
+        <w:spacing w:after="80"/>
+        <w:jc w:val="both"/>
+        <w:rPr>
+          <w:rFonts w:ascii="Times New Roman" w:hAnsi="Times New Roman" w:cs="Times New Roman"/>
+          <w:sz w:val="28"/>
+          <w:szCs w:val="28"/>
+        </w:rPr>
+      </w:pPr>
+      <w:r>
+        <w:rPr>
+          <w:rFonts w:ascii="Times New Roman" w:hAnsi="Times New Roman" w:cs="Times New Roman"/>
+          <w:sz w:val="28"/>
+          <w:szCs w:val="28"/>
+        </w:rPr>
+        <w:t>Nhiều sinh viên nghĩ: "AI sẽ dịch hộ mình, không cần học tiếng Anh nữa." Đây là suy nghĩ nguy hiểm nhất hiện nay.</w:t>
+      </w:r>
+    </w:p>
+    <w:p>
+      <w:pPr>
+        <w:pStyle w:val="ListBullet"/>
+        <w:spacing w:after="60"/>
+        <w:rPr>
+          <w:rFonts w:ascii="Times New Roman" w:hAnsi="Times New Roman" w:cs="Times New Roman"/>
+          <w:sz w:val="28"/>
+          <w:szCs w:val="28"/>
+        </w:rPr>
+      </w:pPr>
+      <w:r>
+        <w:rPr>
+          <w:rFonts w:ascii="Times New Roman" w:hAnsi="Times New Roman" w:cs="Times New Roman"/>
+          <w:sz w:val="28"/>
+          <w:szCs w:val="28"/>
+        </w:rPr>
+        <w:t>ChatGPT, Google Translate giỏi dịch văn bản — nhưng không thể thay bạn thương lượng, thuyết phục, xây dựng mối quan hệ với đối tác nước ngoài.</w:t>
+      </w:r>
+    </w:p>
+    <w:p>
+      <w:pPr>
+        <w:pStyle w:val="ListBullet"/>
+        <w:spacing w:after="60"/>
+        <w:rPr>
+          <w:rFonts w:ascii="Times New Roman" w:hAnsi="Times New Roman" w:cs="Times New Roman"/>
+          <w:sz w:val="28"/>
+          <w:szCs w:val="28"/>
+        </w:rPr>
+      </w:pPr>
+      <w:r>
+        <w:rPr>
+          <w:rFonts w:ascii="Times New Roman" w:hAnsi="Times New Roman" w:cs="Times New Roman"/>
+          <w:sz w:val="28"/>
+          <w:szCs w:val="28"/>
+        </w:rPr>
+        <w:t>Tài liệu kỹ thuật, nghiên cứu khoa học, tài nguyên học tập tiên tiến nhất đều được viết bằng tiếng Anh và cập nhật liên tục — người không đọc được sẽ luôn đi sau.</w:t>
+      </w:r>
+    </w:p>
+    <w:p>
+      <w:pPr>
+        <w:pStyle w:val="ListBullet"/>
+        <w:spacing w:after="60"/>
+        <w:rPr>
+          <w:rFonts w:ascii="Times New Roman" w:hAnsi="Times New Roman" w:cs="Times New Roman"/>
+          <w:sz w:val="28"/>
+          <w:szCs w:val="28"/>
+        </w:rPr>
+      </w:pPr>
+      <w:r>
+        <w:rPr>
+          <w:rFonts w:ascii="Times New Roman" w:hAnsi="Times New Roman" w:cs="Times New Roman"/>
+          <w:sz w:val="28"/>
+          <w:szCs w:val="28"/>
+        </w:rPr>
+        <w:t>LinkedIn, GitHub, Coursera, Upwork — toàn bộ hệ sinh thái cơ hội số vận hành bằng tiếng Anh.</w:t>
+      </w:r>
+    </w:p>
+    <w:p>
+      <w:pPr>
+        <w:spacing w:after="80"/>
+        <w:jc w:val="both"/>
+        <w:rPr>
+          <w:rFonts w:ascii="Times New Roman" w:hAnsi="Times New Roman" w:cs="Times New Roman"/>
+          <w:sz w:val="28"/>
+          <w:szCs w:val="28"/>
+        </w:rPr>
+      </w:pPr>
+      <w:r>
+        <w:rPr>
+          <w:rFonts w:ascii="Times New Roman" w:hAnsi="Times New Roman" w:cs="Times New Roman"/>
+          <w:sz w:val="28"/>
+          <w:szCs w:val="28"/>
+        </w:rPr>
+        <w:t>→ Kết luận: Kỷ nguyên số không san bằng rào cản ngôn ngữ — nó làm người giỏi tiếng Anh tiến xa hơn, nhanh hơn và bỏ xa người còn lại nhiều hơn.</w:t>
+      </w:r>
+    </w:p>
+    <w:p>
+      <w:pPr>
+        <w:spacing w:before="280" w:after="80"/>
+        <w:rPr>
+          <w:rFonts w:ascii="Times New Roman" w:hAnsi="Times New Roman" w:cs="Times New Roman"/>
+          <w:sz w:val="28"/>
+          <w:szCs w:val="28"/>
+        </w:rPr>
+      </w:pPr>
+      <w:r>
+        <w:rPr>
+          <w:rFonts w:ascii="Times New Roman" w:hAnsi="Times New Roman" w:cs="Times New Roman"/>
+          <w:b/>
+          <w:sz w:val="28"/>
+          <w:szCs w:val="28"/>
+        </w:rPr>
+        <w:t xml:space="preserve">  Luận điểm 3: Đây là quyết định của hôm nay — hậu quả sẽ hiện ra trong 3 năm tới</w:t>
+      </w:r>
+    </w:p>
+    <w:p>
+      <w:pPr>
+        <w:spacing w:after="80"/>
+        <w:jc w:val="both"/>
+        <w:rPr>
+          <w:rFonts w:ascii="Times New Roman" w:hAnsi="Times New Roman" w:cs="Times New Roman"/>
+          <w:sz w:val="28"/>
+          <w:szCs w:val="28"/>
+        </w:rPr>
+      </w:pPr>
+      <w:r>
+        <w:rPr>
+          <w:rFonts w:ascii="Times New Roman" w:hAnsi="Times New Roman" w:cs="Times New Roman"/>
+          <w:sz w:val="28"/>
+          <w:szCs w:val="28"/>
+        </w:rPr>
+        <w:t>Sinh viên năm 1–2 thường nghĩ: "Còn nhiều thời gian." Sinh viên năm 4 thường hối hận vì đã nghĩ vậy.</w:t>
+      </w:r>
+    </w:p>
+    <w:p>
+      <w:pPr>
+        <w:pStyle w:val="ListBullet"/>
+        <w:spacing w:after="60"/>
+        <w:rPr>
+          <w:rFonts w:ascii="Times New Roman" w:hAnsi="Times New Roman" w:cs="Times New Roman"/>
+          <w:sz w:val="28"/>
+          <w:szCs w:val="28"/>
+        </w:rPr>
+      </w:pPr>
+      <w:r>
+        <w:rPr>
+          <w:rFonts w:ascii="Times New Roman" w:hAnsi="Times New Roman" w:cs="Times New Roman"/>
+          <w:sz w:val="28"/>
+          <w:szCs w:val="28"/>
+        </w:rPr>
+        <w:t>Để đạt IELTS 6.5 từ nền bằng 0 cần trung bình 18–24 tháng học nghiêm túc. Nếu bắt đầu từ năm 3, bạn sẽ ra trường với chứng chỉ đó trong tay.</w:t>
+      </w:r>
+    </w:p>
+    <w:p>
+      <w:pPr>
+        <w:pStyle w:val="ListBullet"/>
+        <w:spacing w:after="60"/>
+        <w:rPr>
+          <w:rFonts w:ascii="Times New Roman" w:hAnsi="Times New Roman" w:cs="Times New Roman"/>
+          <w:sz w:val="28"/>
+          <w:szCs w:val="28"/>
+        </w:rPr>
+      </w:pPr>
+      <w:r>
+        <w:rPr>
+          <w:rFonts w:ascii="Times New Roman" w:hAnsi="Times New Roman" w:cs="Times New Roman"/>
+          <w:sz w:val="28"/>
+          <w:szCs w:val="28"/>
+        </w:rPr>
+        <w:t>Thói quen nghe podcast, xem phim, đọc tin tức tiếng Anh mỗi ngày 30 phút tích lũy 180 giờ/năm — tương đương 4 học kỳ học phần ngoại ngữ tại trường.</w:t>
+      </w:r>
+    </w:p>
+    <w:p>
+      <w:pPr>
+        <w:pStyle w:val="ListBullet"/>
+        <w:spacing w:after="60"/>
+        <w:rPr>
+          <w:rFonts w:ascii="Times New Roman" w:hAnsi="Times New Roman" w:cs="Times New Roman"/>
+          <w:sz w:val="28"/>
+          <w:szCs w:val="28"/>
+        </w:rPr>
+      </w:pPr>
+      <w:r>
+        <w:rPr>
+          <w:rFonts w:ascii="Times New Roman" w:hAnsi="Times New Roman" w:cs="Times New Roman"/>
+          <w:sz w:val="28"/>
+          <w:szCs w:val="28"/>
+        </w:rPr>
+        <w:t>Người bắt đầu sớm không chỉ có điểm số — họ có sự tự tin và phản xạ ngôn ngữ mà không thể học gấp trong 3 tháng trước khi đi phỏng vấn.</w:t>
+      </w:r>
+    </w:p>
+    <w:p>
+      <w:pPr>
+        <w:spacing w:after="80"/>
+        <w:jc w:val="both"/>
+        <w:rPr>
+          <w:rFonts w:ascii="Times New Roman" w:hAnsi="Times New Roman" w:cs="Times New Roman"/>
+          <w:sz w:val="28"/>
+          <w:szCs w:val="28"/>
+        </w:rPr>
+      </w:pPr>
+      <w:r>
+        <w:rPr>
+          <w:rFonts w:ascii="Times New Roman" w:hAnsi="Times New Roman" w:cs="Times New Roman"/>
+          <w:sz w:val="28"/>
+          <w:szCs w:val="28"/>
+        </w:rPr>
+        <w:lastRenderedPageBreak/>
+        <w:t xml:space="preserve">→ Kết luận: Học tiếng Anh là </w:t>
+      </w:r>
+      <w:proofErr w:type="spellStart"/>
+      <w:r>
+        <w:rPr>
+          <w:rFonts w:ascii="Times New Roman" w:hAnsi="Times New Roman" w:cs="Times New Roman"/>
+          <w:sz w:val="28"/>
+          <w:szCs w:val="28"/>
+        </w:rPr>
+        <w:t>đầu</w:t>
+      </w:r>
+      <w:proofErr w:type="spellEnd"/>
+      <w:r>
+        <w:rPr>
+          <w:rFonts w:ascii="Times New Roman" w:hAnsi="Times New Roman" w:cs="Times New Roman"/>
+          <w:sz w:val="28"/>
+          <w:szCs w:val="28"/>
+        </w:rPr>
+        <w:t xml:space="preserve"> </w:t>
+      </w:r>
+      <w:proofErr w:type="spellStart"/>
+      <w:r>
+        <w:rPr>
+          <w:rFonts w:ascii="Times New Roman" w:hAnsi="Times New Roman" w:cs="Times New Roman"/>
+          <w:sz w:val="28"/>
+          <w:szCs w:val="28"/>
+        </w:rPr>
+        <w:t>tư</w:t>
+      </w:r>
+      <w:proofErr w:type="spellEnd"/>
+      <w:r>
+        <w:rPr>
+          <w:rFonts w:ascii="Times New Roman" w:hAnsi="Times New Roman" w:cs="Times New Roman"/>
+          <w:sz w:val="28"/>
+          <w:szCs w:val="28"/>
+        </w:rPr>
+        <w:t xml:space="preserve"> </w:t>
+      </w:r>
+      <w:proofErr w:type="spellStart"/>
+      <w:r>
+        <w:rPr>
+          <w:rFonts w:ascii="Times New Roman" w:hAnsi="Times New Roman" w:cs="Times New Roman"/>
+          <w:sz w:val="28"/>
+          <w:szCs w:val="28"/>
+        </w:rPr>
+        <w:t>có</w:t>
+      </w:r>
+      <w:proofErr w:type="spellEnd"/>
+      <w:r>
+        <w:rPr>
+          <w:rFonts w:ascii="Times New Roman" w:hAnsi="Times New Roman" w:cs="Times New Roman"/>
+          <w:sz w:val="28"/>
+          <w:szCs w:val="28"/>
+        </w:rPr>
+        <w:t xml:space="preserve"> </w:t>
+      </w:r>
+      <w:proofErr w:type="spellStart"/>
+      <w:r>
+        <w:rPr>
+          <w:rFonts w:ascii="Times New Roman" w:hAnsi="Times New Roman" w:cs="Times New Roman"/>
+          <w:sz w:val="28"/>
+          <w:szCs w:val="28"/>
+        </w:rPr>
+        <w:t>lãi</w:t>
+      </w:r>
+      <w:proofErr w:type="spellEnd"/>
+      <w:r>
+        <w:rPr>
+          <w:rFonts w:ascii="Times New Roman" w:hAnsi="Times New Roman" w:cs="Times New Roman"/>
+          <w:sz w:val="28"/>
+          <w:szCs w:val="28"/>
+        </w:rPr>
+        <w:t xml:space="preserve"> </w:t>
+      </w:r>
+      <w:proofErr w:type="spellStart"/>
+      <w:r>
+        <w:rPr>
+          <w:rFonts w:ascii="Times New Roman" w:hAnsi="Times New Roman" w:cs="Times New Roman"/>
+          <w:sz w:val="28"/>
+          <w:szCs w:val="28"/>
+        </w:rPr>
+        <w:t>suất</w:t>
+      </w:r>
+      <w:proofErr w:type="spellEnd"/>
+      <w:r>
+        <w:rPr>
+          <w:rFonts w:ascii="Times New Roman" w:hAnsi="Times New Roman" w:cs="Times New Roman"/>
+          <w:sz w:val="28"/>
+          <w:szCs w:val="28"/>
+        </w:rPr>
+        <w:t xml:space="preserve"> </w:t>
+      </w:r>
+      <w:proofErr w:type="spellStart"/>
+      <w:r>
+        <w:rPr>
+          <w:rFonts w:ascii="Times New Roman" w:hAnsi="Times New Roman" w:cs="Times New Roman"/>
+          <w:sz w:val="28"/>
+          <w:szCs w:val="28"/>
+        </w:rPr>
+        <w:t>kép</w:t>
+      </w:r>
+      <w:proofErr w:type="spellEnd"/>
+      <w:r>
+        <w:rPr>
+          <w:rFonts w:ascii="Times New Roman" w:hAnsi="Times New Roman" w:cs="Times New Roman"/>
+          <w:sz w:val="28"/>
+          <w:szCs w:val="28"/>
+        </w:rPr>
+        <w:t xml:space="preserve"> - </w:t>
+      </w:r>
+      <w:proofErr w:type="spellStart"/>
+      <w:r>
+        <w:rPr>
+          <w:rFonts w:ascii="Times New Roman" w:hAnsi="Times New Roman" w:cs="Times New Roman"/>
+          <w:sz w:val="28"/>
+          <w:szCs w:val="28"/>
+        </w:rPr>
+        <w:t>bắt</w:t>
+      </w:r>
+      <w:proofErr w:type="spellEnd"/>
+      <w:r>
+        <w:rPr>
+          <w:rFonts w:ascii="Times New Roman" w:hAnsi="Times New Roman" w:cs="Times New Roman"/>
+          <w:sz w:val="28"/>
+          <w:szCs w:val="28"/>
+        </w:rPr>
+        <w:t xml:space="preserve"> </w:t>
+      </w:r>
+      <w:proofErr w:type="spellStart"/>
+      <w:r>
+        <w:rPr>
+          <w:rFonts w:ascii="Times New Roman" w:hAnsi="Times New Roman" w:cs="Times New Roman"/>
+          <w:sz w:val="28"/>
+          <w:szCs w:val="28"/>
+        </w:rPr>
+        <w:t>đầu</w:t>
+      </w:r>
+      <w:proofErr w:type="spellEnd"/>
+      <w:r>
+        <w:rPr>
+          <w:rFonts w:ascii="Times New Roman" w:hAnsi="Times New Roman" w:cs="Times New Roman"/>
+          <w:sz w:val="28"/>
+          <w:szCs w:val="28"/>
+        </w:rPr>
+        <w:t xml:space="preserve"> </w:t>
+      </w:r>
+      <w:proofErr w:type="spellStart"/>
+      <w:r>
+        <w:rPr>
+          <w:rFonts w:ascii="Times New Roman" w:hAnsi="Times New Roman" w:cs="Times New Roman"/>
+          <w:sz w:val="28"/>
+          <w:szCs w:val="28"/>
+        </w:rPr>
+        <w:t>càng</w:t>
+      </w:r>
+      <w:proofErr w:type="spellEnd"/>
+      <w:r>
+        <w:rPr>
+          <w:rFonts w:ascii="Times New Roman" w:hAnsi="Times New Roman" w:cs="Times New Roman"/>
+          <w:sz w:val="28"/>
+          <w:szCs w:val="28"/>
+        </w:rPr>
+        <w:t xml:space="preserve"> </w:t>
+      </w:r>
+      <w:proofErr w:type="spellStart"/>
+      <w:r>
+        <w:rPr>
+          <w:rFonts w:ascii="Times New Roman" w:hAnsi="Times New Roman" w:cs="Times New Roman"/>
+          <w:sz w:val="28"/>
+          <w:szCs w:val="28"/>
+        </w:rPr>
+        <w:t>sớm</w:t>
+      </w:r>
+      <w:proofErr w:type="spellEnd"/>
+      <w:r>
+        <w:rPr>
+          <w:rFonts w:ascii="Times New Roman" w:hAnsi="Times New Roman" w:cs="Times New Roman"/>
+          <w:sz w:val="28"/>
+          <w:szCs w:val="28"/>
+        </w:rPr>
+        <w:t>, lợi tức càng lớn.</w:t>
+      </w:r>
+    </w:p>
+    <w:p>
+      <w:pPr>
+        <w:spacing w:before="280" w:after="80"/>
+        <w:rPr>
+          <w:rFonts w:ascii="Times New Roman" w:hAnsi="Times New Roman" w:cs="Times New Roman"/>
+          <w:sz w:val="28"/>
+          <w:szCs w:val="28"/>
+        </w:rPr>
+      </w:pPr>
+      <w:r>
+        <w:rPr>
+          <w:rFonts w:ascii="Times New Roman" w:hAnsi="Times New Roman" w:cs="Times New Roman"/>
+          <w:b/>
+          <w:sz w:val="28"/>
+          <w:szCs w:val="28"/>
+        </w:rPr>
+        <w:t xml:space="preserve">PHẦN </w:t>
+      </w:r>
+      <w:proofErr w:type="gramStart"/>
+      <w:r>
+        <w:rPr>
+          <w:rFonts w:ascii="Times New Roman" w:hAnsi="Times New Roman" w:cs="Times New Roman"/>
+          <w:b/>
+          <w:sz w:val="28"/>
+          <w:szCs w:val="28"/>
+        </w:rPr>
+        <w:t>3  |</w:t>
+      </w:r>
+      <w:proofErr w:type="gramEnd"/>
+      <w:r>
+        <w:rPr>
+          <w:rFonts w:ascii="Times New Roman" w:hAnsi="Times New Roman" w:cs="Times New Roman"/>
+          <w:b/>
+          <w:sz w:val="28"/>
+          <w:szCs w:val="28"/>
+        </w:rPr>
+        <w:t xml:space="preserve">  KẾT BÀI — LỜI KÊU GỌI HÀNH ĐỘNG</w:t>
+      </w:r>
+    </w:p>
+    <w:p>
+      <w:pPr>
+        <w:spacing w:after="80"/>
+        <w:jc w:val="both"/>
+        <w:rPr>
+          <w:rFonts w:ascii="Times New Roman" w:hAnsi="Times New Roman" w:cs="Times New Roman"/>
+          <w:sz w:val="28"/>
+          <w:szCs w:val="28"/>
+        </w:rPr>
+      </w:pPr>
+      <w:r>
+        <w:rPr>
+          <w:rFonts w:ascii="Times New Roman" w:hAnsi="Times New Roman" w:cs="Times New Roman"/>
+          <w:sz w:val="28"/>
+          <w:szCs w:val="28"/>
+        </w:rPr>
+        <w:t>Nhìn lại ba điều bạn vừa nghe:</w:t>
+      </w:r>
+    </w:p>
+    <w:p>
+      <w:pPr>
+        <w:pStyle w:val="ListBullet"/>
+        <w:spacing w:after="60"/>
+        <w:rPr>
+          <w:rFonts w:ascii="Times New Roman" w:hAnsi="Times New Roman" w:cs="Times New Roman"/>
+          <w:sz w:val="28"/>
+          <w:szCs w:val="28"/>
+        </w:rPr>
+      </w:pPr>
+      <w:r>
+        <w:rPr>
+          <w:rFonts w:ascii="Times New Roman" w:hAnsi="Times New Roman" w:cs="Times New Roman"/>
+          <w:sz w:val="28"/>
+          <w:szCs w:val="28"/>
+        </w:rPr>
+        <w:t>Tiếng Anh là điều kiện tối thiểu để bước vào 70% cơ hội việc làm chất lượng.</w:t>
+      </w:r>
+    </w:p>
+    <w:p>
+      <w:pPr>
+        <w:pStyle w:val="ListBullet"/>
+        <w:spacing w:after="60"/>
+        <w:rPr>
+          <w:rFonts w:ascii="Times New Roman" w:hAnsi="Times New Roman" w:cs="Times New Roman"/>
+          <w:sz w:val="28"/>
+          <w:szCs w:val="28"/>
+        </w:rPr>
+      </w:pPr>
+      <w:r>
+        <w:rPr>
+          <w:rFonts w:ascii="Times New Roman" w:hAnsi="Times New Roman" w:cs="Times New Roman"/>
+          <w:sz w:val="28"/>
+          <w:szCs w:val="28"/>
+        </w:rPr>
+        <w:t>Kỷ nguyên số không cứu bạn khỏi rào cản ngôn ngữ — nó khuếch đại khoảng cách đó.</w:t>
+      </w:r>
+    </w:p>
+    <w:p>
+      <w:pPr>
+        <w:pStyle w:val="ListBullet"/>
+        <w:spacing w:after="60"/>
+        <w:rPr>
+          <w:rFonts w:ascii="Times New Roman" w:hAnsi="Times New Roman" w:cs="Times New Roman"/>
+          <w:sz w:val="28"/>
+          <w:szCs w:val="28"/>
+        </w:rPr>
+      </w:pPr>
+      <w:r>
+        <w:rPr>
+          <w:rFonts w:ascii="Times New Roman" w:hAnsi="Times New Roman" w:cs="Times New Roman"/>
+          <w:sz w:val="28"/>
+          <w:szCs w:val="28"/>
+        </w:rPr>
+        <w:t>Thời điểm tốt nhất để bắt đầu là ngay hôm nay.</w:t>
+      </w:r>
+    </w:p>
+    <w:p>
+      <w:pPr>
+        <w:spacing w:before="200"/>
+        <w:jc w:val="center"/>
+        <w:rPr>
+          <w:rFonts w:ascii="Times New Roman" w:hAnsi="Times New Roman" w:cs="Times New Roman"/>
+          <w:sz w:val="28"/>
+          <w:szCs w:val="28"/>
+        </w:rPr>
+      </w:pPr>
+      <w:r>
+        <w:rPr>
           <w:rFonts w:ascii="Segoe UI Symbol" w:hAnsi="Segoe UI Symbol" w:cs="Segoe UI Symbol"/>
+          <w:b/>
           <w:sz w:val="28"/>
           <w:szCs w:val="28"/>
         </w:rPr>
@@ -1743,302 +1208,16 @@
       <w:r>
         <w:rPr>
           <w:rFonts w:ascii="Times New Roman" w:hAnsi="Times New Roman" w:cs="Times New Roman"/>
-          <w:sz w:val="28"/>
-          <w:szCs w:val="28"/>
-        </w:rPr>
-        <w:t xml:space="preserve"> Hãy th</w:t>
+          <w:b/>
+          <w:sz w:val="28"/>
+          <w:szCs w:val="28"/>
+        </w:rPr>
+        <w:t xml:space="preserve"> Thị trường không quan tâm bạn bận đến đâu. Thị trường chỉ quan tâm bạn đủ năng lực hay không. </w:t>
       </w:r>
       <w:r>
         <w:rPr>
-          <w:rFonts w:ascii="Times New Roman" w:hAnsi="Times New Roman" w:cs="Times New Roman"/>
-          <w:sz w:val="28"/>
-          <w:szCs w:val="28"/>
-        </w:rPr>
-        <w:t>ử</w:t>
-      </w:r>
-      <w:r>
-        <w:rPr>
-          <w:rFonts w:ascii="Times New Roman" w:hAnsi="Times New Roman" w:cs="Times New Roman"/>
-          <w:sz w:val="28"/>
-          <w:szCs w:val="28"/>
-        </w:rPr>
-        <w:t xml:space="preserve"> hình dung: b</w:t>
-      </w:r>
-      <w:r>
-        <w:rPr>
-          <w:rFonts w:ascii="Times New Roman" w:hAnsi="Times New Roman" w:cs="Times New Roman"/>
-          <w:sz w:val="28"/>
-          <w:szCs w:val="28"/>
-        </w:rPr>
-        <w:t>ạ</w:t>
-      </w:r>
-      <w:r>
-        <w:rPr>
-          <w:rFonts w:ascii="Times New Roman" w:hAnsi="Times New Roman" w:cs="Times New Roman"/>
-          <w:sz w:val="28"/>
-          <w:szCs w:val="28"/>
-        </w:rPr>
-        <w:t>n n</w:t>
-      </w:r>
-      <w:r>
-        <w:rPr>
-          <w:rFonts w:ascii="Times New Roman" w:hAnsi="Times New Roman" w:cs="Times New Roman"/>
-          <w:sz w:val="28"/>
-          <w:szCs w:val="28"/>
-        </w:rPr>
-        <w:t>ộ</w:t>
-      </w:r>
-      <w:r>
-        <w:rPr>
-          <w:rFonts w:ascii="Times New Roman" w:hAnsi="Times New Roman" w:cs="Times New Roman"/>
-          <w:sz w:val="28"/>
-          <w:szCs w:val="28"/>
-        </w:rPr>
-        <w:t>p CV vào 10 công ty. 7 trong s</w:t>
-      </w:r>
-      <w:r>
-        <w:rPr>
-          <w:rFonts w:ascii="Times New Roman" w:hAnsi="Times New Roman" w:cs="Times New Roman"/>
-          <w:sz w:val="28"/>
-          <w:szCs w:val="28"/>
-        </w:rPr>
-        <w:t>ố</w:t>
-      </w:r>
-      <w:r>
-        <w:rPr>
-          <w:rFonts w:ascii="Times New Roman" w:hAnsi="Times New Roman" w:cs="Times New Roman"/>
-          <w:sz w:val="28"/>
-          <w:szCs w:val="28"/>
-        </w:rPr>
-        <w:t xml:space="preserve"> đó yêu c</w:t>
-      </w:r>
-      <w:r>
-        <w:rPr>
-          <w:rFonts w:ascii="Times New Roman" w:hAnsi="Times New Roman" w:cs="Times New Roman"/>
-          <w:sz w:val="28"/>
-          <w:szCs w:val="28"/>
-        </w:rPr>
-        <w:t>ầ</w:t>
-      </w:r>
-      <w:r>
-        <w:rPr>
-          <w:rFonts w:ascii="Times New Roman" w:hAnsi="Times New Roman" w:cs="Times New Roman"/>
-          <w:sz w:val="28"/>
-          <w:szCs w:val="28"/>
-        </w:rPr>
-        <w:t>u IELTS ho</w:t>
-      </w:r>
-      <w:r>
-        <w:rPr>
-          <w:rFonts w:ascii="Times New Roman" w:hAnsi="Times New Roman" w:cs="Times New Roman"/>
-          <w:sz w:val="28"/>
-          <w:szCs w:val="28"/>
-        </w:rPr>
-        <w:t>ặ</w:t>
-      </w:r>
-      <w:r>
-        <w:rPr>
-          <w:rFonts w:ascii="Times New Roman" w:hAnsi="Times New Roman" w:cs="Times New Roman"/>
-          <w:sz w:val="28"/>
-          <w:szCs w:val="28"/>
-        </w:rPr>
-        <w:t>c giao ti</w:t>
-      </w:r>
-      <w:r>
-        <w:rPr>
-          <w:rFonts w:ascii="Times New Roman" w:hAnsi="Times New Roman" w:cs="Times New Roman"/>
-          <w:sz w:val="28"/>
-          <w:szCs w:val="28"/>
-        </w:rPr>
-        <w:t>ế</w:t>
-      </w:r>
-      <w:r>
-        <w:rPr>
-          <w:rFonts w:ascii="Times New Roman" w:hAnsi="Times New Roman" w:cs="Times New Roman"/>
-          <w:sz w:val="28"/>
-          <w:szCs w:val="28"/>
-        </w:rPr>
-        <w:t>p ti</w:t>
-      </w:r>
-      <w:r>
-        <w:rPr>
-          <w:rFonts w:ascii="Times New Roman" w:hAnsi="Times New Roman" w:cs="Times New Roman"/>
-          <w:sz w:val="28"/>
-          <w:szCs w:val="28"/>
-        </w:rPr>
-        <w:t>ế</w:t>
-      </w:r>
-      <w:r>
-        <w:rPr>
-          <w:rFonts w:ascii="Times New Roman" w:hAnsi="Times New Roman" w:cs="Times New Roman"/>
-          <w:sz w:val="28"/>
-          <w:szCs w:val="28"/>
-        </w:rPr>
-        <w:t>ng Anh t</w:t>
-      </w:r>
-      <w:r>
-        <w:rPr>
-          <w:rFonts w:ascii="Times New Roman" w:hAnsi="Times New Roman" w:cs="Times New Roman"/>
-          <w:sz w:val="28"/>
-          <w:szCs w:val="28"/>
-        </w:rPr>
-        <w:t>ố</w:t>
-      </w:r>
-      <w:r>
-        <w:rPr>
-          <w:rFonts w:ascii="Times New Roman" w:hAnsi="Times New Roman" w:cs="Times New Roman"/>
-          <w:sz w:val="28"/>
-          <w:szCs w:val="28"/>
-        </w:rPr>
-        <w:t>t. B</w:t>
-      </w:r>
-      <w:r>
-        <w:rPr>
-          <w:rFonts w:ascii="Times New Roman" w:hAnsi="Times New Roman" w:cs="Times New Roman"/>
-          <w:sz w:val="28"/>
-          <w:szCs w:val="28"/>
-        </w:rPr>
-        <w:t>ạ</w:t>
-      </w:r>
-      <w:r>
-        <w:rPr>
-          <w:rFonts w:ascii="Times New Roman" w:hAnsi="Times New Roman" w:cs="Times New Roman"/>
-          <w:sz w:val="28"/>
-          <w:szCs w:val="28"/>
-        </w:rPr>
-        <w:t>n còn l</w:t>
-      </w:r>
-      <w:r>
-        <w:rPr>
-          <w:rFonts w:ascii="Times New Roman" w:hAnsi="Times New Roman" w:cs="Times New Roman"/>
-          <w:sz w:val="28"/>
-          <w:szCs w:val="28"/>
-        </w:rPr>
-        <w:t>ạ</w:t>
-      </w:r>
-      <w:r>
-        <w:rPr>
-          <w:rFonts w:ascii="Times New Roman" w:hAnsi="Times New Roman" w:cs="Times New Roman"/>
-          <w:sz w:val="28"/>
-          <w:szCs w:val="28"/>
-        </w:rPr>
-        <w:t>i 3 l</w:t>
-      </w:r>
-      <w:r>
-        <w:rPr>
-          <w:rFonts w:ascii="Times New Roman" w:hAnsi="Times New Roman" w:cs="Times New Roman"/>
-          <w:sz w:val="28"/>
-          <w:szCs w:val="28"/>
-        </w:rPr>
-        <w:t>ự</w:t>
-      </w:r>
-      <w:r>
-        <w:rPr>
-          <w:rFonts w:ascii="Times New Roman" w:hAnsi="Times New Roman" w:cs="Times New Roman"/>
-          <w:sz w:val="28"/>
-          <w:szCs w:val="28"/>
-        </w:rPr>
-        <w:t>a ch</w:t>
-      </w:r>
-      <w:r>
-        <w:rPr>
-          <w:rFonts w:ascii="Times New Roman" w:hAnsi="Times New Roman" w:cs="Times New Roman"/>
-          <w:sz w:val="28"/>
-          <w:szCs w:val="28"/>
-        </w:rPr>
-        <w:t>ọ</w:t>
-      </w:r>
-      <w:r>
-        <w:rPr>
-          <w:rFonts w:ascii="Times New Roman" w:hAnsi="Times New Roman" w:cs="Times New Roman"/>
-          <w:sz w:val="28"/>
-          <w:szCs w:val="28"/>
-        </w:rPr>
-        <w:t>n — và 3 l</w:t>
-      </w:r>
-      <w:r>
-        <w:rPr>
-          <w:rFonts w:ascii="Times New Roman" w:hAnsi="Times New Roman" w:cs="Times New Roman"/>
-          <w:sz w:val="28"/>
-          <w:szCs w:val="28"/>
-        </w:rPr>
-        <w:t>ự</w:t>
-      </w:r>
-      <w:r>
-        <w:rPr>
-          <w:rFonts w:ascii="Times New Roman" w:hAnsi="Times New Roman" w:cs="Times New Roman"/>
-          <w:sz w:val="28"/>
-          <w:szCs w:val="28"/>
-        </w:rPr>
-        <w:t>a ch</w:t>
-      </w:r>
-      <w:r>
-        <w:rPr>
-          <w:rFonts w:ascii="Times New Roman" w:hAnsi="Times New Roman" w:cs="Times New Roman"/>
-          <w:sz w:val="28"/>
-          <w:szCs w:val="28"/>
-        </w:rPr>
-        <w:t>ọ</w:t>
-      </w:r>
-      <w:r>
-        <w:rPr>
-          <w:rFonts w:ascii="Times New Roman" w:hAnsi="Times New Roman" w:cs="Times New Roman"/>
-          <w:sz w:val="28"/>
-          <w:szCs w:val="28"/>
-        </w:rPr>
-        <w:t>n đó đang nh</w:t>
-      </w:r>
-      <w:r>
-        <w:rPr>
-          <w:rFonts w:ascii="Times New Roman" w:hAnsi="Times New Roman" w:cs="Times New Roman"/>
-          <w:sz w:val="28"/>
-          <w:szCs w:val="28"/>
-        </w:rPr>
-        <w:t>ậ</w:t>
-      </w:r>
-      <w:r>
-        <w:rPr>
-          <w:rFonts w:ascii="Times New Roman" w:hAnsi="Times New Roman" w:cs="Times New Roman"/>
-          <w:sz w:val="28"/>
-          <w:szCs w:val="28"/>
-        </w:rPr>
-        <w:t>n đư</w:t>
-      </w:r>
-      <w:r>
-        <w:rPr>
-          <w:rFonts w:ascii="Times New Roman" w:hAnsi="Times New Roman" w:cs="Times New Roman"/>
-          <w:sz w:val="28"/>
-          <w:szCs w:val="28"/>
-        </w:rPr>
-        <w:t>ợ</w:t>
-      </w:r>
-      <w:r>
-        <w:rPr>
-          <w:rFonts w:ascii="Times New Roman" w:hAnsi="Times New Roman" w:cs="Times New Roman"/>
-          <w:sz w:val="28"/>
-          <w:szCs w:val="28"/>
-        </w:rPr>
-        <w:t>c hàng trăm h</w:t>
-      </w:r>
-      <w:r>
-        <w:rPr>
-          <w:rFonts w:ascii="Times New Roman" w:hAnsi="Times New Roman" w:cs="Times New Roman"/>
-          <w:sz w:val="28"/>
-          <w:szCs w:val="28"/>
-        </w:rPr>
-        <w:t>ồ</w:t>
-      </w:r>
-      <w:r>
-        <w:rPr>
-          <w:rFonts w:ascii="Times New Roman" w:hAnsi="Times New Roman" w:cs="Times New Roman"/>
-          <w:sz w:val="28"/>
-          <w:szCs w:val="28"/>
-        </w:rPr>
-        <w:t xml:space="preserve"> sơ khác. </w:t>
-      </w:r>
-      <w:r>
-        <w:rPr>
           <w:rFonts w:ascii="Segoe UI Symbol" w:hAnsi="Segoe UI Symbol" w:cs="Segoe UI Symbol"/>
+          <w:b/>
           <w:sz w:val="28"/>
           <w:szCs w:val="28"/>
         </w:rPr>
@@ -2061,191 +1240,7 @@
           <w:sz w:val="28"/>
           <w:szCs w:val="28"/>
         </w:rPr>
-        <w:t>Đây không ph</w:t>
-      </w:r>
-      <w:r>
-        <w:rPr>
-          <w:rFonts w:ascii="Times New Roman" w:hAnsi="Times New Roman" w:cs="Times New Roman"/>
-          <w:sz w:val="28"/>
-          <w:szCs w:val="28"/>
-        </w:rPr>
-        <w:t>ả</w:t>
-      </w:r>
-      <w:r>
-        <w:rPr>
-          <w:rFonts w:ascii="Times New Roman" w:hAnsi="Times New Roman" w:cs="Times New Roman"/>
-          <w:sz w:val="28"/>
-          <w:szCs w:val="28"/>
-        </w:rPr>
-        <w:t>i k</w:t>
-      </w:r>
-      <w:r>
-        <w:rPr>
-          <w:rFonts w:ascii="Times New Roman" w:hAnsi="Times New Roman" w:cs="Times New Roman"/>
-          <w:sz w:val="28"/>
-          <w:szCs w:val="28"/>
-        </w:rPr>
-        <w:t>ị</w:t>
-      </w:r>
-      <w:r>
-        <w:rPr>
-          <w:rFonts w:ascii="Times New Roman" w:hAnsi="Times New Roman" w:cs="Times New Roman"/>
-          <w:sz w:val="28"/>
-          <w:szCs w:val="28"/>
-        </w:rPr>
-        <w:t xml:space="preserve">ch </w:t>
-      </w:r>
-      <w:r>
-        <w:rPr>
-          <w:rFonts w:ascii="Times New Roman" w:hAnsi="Times New Roman" w:cs="Times New Roman"/>
-          <w:sz w:val="28"/>
-          <w:szCs w:val="28"/>
-        </w:rPr>
-        <w:t>b</w:t>
-      </w:r>
-      <w:r>
-        <w:rPr>
-          <w:rFonts w:ascii="Times New Roman" w:hAnsi="Times New Roman" w:cs="Times New Roman"/>
-          <w:sz w:val="28"/>
-          <w:szCs w:val="28"/>
-        </w:rPr>
-        <w:t>ả</w:t>
-      </w:r>
-      <w:r>
-        <w:rPr>
-          <w:rFonts w:ascii="Times New Roman" w:hAnsi="Times New Roman" w:cs="Times New Roman"/>
-          <w:sz w:val="28"/>
-          <w:szCs w:val="28"/>
-        </w:rPr>
-        <w:t>n gi</w:t>
-      </w:r>
-      <w:r>
-        <w:rPr>
-          <w:rFonts w:ascii="Times New Roman" w:hAnsi="Times New Roman" w:cs="Times New Roman"/>
-          <w:sz w:val="28"/>
-          <w:szCs w:val="28"/>
-        </w:rPr>
-        <w:t>ả</w:t>
-      </w:r>
-      <w:r>
-        <w:rPr>
-          <w:rFonts w:ascii="Times New Roman" w:hAnsi="Times New Roman" w:cs="Times New Roman"/>
-          <w:sz w:val="28"/>
-          <w:szCs w:val="28"/>
-        </w:rPr>
-        <w:t xml:space="preserve"> đ</w:t>
-      </w:r>
-      <w:r>
-        <w:rPr>
-          <w:rFonts w:ascii="Times New Roman" w:hAnsi="Times New Roman" w:cs="Times New Roman"/>
-          <w:sz w:val="28"/>
-          <w:szCs w:val="28"/>
-        </w:rPr>
-        <w:t>ị</w:t>
-      </w:r>
-      <w:r>
-        <w:rPr>
-          <w:rFonts w:ascii="Times New Roman" w:hAnsi="Times New Roman" w:cs="Times New Roman"/>
-          <w:sz w:val="28"/>
-          <w:szCs w:val="28"/>
-        </w:rPr>
-        <w:t>nh. Đây là th</w:t>
-      </w:r>
-      <w:r>
-        <w:rPr>
-          <w:rFonts w:ascii="Times New Roman" w:hAnsi="Times New Roman" w:cs="Times New Roman"/>
-          <w:sz w:val="28"/>
-          <w:szCs w:val="28"/>
-        </w:rPr>
-        <w:t>ự</w:t>
-      </w:r>
-      <w:r>
-        <w:rPr>
-          <w:rFonts w:ascii="Times New Roman" w:hAnsi="Times New Roman" w:cs="Times New Roman"/>
-          <w:sz w:val="28"/>
-          <w:szCs w:val="28"/>
-        </w:rPr>
-        <w:t>c t</w:t>
-      </w:r>
-      <w:r>
-        <w:rPr>
-          <w:rFonts w:ascii="Times New Roman" w:hAnsi="Times New Roman" w:cs="Times New Roman"/>
-          <w:sz w:val="28"/>
-          <w:szCs w:val="28"/>
-        </w:rPr>
-        <w:t>ế</w:t>
-      </w:r>
-      <w:r>
-        <w:rPr>
-          <w:rFonts w:ascii="Times New Roman" w:hAnsi="Times New Roman" w:cs="Times New Roman"/>
-          <w:sz w:val="28"/>
-          <w:szCs w:val="28"/>
-        </w:rPr>
-        <w:t xml:space="preserve"> tuy</w:t>
-      </w:r>
-      <w:r>
-        <w:rPr>
-          <w:rFonts w:ascii="Times New Roman" w:hAnsi="Times New Roman" w:cs="Times New Roman"/>
-          <w:sz w:val="28"/>
-          <w:szCs w:val="28"/>
-        </w:rPr>
-        <w:t>ể</w:t>
-      </w:r>
-      <w:r>
-        <w:rPr>
-          <w:rFonts w:ascii="Times New Roman" w:hAnsi="Times New Roman" w:cs="Times New Roman"/>
-          <w:sz w:val="28"/>
-          <w:szCs w:val="28"/>
-        </w:rPr>
-        <w:t>n d</w:t>
-      </w:r>
-      <w:r>
-        <w:rPr>
-          <w:rFonts w:ascii="Times New Roman" w:hAnsi="Times New Roman" w:cs="Times New Roman"/>
-          <w:sz w:val="28"/>
-          <w:szCs w:val="28"/>
-        </w:rPr>
-        <w:t>ụ</w:t>
-      </w:r>
-      <w:r>
-        <w:rPr>
-          <w:rFonts w:ascii="Times New Roman" w:hAnsi="Times New Roman" w:cs="Times New Roman"/>
-          <w:sz w:val="28"/>
-          <w:szCs w:val="28"/>
-        </w:rPr>
-        <w:t>ng t</w:t>
-      </w:r>
-      <w:r>
-        <w:rPr>
-          <w:rFonts w:ascii="Times New Roman" w:hAnsi="Times New Roman" w:cs="Times New Roman"/>
-          <w:sz w:val="28"/>
-          <w:szCs w:val="28"/>
-        </w:rPr>
-        <w:t>ạ</w:t>
-      </w:r>
-      <w:r>
-        <w:rPr>
-          <w:rFonts w:ascii="Times New Roman" w:hAnsi="Times New Roman" w:cs="Times New Roman"/>
-          <w:sz w:val="28"/>
-          <w:szCs w:val="28"/>
-        </w:rPr>
-        <w:t>i Vi</w:t>
-      </w:r>
-      <w:r>
-        <w:rPr>
-          <w:rFonts w:ascii="Times New Roman" w:hAnsi="Times New Roman" w:cs="Times New Roman"/>
-          <w:sz w:val="28"/>
-          <w:szCs w:val="28"/>
-        </w:rPr>
-        <w:t>ệ</w:t>
-      </w:r>
-      <w:r>
-        <w:rPr>
-          <w:rFonts w:ascii="Times New Roman" w:hAnsi="Times New Roman" w:cs="Times New Roman"/>
-          <w:sz w:val="28"/>
-          <w:szCs w:val="28"/>
-        </w:rPr>
-        <w:t>t Nam năm 2024–2025.</w:t>
+        <w:t>Hành động cụ thể bạn có thể làm ngay hôm nay:</w:t>
       </w:r>
     </w:p>
     <w:p>
@@ -2261,243 +1256,10 @@
       <w:r>
         <w:rPr>
           <w:rFonts w:ascii="Times New Roman" w:hAnsi="Times New Roman" w:cs="Times New Roman"/>
-          <w:b/>
-          <w:sz w:val="28"/>
-          <w:szCs w:val="28"/>
-        </w:rPr>
-        <w:t xml:space="preserve">73% </w:t>
-      </w:r>
-      <w:r>
-        <w:rPr>
-          <w:rFonts w:ascii="Times New Roman" w:hAnsi="Times New Roman" w:cs="Times New Roman"/>
-          <w:sz w:val="28"/>
-          <w:szCs w:val="28"/>
-        </w:rPr>
-        <w:t>trong s</w:t>
-      </w:r>
-      <w:r>
-        <w:rPr>
-          <w:rFonts w:ascii="Times New Roman" w:hAnsi="Times New Roman" w:cs="Times New Roman"/>
-          <w:sz w:val="28"/>
-          <w:szCs w:val="28"/>
-        </w:rPr>
-        <w:t>ố</w:t>
-      </w:r>
-      <w:r>
-        <w:rPr>
-          <w:rFonts w:ascii="Times New Roman" w:hAnsi="Times New Roman" w:cs="Times New Roman"/>
-          <w:sz w:val="28"/>
-          <w:szCs w:val="28"/>
-        </w:rPr>
-        <w:t xml:space="preserve"> các doanh nghi</w:t>
-      </w:r>
-      <w:r>
-        <w:rPr>
-          <w:rFonts w:ascii="Times New Roman" w:hAnsi="Times New Roman" w:cs="Times New Roman"/>
-          <w:sz w:val="28"/>
-          <w:szCs w:val="28"/>
-        </w:rPr>
-        <w:t>ệ</w:t>
-      </w:r>
-      <w:r>
-        <w:rPr>
-          <w:rFonts w:ascii="Times New Roman" w:hAnsi="Times New Roman" w:cs="Times New Roman"/>
-          <w:sz w:val="28"/>
-          <w:szCs w:val="28"/>
-        </w:rPr>
-        <w:t>p FDI t</w:t>
-      </w:r>
-      <w:r>
-        <w:rPr>
-          <w:rFonts w:ascii="Times New Roman" w:hAnsi="Times New Roman" w:cs="Times New Roman"/>
-          <w:sz w:val="28"/>
-          <w:szCs w:val="28"/>
-        </w:rPr>
-        <w:t>ạ</w:t>
-      </w:r>
-      <w:r>
-        <w:rPr>
-          <w:rFonts w:ascii="Times New Roman" w:hAnsi="Times New Roman" w:cs="Times New Roman"/>
-          <w:sz w:val="28"/>
-          <w:szCs w:val="28"/>
-        </w:rPr>
-        <w:t>i Vi</w:t>
-      </w:r>
-      <w:r>
-        <w:rPr>
-          <w:rFonts w:ascii="Times New Roman" w:hAnsi="Times New Roman" w:cs="Times New Roman"/>
-          <w:sz w:val="28"/>
-          <w:szCs w:val="28"/>
-        </w:rPr>
-        <w:t>ệ</w:t>
-      </w:r>
-      <w:r>
-        <w:rPr>
-          <w:rFonts w:ascii="Times New Roman" w:hAnsi="Times New Roman" w:cs="Times New Roman"/>
-          <w:sz w:val="28"/>
-          <w:szCs w:val="28"/>
-        </w:rPr>
-        <w:t>t Nam yêu c</w:t>
-      </w:r>
-      <w:r>
-        <w:rPr>
-          <w:rFonts w:ascii="Times New Roman" w:hAnsi="Times New Roman" w:cs="Times New Roman"/>
-          <w:sz w:val="28"/>
-          <w:szCs w:val="28"/>
-        </w:rPr>
-        <w:t>ầ</w:t>
-      </w:r>
-      <w:r>
-        <w:rPr>
-          <w:rFonts w:ascii="Times New Roman" w:hAnsi="Times New Roman" w:cs="Times New Roman"/>
-          <w:sz w:val="28"/>
-          <w:szCs w:val="28"/>
-        </w:rPr>
-        <w:t>u ti</w:t>
-      </w:r>
-      <w:r>
-        <w:rPr>
-          <w:rFonts w:ascii="Times New Roman" w:hAnsi="Times New Roman" w:cs="Times New Roman"/>
-          <w:sz w:val="28"/>
-          <w:szCs w:val="28"/>
-        </w:rPr>
-        <w:t>ế</w:t>
-      </w:r>
-      <w:r>
-        <w:rPr>
-          <w:rFonts w:ascii="Times New Roman" w:hAnsi="Times New Roman" w:cs="Times New Roman"/>
-          <w:sz w:val="28"/>
-          <w:szCs w:val="28"/>
-        </w:rPr>
-        <w:t>ng Anh là đi</w:t>
-      </w:r>
-      <w:r>
-        <w:rPr>
-          <w:rFonts w:ascii="Times New Roman" w:hAnsi="Times New Roman" w:cs="Times New Roman"/>
-          <w:sz w:val="28"/>
-          <w:szCs w:val="28"/>
-        </w:rPr>
-        <w:t>ề</w:t>
-      </w:r>
-      <w:r>
-        <w:rPr>
-          <w:rFonts w:ascii="Times New Roman" w:hAnsi="Times New Roman" w:cs="Times New Roman"/>
-          <w:sz w:val="28"/>
-          <w:szCs w:val="28"/>
-        </w:rPr>
-        <w:t>u ki</w:t>
-      </w:r>
-      <w:r>
-        <w:rPr>
-          <w:rFonts w:ascii="Times New Roman" w:hAnsi="Times New Roman" w:cs="Times New Roman"/>
-          <w:sz w:val="28"/>
-          <w:szCs w:val="28"/>
-        </w:rPr>
-        <w:t>ệ</w:t>
-      </w:r>
-      <w:r>
-        <w:rPr>
-          <w:rFonts w:ascii="Times New Roman" w:hAnsi="Times New Roman" w:cs="Times New Roman"/>
-          <w:sz w:val="28"/>
-          <w:szCs w:val="28"/>
-        </w:rPr>
-        <w:t>n b</w:t>
-      </w:r>
-      <w:r>
-        <w:rPr>
-          <w:rFonts w:ascii="Times New Roman" w:hAnsi="Times New Roman" w:cs="Times New Roman"/>
-          <w:sz w:val="28"/>
-          <w:szCs w:val="28"/>
-        </w:rPr>
-        <w:t>ắ</w:t>
-      </w:r>
-      <w:r>
-        <w:rPr>
-          <w:rFonts w:ascii="Times New Roman" w:hAnsi="Times New Roman" w:cs="Times New Roman"/>
-          <w:sz w:val="28"/>
-          <w:szCs w:val="28"/>
-        </w:rPr>
-        <w:t>t bu</w:t>
-      </w:r>
-      <w:r>
-        <w:rPr>
-          <w:rFonts w:ascii="Times New Roman" w:hAnsi="Times New Roman" w:cs="Times New Roman"/>
-          <w:sz w:val="28"/>
-          <w:szCs w:val="28"/>
-        </w:rPr>
-        <w:t>ộ</w:t>
-      </w:r>
-      <w:r>
-        <w:rPr>
-          <w:rFonts w:ascii="Times New Roman" w:hAnsi="Times New Roman" w:cs="Times New Roman"/>
-          <w:sz w:val="28"/>
-          <w:szCs w:val="28"/>
-        </w:rPr>
-        <w:t>c khi tuy</w:t>
-      </w:r>
-      <w:r>
-        <w:rPr>
-          <w:rFonts w:ascii="Times New Roman" w:hAnsi="Times New Roman" w:cs="Times New Roman"/>
-          <w:sz w:val="28"/>
-          <w:szCs w:val="28"/>
-        </w:rPr>
-        <w:t>ể</w:t>
-      </w:r>
-      <w:r>
-        <w:rPr>
-          <w:rFonts w:ascii="Times New Roman" w:hAnsi="Times New Roman" w:cs="Times New Roman"/>
-          <w:sz w:val="28"/>
-          <w:szCs w:val="28"/>
-        </w:rPr>
-        <w:t>n d</w:t>
-      </w:r>
-      <w:r>
-        <w:rPr>
-          <w:rFonts w:ascii="Times New Roman" w:hAnsi="Times New Roman" w:cs="Times New Roman"/>
-          <w:sz w:val="28"/>
-          <w:szCs w:val="28"/>
-        </w:rPr>
-        <w:t>ụ</w:t>
-      </w:r>
-      <w:r>
-        <w:rPr>
-          <w:rFonts w:ascii="Times New Roman" w:hAnsi="Times New Roman" w:cs="Times New Roman"/>
-          <w:sz w:val="28"/>
-          <w:szCs w:val="28"/>
-        </w:rPr>
-        <w:t>ng (theo kh</w:t>
-      </w:r>
-      <w:r>
-        <w:rPr>
-          <w:rFonts w:ascii="Times New Roman" w:hAnsi="Times New Roman" w:cs="Times New Roman"/>
-          <w:sz w:val="28"/>
-          <w:szCs w:val="28"/>
-        </w:rPr>
-        <w:t>ả</w:t>
-      </w:r>
-      <w:r>
-        <w:rPr>
-          <w:rFonts w:ascii="Times New Roman" w:hAnsi="Times New Roman" w:cs="Times New Roman"/>
-          <w:sz w:val="28"/>
-          <w:szCs w:val="28"/>
-        </w:rPr>
-        <w:t>o sát c</w:t>
-      </w:r>
-      <w:r>
-        <w:rPr>
-          <w:rFonts w:ascii="Times New Roman" w:hAnsi="Times New Roman" w:cs="Times New Roman"/>
-          <w:sz w:val="28"/>
-          <w:szCs w:val="28"/>
-        </w:rPr>
-        <w:t>ủ</w:t>
-      </w:r>
-      <w:r>
-        <w:rPr>
-          <w:rFonts w:ascii="Times New Roman" w:hAnsi="Times New Roman" w:cs="Times New Roman"/>
-          <w:sz w:val="28"/>
-          <w:szCs w:val="28"/>
-        </w:rPr>
-        <w:t>a VietnamWorks 2024).</w:t>
+          <w:sz w:val="28"/>
+          <w:szCs w:val="28"/>
+        </w:rPr>
+        <w:t>Tải app Duolingo / ELSA Speak — học 15 phút/ngày, đều đặn mỗi ngày.</w:t>
       </w:r>
     </w:p>
     <w:p>
@@ -2513,211 +1275,10 @@
       <w:r>
         <w:rPr>
           <w:rFonts w:ascii="Times New Roman" w:hAnsi="Times New Roman" w:cs="Times New Roman"/>
-          <w:b/>
-          <w:sz w:val="28"/>
-          <w:szCs w:val="28"/>
-        </w:rPr>
-        <w:t xml:space="preserve">30–50%: </w:t>
-      </w:r>
-      <w:r>
-        <w:rPr>
-          <w:rFonts w:ascii="Times New Roman" w:hAnsi="Times New Roman" w:cs="Times New Roman"/>
-          <w:sz w:val="28"/>
-          <w:szCs w:val="28"/>
-        </w:rPr>
-        <w:t>Ứ</w:t>
-      </w:r>
-      <w:r>
-        <w:rPr>
-          <w:rFonts w:ascii="Times New Roman" w:hAnsi="Times New Roman" w:cs="Times New Roman"/>
-          <w:sz w:val="28"/>
-          <w:szCs w:val="28"/>
-        </w:rPr>
-        <w:t>ng viên có trình đ</w:t>
-      </w:r>
-      <w:r>
-        <w:rPr>
-          <w:rFonts w:ascii="Times New Roman" w:hAnsi="Times New Roman" w:cs="Times New Roman"/>
-          <w:sz w:val="28"/>
-          <w:szCs w:val="28"/>
-        </w:rPr>
-        <w:t>ộ</w:t>
-      </w:r>
-      <w:r>
-        <w:rPr>
-          <w:rFonts w:ascii="Times New Roman" w:hAnsi="Times New Roman" w:cs="Times New Roman"/>
-          <w:sz w:val="28"/>
-          <w:szCs w:val="28"/>
-        </w:rPr>
-        <w:t xml:space="preserve"> ti</w:t>
-      </w:r>
-      <w:r>
-        <w:rPr>
-          <w:rFonts w:ascii="Times New Roman" w:hAnsi="Times New Roman" w:cs="Times New Roman"/>
-          <w:sz w:val="28"/>
-          <w:szCs w:val="28"/>
-        </w:rPr>
-        <w:t>ế</w:t>
-      </w:r>
-      <w:r>
-        <w:rPr>
-          <w:rFonts w:ascii="Times New Roman" w:hAnsi="Times New Roman" w:cs="Times New Roman"/>
-          <w:sz w:val="28"/>
-          <w:szCs w:val="28"/>
-        </w:rPr>
-        <w:t>ng Anh t</w:t>
-      </w:r>
-      <w:r>
-        <w:rPr>
-          <w:rFonts w:ascii="Times New Roman" w:hAnsi="Times New Roman" w:cs="Times New Roman"/>
-          <w:sz w:val="28"/>
-          <w:szCs w:val="28"/>
-        </w:rPr>
-        <w:t>ố</w:t>
-      </w:r>
-      <w:r>
-        <w:rPr>
-          <w:rFonts w:ascii="Times New Roman" w:hAnsi="Times New Roman" w:cs="Times New Roman"/>
-          <w:sz w:val="28"/>
-          <w:szCs w:val="28"/>
-        </w:rPr>
-        <w:t>t nh</w:t>
-      </w:r>
-      <w:r>
-        <w:rPr>
-          <w:rFonts w:ascii="Times New Roman" w:hAnsi="Times New Roman" w:cs="Times New Roman"/>
-          <w:sz w:val="28"/>
-          <w:szCs w:val="28"/>
-        </w:rPr>
-        <w:t>ậ</w:t>
-      </w:r>
-      <w:r>
-        <w:rPr>
-          <w:rFonts w:ascii="Times New Roman" w:hAnsi="Times New Roman" w:cs="Times New Roman"/>
-          <w:sz w:val="28"/>
-          <w:szCs w:val="28"/>
-        </w:rPr>
-        <w:t>n</w:t>
-      </w:r>
-      <w:r>
-        <w:rPr>
-          <w:rFonts w:ascii="Times New Roman" w:hAnsi="Times New Roman" w:cs="Times New Roman"/>
-          <w:sz w:val="28"/>
-          <w:szCs w:val="28"/>
-        </w:rPr>
-        <w:t xml:space="preserve"> m</w:t>
-      </w:r>
-      <w:r>
-        <w:rPr>
-          <w:rFonts w:ascii="Times New Roman" w:hAnsi="Times New Roman" w:cs="Times New Roman"/>
-          <w:sz w:val="28"/>
-          <w:szCs w:val="28"/>
-        </w:rPr>
-        <w:t>ứ</w:t>
-      </w:r>
-      <w:r>
-        <w:rPr>
-          <w:rFonts w:ascii="Times New Roman" w:hAnsi="Times New Roman" w:cs="Times New Roman"/>
-          <w:sz w:val="28"/>
-          <w:szCs w:val="28"/>
-        </w:rPr>
-        <w:t>c lương kh</w:t>
-      </w:r>
-      <w:r>
-        <w:rPr>
-          <w:rFonts w:ascii="Times New Roman" w:hAnsi="Times New Roman" w:cs="Times New Roman"/>
-          <w:sz w:val="28"/>
-          <w:szCs w:val="28"/>
-        </w:rPr>
-        <w:t>ở</w:t>
-      </w:r>
-      <w:r>
-        <w:rPr>
-          <w:rFonts w:ascii="Times New Roman" w:hAnsi="Times New Roman" w:cs="Times New Roman"/>
-          <w:sz w:val="28"/>
-          <w:szCs w:val="28"/>
-        </w:rPr>
-        <w:t>i đi</w:t>
-      </w:r>
-      <w:r>
-        <w:rPr>
-          <w:rFonts w:ascii="Times New Roman" w:hAnsi="Times New Roman" w:cs="Times New Roman"/>
-          <w:sz w:val="28"/>
-          <w:szCs w:val="28"/>
-        </w:rPr>
-        <w:t>ể</w:t>
-      </w:r>
-      <w:r>
-        <w:rPr>
-          <w:rFonts w:ascii="Times New Roman" w:hAnsi="Times New Roman" w:cs="Times New Roman"/>
-          <w:sz w:val="28"/>
-          <w:szCs w:val="28"/>
-        </w:rPr>
-        <w:t>m cao hơn t</w:t>
-      </w:r>
-      <w:r>
-        <w:rPr>
-          <w:rFonts w:ascii="Times New Roman" w:hAnsi="Times New Roman" w:cs="Times New Roman"/>
-          <w:sz w:val="28"/>
-          <w:szCs w:val="28"/>
-        </w:rPr>
-        <w:t>ừ</w:t>
-      </w:r>
-      <w:r>
-        <w:rPr>
-          <w:rFonts w:ascii="Times New Roman" w:hAnsi="Times New Roman" w:cs="Times New Roman"/>
-          <w:sz w:val="28"/>
-          <w:szCs w:val="28"/>
-        </w:rPr>
-        <w:t xml:space="preserve"> 30–50% so v</w:t>
-      </w:r>
-      <w:r>
-        <w:rPr>
-          <w:rFonts w:ascii="Times New Roman" w:hAnsi="Times New Roman" w:cs="Times New Roman"/>
-          <w:sz w:val="28"/>
-          <w:szCs w:val="28"/>
-        </w:rPr>
-        <w:t>ớ</w:t>
-      </w:r>
-      <w:r>
-        <w:rPr>
-          <w:rFonts w:ascii="Times New Roman" w:hAnsi="Times New Roman" w:cs="Times New Roman"/>
-          <w:sz w:val="28"/>
-          <w:szCs w:val="28"/>
-        </w:rPr>
-        <w:t>i ngư</w:t>
-      </w:r>
-      <w:r>
-        <w:rPr>
-          <w:rFonts w:ascii="Times New Roman" w:hAnsi="Times New Roman" w:cs="Times New Roman"/>
-          <w:sz w:val="28"/>
-          <w:szCs w:val="28"/>
-        </w:rPr>
-        <w:t>ờ</w:t>
-      </w:r>
-      <w:r>
-        <w:rPr>
-          <w:rFonts w:ascii="Times New Roman" w:hAnsi="Times New Roman" w:cs="Times New Roman"/>
-          <w:sz w:val="28"/>
-          <w:szCs w:val="28"/>
-        </w:rPr>
-        <w:t>i cùng chuyên môn nhưng không có ti</w:t>
-      </w:r>
-      <w:r>
-        <w:rPr>
-          <w:rFonts w:ascii="Times New Roman" w:hAnsi="Times New Roman" w:cs="Times New Roman"/>
-          <w:sz w:val="28"/>
-          <w:szCs w:val="28"/>
-        </w:rPr>
-        <w:t>ế</w:t>
-      </w:r>
-      <w:r>
-        <w:rPr>
-          <w:rFonts w:ascii="Times New Roman" w:hAnsi="Times New Roman" w:cs="Times New Roman"/>
-          <w:sz w:val="28"/>
-          <w:szCs w:val="28"/>
-        </w:rPr>
-        <w:t>ng Anh.</w:t>
+          <w:sz w:val="28"/>
+          <w:szCs w:val="28"/>
+        </w:rPr>
+        <w:t>Chuyển giao diện điện thoại, YouTube và mọi ứng dụng sang tiếng Anh.</w:t>
       </w:r>
     </w:p>
     <w:p>
@@ -2733,249 +1294,16 @@
       <w:r>
         <w:rPr>
           <w:rFonts w:ascii="Times New Roman" w:hAnsi="Times New Roman" w:cs="Times New Roman"/>
-          <w:b/>
-          <w:sz w:val="28"/>
-          <w:szCs w:val="28"/>
-        </w:rPr>
-        <w:t>K</w:t>
-      </w:r>
-      <w:r>
-        <w:rPr>
-          <w:rFonts w:ascii="Times New Roman" w:hAnsi="Times New Roman" w:cs="Times New Roman"/>
-          <w:b/>
-          <w:sz w:val="28"/>
-          <w:szCs w:val="28"/>
-        </w:rPr>
-        <w:t>ỷ</w:t>
-      </w:r>
-      <w:r>
-        <w:rPr>
-          <w:rFonts w:ascii="Times New Roman" w:hAnsi="Times New Roman" w:cs="Times New Roman"/>
-          <w:b/>
-          <w:sz w:val="28"/>
-          <w:szCs w:val="28"/>
-        </w:rPr>
-        <w:t xml:space="preserve"> nguyên s</w:t>
-      </w:r>
-      <w:r>
-        <w:rPr>
-          <w:rFonts w:ascii="Times New Roman" w:hAnsi="Times New Roman" w:cs="Times New Roman"/>
-          <w:b/>
-          <w:sz w:val="28"/>
-          <w:szCs w:val="28"/>
-        </w:rPr>
-        <w:t>ố</w:t>
-      </w:r>
-      <w:r>
-        <w:rPr>
-          <w:rFonts w:ascii="Times New Roman" w:hAnsi="Times New Roman" w:cs="Times New Roman"/>
-          <w:b/>
-          <w:sz w:val="28"/>
-          <w:szCs w:val="28"/>
-        </w:rPr>
-        <w:t xml:space="preserve">: </w:t>
-      </w:r>
-      <w:r>
-        <w:rPr>
-          <w:rFonts w:ascii="Times New Roman" w:hAnsi="Times New Roman" w:cs="Times New Roman"/>
-          <w:sz w:val="28"/>
-          <w:szCs w:val="28"/>
-        </w:rPr>
-        <w:t>AI và công ngh</w:t>
-      </w:r>
-      <w:r>
-        <w:rPr>
-          <w:rFonts w:ascii="Times New Roman" w:hAnsi="Times New Roman" w:cs="Times New Roman"/>
-          <w:sz w:val="28"/>
-          <w:szCs w:val="28"/>
-        </w:rPr>
-        <w:t>ệ</w:t>
-      </w:r>
-      <w:r>
-        <w:rPr>
-          <w:rFonts w:ascii="Times New Roman" w:hAnsi="Times New Roman" w:cs="Times New Roman"/>
-          <w:sz w:val="28"/>
-          <w:szCs w:val="28"/>
-        </w:rPr>
-        <w:t xml:space="preserve"> đang thay th</w:t>
-      </w:r>
-      <w:r>
-        <w:rPr>
-          <w:rFonts w:ascii="Times New Roman" w:hAnsi="Times New Roman" w:cs="Times New Roman"/>
-          <w:sz w:val="28"/>
-          <w:szCs w:val="28"/>
-        </w:rPr>
-        <w:t>ế</w:t>
-      </w:r>
-      <w:r>
-        <w:rPr>
-          <w:rFonts w:ascii="Times New Roman" w:hAnsi="Times New Roman" w:cs="Times New Roman"/>
-          <w:sz w:val="28"/>
-          <w:szCs w:val="28"/>
-        </w:rPr>
-        <w:t xml:space="preserve"> nhân l</w:t>
-      </w:r>
-      <w:r>
-        <w:rPr>
-          <w:rFonts w:ascii="Times New Roman" w:hAnsi="Times New Roman" w:cs="Times New Roman"/>
-          <w:sz w:val="28"/>
-          <w:szCs w:val="28"/>
-        </w:rPr>
-        <w:t>ự</w:t>
-      </w:r>
-      <w:r>
-        <w:rPr>
-          <w:rFonts w:ascii="Times New Roman" w:hAnsi="Times New Roman" w:cs="Times New Roman"/>
-          <w:sz w:val="28"/>
-          <w:szCs w:val="28"/>
-        </w:rPr>
-        <w:t>c — nhưng giao ti</w:t>
-      </w:r>
-      <w:r>
-        <w:rPr>
-          <w:rFonts w:ascii="Times New Roman" w:hAnsi="Times New Roman" w:cs="Times New Roman"/>
-          <w:sz w:val="28"/>
-          <w:szCs w:val="28"/>
-        </w:rPr>
-        <w:t>ế</w:t>
-      </w:r>
-      <w:r>
-        <w:rPr>
-          <w:rFonts w:ascii="Times New Roman" w:hAnsi="Times New Roman" w:cs="Times New Roman"/>
-          <w:sz w:val="28"/>
-          <w:szCs w:val="28"/>
-        </w:rPr>
-        <w:t>p xuyên biên gi</w:t>
-      </w:r>
-      <w:r>
-        <w:rPr>
-          <w:rFonts w:ascii="Times New Roman" w:hAnsi="Times New Roman" w:cs="Times New Roman"/>
-          <w:sz w:val="28"/>
-          <w:szCs w:val="28"/>
-        </w:rPr>
-        <w:t>ớ</w:t>
-      </w:r>
-      <w:r>
-        <w:rPr>
-          <w:rFonts w:ascii="Times New Roman" w:hAnsi="Times New Roman" w:cs="Times New Roman"/>
-          <w:sz w:val="28"/>
-          <w:szCs w:val="28"/>
-        </w:rPr>
-        <w:t>i b</w:t>
-      </w:r>
-      <w:r>
-        <w:rPr>
-          <w:rFonts w:ascii="Times New Roman" w:hAnsi="Times New Roman" w:cs="Times New Roman"/>
-          <w:sz w:val="28"/>
-          <w:szCs w:val="28"/>
-        </w:rPr>
-        <w:t>ằ</w:t>
-      </w:r>
-      <w:r>
-        <w:rPr>
-          <w:rFonts w:ascii="Times New Roman" w:hAnsi="Times New Roman" w:cs="Times New Roman"/>
-          <w:sz w:val="28"/>
-          <w:szCs w:val="28"/>
-        </w:rPr>
-        <w:t>ng ti</w:t>
-      </w:r>
-      <w:r>
-        <w:rPr>
-          <w:rFonts w:ascii="Times New Roman" w:hAnsi="Times New Roman" w:cs="Times New Roman"/>
-          <w:sz w:val="28"/>
-          <w:szCs w:val="28"/>
-        </w:rPr>
-        <w:t>ế</w:t>
-      </w:r>
-      <w:r>
-        <w:rPr>
-          <w:rFonts w:ascii="Times New Roman" w:hAnsi="Times New Roman" w:cs="Times New Roman"/>
-          <w:sz w:val="28"/>
-          <w:szCs w:val="28"/>
-        </w:rPr>
-        <w:t>ng Anh là th</w:t>
-      </w:r>
-      <w:r>
-        <w:rPr>
-          <w:rFonts w:ascii="Times New Roman" w:hAnsi="Times New Roman" w:cs="Times New Roman"/>
-          <w:sz w:val="28"/>
-          <w:szCs w:val="28"/>
-        </w:rPr>
-        <w:t>ứ</w:t>
-      </w:r>
-      <w:r>
-        <w:rPr>
-          <w:rFonts w:ascii="Times New Roman" w:hAnsi="Times New Roman" w:cs="Times New Roman"/>
-          <w:sz w:val="28"/>
-          <w:szCs w:val="28"/>
-        </w:rPr>
-        <w:t xml:space="preserve"> AI không th</w:t>
-      </w:r>
-      <w:r>
-        <w:rPr>
-          <w:rFonts w:ascii="Times New Roman" w:hAnsi="Times New Roman" w:cs="Times New Roman"/>
-          <w:sz w:val="28"/>
-          <w:szCs w:val="28"/>
-        </w:rPr>
-        <w:t>ể</w:t>
-      </w:r>
-      <w:r>
-        <w:rPr>
-          <w:rFonts w:ascii="Times New Roman" w:hAnsi="Times New Roman" w:cs="Times New Roman"/>
-          <w:sz w:val="28"/>
-          <w:szCs w:val="28"/>
-        </w:rPr>
-        <w:t xml:space="preserve"> thay th</w:t>
-      </w:r>
-      <w:r>
-        <w:rPr>
-          <w:rFonts w:ascii="Times New Roman" w:hAnsi="Times New Roman" w:cs="Times New Roman"/>
-          <w:sz w:val="28"/>
-          <w:szCs w:val="28"/>
-        </w:rPr>
-        <w:t>ế</w:t>
-      </w:r>
-      <w:r>
-        <w:rPr>
-          <w:rFonts w:ascii="Times New Roman" w:hAnsi="Times New Roman" w:cs="Times New Roman"/>
-          <w:sz w:val="28"/>
-          <w:szCs w:val="28"/>
-        </w:rPr>
-        <w:t xml:space="preserve"> con ngư</w:t>
-      </w:r>
-      <w:r>
-        <w:rPr>
-          <w:rFonts w:ascii="Times New Roman" w:hAnsi="Times New Roman" w:cs="Times New Roman"/>
-          <w:sz w:val="28"/>
-          <w:szCs w:val="28"/>
-        </w:rPr>
-        <w:t>ờ</w:t>
-      </w:r>
-      <w:r>
-        <w:rPr>
-          <w:rFonts w:ascii="Times New Roman" w:hAnsi="Times New Roman" w:cs="Times New Roman"/>
-          <w:sz w:val="28"/>
-          <w:szCs w:val="28"/>
-        </w:rPr>
-        <w:t>i có.</w:t>
+          <w:sz w:val="28"/>
+          <w:szCs w:val="28"/>
+        </w:rPr>
+        <w:t>Đặt mục tiêu cụ thể: IELTS 6.0 trước khi tốt nghiệp — lên kế hoạch ngược từ đó.</w:t>
       </w:r>
     </w:p>
     <w:p>
       <w:pPr>
-        <w:pBdr>
-          <w:bottom w:val="single" w:sz="6" w:space="1" w:color="003F7F"/>
-        </w:pBdr>
-        <w:spacing w:before="40" w:after="160"/>
-        <w:rPr>
-          <w:rFonts w:ascii="Times New Roman" w:hAnsi="Times New Roman" w:cs="Times New Roman"/>
-          <w:sz w:val="28"/>
-          <w:szCs w:val="28"/>
-        </w:rPr>
-      </w:pPr>
-    </w:p>
-    <w:p>
-      <w:pPr>
-        <w:spacing w:before="280" w:after="80"/>
+        <w:pStyle w:val="ListBullet"/>
+        <w:spacing w:after="60"/>
         <w:rPr>
           <w:rFonts w:ascii="Times New Roman" w:hAnsi="Times New Roman" w:cs="Times New Roman"/>
           <w:sz w:val="28"/>
@@ -2985,311 +1313,10 @@
       <w:r>
         <w:rPr>
           <w:rFonts w:ascii="Times New Roman" w:hAnsi="Times New Roman" w:cs="Times New Roman"/>
-          <w:b/>
-          <w:sz w:val="28"/>
-          <w:szCs w:val="28"/>
-        </w:rPr>
-        <w:t>PH</w:t>
-      </w:r>
-      <w:r>
-        <w:rPr>
-          <w:rFonts w:ascii="Times New Roman" w:hAnsi="Times New Roman" w:cs="Times New Roman"/>
-          <w:b/>
-          <w:sz w:val="28"/>
-          <w:szCs w:val="28"/>
-        </w:rPr>
-        <w:t>Ầ</w:t>
-      </w:r>
-      <w:r>
-        <w:rPr>
-          <w:rFonts w:ascii="Times New Roman" w:hAnsi="Times New Roman" w:cs="Times New Roman"/>
-          <w:b/>
-          <w:sz w:val="28"/>
-          <w:szCs w:val="28"/>
-        </w:rPr>
-        <w:t xml:space="preserve">N </w:t>
-      </w:r>
-      <w:proofErr w:type="gramStart"/>
-      <w:r>
-        <w:rPr>
-          <w:rFonts w:ascii="Times New Roman" w:hAnsi="Times New Roman" w:cs="Times New Roman"/>
-          <w:b/>
-          <w:sz w:val="28"/>
-          <w:szCs w:val="28"/>
-        </w:rPr>
-        <w:t>2  |</w:t>
-      </w:r>
-      <w:proofErr w:type="gramEnd"/>
-      <w:r>
-        <w:rPr>
-          <w:rFonts w:ascii="Times New Roman" w:hAnsi="Times New Roman" w:cs="Times New Roman"/>
-          <w:b/>
-          <w:sz w:val="28"/>
-          <w:szCs w:val="28"/>
-        </w:rPr>
-        <w:t xml:space="preserve">  THÂN </w:t>
-      </w:r>
-      <w:r>
-        <w:rPr>
-          <w:rFonts w:ascii="Times New Roman" w:hAnsi="Times New Roman" w:cs="Times New Roman"/>
-          <w:b/>
-          <w:sz w:val="28"/>
-          <w:szCs w:val="28"/>
-        </w:rPr>
-        <w:t>BÀI — BA LU</w:t>
-      </w:r>
-      <w:r>
-        <w:rPr>
-          <w:rFonts w:ascii="Times New Roman" w:hAnsi="Times New Roman" w:cs="Times New Roman"/>
-          <w:b/>
-          <w:sz w:val="28"/>
-          <w:szCs w:val="28"/>
-        </w:rPr>
-        <w:t>Ậ</w:t>
-      </w:r>
-      <w:r>
-        <w:rPr>
-          <w:rFonts w:ascii="Times New Roman" w:hAnsi="Times New Roman" w:cs="Times New Roman"/>
-          <w:b/>
-          <w:sz w:val="28"/>
-          <w:szCs w:val="28"/>
-        </w:rPr>
-        <w:t>N ĐI</w:t>
-      </w:r>
-      <w:r>
-        <w:rPr>
-          <w:rFonts w:ascii="Times New Roman" w:hAnsi="Times New Roman" w:cs="Times New Roman"/>
-          <w:b/>
-          <w:sz w:val="28"/>
-          <w:szCs w:val="28"/>
-        </w:rPr>
-        <w:t>Ể</w:t>
-      </w:r>
-      <w:r>
-        <w:rPr>
-          <w:rFonts w:ascii="Times New Roman" w:hAnsi="Times New Roman" w:cs="Times New Roman"/>
-          <w:b/>
-          <w:sz w:val="28"/>
-          <w:szCs w:val="28"/>
-        </w:rPr>
-        <w:t>M CHÍNH</w:t>
-      </w:r>
-    </w:p>
-    <w:p>
-      <w:pPr>
-        <w:spacing w:before="280" w:after="80"/>
-        <w:rPr>
-          <w:rFonts w:ascii="Times New Roman" w:hAnsi="Times New Roman" w:cs="Times New Roman"/>
-          <w:sz w:val="28"/>
-          <w:szCs w:val="28"/>
-        </w:rPr>
-      </w:pPr>
-      <w:r>
-        <w:rPr>
-          <w:rFonts w:ascii="Times New Roman" w:hAnsi="Times New Roman" w:cs="Times New Roman"/>
-          <w:b/>
-          <w:sz w:val="28"/>
-          <w:szCs w:val="28"/>
-        </w:rPr>
-        <w:t xml:space="preserve">  Lu</w:t>
-      </w:r>
-      <w:r>
-        <w:rPr>
-          <w:rFonts w:ascii="Times New Roman" w:hAnsi="Times New Roman" w:cs="Times New Roman"/>
-          <w:b/>
-          <w:sz w:val="28"/>
-          <w:szCs w:val="28"/>
-        </w:rPr>
-        <w:t>ậ</w:t>
-      </w:r>
-      <w:r>
-        <w:rPr>
-          <w:rFonts w:ascii="Times New Roman" w:hAnsi="Times New Roman" w:cs="Times New Roman"/>
-          <w:b/>
-          <w:sz w:val="28"/>
-          <w:szCs w:val="28"/>
-        </w:rPr>
-        <w:t>n đi</w:t>
-      </w:r>
-      <w:r>
-        <w:rPr>
-          <w:rFonts w:ascii="Times New Roman" w:hAnsi="Times New Roman" w:cs="Times New Roman"/>
-          <w:b/>
-          <w:sz w:val="28"/>
-          <w:szCs w:val="28"/>
-        </w:rPr>
-        <w:t>ể</w:t>
-      </w:r>
-      <w:r>
-        <w:rPr>
-          <w:rFonts w:ascii="Times New Roman" w:hAnsi="Times New Roman" w:cs="Times New Roman"/>
-          <w:b/>
-          <w:sz w:val="28"/>
-          <w:szCs w:val="28"/>
-        </w:rPr>
-        <w:t>m 1: Th</w:t>
-      </w:r>
-      <w:r>
-        <w:rPr>
-          <w:rFonts w:ascii="Times New Roman" w:hAnsi="Times New Roman" w:cs="Times New Roman"/>
-          <w:b/>
-          <w:sz w:val="28"/>
-          <w:szCs w:val="28"/>
-        </w:rPr>
-        <w:t>ị</w:t>
-      </w:r>
-      <w:r>
-        <w:rPr>
-          <w:rFonts w:ascii="Times New Roman" w:hAnsi="Times New Roman" w:cs="Times New Roman"/>
-          <w:b/>
-          <w:sz w:val="28"/>
-          <w:szCs w:val="28"/>
-        </w:rPr>
-        <w:t xml:space="preserve"> trư</w:t>
-      </w:r>
-      <w:r>
-        <w:rPr>
-          <w:rFonts w:ascii="Times New Roman" w:hAnsi="Times New Roman" w:cs="Times New Roman"/>
-          <w:b/>
-          <w:sz w:val="28"/>
-          <w:szCs w:val="28"/>
-        </w:rPr>
-        <w:t>ờ</w:t>
-      </w:r>
-      <w:r>
-        <w:rPr>
-          <w:rFonts w:ascii="Times New Roman" w:hAnsi="Times New Roman" w:cs="Times New Roman"/>
-          <w:b/>
-          <w:sz w:val="28"/>
-          <w:szCs w:val="28"/>
-        </w:rPr>
-        <w:t>ng lao đ</w:t>
-      </w:r>
-      <w:r>
-        <w:rPr>
-          <w:rFonts w:ascii="Times New Roman" w:hAnsi="Times New Roman" w:cs="Times New Roman"/>
-          <w:b/>
-          <w:sz w:val="28"/>
-          <w:szCs w:val="28"/>
-        </w:rPr>
-        <w:t>ộ</w:t>
-      </w:r>
-      <w:r>
-        <w:rPr>
-          <w:rFonts w:ascii="Times New Roman" w:hAnsi="Times New Roman" w:cs="Times New Roman"/>
-          <w:b/>
-          <w:sz w:val="28"/>
-          <w:szCs w:val="28"/>
-        </w:rPr>
-        <w:t>ng đã thay đ</w:t>
-      </w:r>
-      <w:r>
-        <w:rPr>
-          <w:rFonts w:ascii="Times New Roman" w:hAnsi="Times New Roman" w:cs="Times New Roman"/>
-          <w:b/>
-          <w:sz w:val="28"/>
-          <w:szCs w:val="28"/>
-        </w:rPr>
-        <w:t>ổ</w:t>
-      </w:r>
-      <w:r>
-        <w:rPr>
-          <w:rFonts w:ascii="Times New Roman" w:hAnsi="Times New Roman" w:cs="Times New Roman"/>
-          <w:b/>
-          <w:sz w:val="28"/>
-          <w:szCs w:val="28"/>
-        </w:rPr>
-        <w:t>i — ti</w:t>
-      </w:r>
-      <w:r>
-        <w:rPr>
-          <w:rFonts w:ascii="Times New Roman" w:hAnsi="Times New Roman" w:cs="Times New Roman"/>
-          <w:b/>
-          <w:sz w:val="28"/>
-          <w:szCs w:val="28"/>
-        </w:rPr>
-        <w:t>ế</w:t>
-      </w:r>
-      <w:r>
-        <w:rPr>
-          <w:rFonts w:ascii="Times New Roman" w:hAnsi="Times New Roman" w:cs="Times New Roman"/>
-          <w:b/>
-          <w:sz w:val="28"/>
-          <w:szCs w:val="28"/>
-        </w:rPr>
-        <w:t>ng Anh là vé vào c</w:t>
-      </w:r>
-      <w:r>
-        <w:rPr>
-          <w:rFonts w:ascii="Times New Roman" w:hAnsi="Times New Roman" w:cs="Times New Roman"/>
-          <w:b/>
-          <w:sz w:val="28"/>
-          <w:szCs w:val="28"/>
-        </w:rPr>
-        <w:t>ử</w:t>
-      </w:r>
-      <w:r>
-        <w:rPr>
-          <w:rFonts w:ascii="Times New Roman" w:hAnsi="Times New Roman" w:cs="Times New Roman"/>
-          <w:b/>
-          <w:sz w:val="28"/>
-          <w:szCs w:val="28"/>
-        </w:rPr>
-        <w:t>a, không ph</w:t>
-      </w:r>
-      <w:r>
-        <w:rPr>
-          <w:rFonts w:ascii="Times New Roman" w:hAnsi="Times New Roman" w:cs="Times New Roman"/>
-          <w:b/>
-          <w:sz w:val="28"/>
-          <w:szCs w:val="28"/>
-        </w:rPr>
-        <w:t>ả</w:t>
-      </w:r>
-      <w:r>
-        <w:rPr>
-          <w:rFonts w:ascii="Times New Roman" w:hAnsi="Times New Roman" w:cs="Times New Roman"/>
-          <w:b/>
-          <w:sz w:val="28"/>
-          <w:szCs w:val="28"/>
-        </w:rPr>
-        <w:t>i ph</w:t>
-      </w:r>
-      <w:r>
-        <w:rPr>
-          <w:rFonts w:ascii="Times New Roman" w:hAnsi="Times New Roman" w:cs="Times New Roman"/>
-          <w:b/>
-          <w:sz w:val="28"/>
-          <w:szCs w:val="28"/>
-        </w:rPr>
-        <w:t>ầ</w:t>
-      </w:r>
-      <w:r>
-        <w:rPr>
-          <w:rFonts w:ascii="Times New Roman" w:hAnsi="Times New Roman" w:cs="Times New Roman"/>
-          <w:b/>
-          <w:sz w:val="28"/>
-          <w:szCs w:val="28"/>
-        </w:rPr>
-        <w:t>n thư</w:t>
-      </w:r>
-      <w:r>
-        <w:rPr>
-          <w:rFonts w:ascii="Times New Roman" w:hAnsi="Times New Roman" w:cs="Times New Roman"/>
-          <w:b/>
-          <w:sz w:val="28"/>
-          <w:szCs w:val="28"/>
-        </w:rPr>
-        <w:t>ở</w:t>
-      </w:r>
-      <w:r>
-        <w:rPr>
-          <w:rFonts w:ascii="Times New Roman" w:hAnsi="Times New Roman" w:cs="Times New Roman"/>
-          <w:b/>
-          <w:sz w:val="28"/>
-          <w:szCs w:val="28"/>
-        </w:rPr>
-        <w:t>ng</w:t>
+          <w:sz w:val="28"/>
+          <w:szCs w:val="28"/>
+        </w:rPr>
+        <w:t>Tham gia 1 câu lạc bộ English Speaking tại trường hoặc online.</w:t>
       </w:r>
     </w:p>
     <w:p>
@@ -3305,5869 +1332,11 @@
       <w:r>
         <w:rPr>
           <w:rFonts w:ascii="Times New Roman" w:hAnsi="Times New Roman" w:cs="Times New Roman"/>
-          <w:sz w:val="28"/>
-          <w:szCs w:val="28"/>
-        </w:rPr>
-        <w:lastRenderedPageBreak/>
-        <w:t>Trư</w:t>
-      </w:r>
-      <w:r>
-        <w:rPr>
-          <w:rFonts w:ascii="Times New Roman" w:hAnsi="Times New Roman" w:cs="Times New Roman"/>
-          <w:sz w:val="28"/>
-          <w:szCs w:val="28"/>
-        </w:rPr>
-        <w:t>ớ</w:t>
-      </w:r>
-      <w:r>
-        <w:rPr>
-          <w:rFonts w:ascii="Times New Roman" w:hAnsi="Times New Roman" w:cs="Times New Roman"/>
-          <w:sz w:val="28"/>
-          <w:szCs w:val="28"/>
-        </w:rPr>
-        <w:t>c năm 2015, bi</w:t>
-      </w:r>
-      <w:r>
-        <w:rPr>
-          <w:rFonts w:ascii="Times New Roman" w:hAnsi="Times New Roman" w:cs="Times New Roman"/>
-          <w:sz w:val="28"/>
-          <w:szCs w:val="28"/>
-        </w:rPr>
-        <w:t>ế</w:t>
-      </w:r>
-      <w:r>
-        <w:rPr>
-          <w:rFonts w:ascii="Times New Roman" w:hAnsi="Times New Roman" w:cs="Times New Roman"/>
-          <w:sz w:val="28"/>
-          <w:szCs w:val="28"/>
-        </w:rPr>
-        <w:t>t ti</w:t>
-      </w:r>
-      <w:r>
-        <w:rPr>
-          <w:rFonts w:ascii="Times New Roman" w:hAnsi="Times New Roman" w:cs="Times New Roman"/>
-          <w:sz w:val="28"/>
-          <w:szCs w:val="28"/>
-        </w:rPr>
-        <w:t>ế</w:t>
-      </w:r>
-      <w:r>
-        <w:rPr>
-          <w:rFonts w:ascii="Times New Roman" w:hAnsi="Times New Roman" w:cs="Times New Roman"/>
-          <w:sz w:val="28"/>
-          <w:szCs w:val="28"/>
-        </w:rPr>
-        <w:t>ng Anh là đi</w:t>
-      </w:r>
-      <w:r>
-        <w:rPr>
-          <w:rFonts w:ascii="Times New Roman" w:hAnsi="Times New Roman" w:cs="Times New Roman"/>
-          <w:sz w:val="28"/>
-          <w:szCs w:val="28"/>
-        </w:rPr>
-        <w:t>ể</w:t>
-      </w:r>
-      <w:r>
-        <w:rPr>
-          <w:rFonts w:ascii="Times New Roman" w:hAnsi="Times New Roman" w:cs="Times New Roman"/>
-          <w:sz w:val="28"/>
-          <w:szCs w:val="28"/>
-        </w:rPr>
-        <w:t>m c</w:t>
-      </w:r>
-      <w:r>
-        <w:rPr>
-          <w:rFonts w:ascii="Times New Roman" w:hAnsi="Times New Roman" w:cs="Times New Roman"/>
-          <w:sz w:val="28"/>
-          <w:szCs w:val="28"/>
-        </w:rPr>
-        <w:t>ộ</w:t>
-      </w:r>
-      <w:r>
-        <w:rPr>
-          <w:rFonts w:ascii="Times New Roman" w:hAnsi="Times New Roman" w:cs="Times New Roman"/>
-          <w:sz w:val="28"/>
-          <w:szCs w:val="28"/>
-        </w:rPr>
-        <w:t>ng trên CV. Ngày nay, KHÔNG bi</w:t>
-      </w:r>
-      <w:r>
-        <w:rPr>
-          <w:rFonts w:ascii="Times New Roman" w:hAnsi="Times New Roman" w:cs="Times New Roman"/>
-          <w:sz w:val="28"/>
-          <w:szCs w:val="28"/>
-        </w:rPr>
-        <w:t>ế</w:t>
-      </w:r>
-      <w:r>
-        <w:rPr>
-          <w:rFonts w:ascii="Times New Roman" w:hAnsi="Times New Roman" w:cs="Times New Roman"/>
-          <w:sz w:val="28"/>
-          <w:szCs w:val="28"/>
-        </w:rPr>
-        <w:t>t ti</w:t>
-      </w:r>
-      <w:r>
-        <w:rPr>
-          <w:rFonts w:ascii="Times New Roman" w:hAnsi="Times New Roman" w:cs="Times New Roman"/>
-          <w:sz w:val="28"/>
-          <w:szCs w:val="28"/>
-        </w:rPr>
-        <w:t>ế</w:t>
-      </w:r>
-      <w:r>
-        <w:rPr>
-          <w:rFonts w:ascii="Times New Roman" w:hAnsi="Times New Roman" w:cs="Times New Roman"/>
-          <w:sz w:val="28"/>
-          <w:szCs w:val="28"/>
-        </w:rPr>
-        <w:t>ng Anh là đi</w:t>
-      </w:r>
-      <w:r>
-        <w:rPr>
-          <w:rFonts w:ascii="Times New Roman" w:hAnsi="Times New Roman" w:cs="Times New Roman"/>
-          <w:sz w:val="28"/>
-          <w:szCs w:val="28"/>
-        </w:rPr>
-        <w:t>ể</w:t>
-      </w:r>
-      <w:r>
-        <w:rPr>
-          <w:rFonts w:ascii="Times New Roman" w:hAnsi="Times New Roman" w:cs="Times New Roman"/>
-          <w:sz w:val="28"/>
-          <w:szCs w:val="28"/>
-        </w:rPr>
-        <w:t>m tr</w:t>
-      </w:r>
-      <w:r>
-        <w:rPr>
-          <w:rFonts w:ascii="Times New Roman" w:hAnsi="Times New Roman" w:cs="Times New Roman"/>
-          <w:sz w:val="28"/>
-          <w:szCs w:val="28"/>
-        </w:rPr>
-        <w:t>ừ</w:t>
-      </w:r>
-      <w:r>
-        <w:rPr>
-          <w:rFonts w:ascii="Times New Roman" w:hAnsi="Times New Roman" w:cs="Times New Roman"/>
-          <w:sz w:val="28"/>
-          <w:szCs w:val="28"/>
-        </w:rPr>
-        <w:t xml:space="preserve"> có th</w:t>
-      </w:r>
-      <w:r>
-        <w:rPr>
-          <w:rFonts w:ascii="Times New Roman" w:hAnsi="Times New Roman" w:cs="Times New Roman"/>
-          <w:sz w:val="28"/>
-          <w:szCs w:val="28"/>
-        </w:rPr>
-        <w:t>ể</w:t>
-      </w:r>
-      <w:r>
-        <w:rPr>
-          <w:rFonts w:ascii="Times New Roman" w:hAnsi="Times New Roman" w:cs="Times New Roman"/>
-          <w:sz w:val="28"/>
-          <w:szCs w:val="28"/>
-        </w:rPr>
-        <w:t xml:space="preserve"> lo</w:t>
-      </w:r>
-      <w:r>
-        <w:rPr>
-          <w:rFonts w:ascii="Times New Roman" w:hAnsi="Times New Roman" w:cs="Times New Roman"/>
-          <w:sz w:val="28"/>
-          <w:szCs w:val="28"/>
-        </w:rPr>
-        <w:t>ạ</w:t>
-      </w:r>
-      <w:r>
-        <w:rPr>
-          <w:rFonts w:ascii="Times New Roman" w:hAnsi="Times New Roman" w:cs="Times New Roman"/>
-          <w:sz w:val="28"/>
-          <w:szCs w:val="28"/>
-        </w:rPr>
-        <w:t>i b</w:t>
-      </w:r>
-      <w:r>
-        <w:rPr>
-          <w:rFonts w:ascii="Times New Roman" w:hAnsi="Times New Roman" w:cs="Times New Roman"/>
-          <w:sz w:val="28"/>
-          <w:szCs w:val="28"/>
-        </w:rPr>
-        <w:t>ạ</w:t>
-      </w:r>
-      <w:r>
-        <w:rPr>
-          <w:rFonts w:ascii="Times New Roman" w:hAnsi="Times New Roman" w:cs="Times New Roman"/>
-          <w:sz w:val="28"/>
-          <w:szCs w:val="28"/>
-        </w:rPr>
-        <w:t>n kh</w:t>
-      </w:r>
-      <w:r>
-        <w:rPr>
-          <w:rFonts w:ascii="Times New Roman" w:hAnsi="Times New Roman" w:cs="Times New Roman"/>
-          <w:sz w:val="28"/>
-          <w:szCs w:val="28"/>
-        </w:rPr>
-        <w:t>ỏ</w:t>
-      </w:r>
-      <w:r>
-        <w:rPr>
-          <w:rFonts w:ascii="Times New Roman" w:hAnsi="Times New Roman" w:cs="Times New Roman"/>
-          <w:sz w:val="28"/>
-          <w:szCs w:val="28"/>
-        </w:rPr>
-        <w:t>i vòng l</w:t>
-      </w:r>
-      <w:r>
-        <w:rPr>
-          <w:rFonts w:ascii="Times New Roman" w:hAnsi="Times New Roman" w:cs="Times New Roman"/>
-          <w:sz w:val="28"/>
-          <w:szCs w:val="28"/>
-        </w:rPr>
-        <w:t>ọ</w:t>
-      </w:r>
-      <w:r>
-        <w:rPr>
-          <w:rFonts w:ascii="Times New Roman" w:hAnsi="Times New Roman" w:cs="Times New Roman"/>
-          <w:sz w:val="28"/>
-          <w:szCs w:val="28"/>
-        </w:rPr>
-        <w:t>c h</w:t>
-      </w:r>
-      <w:r>
-        <w:rPr>
-          <w:rFonts w:ascii="Times New Roman" w:hAnsi="Times New Roman" w:cs="Times New Roman"/>
-          <w:sz w:val="28"/>
-          <w:szCs w:val="28"/>
-        </w:rPr>
-        <w:t>ồ</w:t>
-      </w:r>
-      <w:r>
-        <w:rPr>
-          <w:rFonts w:ascii="Times New Roman" w:hAnsi="Times New Roman" w:cs="Times New Roman"/>
-          <w:sz w:val="28"/>
-          <w:szCs w:val="28"/>
-        </w:rPr>
-        <w:t xml:space="preserve"> sơ đ</w:t>
-      </w:r>
-      <w:r>
-        <w:rPr>
-          <w:rFonts w:ascii="Times New Roman" w:hAnsi="Times New Roman" w:cs="Times New Roman"/>
-          <w:sz w:val="28"/>
-          <w:szCs w:val="28"/>
-        </w:rPr>
-        <w:t>ầ</w:t>
-      </w:r>
-      <w:r>
-        <w:rPr>
-          <w:rFonts w:ascii="Times New Roman" w:hAnsi="Times New Roman" w:cs="Times New Roman"/>
-          <w:sz w:val="28"/>
-          <w:szCs w:val="28"/>
-        </w:rPr>
-        <w:t>u tiên.</w:t>
-      </w:r>
-    </w:p>
-    <w:p>
-      <w:pPr>
-        <w:pStyle w:val="ListBullet"/>
-        <w:spacing w:after="60"/>
-        <w:rPr>
-          <w:rFonts w:ascii="Times New Roman" w:hAnsi="Times New Roman" w:cs="Times New Roman"/>
-          <w:sz w:val="28"/>
-          <w:szCs w:val="28"/>
-        </w:rPr>
-      </w:pPr>
-      <w:r>
-        <w:rPr>
-          <w:rFonts w:ascii="Times New Roman" w:hAnsi="Times New Roman" w:cs="Times New Roman"/>
-          <w:sz w:val="28"/>
-          <w:szCs w:val="28"/>
-        </w:rPr>
-        <w:t>H</w:t>
-      </w:r>
-      <w:r>
-        <w:rPr>
-          <w:rFonts w:ascii="Times New Roman" w:hAnsi="Times New Roman" w:cs="Times New Roman"/>
-          <w:sz w:val="28"/>
-          <w:szCs w:val="28"/>
-        </w:rPr>
-        <w:t>ầ</w:t>
-      </w:r>
-      <w:r>
-        <w:rPr>
-          <w:rFonts w:ascii="Times New Roman" w:hAnsi="Times New Roman" w:cs="Times New Roman"/>
-          <w:sz w:val="28"/>
-          <w:szCs w:val="28"/>
-        </w:rPr>
-        <w:t>u h</w:t>
-      </w:r>
-      <w:r>
-        <w:rPr>
-          <w:rFonts w:ascii="Times New Roman" w:hAnsi="Times New Roman" w:cs="Times New Roman"/>
-          <w:sz w:val="28"/>
-          <w:szCs w:val="28"/>
-        </w:rPr>
-        <w:t>ế</w:t>
-      </w:r>
-      <w:r>
-        <w:rPr>
-          <w:rFonts w:ascii="Times New Roman" w:hAnsi="Times New Roman" w:cs="Times New Roman"/>
-          <w:sz w:val="28"/>
-          <w:szCs w:val="28"/>
-        </w:rPr>
-        <w:t>t các t</w:t>
-      </w:r>
-      <w:r>
-        <w:rPr>
-          <w:rFonts w:ascii="Times New Roman" w:hAnsi="Times New Roman" w:cs="Times New Roman"/>
-          <w:sz w:val="28"/>
-          <w:szCs w:val="28"/>
-        </w:rPr>
-        <w:t>ậ</w:t>
-      </w:r>
-      <w:r>
-        <w:rPr>
-          <w:rFonts w:ascii="Times New Roman" w:hAnsi="Times New Roman" w:cs="Times New Roman"/>
-          <w:sz w:val="28"/>
-          <w:szCs w:val="28"/>
-        </w:rPr>
-        <w:t>p đoàn đa qu</w:t>
-      </w:r>
-      <w:r>
-        <w:rPr>
-          <w:rFonts w:ascii="Times New Roman" w:hAnsi="Times New Roman" w:cs="Times New Roman"/>
-          <w:sz w:val="28"/>
-          <w:szCs w:val="28"/>
-        </w:rPr>
-        <w:t>ố</w:t>
-      </w:r>
-      <w:r>
-        <w:rPr>
-          <w:rFonts w:ascii="Times New Roman" w:hAnsi="Times New Roman" w:cs="Times New Roman"/>
-          <w:sz w:val="28"/>
-          <w:szCs w:val="28"/>
-        </w:rPr>
-        <w:t>c gia (Samsung, Intel, Unilever, Grab, Shopee…) yêu c</w:t>
-      </w:r>
-      <w:r>
-        <w:rPr>
-          <w:rFonts w:ascii="Times New Roman" w:hAnsi="Times New Roman" w:cs="Times New Roman"/>
-          <w:sz w:val="28"/>
-          <w:szCs w:val="28"/>
-        </w:rPr>
-        <w:t>ầ</w:t>
-      </w:r>
-      <w:r>
-        <w:rPr>
-          <w:rFonts w:ascii="Times New Roman" w:hAnsi="Times New Roman" w:cs="Times New Roman"/>
-          <w:sz w:val="28"/>
-          <w:szCs w:val="28"/>
-        </w:rPr>
-        <w:t>u ít nh</w:t>
-      </w:r>
-      <w:r>
-        <w:rPr>
-          <w:rFonts w:ascii="Times New Roman" w:hAnsi="Times New Roman" w:cs="Times New Roman"/>
-          <w:sz w:val="28"/>
-          <w:szCs w:val="28"/>
-        </w:rPr>
-        <w:t>ấ</w:t>
-      </w:r>
-      <w:r>
-        <w:rPr>
-          <w:rFonts w:ascii="Times New Roman" w:hAnsi="Times New Roman" w:cs="Times New Roman"/>
-          <w:sz w:val="28"/>
-          <w:szCs w:val="28"/>
-        </w:rPr>
-        <w:t>t IELTS 6.0 ho</w:t>
-      </w:r>
-      <w:r>
-        <w:rPr>
-          <w:rFonts w:ascii="Times New Roman" w:hAnsi="Times New Roman" w:cs="Times New Roman"/>
-          <w:sz w:val="28"/>
-          <w:szCs w:val="28"/>
-        </w:rPr>
-        <w:t>ặ</w:t>
-      </w:r>
-      <w:r>
-        <w:rPr>
-          <w:rFonts w:ascii="Times New Roman" w:hAnsi="Times New Roman" w:cs="Times New Roman"/>
-          <w:sz w:val="28"/>
-          <w:szCs w:val="28"/>
-        </w:rPr>
-        <w:t>c tương đương.</w:t>
-      </w:r>
-    </w:p>
-    <w:p>
-      <w:pPr>
-        <w:pStyle w:val="ListBullet"/>
-        <w:spacing w:after="60"/>
-        <w:rPr>
-          <w:rFonts w:ascii="Times New Roman" w:hAnsi="Times New Roman" w:cs="Times New Roman"/>
-          <w:sz w:val="28"/>
-          <w:szCs w:val="28"/>
-        </w:rPr>
-      </w:pPr>
-      <w:r>
-        <w:rPr>
-          <w:rFonts w:ascii="Times New Roman" w:hAnsi="Times New Roman" w:cs="Times New Roman"/>
-          <w:sz w:val="28"/>
-          <w:szCs w:val="28"/>
-        </w:rPr>
-        <w:t>Ngay c</w:t>
-      </w:r>
-      <w:r>
-        <w:rPr>
-          <w:rFonts w:ascii="Times New Roman" w:hAnsi="Times New Roman" w:cs="Times New Roman"/>
-          <w:sz w:val="28"/>
-          <w:szCs w:val="28"/>
-        </w:rPr>
-        <w:t>ả</w:t>
-      </w:r>
-      <w:r>
-        <w:rPr>
-          <w:rFonts w:ascii="Times New Roman" w:hAnsi="Times New Roman" w:cs="Times New Roman"/>
-          <w:sz w:val="28"/>
-          <w:szCs w:val="28"/>
-        </w:rPr>
-        <w:t xml:space="preserve"> các công ty Vi</w:t>
-      </w:r>
-      <w:r>
-        <w:rPr>
-          <w:rFonts w:ascii="Times New Roman" w:hAnsi="Times New Roman" w:cs="Times New Roman"/>
-          <w:sz w:val="28"/>
-          <w:szCs w:val="28"/>
-        </w:rPr>
-        <w:t>ệ</w:t>
-      </w:r>
-      <w:r>
-        <w:rPr>
-          <w:rFonts w:ascii="Times New Roman" w:hAnsi="Times New Roman" w:cs="Times New Roman"/>
-          <w:sz w:val="28"/>
-          <w:szCs w:val="28"/>
-        </w:rPr>
-        <w:t>t Nam l</w:t>
-      </w:r>
-      <w:r>
-        <w:rPr>
-          <w:rFonts w:ascii="Times New Roman" w:hAnsi="Times New Roman" w:cs="Times New Roman"/>
-          <w:sz w:val="28"/>
-          <w:szCs w:val="28"/>
-        </w:rPr>
-        <w:t>ớ</w:t>
-      </w:r>
-      <w:r>
-        <w:rPr>
-          <w:rFonts w:ascii="Times New Roman" w:hAnsi="Times New Roman" w:cs="Times New Roman"/>
-          <w:sz w:val="28"/>
-          <w:szCs w:val="28"/>
-        </w:rPr>
-        <w:t>n như VinGroup, FPT, VNG cũng yêu c</w:t>
-      </w:r>
-      <w:r>
-        <w:rPr>
-          <w:rFonts w:ascii="Times New Roman" w:hAnsi="Times New Roman" w:cs="Times New Roman"/>
-          <w:sz w:val="28"/>
-          <w:szCs w:val="28"/>
-        </w:rPr>
-        <w:t>ầ</w:t>
-      </w:r>
-      <w:r>
-        <w:rPr>
-          <w:rFonts w:ascii="Times New Roman" w:hAnsi="Times New Roman" w:cs="Times New Roman"/>
-          <w:sz w:val="28"/>
-          <w:szCs w:val="28"/>
-        </w:rPr>
-        <w:t>u ti</w:t>
-      </w:r>
-      <w:r>
-        <w:rPr>
-          <w:rFonts w:ascii="Times New Roman" w:hAnsi="Times New Roman" w:cs="Times New Roman"/>
-          <w:sz w:val="28"/>
-          <w:szCs w:val="28"/>
-        </w:rPr>
-        <w:t>ế</w:t>
-      </w:r>
-      <w:r>
-        <w:rPr>
-          <w:rFonts w:ascii="Times New Roman" w:hAnsi="Times New Roman" w:cs="Times New Roman"/>
-          <w:sz w:val="28"/>
-          <w:szCs w:val="28"/>
-        </w:rPr>
-        <w:t>ng Anh trong giao d</w:t>
-      </w:r>
-      <w:r>
-        <w:rPr>
-          <w:rFonts w:ascii="Times New Roman" w:hAnsi="Times New Roman" w:cs="Times New Roman"/>
-          <w:sz w:val="28"/>
-          <w:szCs w:val="28"/>
-        </w:rPr>
-        <w:t>ị</w:t>
-      </w:r>
-      <w:r>
-        <w:rPr>
-          <w:rFonts w:ascii="Times New Roman" w:hAnsi="Times New Roman" w:cs="Times New Roman"/>
-          <w:sz w:val="28"/>
-          <w:szCs w:val="28"/>
-        </w:rPr>
-        <w:t>ch và báo cáo n</w:t>
-      </w:r>
-      <w:r>
-        <w:rPr>
-          <w:rFonts w:ascii="Times New Roman" w:hAnsi="Times New Roman" w:cs="Times New Roman"/>
-          <w:sz w:val="28"/>
-          <w:szCs w:val="28"/>
-        </w:rPr>
-        <w:t>ộ</w:t>
-      </w:r>
-      <w:r>
-        <w:rPr>
-          <w:rFonts w:ascii="Times New Roman" w:hAnsi="Times New Roman" w:cs="Times New Roman"/>
-          <w:sz w:val="28"/>
-          <w:szCs w:val="28"/>
-        </w:rPr>
-        <w:t>i b</w:t>
-      </w:r>
-      <w:r>
-        <w:rPr>
-          <w:rFonts w:ascii="Times New Roman" w:hAnsi="Times New Roman" w:cs="Times New Roman"/>
-          <w:sz w:val="28"/>
-          <w:szCs w:val="28"/>
-        </w:rPr>
-        <w:t>ộ</w:t>
-      </w:r>
-      <w:r>
-        <w:rPr>
-          <w:rFonts w:ascii="Times New Roman" w:hAnsi="Times New Roman" w:cs="Times New Roman"/>
-          <w:sz w:val="28"/>
-          <w:szCs w:val="28"/>
-        </w:rPr>
-        <w:t>.</w:t>
-      </w:r>
-    </w:p>
-    <w:p>
-      <w:pPr>
-        <w:pStyle w:val="ListBullet"/>
-        <w:spacing w:after="60"/>
-        <w:rPr>
-          <w:rFonts w:ascii="Times New Roman" w:hAnsi="Times New Roman" w:cs="Times New Roman"/>
-          <w:sz w:val="28"/>
-          <w:szCs w:val="28"/>
-        </w:rPr>
-      </w:pPr>
-      <w:r>
-        <w:rPr>
-          <w:rFonts w:ascii="Times New Roman" w:hAnsi="Times New Roman" w:cs="Times New Roman"/>
-          <w:sz w:val="28"/>
-          <w:szCs w:val="28"/>
-        </w:rPr>
-        <w:t>Freelance qu</w:t>
-      </w:r>
-      <w:r>
-        <w:rPr>
-          <w:rFonts w:ascii="Times New Roman" w:hAnsi="Times New Roman" w:cs="Times New Roman"/>
-          <w:sz w:val="28"/>
-          <w:szCs w:val="28"/>
-        </w:rPr>
-        <w:t>ố</w:t>
-      </w:r>
-      <w:r>
-        <w:rPr>
-          <w:rFonts w:ascii="Times New Roman" w:hAnsi="Times New Roman" w:cs="Times New Roman"/>
-          <w:sz w:val="28"/>
-          <w:szCs w:val="28"/>
-        </w:rPr>
-        <w:t xml:space="preserve">c </w:t>
-      </w:r>
-      <w:r>
-        <w:rPr>
-          <w:rFonts w:ascii="Times New Roman" w:hAnsi="Times New Roman" w:cs="Times New Roman"/>
-          <w:sz w:val="28"/>
-          <w:szCs w:val="28"/>
-        </w:rPr>
-        <w:t>t</w:t>
-      </w:r>
-      <w:r>
-        <w:rPr>
-          <w:rFonts w:ascii="Times New Roman" w:hAnsi="Times New Roman" w:cs="Times New Roman"/>
-          <w:sz w:val="28"/>
-          <w:szCs w:val="28"/>
-        </w:rPr>
-        <w:t>ế</w:t>
-      </w:r>
-      <w:r>
-        <w:rPr>
-          <w:rFonts w:ascii="Times New Roman" w:hAnsi="Times New Roman" w:cs="Times New Roman"/>
-          <w:sz w:val="28"/>
-          <w:szCs w:val="28"/>
-        </w:rPr>
-        <w:t xml:space="preserve"> — m</w:t>
-      </w:r>
-      <w:r>
-        <w:rPr>
-          <w:rFonts w:ascii="Times New Roman" w:hAnsi="Times New Roman" w:cs="Times New Roman"/>
-          <w:sz w:val="28"/>
-          <w:szCs w:val="28"/>
-        </w:rPr>
-        <w:t>ả</w:t>
-      </w:r>
-      <w:r>
-        <w:rPr>
-          <w:rFonts w:ascii="Times New Roman" w:hAnsi="Times New Roman" w:cs="Times New Roman"/>
-          <w:sz w:val="28"/>
-          <w:szCs w:val="28"/>
-        </w:rPr>
-        <w:t>ng vi</w:t>
-      </w:r>
-      <w:r>
-        <w:rPr>
-          <w:rFonts w:ascii="Times New Roman" w:hAnsi="Times New Roman" w:cs="Times New Roman"/>
-          <w:sz w:val="28"/>
-          <w:szCs w:val="28"/>
-        </w:rPr>
-        <w:t>ệ</w:t>
-      </w:r>
-      <w:r>
-        <w:rPr>
-          <w:rFonts w:ascii="Times New Roman" w:hAnsi="Times New Roman" w:cs="Times New Roman"/>
-          <w:sz w:val="28"/>
-          <w:szCs w:val="28"/>
-        </w:rPr>
-        <w:t>c làm tăng trư</w:t>
-      </w:r>
-      <w:r>
-        <w:rPr>
-          <w:rFonts w:ascii="Times New Roman" w:hAnsi="Times New Roman" w:cs="Times New Roman"/>
-          <w:sz w:val="28"/>
-          <w:szCs w:val="28"/>
-        </w:rPr>
-        <w:t>ở</w:t>
-      </w:r>
-      <w:r>
-        <w:rPr>
-          <w:rFonts w:ascii="Times New Roman" w:hAnsi="Times New Roman" w:cs="Times New Roman"/>
-          <w:sz w:val="28"/>
-          <w:szCs w:val="28"/>
-        </w:rPr>
-        <w:t>ng m</w:t>
-      </w:r>
-      <w:r>
-        <w:rPr>
-          <w:rFonts w:ascii="Times New Roman" w:hAnsi="Times New Roman" w:cs="Times New Roman"/>
-          <w:sz w:val="28"/>
-          <w:szCs w:val="28"/>
-        </w:rPr>
-        <w:t>ạ</w:t>
-      </w:r>
-      <w:r>
-        <w:rPr>
-          <w:rFonts w:ascii="Times New Roman" w:hAnsi="Times New Roman" w:cs="Times New Roman"/>
-          <w:sz w:val="28"/>
-          <w:szCs w:val="28"/>
-        </w:rPr>
-        <w:t>nh nh</w:t>
-      </w:r>
-      <w:r>
-        <w:rPr>
-          <w:rFonts w:ascii="Times New Roman" w:hAnsi="Times New Roman" w:cs="Times New Roman"/>
-          <w:sz w:val="28"/>
-          <w:szCs w:val="28"/>
-        </w:rPr>
-        <w:t>ấ</w:t>
-      </w:r>
-      <w:r>
-        <w:rPr>
-          <w:rFonts w:ascii="Times New Roman" w:hAnsi="Times New Roman" w:cs="Times New Roman"/>
-          <w:sz w:val="28"/>
-          <w:szCs w:val="28"/>
-        </w:rPr>
-        <w:t>t h</w:t>
-      </w:r>
-      <w:r>
-        <w:rPr>
-          <w:rFonts w:ascii="Times New Roman" w:hAnsi="Times New Roman" w:cs="Times New Roman"/>
-          <w:sz w:val="28"/>
-          <w:szCs w:val="28"/>
-        </w:rPr>
-        <w:t>ậ</w:t>
-      </w:r>
-      <w:r>
-        <w:rPr>
-          <w:rFonts w:ascii="Times New Roman" w:hAnsi="Times New Roman" w:cs="Times New Roman"/>
-          <w:sz w:val="28"/>
-          <w:szCs w:val="28"/>
-        </w:rPr>
-        <w:t>u COVID — 100% c</w:t>
-      </w:r>
-      <w:r>
-        <w:rPr>
-          <w:rFonts w:ascii="Times New Roman" w:hAnsi="Times New Roman" w:cs="Times New Roman"/>
-          <w:sz w:val="28"/>
-          <w:szCs w:val="28"/>
-        </w:rPr>
-        <w:t>ầ</w:t>
-      </w:r>
-      <w:r>
-        <w:rPr>
-          <w:rFonts w:ascii="Times New Roman" w:hAnsi="Times New Roman" w:cs="Times New Roman"/>
-          <w:sz w:val="28"/>
-          <w:szCs w:val="28"/>
-        </w:rPr>
-        <w:t>n ti</w:t>
-      </w:r>
-      <w:r>
-        <w:rPr>
-          <w:rFonts w:ascii="Times New Roman" w:hAnsi="Times New Roman" w:cs="Times New Roman"/>
-          <w:sz w:val="28"/>
-          <w:szCs w:val="28"/>
-        </w:rPr>
-        <w:t>ế</w:t>
-      </w:r>
-      <w:r>
-        <w:rPr>
-          <w:rFonts w:ascii="Times New Roman" w:hAnsi="Times New Roman" w:cs="Times New Roman"/>
-          <w:sz w:val="28"/>
-          <w:szCs w:val="28"/>
-        </w:rPr>
-        <w:t>ng Anh đ</w:t>
-      </w:r>
-      <w:r>
-        <w:rPr>
-          <w:rFonts w:ascii="Times New Roman" w:hAnsi="Times New Roman" w:cs="Times New Roman"/>
-          <w:sz w:val="28"/>
-          <w:szCs w:val="28"/>
-        </w:rPr>
-        <w:t>ể</w:t>
-      </w:r>
-      <w:r>
-        <w:rPr>
-          <w:rFonts w:ascii="Times New Roman" w:hAnsi="Times New Roman" w:cs="Times New Roman"/>
-          <w:sz w:val="28"/>
-          <w:szCs w:val="28"/>
-        </w:rPr>
-        <w:t xml:space="preserve"> k</w:t>
-      </w:r>
-      <w:r>
-        <w:rPr>
-          <w:rFonts w:ascii="Times New Roman" w:hAnsi="Times New Roman" w:cs="Times New Roman"/>
-          <w:sz w:val="28"/>
-          <w:szCs w:val="28"/>
-        </w:rPr>
-        <w:t>ế</w:t>
-      </w:r>
-      <w:r>
-        <w:rPr>
-          <w:rFonts w:ascii="Times New Roman" w:hAnsi="Times New Roman" w:cs="Times New Roman"/>
-          <w:sz w:val="28"/>
-          <w:szCs w:val="28"/>
-        </w:rPr>
-        <w:t>t n</w:t>
-      </w:r>
-      <w:r>
-        <w:rPr>
-          <w:rFonts w:ascii="Times New Roman" w:hAnsi="Times New Roman" w:cs="Times New Roman"/>
-          <w:sz w:val="28"/>
-          <w:szCs w:val="28"/>
-        </w:rPr>
-        <w:t>ố</w:t>
-      </w:r>
-      <w:r>
-        <w:rPr>
-          <w:rFonts w:ascii="Times New Roman" w:hAnsi="Times New Roman" w:cs="Times New Roman"/>
-          <w:sz w:val="28"/>
-          <w:szCs w:val="28"/>
-        </w:rPr>
-        <w:t>i khách hàng toàn c</w:t>
-      </w:r>
-      <w:r>
-        <w:rPr>
-          <w:rFonts w:ascii="Times New Roman" w:hAnsi="Times New Roman" w:cs="Times New Roman"/>
-          <w:sz w:val="28"/>
-          <w:szCs w:val="28"/>
-        </w:rPr>
-        <w:t>ầ</w:t>
-      </w:r>
-      <w:r>
-        <w:rPr>
-          <w:rFonts w:ascii="Times New Roman" w:hAnsi="Times New Roman" w:cs="Times New Roman"/>
-          <w:sz w:val="28"/>
-          <w:szCs w:val="28"/>
-        </w:rPr>
-        <w:t>u.</w:t>
-      </w:r>
-    </w:p>
-    <w:p>
-      <w:pPr>
-        <w:spacing w:after="80"/>
-        <w:jc w:val="both"/>
-        <w:rPr>
-          <w:rFonts w:ascii="Times New Roman" w:hAnsi="Times New Roman" w:cs="Times New Roman"/>
-          <w:sz w:val="28"/>
-          <w:szCs w:val="28"/>
-        </w:rPr>
-      </w:pPr>
-      <w:r>
-        <w:rPr>
-          <w:rFonts w:ascii="Times New Roman" w:hAnsi="Times New Roman" w:cs="Times New Roman"/>
-          <w:sz w:val="28"/>
-          <w:szCs w:val="28"/>
-        </w:rPr>
-        <w:t>→ K</w:t>
-      </w:r>
-      <w:r>
-        <w:rPr>
-          <w:rFonts w:ascii="Times New Roman" w:hAnsi="Times New Roman" w:cs="Times New Roman"/>
-          <w:sz w:val="28"/>
-          <w:szCs w:val="28"/>
-        </w:rPr>
-        <w:t>ế</w:t>
-      </w:r>
-      <w:r>
-        <w:rPr>
-          <w:rFonts w:ascii="Times New Roman" w:hAnsi="Times New Roman" w:cs="Times New Roman"/>
-          <w:sz w:val="28"/>
-          <w:szCs w:val="28"/>
-        </w:rPr>
-        <w:t>t lu</w:t>
-      </w:r>
-      <w:r>
-        <w:rPr>
-          <w:rFonts w:ascii="Times New Roman" w:hAnsi="Times New Roman" w:cs="Times New Roman"/>
-          <w:sz w:val="28"/>
-          <w:szCs w:val="28"/>
-        </w:rPr>
-        <w:t>ậ</w:t>
-      </w:r>
-      <w:r>
-        <w:rPr>
-          <w:rFonts w:ascii="Times New Roman" w:hAnsi="Times New Roman" w:cs="Times New Roman"/>
-          <w:sz w:val="28"/>
-          <w:szCs w:val="28"/>
-        </w:rPr>
-        <w:t>n: Không có ti</w:t>
-      </w:r>
-      <w:r>
-        <w:rPr>
-          <w:rFonts w:ascii="Times New Roman" w:hAnsi="Times New Roman" w:cs="Times New Roman"/>
-          <w:sz w:val="28"/>
-          <w:szCs w:val="28"/>
-        </w:rPr>
-        <w:t>ế</w:t>
-      </w:r>
-      <w:r>
-        <w:rPr>
-          <w:rFonts w:ascii="Times New Roman" w:hAnsi="Times New Roman" w:cs="Times New Roman"/>
-          <w:sz w:val="28"/>
-          <w:szCs w:val="28"/>
-        </w:rPr>
-        <w:t>ng Anh = t</w:t>
-      </w:r>
-      <w:r>
-        <w:rPr>
-          <w:rFonts w:ascii="Times New Roman" w:hAnsi="Times New Roman" w:cs="Times New Roman"/>
-          <w:sz w:val="28"/>
-          <w:szCs w:val="28"/>
-        </w:rPr>
-        <w:t>ự</w:t>
-      </w:r>
-      <w:r>
-        <w:rPr>
-          <w:rFonts w:ascii="Times New Roman" w:hAnsi="Times New Roman" w:cs="Times New Roman"/>
-          <w:sz w:val="28"/>
-          <w:szCs w:val="28"/>
-        </w:rPr>
-        <w:t xml:space="preserve"> thu h</w:t>
-      </w:r>
-      <w:r>
-        <w:rPr>
-          <w:rFonts w:ascii="Times New Roman" w:hAnsi="Times New Roman" w:cs="Times New Roman"/>
-          <w:sz w:val="28"/>
-          <w:szCs w:val="28"/>
-        </w:rPr>
-        <w:t>ẹ</w:t>
-      </w:r>
-      <w:r>
-        <w:rPr>
-          <w:rFonts w:ascii="Times New Roman" w:hAnsi="Times New Roman" w:cs="Times New Roman"/>
-          <w:sz w:val="28"/>
-          <w:szCs w:val="28"/>
-        </w:rPr>
-        <w:t>p 70% cơ h</w:t>
-      </w:r>
-      <w:r>
-        <w:rPr>
-          <w:rFonts w:ascii="Times New Roman" w:hAnsi="Times New Roman" w:cs="Times New Roman"/>
-          <w:sz w:val="28"/>
-          <w:szCs w:val="28"/>
-        </w:rPr>
-        <w:t>ộ</w:t>
-      </w:r>
-      <w:r>
-        <w:rPr>
-          <w:rFonts w:ascii="Times New Roman" w:hAnsi="Times New Roman" w:cs="Times New Roman"/>
-          <w:sz w:val="28"/>
-          <w:szCs w:val="28"/>
-        </w:rPr>
-        <w:t>i vi</w:t>
-      </w:r>
-      <w:r>
-        <w:rPr>
-          <w:rFonts w:ascii="Times New Roman" w:hAnsi="Times New Roman" w:cs="Times New Roman"/>
-          <w:sz w:val="28"/>
-          <w:szCs w:val="28"/>
-        </w:rPr>
-        <w:t>ệ</w:t>
-      </w:r>
-      <w:r>
-        <w:rPr>
-          <w:rFonts w:ascii="Times New Roman" w:hAnsi="Times New Roman" w:cs="Times New Roman"/>
-          <w:sz w:val="28"/>
-          <w:szCs w:val="28"/>
-        </w:rPr>
-        <w:t>c làm ngay t</w:t>
-      </w:r>
-      <w:r>
-        <w:rPr>
-          <w:rFonts w:ascii="Times New Roman" w:hAnsi="Times New Roman" w:cs="Times New Roman"/>
-          <w:sz w:val="28"/>
-          <w:szCs w:val="28"/>
-        </w:rPr>
-        <w:t>ừ</w:t>
-      </w:r>
-      <w:r>
-        <w:rPr>
-          <w:rFonts w:ascii="Times New Roman" w:hAnsi="Times New Roman" w:cs="Times New Roman"/>
-          <w:sz w:val="28"/>
-          <w:szCs w:val="28"/>
-        </w:rPr>
-        <w:t xml:space="preserve"> đi</w:t>
-      </w:r>
-      <w:r>
-        <w:rPr>
-          <w:rFonts w:ascii="Times New Roman" w:hAnsi="Times New Roman" w:cs="Times New Roman"/>
-          <w:sz w:val="28"/>
-          <w:szCs w:val="28"/>
-        </w:rPr>
-        <w:t>ể</w:t>
-      </w:r>
-      <w:r>
-        <w:rPr>
-          <w:rFonts w:ascii="Times New Roman" w:hAnsi="Times New Roman" w:cs="Times New Roman"/>
-          <w:sz w:val="28"/>
-          <w:szCs w:val="28"/>
-        </w:rPr>
-        <w:t>m xu</w:t>
-      </w:r>
-      <w:r>
-        <w:rPr>
-          <w:rFonts w:ascii="Times New Roman" w:hAnsi="Times New Roman" w:cs="Times New Roman"/>
-          <w:sz w:val="28"/>
-          <w:szCs w:val="28"/>
-        </w:rPr>
-        <w:t>ấ</w:t>
-      </w:r>
-      <w:r>
-        <w:rPr>
-          <w:rFonts w:ascii="Times New Roman" w:hAnsi="Times New Roman" w:cs="Times New Roman"/>
-          <w:sz w:val="28"/>
-          <w:szCs w:val="28"/>
-        </w:rPr>
-        <w:t>t phát.</w:t>
-      </w:r>
-    </w:p>
-    <w:p>
-      <w:pPr>
-        <w:spacing w:before="280" w:after="80"/>
-        <w:rPr>
-          <w:rFonts w:ascii="Times New Roman" w:hAnsi="Times New Roman" w:cs="Times New Roman"/>
-          <w:sz w:val="28"/>
-          <w:szCs w:val="28"/>
-        </w:rPr>
-      </w:pPr>
-      <w:r>
-        <w:rPr>
-          <w:rFonts w:ascii="Times New Roman" w:hAnsi="Times New Roman" w:cs="Times New Roman"/>
           <w:b/>
           <w:sz w:val="28"/>
           <w:szCs w:val="28"/>
         </w:rPr>
-        <w:t xml:space="preserve">  Lu</w:t>
-      </w:r>
-      <w:r>
-        <w:rPr>
-          <w:rFonts w:ascii="Times New Roman" w:hAnsi="Times New Roman" w:cs="Times New Roman"/>
-          <w:b/>
-          <w:sz w:val="28"/>
-          <w:szCs w:val="28"/>
-        </w:rPr>
-        <w:t>ậ</w:t>
-      </w:r>
-      <w:r>
-        <w:rPr>
-          <w:rFonts w:ascii="Times New Roman" w:hAnsi="Times New Roman" w:cs="Times New Roman"/>
-          <w:b/>
-          <w:sz w:val="28"/>
-          <w:szCs w:val="28"/>
-        </w:rPr>
-        <w:t>n đi</w:t>
-      </w:r>
-      <w:r>
-        <w:rPr>
-          <w:rFonts w:ascii="Times New Roman" w:hAnsi="Times New Roman" w:cs="Times New Roman"/>
-          <w:b/>
-          <w:sz w:val="28"/>
-          <w:szCs w:val="28"/>
-        </w:rPr>
-        <w:t>ể</w:t>
-      </w:r>
-      <w:r>
-        <w:rPr>
-          <w:rFonts w:ascii="Times New Roman" w:hAnsi="Times New Roman" w:cs="Times New Roman"/>
-          <w:b/>
-          <w:sz w:val="28"/>
-          <w:szCs w:val="28"/>
-        </w:rPr>
-        <w:t>m 2: K</w:t>
-      </w:r>
-      <w:r>
-        <w:rPr>
-          <w:rFonts w:ascii="Times New Roman" w:hAnsi="Times New Roman" w:cs="Times New Roman"/>
-          <w:b/>
-          <w:sz w:val="28"/>
-          <w:szCs w:val="28"/>
-        </w:rPr>
-        <w:t>ỷ</w:t>
-      </w:r>
-      <w:r>
-        <w:rPr>
-          <w:rFonts w:ascii="Times New Roman" w:hAnsi="Times New Roman" w:cs="Times New Roman"/>
-          <w:b/>
-          <w:sz w:val="28"/>
-          <w:szCs w:val="28"/>
-        </w:rPr>
-        <w:t xml:space="preserve"> nguyên s</w:t>
-      </w:r>
-      <w:r>
-        <w:rPr>
-          <w:rFonts w:ascii="Times New Roman" w:hAnsi="Times New Roman" w:cs="Times New Roman"/>
-          <w:b/>
-          <w:sz w:val="28"/>
-          <w:szCs w:val="28"/>
-        </w:rPr>
-        <w:t>ố</w:t>
-      </w:r>
-      <w:r>
-        <w:rPr>
-          <w:rFonts w:ascii="Times New Roman" w:hAnsi="Times New Roman" w:cs="Times New Roman"/>
-          <w:b/>
-          <w:sz w:val="28"/>
-          <w:szCs w:val="28"/>
-        </w:rPr>
-        <w:t xml:space="preserve"> khu</w:t>
-      </w:r>
-      <w:r>
-        <w:rPr>
-          <w:rFonts w:ascii="Times New Roman" w:hAnsi="Times New Roman" w:cs="Times New Roman"/>
-          <w:b/>
-          <w:sz w:val="28"/>
-          <w:szCs w:val="28"/>
-        </w:rPr>
-        <w:t>ế</w:t>
-      </w:r>
-      <w:r>
-        <w:rPr>
-          <w:rFonts w:ascii="Times New Roman" w:hAnsi="Times New Roman" w:cs="Times New Roman"/>
-          <w:b/>
-          <w:sz w:val="28"/>
-          <w:szCs w:val="28"/>
-        </w:rPr>
-        <w:t>ch đ</w:t>
-      </w:r>
-      <w:r>
-        <w:rPr>
-          <w:rFonts w:ascii="Times New Roman" w:hAnsi="Times New Roman" w:cs="Times New Roman"/>
-          <w:b/>
-          <w:sz w:val="28"/>
-          <w:szCs w:val="28"/>
-        </w:rPr>
-        <w:t>ạ</w:t>
-      </w:r>
-      <w:r>
-        <w:rPr>
-          <w:rFonts w:ascii="Times New Roman" w:hAnsi="Times New Roman" w:cs="Times New Roman"/>
-          <w:b/>
-          <w:sz w:val="28"/>
-          <w:szCs w:val="28"/>
-        </w:rPr>
-        <w:t>i kho</w:t>
-      </w:r>
-      <w:r>
-        <w:rPr>
-          <w:rFonts w:ascii="Times New Roman" w:hAnsi="Times New Roman" w:cs="Times New Roman"/>
-          <w:b/>
-          <w:sz w:val="28"/>
-          <w:szCs w:val="28"/>
-        </w:rPr>
-        <w:t>ả</w:t>
-      </w:r>
-      <w:r>
-        <w:rPr>
-          <w:rFonts w:ascii="Times New Roman" w:hAnsi="Times New Roman" w:cs="Times New Roman"/>
-          <w:b/>
-          <w:sz w:val="28"/>
-          <w:szCs w:val="28"/>
-        </w:rPr>
-        <w:t>ng cách — không ph</w:t>
-      </w:r>
-      <w:r>
-        <w:rPr>
-          <w:rFonts w:ascii="Times New Roman" w:hAnsi="Times New Roman" w:cs="Times New Roman"/>
-          <w:b/>
-          <w:sz w:val="28"/>
-          <w:szCs w:val="28"/>
-        </w:rPr>
-        <w:t>ả</w:t>
-      </w:r>
-      <w:r>
-        <w:rPr>
-          <w:rFonts w:ascii="Times New Roman" w:hAnsi="Times New Roman" w:cs="Times New Roman"/>
-          <w:b/>
-          <w:sz w:val="28"/>
-          <w:szCs w:val="28"/>
-        </w:rPr>
-        <w:t>i thu h</w:t>
-      </w:r>
-      <w:r>
-        <w:rPr>
-          <w:rFonts w:ascii="Times New Roman" w:hAnsi="Times New Roman" w:cs="Times New Roman"/>
-          <w:b/>
-          <w:sz w:val="28"/>
-          <w:szCs w:val="28"/>
-        </w:rPr>
-        <w:t>ẹ</w:t>
-      </w:r>
-      <w:r>
-        <w:rPr>
-          <w:rFonts w:ascii="Times New Roman" w:hAnsi="Times New Roman" w:cs="Times New Roman"/>
-          <w:b/>
-          <w:sz w:val="28"/>
-          <w:szCs w:val="28"/>
-        </w:rPr>
-        <w:t>p nó</w:t>
-      </w:r>
-    </w:p>
-    <w:p>
-      <w:pPr>
-        <w:spacing w:after="80"/>
-        <w:jc w:val="both"/>
-        <w:rPr>
-          <w:rFonts w:ascii="Times New Roman" w:hAnsi="Times New Roman" w:cs="Times New Roman"/>
-          <w:sz w:val="28"/>
-          <w:szCs w:val="28"/>
-        </w:rPr>
-      </w:pPr>
-      <w:r>
-        <w:rPr>
-          <w:rFonts w:ascii="Times New Roman" w:hAnsi="Times New Roman" w:cs="Times New Roman"/>
-          <w:sz w:val="28"/>
-          <w:szCs w:val="28"/>
-        </w:rPr>
-        <w:t>Nhi</w:t>
-      </w:r>
-      <w:r>
-        <w:rPr>
-          <w:rFonts w:ascii="Times New Roman" w:hAnsi="Times New Roman" w:cs="Times New Roman"/>
-          <w:sz w:val="28"/>
-          <w:szCs w:val="28"/>
-        </w:rPr>
-        <w:t>ề</w:t>
-      </w:r>
-      <w:r>
-        <w:rPr>
-          <w:rFonts w:ascii="Times New Roman" w:hAnsi="Times New Roman" w:cs="Times New Roman"/>
-          <w:sz w:val="28"/>
-          <w:szCs w:val="28"/>
-        </w:rPr>
-        <w:t>u sinh viên nghĩ: "AI s</w:t>
-      </w:r>
-      <w:r>
-        <w:rPr>
-          <w:rFonts w:ascii="Times New Roman" w:hAnsi="Times New Roman" w:cs="Times New Roman"/>
-          <w:sz w:val="28"/>
-          <w:szCs w:val="28"/>
-        </w:rPr>
-        <w:t>ẽ</w:t>
-      </w:r>
-      <w:r>
-        <w:rPr>
-          <w:rFonts w:ascii="Times New Roman" w:hAnsi="Times New Roman" w:cs="Times New Roman"/>
-          <w:sz w:val="28"/>
-          <w:szCs w:val="28"/>
-        </w:rPr>
-        <w:t xml:space="preserve"> d</w:t>
-      </w:r>
-      <w:r>
-        <w:rPr>
-          <w:rFonts w:ascii="Times New Roman" w:hAnsi="Times New Roman" w:cs="Times New Roman"/>
-          <w:sz w:val="28"/>
-          <w:szCs w:val="28"/>
-        </w:rPr>
-        <w:t>ị</w:t>
-      </w:r>
-      <w:r>
-        <w:rPr>
-          <w:rFonts w:ascii="Times New Roman" w:hAnsi="Times New Roman" w:cs="Times New Roman"/>
-          <w:sz w:val="28"/>
-          <w:szCs w:val="28"/>
-        </w:rPr>
-        <w:t>ch h</w:t>
-      </w:r>
-      <w:r>
-        <w:rPr>
-          <w:rFonts w:ascii="Times New Roman" w:hAnsi="Times New Roman" w:cs="Times New Roman"/>
-          <w:sz w:val="28"/>
-          <w:szCs w:val="28"/>
-        </w:rPr>
-        <w:t>ộ</w:t>
-      </w:r>
-      <w:r>
-        <w:rPr>
-          <w:rFonts w:ascii="Times New Roman" w:hAnsi="Times New Roman" w:cs="Times New Roman"/>
-          <w:sz w:val="28"/>
-          <w:szCs w:val="28"/>
-        </w:rPr>
-        <w:t xml:space="preserve"> mình, không c</w:t>
-      </w:r>
-      <w:r>
-        <w:rPr>
-          <w:rFonts w:ascii="Times New Roman" w:hAnsi="Times New Roman" w:cs="Times New Roman"/>
-          <w:sz w:val="28"/>
-          <w:szCs w:val="28"/>
-        </w:rPr>
-        <w:t>ầ</w:t>
-      </w:r>
-      <w:r>
-        <w:rPr>
-          <w:rFonts w:ascii="Times New Roman" w:hAnsi="Times New Roman" w:cs="Times New Roman"/>
-          <w:sz w:val="28"/>
-          <w:szCs w:val="28"/>
-        </w:rPr>
-        <w:t>n h</w:t>
-      </w:r>
-      <w:r>
-        <w:rPr>
-          <w:rFonts w:ascii="Times New Roman" w:hAnsi="Times New Roman" w:cs="Times New Roman"/>
-          <w:sz w:val="28"/>
-          <w:szCs w:val="28"/>
-        </w:rPr>
-        <w:t>ọ</w:t>
-      </w:r>
-      <w:r>
-        <w:rPr>
-          <w:rFonts w:ascii="Times New Roman" w:hAnsi="Times New Roman" w:cs="Times New Roman"/>
-          <w:sz w:val="28"/>
-          <w:szCs w:val="28"/>
-        </w:rPr>
-        <w:t>c ti</w:t>
-      </w:r>
-      <w:r>
-        <w:rPr>
-          <w:rFonts w:ascii="Times New Roman" w:hAnsi="Times New Roman" w:cs="Times New Roman"/>
-          <w:sz w:val="28"/>
-          <w:szCs w:val="28"/>
-        </w:rPr>
-        <w:t>ế</w:t>
-      </w:r>
-      <w:r>
-        <w:rPr>
-          <w:rFonts w:ascii="Times New Roman" w:hAnsi="Times New Roman" w:cs="Times New Roman"/>
-          <w:sz w:val="28"/>
-          <w:szCs w:val="28"/>
-        </w:rPr>
-        <w:t>ng Anh n</w:t>
-      </w:r>
-      <w:r>
-        <w:rPr>
-          <w:rFonts w:ascii="Times New Roman" w:hAnsi="Times New Roman" w:cs="Times New Roman"/>
-          <w:sz w:val="28"/>
-          <w:szCs w:val="28"/>
-        </w:rPr>
-        <w:t>ữ</w:t>
-      </w:r>
-      <w:r>
-        <w:rPr>
-          <w:rFonts w:ascii="Times New Roman" w:hAnsi="Times New Roman" w:cs="Times New Roman"/>
-          <w:sz w:val="28"/>
-          <w:szCs w:val="28"/>
-        </w:rPr>
-        <w:t>a." Đây là suy nghĩ nguy hi</w:t>
-      </w:r>
-      <w:r>
-        <w:rPr>
-          <w:rFonts w:ascii="Times New Roman" w:hAnsi="Times New Roman" w:cs="Times New Roman"/>
-          <w:sz w:val="28"/>
-          <w:szCs w:val="28"/>
-        </w:rPr>
-        <w:t>ể</w:t>
-      </w:r>
-      <w:r>
-        <w:rPr>
-          <w:rFonts w:ascii="Times New Roman" w:hAnsi="Times New Roman" w:cs="Times New Roman"/>
-          <w:sz w:val="28"/>
-          <w:szCs w:val="28"/>
-        </w:rPr>
-        <w:t>m nh</w:t>
-      </w:r>
-      <w:r>
-        <w:rPr>
-          <w:rFonts w:ascii="Times New Roman" w:hAnsi="Times New Roman" w:cs="Times New Roman"/>
-          <w:sz w:val="28"/>
-          <w:szCs w:val="28"/>
-        </w:rPr>
-        <w:t>ấ</w:t>
-      </w:r>
-      <w:r>
-        <w:rPr>
-          <w:rFonts w:ascii="Times New Roman" w:hAnsi="Times New Roman" w:cs="Times New Roman"/>
-          <w:sz w:val="28"/>
-          <w:szCs w:val="28"/>
-        </w:rPr>
-        <w:t>t hi</w:t>
-      </w:r>
-      <w:r>
-        <w:rPr>
-          <w:rFonts w:ascii="Times New Roman" w:hAnsi="Times New Roman" w:cs="Times New Roman"/>
-          <w:sz w:val="28"/>
-          <w:szCs w:val="28"/>
-        </w:rPr>
-        <w:t>ệ</w:t>
-      </w:r>
-      <w:r>
-        <w:rPr>
-          <w:rFonts w:ascii="Times New Roman" w:hAnsi="Times New Roman" w:cs="Times New Roman"/>
-          <w:sz w:val="28"/>
-          <w:szCs w:val="28"/>
-        </w:rPr>
-        <w:t>n nay.</w:t>
-      </w:r>
-    </w:p>
-    <w:p>
-      <w:pPr>
-        <w:pStyle w:val="ListBullet"/>
-        <w:spacing w:after="60"/>
-        <w:rPr>
-          <w:rFonts w:ascii="Times New Roman" w:hAnsi="Times New Roman" w:cs="Times New Roman"/>
-          <w:sz w:val="28"/>
-          <w:szCs w:val="28"/>
-        </w:rPr>
-      </w:pPr>
-      <w:r>
-        <w:rPr>
-          <w:rFonts w:ascii="Times New Roman" w:hAnsi="Times New Roman" w:cs="Times New Roman"/>
-          <w:sz w:val="28"/>
-          <w:szCs w:val="28"/>
-        </w:rPr>
-        <w:t>ChatGPT, Google Translate gi</w:t>
-      </w:r>
-      <w:r>
-        <w:rPr>
-          <w:rFonts w:ascii="Times New Roman" w:hAnsi="Times New Roman" w:cs="Times New Roman"/>
-          <w:sz w:val="28"/>
-          <w:szCs w:val="28"/>
-        </w:rPr>
-        <w:t>ỏ</w:t>
-      </w:r>
-      <w:r>
-        <w:rPr>
-          <w:rFonts w:ascii="Times New Roman" w:hAnsi="Times New Roman" w:cs="Times New Roman"/>
-          <w:sz w:val="28"/>
-          <w:szCs w:val="28"/>
-        </w:rPr>
-        <w:t>i d</w:t>
-      </w:r>
-      <w:r>
-        <w:rPr>
-          <w:rFonts w:ascii="Times New Roman" w:hAnsi="Times New Roman" w:cs="Times New Roman"/>
-          <w:sz w:val="28"/>
-          <w:szCs w:val="28"/>
-        </w:rPr>
-        <w:t>ị</w:t>
-      </w:r>
-      <w:r>
-        <w:rPr>
-          <w:rFonts w:ascii="Times New Roman" w:hAnsi="Times New Roman" w:cs="Times New Roman"/>
-          <w:sz w:val="28"/>
-          <w:szCs w:val="28"/>
-        </w:rPr>
-        <w:t>ch văn b</w:t>
-      </w:r>
-      <w:r>
-        <w:rPr>
-          <w:rFonts w:ascii="Times New Roman" w:hAnsi="Times New Roman" w:cs="Times New Roman"/>
-          <w:sz w:val="28"/>
-          <w:szCs w:val="28"/>
-        </w:rPr>
-        <w:t>ả</w:t>
-      </w:r>
-      <w:r>
-        <w:rPr>
-          <w:rFonts w:ascii="Times New Roman" w:hAnsi="Times New Roman" w:cs="Times New Roman"/>
-          <w:sz w:val="28"/>
-          <w:szCs w:val="28"/>
-        </w:rPr>
-        <w:t>n — nhưng không th</w:t>
-      </w:r>
-      <w:r>
-        <w:rPr>
-          <w:rFonts w:ascii="Times New Roman" w:hAnsi="Times New Roman" w:cs="Times New Roman"/>
-          <w:sz w:val="28"/>
-          <w:szCs w:val="28"/>
-        </w:rPr>
-        <w:t>ể</w:t>
-      </w:r>
-      <w:r>
-        <w:rPr>
-          <w:rFonts w:ascii="Times New Roman" w:hAnsi="Times New Roman" w:cs="Times New Roman"/>
-          <w:sz w:val="28"/>
-          <w:szCs w:val="28"/>
-        </w:rPr>
-        <w:t xml:space="preserve"> thay </w:t>
-      </w:r>
-      <w:r>
-        <w:rPr>
-          <w:rFonts w:ascii="Times New Roman" w:hAnsi="Times New Roman" w:cs="Times New Roman"/>
-          <w:sz w:val="28"/>
-          <w:szCs w:val="28"/>
-        </w:rPr>
-        <w:t>b</w:t>
-      </w:r>
-      <w:r>
-        <w:rPr>
-          <w:rFonts w:ascii="Times New Roman" w:hAnsi="Times New Roman" w:cs="Times New Roman"/>
-          <w:sz w:val="28"/>
-          <w:szCs w:val="28"/>
-        </w:rPr>
-        <w:t>ạ</w:t>
-      </w:r>
-      <w:r>
-        <w:rPr>
-          <w:rFonts w:ascii="Times New Roman" w:hAnsi="Times New Roman" w:cs="Times New Roman"/>
-          <w:sz w:val="28"/>
-          <w:szCs w:val="28"/>
-        </w:rPr>
-        <w:t>n thương lư</w:t>
-      </w:r>
-      <w:r>
-        <w:rPr>
-          <w:rFonts w:ascii="Times New Roman" w:hAnsi="Times New Roman" w:cs="Times New Roman"/>
-          <w:sz w:val="28"/>
-          <w:szCs w:val="28"/>
-        </w:rPr>
-        <w:t>ợ</w:t>
-      </w:r>
-      <w:r>
-        <w:rPr>
-          <w:rFonts w:ascii="Times New Roman" w:hAnsi="Times New Roman" w:cs="Times New Roman"/>
-          <w:sz w:val="28"/>
-          <w:szCs w:val="28"/>
-        </w:rPr>
-        <w:t>ng, thuy</w:t>
-      </w:r>
-      <w:r>
-        <w:rPr>
-          <w:rFonts w:ascii="Times New Roman" w:hAnsi="Times New Roman" w:cs="Times New Roman"/>
-          <w:sz w:val="28"/>
-          <w:szCs w:val="28"/>
-        </w:rPr>
-        <w:t>ế</w:t>
-      </w:r>
-      <w:r>
-        <w:rPr>
-          <w:rFonts w:ascii="Times New Roman" w:hAnsi="Times New Roman" w:cs="Times New Roman"/>
-          <w:sz w:val="28"/>
-          <w:szCs w:val="28"/>
-        </w:rPr>
-        <w:t>t ph</w:t>
-      </w:r>
-      <w:r>
-        <w:rPr>
-          <w:rFonts w:ascii="Times New Roman" w:hAnsi="Times New Roman" w:cs="Times New Roman"/>
-          <w:sz w:val="28"/>
-          <w:szCs w:val="28"/>
-        </w:rPr>
-        <w:t>ụ</w:t>
-      </w:r>
-      <w:r>
-        <w:rPr>
-          <w:rFonts w:ascii="Times New Roman" w:hAnsi="Times New Roman" w:cs="Times New Roman"/>
-          <w:sz w:val="28"/>
-          <w:szCs w:val="28"/>
-        </w:rPr>
-        <w:t>c, xây d</w:t>
-      </w:r>
-      <w:r>
-        <w:rPr>
-          <w:rFonts w:ascii="Times New Roman" w:hAnsi="Times New Roman" w:cs="Times New Roman"/>
-          <w:sz w:val="28"/>
-          <w:szCs w:val="28"/>
-        </w:rPr>
-        <w:t>ự</w:t>
-      </w:r>
-      <w:r>
-        <w:rPr>
-          <w:rFonts w:ascii="Times New Roman" w:hAnsi="Times New Roman" w:cs="Times New Roman"/>
-          <w:sz w:val="28"/>
-          <w:szCs w:val="28"/>
-        </w:rPr>
-        <w:t>ng m</w:t>
-      </w:r>
-      <w:r>
-        <w:rPr>
-          <w:rFonts w:ascii="Times New Roman" w:hAnsi="Times New Roman" w:cs="Times New Roman"/>
-          <w:sz w:val="28"/>
-          <w:szCs w:val="28"/>
-        </w:rPr>
-        <w:t>ố</w:t>
-      </w:r>
-      <w:r>
-        <w:rPr>
-          <w:rFonts w:ascii="Times New Roman" w:hAnsi="Times New Roman" w:cs="Times New Roman"/>
-          <w:sz w:val="28"/>
-          <w:szCs w:val="28"/>
-        </w:rPr>
-        <w:t>i quan h</w:t>
-      </w:r>
-      <w:r>
-        <w:rPr>
-          <w:rFonts w:ascii="Times New Roman" w:hAnsi="Times New Roman" w:cs="Times New Roman"/>
-          <w:sz w:val="28"/>
-          <w:szCs w:val="28"/>
-        </w:rPr>
-        <w:t>ệ</w:t>
-      </w:r>
-      <w:r>
-        <w:rPr>
-          <w:rFonts w:ascii="Times New Roman" w:hAnsi="Times New Roman" w:cs="Times New Roman"/>
-          <w:sz w:val="28"/>
-          <w:szCs w:val="28"/>
-        </w:rPr>
-        <w:t xml:space="preserve"> v</w:t>
-      </w:r>
-      <w:r>
-        <w:rPr>
-          <w:rFonts w:ascii="Times New Roman" w:hAnsi="Times New Roman" w:cs="Times New Roman"/>
-          <w:sz w:val="28"/>
-          <w:szCs w:val="28"/>
-        </w:rPr>
-        <w:t>ớ</w:t>
-      </w:r>
-      <w:r>
-        <w:rPr>
-          <w:rFonts w:ascii="Times New Roman" w:hAnsi="Times New Roman" w:cs="Times New Roman"/>
-          <w:sz w:val="28"/>
-          <w:szCs w:val="28"/>
-        </w:rPr>
-        <w:t>i đ</w:t>
-      </w:r>
-      <w:r>
-        <w:rPr>
-          <w:rFonts w:ascii="Times New Roman" w:hAnsi="Times New Roman" w:cs="Times New Roman"/>
-          <w:sz w:val="28"/>
-          <w:szCs w:val="28"/>
-        </w:rPr>
-        <w:t>ố</w:t>
-      </w:r>
-      <w:r>
-        <w:rPr>
-          <w:rFonts w:ascii="Times New Roman" w:hAnsi="Times New Roman" w:cs="Times New Roman"/>
-          <w:sz w:val="28"/>
-          <w:szCs w:val="28"/>
-        </w:rPr>
-        <w:t>i tác nư</w:t>
-      </w:r>
-      <w:r>
-        <w:rPr>
-          <w:rFonts w:ascii="Times New Roman" w:hAnsi="Times New Roman" w:cs="Times New Roman"/>
-          <w:sz w:val="28"/>
-          <w:szCs w:val="28"/>
-        </w:rPr>
-        <w:t>ớ</w:t>
-      </w:r>
-      <w:r>
-        <w:rPr>
-          <w:rFonts w:ascii="Times New Roman" w:hAnsi="Times New Roman" w:cs="Times New Roman"/>
-          <w:sz w:val="28"/>
-          <w:szCs w:val="28"/>
-        </w:rPr>
-        <w:t>c ngoài.</w:t>
-      </w:r>
-    </w:p>
-    <w:p>
-      <w:pPr>
-        <w:pStyle w:val="ListBullet"/>
-        <w:spacing w:after="60"/>
-        <w:rPr>
-          <w:rFonts w:ascii="Times New Roman" w:hAnsi="Times New Roman" w:cs="Times New Roman"/>
-          <w:sz w:val="28"/>
-          <w:szCs w:val="28"/>
-        </w:rPr>
-      </w:pPr>
-      <w:r>
-        <w:rPr>
-          <w:rFonts w:ascii="Times New Roman" w:hAnsi="Times New Roman" w:cs="Times New Roman"/>
-          <w:sz w:val="28"/>
-          <w:szCs w:val="28"/>
-        </w:rPr>
-        <w:t>Tài li</w:t>
-      </w:r>
-      <w:r>
-        <w:rPr>
-          <w:rFonts w:ascii="Times New Roman" w:hAnsi="Times New Roman" w:cs="Times New Roman"/>
-          <w:sz w:val="28"/>
-          <w:szCs w:val="28"/>
-        </w:rPr>
-        <w:t>ệ</w:t>
-      </w:r>
-      <w:r>
-        <w:rPr>
-          <w:rFonts w:ascii="Times New Roman" w:hAnsi="Times New Roman" w:cs="Times New Roman"/>
-          <w:sz w:val="28"/>
-          <w:szCs w:val="28"/>
-        </w:rPr>
-        <w:t>u k</w:t>
-      </w:r>
-      <w:r>
-        <w:rPr>
-          <w:rFonts w:ascii="Times New Roman" w:hAnsi="Times New Roman" w:cs="Times New Roman"/>
-          <w:sz w:val="28"/>
-          <w:szCs w:val="28"/>
-        </w:rPr>
-        <w:t>ỹ</w:t>
-      </w:r>
-      <w:r>
-        <w:rPr>
-          <w:rFonts w:ascii="Times New Roman" w:hAnsi="Times New Roman" w:cs="Times New Roman"/>
-          <w:sz w:val="28"/>
-          <w:szCs w:val="28"/>
-        </w:rPr>
-        <w:t xml:space="preserve"> thu</w:t>
-      </w:r>
-      <w:r>
-        <w:rPr>
-          <w:rFonts w:ascii="Times New Roman" w:hAnsi="Times New Roman" w:cs="Times New Roman"/>
-          <w:sz w:val="28"/>
-          <w:szCs w:val="28"/>
-        </w:rPr>
-        <w:t>ậ</w:t>
-      </w:r>
-      <w:r>
-        <w:rPr>
-          <w:rFonts w:ascii="Times New Roman" w:hAnsi="Times New Roman" w:cs="Times New Roman"/>
-          <w:sz w:val="28"/>
-          <w:szCs w:val="28"/>
-        </w:rPr>
-        <w:t>t, nghiên c</w:t>
-      </w:r>
-      <w:r>
-        <w:rPr>
-          <w:rFonts w:ascii="Times New Roman" w:hAnsi="Times New Roman" w:cs="Times New Roman"/>
-          <w:sz w:val="28"/>
-          <w:szCs w:val="28"/>
-        </w:rPr>
-        <w:t>ứ</w:t>
-      </w:r>
-      <w:r>
-        <w:rPr>
-          <w:rFonts w:ascii="Times New Roman" w:hAnsi="Times New Roman" w:cs="Times New Roman"/>
-          <w:sz w:val="28"/>
-          <w:szCs w:val="28"/>
-        </w:rPr>
-        <w:t>u khoa h</w:t>
-      </w:r>
-      <w:r>
-        <w:rPr>
-          <w:rFonts w:ascii="Times New Roman" w:hAnsi="Times New Roman" w:cs="Times New Roman"/>
-          <w:sz w:val="28"/>
-          <w:szCs w:val="28"/>
-        </w:rPr>
-        <w:t>ọ</w:t>
-      </w:r>
-      <w:r>
-        <w:rPr>
-          <w:rFonts w:ascii="Times New Roman" w:hAnsi="Times New Roman" w:cs="Times New Roman"/>
-          <w:sz w:val="28"/>
-          <w:szCs w:val="28"/>
-        </w:rPr>
-        <w:t>c, tài nguyên h</w:t>
-      </w:r>
-      <w:r>
-        <w:rPr>
-          <w:rFonts w:ascii="Times New Roman" w:hAnsi="Times New Roman" w:cs="Times New Roman"/>
-          <w:sz w:val="28"/>
-          <w:szCs w:val="28"/>
-        </w:rPr>
-        <w:t>ọ</w:t>
-      </w:r>
-      <w:r>
-        <w:rPr>
-          <w:rFonts w:ascii="Times New Roman" w:hAnsi="Times New Roman" w:cs="Times New Roman"/>
-          <w:sz w:val="28"/>
-          <w:szCs w:val="28"/>
-        </w:rPr>
-        <w:t>c t</w:t>
-      </w:r>
-      <w:r>
-        <w:rPr>
-          <w:rFonts w:ascii="Times New Roman" w:hAnsi="Times New Roman" w:cs="Times New Roman"/>
-          <w:sz w:val="28"/>
-          <w:szCs w:val="28"/>
-        </w:rPr>
-        <w:t>ậ</w:t>
-      </w:r>
-      <w:r>
-        <w:rPr>
-          <w:rFonts w:ascii="Times New Roman" w:hAnsi="Times New Roman" w:cs="Times New Roman"/>
-          <w:sz w:val="28"/>
-          <w:szCs w:val="28"/>
-        </w:rPr>
-        <w:t>p tiên ti</w:t>
-      </w:r>
-      <w:r>
-        <w:rPr>
-          <w:rFonts w:ascii="Times New Roman" w:hAnsi="Times New Roman" w:cs="Times New Roman"/>
-          <w:sz w:val="28"/>
-          <w:szCs w:val="28"/>
-        </w:rPr>
-        <w:t>ế</w:t>
-      </w:r>
-      <w:r>
-        <w:rPr>
-          <w:rFonts w:ascii="Times New Roman" w:hAnsi="Times New Roman" w:cs="Times New Roman"/>
-          <w:sz w:val="28"/>
-          <w:szCs w:val="28"/>
-        </w:rPr>
-        <w:t>n nh</w:t>
-      </w:r>
-      <w:r>
-        <w:rPr>
-          <w:rFonts w:ascii="Times New Roman" w:hAnsi="Times New Roman" w:cs="Times New Roman"/>
-          <w:sz w:val="28"/>
-          <w:szCs w:val="28"/>
-        </w:rPr>
-        <w:t>ấ</w:t>
-      </w:r>
-      <w:r>
-        <w:rPr>
-          <w:rFonts w:ascii="Times New Roman" w:hAnsi="Times New Roman" w:cs="Times New Roman"/>
-          <w:sz w:val="28"/>
-          <w:szCs w:val="28"/>
-        </w:rPr>
-        <w:t>t đ</w:t>
-      </w:r>
-      <w:r>
-        <w:rPr>
-          <w:rFonts w:ascii="Times New Roman" w:hAnsi="Times New Roman" w:cs="Times New Roman"/>
-          <w:sz w:val="28"/>
-          <w:szCs w:val="28"/>
-        </w:rPr>
-        <w:t>ề</w:t>
-      </w:r>
-      <w:r>
-        <w:rPr>
-          <w:rFonts w:ascii="Times New Roman" w:hAnsi="Times New Roman" w:cs="Times New Roman"/>
-          <w:sz w:val="28"/>
-          <w:szCs w:val="28"/>
-        </w:rPr>
-        <w:t>u đư</w:t>
-      </w:r>
-      <w:r>
-        <w:rPr>
-          <w:rFonts w:ascii="Times New Roman" w:hAnsi="Times New Roman" w:cs="Times New Roman"/>
-          <w:sz w:val="28"/>
-          <w:szCs w:val="28"/>
-        </w:rPr>
-        <w:t>ợ</w:t>
-      </w:r>
-      <w:r>
-        <w:rPr>
-          <w:rFonts w:ascii="Times New Roman" w:hAnsi="Times New Roman" w:cs="Times New Roman"/>
-          <w:sz w:val="28"/>
-          <w:szCs w:val="28"/>
-        </w:rPr>
-        <w:t>c vi</w:t>
-      </w:r>
-      <w:r>
-        <w:rPr>
-          <w:rFonts w:ascii="Times New Roman" w:hAnsi="Times New Roman" w:cs="Times New Roman"/>
-          <w:sz w:val="28"/>
-          <w:szCs w:val="28"/>
-        </w:rPr>
-        <w:t>ế</w:t>
-      </w:r>
-      <w:r>
-        <w:rPr>
-          <w:rFonts w:ascii="Times New Roman" w:hAnsi="Times New Roman" w:cs="Times New Roman"/>
-          <w:sz w:val="28"/>
-          <w:szCs w:val="28"/>
-        </w:rPr>
-        <w:t>t b</w:t>
-      </w:r>
-      <w:r>
-        <w:rPr>
-          <w:rFonts w:ascii="Times New Roman" w:hAnsi="Times New Roman" w:cs="Times New Roman"/>
-          <w:sz w:val="28"/>
-          <w:szCs w:val="28"/>
-        </w:rPr>
-        <w:t>ằ</w:t>
-      </w:r>
-      <w:r>
-        <w:rPr>
-          <w:rFonts w:ascii="Times New Roman" w:hAnsi="Times New Roman" w:cs="Times New Roman"/>
-          <w:sz w:val="28"/>
-          <w:szCs w:val="28"/>
-        </w:rPr>
-        <w:t>ng ti</w:t>
-      </w:r>
-      <w:r>
-        <w:rPr>
-          <w:rFonts w:ascii="Times New Roman" w:hAnsi="Times New Roman" w:cs="Times New Roman"/>
-          <w:sz w:val="28"/>
-          <w:szCs w:val="28"/>
-        </w:rPr>
-        <w:t>ế</w:t>
-      </w:r>
-      <w:r>
-        <w:rPr>
-          <w:rFonts w:ascii="Times New Roman" w:hAnsi="Times New Roman" w:cs="Times New Roman"/>
-          <w:sz w:val="28"/>
-          <w:szCs w:val="28"/>
-        </w:rPr>
-        <w:t>ng Anh và c</w:t>
-      </w:r>
-      <w:r>
-        <w:rPr>
-          <w:rFonts w:ascii="Times New Roman" w:hAnsi="Times New Roman" w:cs="Times New Roman"/>
-          <w:sz w:val="28"/>
-          <w:szCs w:val="28"/>
-        </w:rPr>
-        <w:t>ậ</w:t>
-      </w:r>
-      <w:r>
-        <w:rPr>
-          <w:rFonts w:ascii="Times New Roman" w:hAnsi="Times New Roman" w:cs="Times New Roman"/>
-          <w:sz w:val="28"/>
-          <w:szCs w:val="28"/>
-        </w:rPr>
-        <w:t>p nh</w:t>
-      </w:r>
-      <w:r>
-        <w:rPr>
-          <w:rFonts w:ascii="Times New Roman" w:hAnsi="Times New Roman" w:cs="Times New Roman"/>
-          <w:sz w:val="28"/>
-          <w:szCs w:val="28"/>
-        </w:rPr>
-        <w:t>ậ</w:t>
-      </w:r>
-      <w:r>
-        <w:rPr>
-          <w:rFonts w:ascii="Times New Roman" w:hAnsi="Times New Roman" w:cs="Times New Roman"/>
-          <w:sz w:val="28"/>
-          <w:szCs w:val="28"/>
-        </w:rPr>
-        <w:t>t liên t</w:t>
-      </w:r>
-      <w:r>
-        <w:rPr>
-          <w:rFonts w:ascii="Times New Roman" w:hAnsi="Times New Roman" w:cs="Times New Roman"/>
-          <w:sz w:val="28"/>
-          <w:szCs w:val="28"/>
-        </w:rPr>
-        <w:t>ụ</w:t>
-      </w:r>
-      <w:r>
-        <w:rPr>
-          <w:rFonts w:ascii="Times New Roman" w:hAnsi="Times New Roman" w:cs="Times New Roman"/>
-          <w:sz w:val="28"/>
-          <w:szCs w:val="28"/>
-        </w:rPr>
-        <w:t>c — ngư</w:t>
-      </w:r>
-      <w:r>
-        <w:rPr>
-          <w:rFonts w:ascii="Times New Roman" w:hAnsi="Times New Roman" w:cs="Times New Roman"/>
-          <w:sz w:val="28"/>
-          <w:szCs w:val="28"/>
-        </w:rPr>
-        <w:t>ờ</w:t>
-      </w:r>
-      <w:r>
-        <w:rPr>
-          <w:rFonts w:ascii="Times New Roman" w:hAnsi="Times New Roman" w:cs="Times New Roman"/>
-          <w:sz w:val="28"/>
-          <w:szCs w:val="28"/>
-        </w:rPr>
-        <w:t>i không đ</w:t>
-      </w:r>
-      <w:r>
-        <w:rPr>
-          <w:rFonts w:ascii="Times New Roman" w:hAnsi="Times New Roman" w:cs="Times New Roman"/>
-          <w:sz w:val="28"/>
-          <w:szCs w:val="28"/>
-        </w:rPr>
-        <w:t>ọ</w:t>
-      </w:r>
-      <w:r>
-        <w:rPr>
-          <w:rFonts w:ascii="Times New Roman" w:hAnsi="Times New Roman" w:cs="Times New Roman"/>
-          <w:sz w:val="28"/>
-          <w:szCs w:val="28"/>
-        </w:rPr>
-        <w:t>c đư</w:t>
-      </w:r>
-      <w:r>
-        <w:rPr>
-          <w:rFonts w:ascii="Times New Roman" w:hAnsi="Times New Roman" w:cs="Times New Roman"/>
-          <w:sz w:val="28"/>
-          <w:szCs w:val="28"/>
-        </w:rPr>
-        <w:t>ợ</w:t>
-      </w:r>
-      <w:r>
-        <w:rPr>
-          <w:rFonts w:ascii="Times New Roman" w:hAnsi="Times New Roman" w:cs="Times New Roman"/>
-          <w:sz w:val="28"/>
-          <w:szCs w:val="28"/>
-        </w:rPr>
-        <w:t>c s</w:t>
-      </w:r>
-      <w:r>
-        <w:rPr>
-          <w:rFonts w:ascii="Times New Roman" w:hAnsi="Times New Roman" w:cs="Times New Roman"/>
-          <w:sz w:val="28"/>
-          <w:szCs w:val="28"/>
-        </w:rPr>
-        <w:t>ẽ</w:t>
-      </w:r>
-      <w:r>
-        <w:rPr>
-          <w:rFonts w:ascii="Times New Roman" w:hAnsi="Times New Roman" w:cs="Times New Roman"/>
-          <w:sz w:val="28"/>
-          <w:szCs w:val="28"/>
-        </w:rPr>
-        <w:t xml:space="preserve"> luôn đi sau.</w:t>
-      </w:r>
-    </w:p>
-    <w:p>
-      <w:pPr>
-        <w:pStyle w:val="ListBullet"/>
-        <w:spacing w:after="60"/>
-        <w:rPr>
-          <w:rFonts w:ascii="Times New Roman" w:hAnsi="Times New Roman" w:cs="Times New Roman"/>
-          <w:sz w:val="28"/>
-          <w:szCs w:val="28"/>
-        </w:rPr>
-      </w:pPr>
-      <w:r>
-        <w:rPr>
-          <w:rFonts w:ascii="Times New Roman" w:hAnsi="Times New Roman" w:cs="Times New Roman"/>
-          <w:sz w:val="28"/>
-          <w:szCs w:val="28"/>
-        </w:rPr>
-        <w:t>LinkedIn, GitHub,</w:t>
-      </w:r>
-      <w:r>
-        <w:rPr>
-          <w:rFonts w:ascii="Times New Roman" w:hAnsi="Times New Roman" w:cs="Times New Roman"/>
-          <w:sz w:val="28"/>
-          <w:szCs w:val="28"/>
-        </w:rPr>
-        <w:t xml:space="preserve"> Coursera, Upwork — toàn b</w:t>
-      </w:r>
-      <w:r>
-        <w:rPr>
-          <w:rFonts w:ascii="Times New Roman" w:hAnsi="Times New Roman" w:cs="Times New Roman"/>
-          <w:sz w:val="28"/>
-          <w:szCs w:val="28"/>
-        </w:rPr>
-        <w:t>ộ</w:t>
-      </w:r>
-      <w:r>
-        <w:rPr>
-          <w:rFonts w:ascii="Times New Roman" w:hAnsi="Times New Roman" w:cs="Times New Roman"/>
-          <w:sz w:val="28"/>
-          <w:szCs w:val="28"/>
-        </w:rPr>
-        <w:t xml:space="preserve"> h</w:t>
-      </w:r>
-      <w:r>
-        <w:rPr>
-          <w:rFonts w:ascii="Times New Roman" w:hAnsi="Times New Roman" w:cs="Times New Roman"/>
-          <w:sz w:val="28"/>
-          <w:szCs w:val="28"/>
-        </w:rPr>
-        <w:t>ệ</w:t>
-      </w:r>
-      <w:r>
-        <w:rPr>
-          <w:rFonts w:ascii="Times New Roman" w:hAnsi="Times New Roman" w:cs="Times New Roman"/>
-          <w:sz w:val="28"/>
-          <w:szCs w:val="28"/>
-        </w:rPr>
-        <w:t xml:space="preserve"> sinh thái cơ h</w:t>
-      </w:r>
-      <w:r>
-        <w:rPr>
-          <w:rFonts w:ascii="Times New Roman" w:hAnsi="Times New Roman" w:cs="Times New Roman"/>
-          <w:sz w:val="28"/>
-          <w:szCs w:val="28"/>
-        </w:rPr>
-        <w:t>ộ</w:t>
-      </w:r>
-      <w:r>
-        <w:rPr>
-          <w:rFonts w:ascii="Times New Roman" w:hAnsi="Times New Roman" w:cs="Times New Roman"/>
-          <w:sz w:val="28"/>
-          <w:szCs w:val="28"/>
-        </w:rPr>
-        <w:t>i s</w:t>
-      </w:r>
-      <w:r>
-        <w:rPr>
-          <w:rFonts w:ascii="Times New Roman" w:hAnsi="Times New Roman" w:cs="Times New Roman"/>
-          <w:sz w:val="28"/>
-          <w:szCs w:val="28"/>
-        </w:rPr>
-        <w:t>ố</w:t>
-      </w:r>
-      <w:r>
-        <w:rPr>
-          <w:rFonts w:ascii="Times New Roman" w:hAnsi="Times New Roman" w:cs="Times New Roman"/>
-          <w:sz w:val="28"/>
-          <w:szCs w:val="28"/>
-        </w:rPr>
-        <w:t xml:space="preserve"> v</w:t>
-      </w:r>
-      <w:r>
-        <w:rPr>
-          <w:rFonts w:ascii="Times New Roman" w:hAnsi="Times New Roman" w:cs="Times New Roman"/>
-          <w:sz w:val="28"/>
-          <w:szCs w:val="28"/>
-        </w:rPr>
-        <w:t>ậ</w:t>
-      </w:r>
-      <w:r>
-        <w:rPr>
-          <w:rFonts w:ascii="Times New Roman" w:hAnsi="Times New Roman" w:cs="Times New Roman"/>
-          <w:sz w:val="28"/>
-          <w:szCs w:val="28"/>
-        </w:rPr>
-        <w:t>n hành b</w:t>
-      </w:r>
-      <w:r>
-        <w:rPr>
-          <w:rFonts w:ascii="Times New Roman" w:hAnsi="Times New Roman" w:cs="Times New Roman"/>
-          <w:sz w:val="28"/>
-          <w:szCs w:val="28"/>
-        </w:rPr>
-        <w:t>ằ</w:t>
-      </w:r>
-      <w:r>
-        <w:rPr>
-          <w:rFonts w:ascii="Times New Roman" w:hAnsi="Times New Roman" w:cs="Times New Roman"/>
-          <w:sz w:val="28"/>
-          <w:szCs w:val="28"/>
-        </w:rPr>
-        <w:t>ng ti</w:t>
-      </w:r>
-      <w:r>
-        <w:rPr>
-          <w:rFonts w:ascii="Times New Roman" w:hAnsi="Times New Roman" w:cs="Times New Roman"/>
-          <w:sz w:val="28"/>
-          <w:szCs w:val="28"/>
-        </w:rPr>
-        <w:t>ế</w:t>
-      </w:r>
-      <w:r>
-        <w:rPr>
-          <w:rFonts w:ascii="Times New Roman" w:hAnsi="Times New Roman" w:cs="Times New Roman"/>
-          <w:sz w:val="28"/>
-          <w:szCs w:val="28"/>
-        </w:rPr>
-        <w:t>ng Anh.</w:t>
-      </w:r>
-    </w:p>
-    <w:p>
-      <w:pPr>
-        <w:spacing w:after="80"/>
-        <w:jc w:val="both"/>
-        <w:rPr>
-          <w:rFonts w:ascii="Times New Roman" w:hAnsi="Times New Roman" w:cs="Times New Roman"/>
-          <w:sz w:val="28"/>
-          <w:szCs w:val="28"/>
-        </w:rPr>
-      </w:pPr>
-      <w:r>
-        <w:rPr>
-          <w:rFonts w:ascii="Times New Roman" w:hAnsi="Times New Roman" w:cs="Times New Roman"/>
-          <w:sz w:val="28"/>
-          <w:szCs w:val="28"/>
-        </w:rPr>
-        <w:t>→ K</w:t>
-      </w:r>
-      <w:r>
-        <w:rPr>
-          <w:rFonts w:ascii="Times New Roman" w:hAnsi="Times New Roman" w:cs="Times New Roman"/>
-          <w:sz w:val="28"/>
-          <w:szCs w:val="28"/>
-        </w:rPr>
-        <w:t>ế</w:t>
-      </w:r>
-      <w:r>
-        <w:rPr>
-          <w:rFonts w:ascii="Times New Roman" w:hAnsi="Times New Roman" w:cs="Times New Roman"/>
-          <w:sz w:val="28"/>
-          <w:szCs w:val="28"/>
-        </w:rPr>
-        <w:t>t lu</w:t>
-      </w:r>
-      <w:r>
-        <w:rPr>
-          <w:rFonts w:ascii="Times New Roman" w:hAnsi="Times New Roman" w:cs="Times New Roman"/>
-          <w:sz w:val="28"/>
-          <w:szCs w:val="28"/>
-        </w:rPr>
-        <w:t>ậ</w:t>
-      </w:r>
-      <w:r>
-        <w:rPr>
-          <w:rFonts w:ascii="Times New Roman" w:hAnsi="Times New Roman" w:cs="Times New Roman"/>
-          <w:sz w:val="28"/>
-          <w:szCs w:val="28"/>
-        </w:rPr>
-        <w:t>n: K</w:t>
-      </w:r>
-      <w:r>
-        <w:rPr>
-          <w:rFonts w:ascii="Times New Roman" w:hAnsi="Times New Roman" w:cs="Times New Roman"/>
-          <w:sz w:val="28"/>
-          <w:szCs w:val="28"/>
-        </w:rPr>
-        <w:t>ỷ</w:t>
-      </w:r>
-      <w:r>
-        <w:rPr>
-          <w:rFonts w:ascii="Times New Roman" w:hAnsi="Times New Roman" w:cs="Times New Roman"/>
-          <w:sz w:val="28"/>
-          <w:szCs w:val="28"/>
-        </w:rPr>
-        <w:t xml:space="preserve"> nguyên s</w:t>
-      </w:r>
-      <w:r>
-        <w:rPr>
-          <w:rFonts w:ascii="Times New Roman" w:hAnsi="Times New Roman" w:cs="Times New Roman"/>
-          <w:sz w:val="28"/>
-          <w:szCs w:val="28"/>
-        </w:rPr>
-        <w:t>ố</w:t>
-      </w:r>
-      <w:r>
-        <w:rPr>
-          <w:rFonts w:ascii="Times New Roman" w:hAnsi="Times New Roman" w:cs="Times New Roman"/>
-          <w:sz w:val="28"/>
-          <w:szCs w:val="28"/>
-        </w:rPr>
-        <w:t xml:space="preserve"> không san b</w:t>
-      </w:r>
-      <w:r>
-        <w:rPr>
-          <w:rFonts w:ascii="Times New Roman" w:hAnsi="Times New Roman" w:cs="Times New Roman"/>
-          <w:sz w:val="28"/>
-          <w:szCs w:val="28"/>
-        </w:rPr>
-        <w:t>ằ</w:t>
-      </w:r>
-      <w:r>
-        <w:rPr>
-          <w:rFonts w:ascii="Times New Roman" w:hAnsi="Times New Roman" w:cs="Times New Roman"/>
-          <w:sz w:val="28"/>
-          <w:szCs w:val="28"/>
-        </w:rPr>
-        <w:t>ng rào c</w:t>
-      </w:r>
-      <w:r>
-        <w:rPr>
-          <w:rFonts w:ascii="Times New Roman" w:hAnsi="Times New Roman" w:cs="Times New Roman"/>
-          <w:sz w:val="28"/>
-          <w:szCs w:val="28"/>
-        </w:rPr>
-        <w:t>ả</w:t>
-      </w:r>
-      <w:r>
-        <w:rPr>
-          <w:rFonts w:ascii="Times New Roman" w:hAnsi="Times New Roman" w:cs="Times New Roman"/>
-          <w:sz w:val="28"/>
-          <w:szCs w:val="28"/>
-        </w:rPr>
-        <w:t>n ngôn ng</w:t>
-      </w:r>
-      <w:r>
-        <w:rPr>
-          <w:rFonts w:ascii="Times New Roman" w:hAnsi="Times New Roman" w:cs="Times New Roman"/>
-          <w:sz w:val="28"/>
-          <w:szCs w:val="28"/>
-        </w:rPr>
-        <w:t>ữ</w:t>
-      </w:r>
-      <w:r>
-        <w:rPr>
-          <w:rFonts w:ascii="Times New Roman" w:hAnsi="Times New Roman" w:cs="Times New Roman"/>
-          <w:sz w:val="28"/>
-          <w:szCs w:val="28"/>
-        </w:rPr>
-        <w:t xml:space="preserve"> — nó làm ngư</w:t>
-      </w:r>
-      <w:r>
-        <w:rPr>
-          <w:rFonts w:ascii="Times New Roman" w:hAnsi="Times New Roman" w:cs="Times New Roman"/>
-          <w:sz w:val="28"/>
-          <w:szCs w:val="28"/>
-        </w:rPr>
-        <w:t>ờ</w:t>
-      </w:r>
-      <w:r>
-        <w:rPr>
-          <w:rFonts w:ascii="Times New Roman" w:hAnsi="Times New Roman" w:cs="Times New Roman"/>
-          <w:sz w:val="28"/>
-          <w:szCs w:val="28"/>
-        </w:rPr>
-        <w:t>i gi</w:t>
-      </w:r>
-      <w:r>
-        <w:rPr>
-          <w:rFonts w:ascii="Times New Roman" w:hAnsi="Times New Roman" w:cs="Times New Roman"/>
-          <w:sz w:val="28"/>
-          <w:szCs w:val="28"/>
-        </w:rPr>
-        <w:t>ỏ</w:t>
-      </w:r>
-      <w:r>
-        <w:rPr>
-          <w:rFonts w:ascii="Times New Roman" w:hAnsi="Times New Roman" w:cs="Times New Roman"/>
-          <w:sz w:val="28"/>
-          <w:szCs w:val="28"/>
-        </w:rPr>
-        <w:t>i ti</w:t>
-      </w:r>
-      <w:r>
-        <w:rPr>
-          <w:rFonts w:ascii="Times New Roman" w:hAnsi="Times New Roman" w:cs="Times New Roman"/>
-          <w:sz w:val="28"/>
-          <w:szCs w:val="28"/>
-        </w:rPr>
-        <w:t>ế</w:t>
-      </w:r>
-      <w:r>
-        <w:rPr>
-          <w:rFonts w:ascii="Times New Roman" w:hAnsi="Times New Roman" w:cs="Times New Roman"/>
-          <w:sz w:val="28"/>
-          <w:szCs w:val="28"/>
-        </w:rPr>
-        <w:t>ng Anh ti</w:t>
-      </w:r>
-      <w:r>
-        <w:rPr>
-          <w:rFonts w:ascii="Times New Roman" w:hAnsi="Times New Roman" w:cs="Times New Roman"/>
-          <w:sz w:val="28"/>
-          <w:szCs w:val="28"/>
-        </w:rPr>
-        <w:t>ế</w:t>
-      </w:r>
-      <w:r>
-        <w:rPr>
-          <w:rFonts w:ascii="Times New Roman" w:hAnsi="Times New Roman" w:cs="Times New Roman"/>
-          <w:sz w:val="28"/>
-          <w:szCs w:val="28"/>
-        </w:rPr>
-        <w:t>n xa hơn, nhanh hơn và b</w:t>
-      </w:r>
-      <w:r>
-        <w:rPr>
-          <w:rFonts w:ascii="Times New Roman" w:hAnsi="Times New Roman" w:cs="Times New Roman"/>
-          <w:sz w:val="28"/>
-          <w:szCs w:val="28"/>
-        </w:rPr>
-        <w:t>ỏ</w:t>
-      </w:r>
-      <w:r>
-        <w:rPr>
-          <w:rFonts w:ascii="Times New Roman" w:hAnsi="Times New Roman" w:cs="Times New Roman"/>
-          <w:sz w:val="28"/>
-          <w:szCs w:val="28"/>
-        </w:rPr>
-        <w:t xml:space="preserve"> xa ngư</w:t>
-      </w:r>
-      <w:r>
-        <w:rPr>
-          <w:rFonts w:ascii="Times New Roman" w:hAnsi="Times New Roman" w:cs="Times New Roman"/>
-          <w:sz w:val="28"/>
-          <w:szCs w:val="28"/>
-        </w:rPr>
-        <w:t>ờ</w:t>
-      </w:r>
-      <w:r>
-        <w:rPr>
-          <w:rFonts w:ascii="Times New Roman" w:hAnsi="Times New Roman" w:cs="Times New Roman"/>
-          <w:sz w:val="28"/>
-          <w:szCs w:val="28"/>
-        </w:rPr>
-        <w:t>i còn l</w:t>
-      </w:r>
-      <w:r>
-        <w:rPr>
-          <w:rFonts w:ascii="Times New Roman" w:hAnsi="Times New Roman" w:cs="Times New Roman"/>
-          <w:sz w:val="28"/>
-          <w:szCs w:val="28"/>
-        </w:rPr>
-        <w:t>ạ</w:t>
-      </w:r>
-      <w:r>
-        <w:rPr>
-          <w:rFonts w:ascii="Times New Roman" w:hAnsi="Times New Roman" w:cs="Times New Roman"/>
-          <w:sz w:val="28"/>
-          <w:szCs w:val="28"/>
-        </w:rPr>
-        <w:t>i nhi</w:t>
-      </w:r>
-      <w:r>
-        <w:rPr>
-          <w:rFonts w:ascii="Times New Roman" w:hAnsi="Times New Roman" w:cs="Times New Roman"/>
-          <w:sz w:val="28"/>
-          <w:szCs w:val="28"/>
-        </w:rPr>
-        <w:t>ề</w:t>
-      </w:r>
-      <w:r>
-        <w:rPr>
-          <w:rFonts w:ascii="Times New Roman" w:hAnsi="Times New Roman" w:cs="Times New Roman"/>
-          <w:sz w:val="28"/>
-          <w:szCs w:val="28"/>
-        </w:rPr>
-        <w:t>u hơn.</w:t>
-      </w:r>
-    </w:p>
-    <w:p>
-      <w:pPr>
-        <w:spacing w:before="280" w:after="80"/>
-        <w:rPr>
-          <w:rFonts w:ascii="Times New Roman" w:hAnsi="Times New Roman" w:cs="Times New Roman"/>
-          <w:sz w:val="28"/>
-          <w:szCs w:val="28"/>
-        </w:rPr>
-      </w:pPr>
-      <w:r>
-        <w:rPr>
-          <w:rFonts w:ascii="Times New Roman" w:hAnsi="Times New Roman" w:cs="Times New Roman"/>
-          <w:b/>
-          <w:sz w:val="28"/>
-          <w:szCs w:val="28"/>
-        </w:rPr>
-        <w:t xml:space="preserve">  Lu</w:t>
-      </w:r>
-      <w:r>
-        <w:rPr>
-          <w:rFonts w:ascii="Times New Roman" w:hAnsi="Times New Roman" w:cs="Times New Roman"/>
-          <w:b/>
-          <w:sz w:val="28"/>
-          <w:szCs w:val="28"/>
-        </w:rPr>
-        <w:t>ậ</w:t>
-      </w:r>
-      <w:r>
-        <w:rPr>
-          <w:rFonts w:ascii="Times New Roman" w:hAnsi="Times New Roman" w:cs="Times New Roman"/>
-          <w:b/>
-          <w:sz w:val="28"/>
-          <w:szCs w:val="28"/>
-        </w:rPr>
-        <w:t>n đi</w:t>
-      </w:r>
-      <w:r>
-        <w:rPr>
-          <w:rFonts w:ascii="Times New Roman" w:hAnsi="Times New Roman" w:cs="Times New Roman"/>
-          <w:b/>
-          <w:sz w:val="28"/>
-          <w:szCs w:val="28"/>
-        </w:rPr>
-        <w:t>ể</w:t>
-      </w:r>
-      <w:r>
-        <w:rPr>
-          <w:rFonts w:ascii="Times New Roman" w:hAnsi="Times New Roman" w:cs="Times New Roman"/>
-          <w:b/>
-          <w:sz w:val="28"/>
-          <w:szCs w:val="28"/>
-        </w:rPr>
-        <w:t>m 3: Đây là quy</w:t>
-      </w:r>
-      <w:r>
-        <w:rPr>
-          <w:rFonts w:ascii="Times New Roman" w:hAnsi="Times New Roman" w:cs="Times New Roman"/>
-          <w:b/>
-          <w:sz w:val="28"/>
-          <w:szCs w:val="28"/>
-        </w:rPr>
-        <w:t>ế</w:t>
-      </w:r>
-      <w:r>
-        <w:rPr>
-          <w:rFonts w:ascii="Times New Roman" w:hAnsi="Times New Roman" w:cs="Times New Roman"/>
-          <w:b/>
-          <w:sz w:val="28"/>
-          <w:szCs w:val="28"/>
-        </w:rPr>
-        <w:t>t đ</w:t>
-      </w:r>
-      <w:r>
-        <w:rPr>
-          <w:rFonts w:ascii="Times New Roman" w:hAnsi="Times New Roman" w:cs="Times New Roman"/>
-          <w:b/>
-          <w:sz w:val="28"/>
-          <w:szCs w:val="28"/>
-        </w:rPr>
-        <w:t>ị</w:t>
-      </w:r>
-      <w:r>
-        <w:rPr>
-          <w:rFonts w:ascii="Times New Roman" w:hAnsi="Times New Roman" w:cs="Times New Roman"/>
-          <w:b/>
-          <w:sz w:val="28"/>
-          <w:szCs w:val="28"/>
-        </w:rPr>
-        <w:t>nh c</w:t>
-      </w:r>
-      <w:r>
-        <w:rPr>
-          <w:rFonts w:ascii="Times New Roman" w:hAnsi="Times New Roman" w:cs="Times New Roman"/>
-          <w:b/>
-          <w:sz w:val="28"/>
-          <w:szCs w:val="28"/>
-        </w:rPr>
-        <w:t>ủ</w:t>
-      </w:r>
-      <w:r>
-        <w:rPr>
-          <w:rFonts w:ascii="Times New Roman" w:hAnsi="Times New Roman" w:cs="Times New Roman"/>
-          <w:b/>
-          <w:sz w:val="28"/>
-          <w:szCs w:val="28"/>
-        </w:rPr>
-        <w:t>a</w:t>
-      </w:r>
-      <w:r>
-        <w:rPr>
-          <w:rFonts w:ascii="Times New Roman" w:hAnsi="Times New Roman" w:cs="Times New Roman"/>
-          <w:b/>
-          <w:sz w:val="28"/>
-          <w:szCs w:val="28"/>
-        </w:rPr>
-        <w:t xml:space="preserve"> hôm nay — h</w:t>
-      </w:r>
-      <w:r>
-        <w:rPr>
-          <w:rFonts w:ascii="Times New Roman" w:hAnsi="Times New Roman" w:cs="Times New Roman"/>
-          <w:b/>
-          <w:sz w:val="28"/>
-          <w:szCs w:val="28"/>
-        </w:rPr>
-        <w:t>ậ</w:t>
-      </w:r>
-      <w:r>
-        <w:rPr>
-          <w:rFonts w:ascii="Times New Roman" w:hAnsi="Times New Roman" w:cs="Times New Roman"/>
-          <w:b/>
-          <w:sz w:val="28"/>
-          <w:szCs w:val="28"/>
-        </w:rPr>
-        <w:t>u qu</w:t>
-      </w:r>
-      <w:r>
-        <w:rPr>
-          <w:rFonts w:ascii="Times New Roman" w:hAnsi="Times New Roman" w:cs="Times New Roman"/>
-          <w:b/>
-          <w:sz w:val="28"/>
-          <w:szCs w:val="28"/>
-        </w:rPr>
-        <w:t>ả</w:t>
-      </w:r>
-      <w:r>
-        <w:rPr>
-          <w:rFonts w:ascii="Times New Roman" w:hAnsi="Times New Roman" w:cs="Times New Roman"/>
-          <w:b/>
-          <w:sz w:val="28"/>
-          <w:szCs w:val="28"/>
-        </w:rPr>
-        <w:t xml:space="preserve"> s</w:t>
-      </w:r>
-      <w:r>
-        <w:rPr>
-          <w:rFonts w:ascii="Times New Roman" w:hAnsi="Times New Roman" w:cs="Times New Roman"/>
-          <w:b/>
-          <w:sz w:val="28"/>
-          <w:szCs w:val="28"/>
-        </w:rPr>
-        <w:t>ẽ</w:t>
-      </w:r>
-      <w:r>
-        <w:rPr>
-          <w:rFonts w:ascii="Times New Roman" w:hAnsi="Times New Roman" w:cs="Times New Roman"/>
-          <w:b/>
-          <w:sz w:val="28"/>
-          <w:szCs w:val="28"/>
-        </w:rPr>
-        <w:t xml:space="preserve"> hi</w:t>
-      </w:r>
-      <w:r>
-        <w:rPr>
-          <w:rFonts w:ascii="Times New Roman" w:hAnsi="Times New Roman" w:cs="Times New Roman"/>
-          <w:b/>
-          <w:sz w:val="28"/>
-          <w:szCs w:val="28"/>
-        </w:rPr>
-        <w:t>ệ</w:t>
-      </w:r>
-      <w:r>
-        <w:rPr>
-          <w:rFonts w:ascii="Times New Roman" w:hAnsi="Times New Roman" w:cs="Times New Roman"/>
-          <w:b/>
-          <w:sz w:val="28"/>
-          <w:szCs w:val="28"/>
-        </w:rPr>
-        <w:t>n ra trong 3 năm t</w:t>
-      </w:r>
-      <w:r>
-        <w:rPr>
-          <w:rFonts w:ascii="Times New Roman" w:hAnsi="Times New Roman" w:cs="Times New Roman"/>
-          <w:b/>
-          <w:sz w:val="28"/>
-          <w:szCs w:val="28"/>
-        </w:rPr>
-        <w:t>ớ</w:t>
-      </w:r>
-      <w:r>
-        <w:rPr>
-          <w:rFonts w:ascii="Times New Roman" w:hAnsi="Times New Roman" w:cs="Times New Roman"/>
-          <w:b/>
-          <w:sz w:val="28"/>
-          <w:szCs w:val="28"/>
-        </w:rPr>
-        <w:t>i</w:t>
-      </w:r>
-    </w:p>
-    <w:p>
-      <w:pPr>
-        <w:spacing w:after="80"/>
-        <w:jc w:val="both"/>
-        <w:rPr>
-          <w:rFonts w:ascii="Times New Roman" w:hAnsi="Times New Roman" w:cs="Times New Roman"/>
-          <w:sz w:val="28"/>
-          <w:szCs w:val="28"/>
-        </w:rPr>
-      </w:pPr>
-      <w:r>
-        <w:rPr>
-          <w:rFonts w:ascii="Times New Roman" w:hAnsi="Times New Roman" w:cs="Times New Roman"/>
-          <w:sz w:val="28"/>
-          <w:szCs w:val="28"/>
-        </w:rPr>
-        <w:t>Sinh viên năm 1–2 thư</w:t>
-      </w:r>
-      <w:r>
-        <w:rPr>
-          <w:rFonts w:ascii="Times New Roman" w:hAnsi="Times New Roman" w:cs="Times New Roman"/>
-          <w:sz w:val="28"/>
-          <w:szCs w:val="28"/>
-        </w:rPr>
-        <w:t>ờ</w:t>
-      </w:r>
-      <w:r>
-        <w:rPr>
-          <w:rFonts w:ascii="Times New Roman" w:hAnsi="Times New Roman" w:cs="Times New Roman"/>
-          <w:sz w:val="28"/>
-          <w:szCs w:val="28"/>
-        </w:rPr>
-        <w:t>ng nghĩ: "Còn nhi</w:t>
-      </w:r>
-      <w:r>
-        <w:rPr>
-          <w:rFonts w:ascii="Times New Roman" w:hAnsi="Times New Roman" w:cs="Times New Roman"/>
-          <w:sz w:val="28"/>
-          <w:szCs w:val="28"/>
-        </w:rPr>
-        <w:t>ề</w:t>
-      </w:r>
-      <w:r>
-        <w:rPr>
-          <w:rFonts w:ascii="Times New Roman" w:hAnsi="Times New Roman" w:cs="Times New Roman"/>
-          <w:sz w:val="28"/>
-          <w:szCs w:val="28"/>
-        </w:rPr>
-        <w:t>u th</w:t>
-      </w:r>
-      <w:r>
-        <w:rPr>
-          <w:rFonts w:ascii="Times New Roman" w:hAnsi="Times New Roman" w:cs="Times New Roman"/>
-          <w:sz w:val="28"/>
-          <w:szCs w:val="28"/>
-        </w:rPr>
-        <w:t>ờ</w:t>
-      </w:r>
-      <w:r>
-        <w:rPr>
-          <w:rFonts w:ascii="Times New Roman" w:hAnsi="Times New Roman" w:cs="Times New Roman"/>
-          <w:sz w:val="28"/>
-          <w:szCs w:val="28"/>
-        </w:rPr>
-        <w:t>i gian." Sinh viên năm 4 thư</w:t>
-      </w:r>
-      <w:r>
-        <w:rPr>
-          <w:rFonts w:ascii="Times New Roman" w:hAnsi="Times New Roman" w:cs="Times New Roman"/>
-          <w:sz w:val="28"/>
-          <w:szCs w:val="28"/>
-        </w:rPr>
-        <w:t>ờ</w:t>
-      </w:r>
-      <w:r>
-        <w:rPr>
-          <w:rFonts w:ascii="Times New Roman" w:hAnsi="Times New Roman" w:cs="Times New Roman"/>
-          <w:sz w:val="28"/>
-          <w:szCs w:val="28"/>
-        </w:rPr>
-        <w:t>ng h</w:t>
-      </w:r>
-      <w:r>
-        <w:rPr>
-          <w:rFonts w:ascii="Times New Roman" w:hAnsi="Times New Roman" w:cs="Times New Roman"/>
-          <w:sz w:val="28"/>
-          <w:szCs w:val="28"/>
-        </w:rPr>
-        <w:t>ố</w:t>
-      </w:r>
-      <w:r>
-        <w:rPr>
-          <w:rFonts w:ascii="Times New Roman" w:hAnsi="Times New Roman" w:cs="Times New Roman"/>
-          <w:sz w:val="28"/>
-          <w:szCs w:val="28"/>
-        </w:rPr>
-        <w:t>i h</w:t>
-      </w:r>
-      <w:r>
-        <w:rPr>
-          <w:rFonts w:ascii="Times New Roman" w:hAnsi="Times New Roman" w:cs="Times New Roman"/>
-          <w:sz w:val="28"/>
-          <w:szCs w:val="28"/>
-        </w:rPr>
-        <w:t>ậ</w:t>
-      </w:r>
-      <w:r>
-        <w:rPr>
-          <w:rFonts w:ascii="Times New Roman" w:hAnsi="Times New Roman" w:cs="Times New Roman"/>
-          <w:sz w:val="28"/>
-          <w:szCs w:val="28"/>
-        </w:rPr>
-        <w:t>n vì đã nghĩ v</w:t>
-      </w:r>
-      <w:r>
-        <w:rPr>
-          <w:rFonts w:ascii="Times New Roman" w:hAnsi="Times New Roman" w:cs="Times New Roman"/>
-          <w:sz w:val="28"/>
-          <w:szCs w:val="28"/>
-        </w:rPr>
-        <w:t>ậ</w:t>
-      </w:r>
-      <w:r>
-        <w:rPr>
-          <w:rFonts w:ascii="Times New Roman" w:hAnsi="Times New Roman" w:cs="Times New Roman"/>
-          <w:sz w:val="28"/>
-          <w:szCs w:val="28"/>
-        </w:rPr>
-        <w:t>y.</w:t>
-      </w:r>
-    </w:p>
-    <w:p>
-      <w:pPr>
-        <w:pStyle w:val="ListBullet"/>
-        <w:spacing w:after="60"/>
-        <w:rPr>
-          <w:rFonts w:ascii="Times New Roman" w:hAnsi="Times New Roman" w:cs="Times New Roman"/>
-          <w:sz w:val="28"/>
-          <w:szCs w:val="28"/>
-        </w:rPr>
-      </w:pPr>
-      <w:r>
-        <w:rPr>
-          <w:rFonts w:ascii="Times New Roman" w:hAnsi="Times New Roman" w:cs="Times New Roman"/>
-          <w:sz w:val="28"/>
-          <w:szCs w:val="28"/>
-        </w:rPr>
-        <w:t>Đ</w:t>
-      </w:r>
-      <w:r>
-        <w:rPr>
-          <w:rFonts w:ascii="Times New Roman" w:hAnsi="Times New Roman" w:cs="Times New Roman"/>
-          <w:sz w:val="28"/>
-          <w:szCs w:val="28"/>
-        </w:rPr>
-        <w:t>ể</w:t>
-      </w:r>
-      <w:r>
-        <w:rPr>
-          <w:rFonts w:ascii="Times New Roman" w:hAnsi="Times New Roman" w:cs="Times New Roman"/>
-          <w:sz w:val="28"/>
-          <w:szCs w:val="28"/>
-        </w:rPr>
-        <w:t xml:space="preserve"> đ</w:t>
-      </w:r>
-      <w:r>
-        <w:rPr>
-          <w:rFonts w:ascii="Times New Roman" w:hAnsi="Times New Roman" w:cs="Times New Roman"/>
-          <w:sz w:val="28"/>
-          <w:szCs w:val="28"/>
-        </w:rPr>
-        <w:t>ạ</w:t>
-      </w:r>
-      <w:r>
-        <w:rPr>
-          <w:rFonts w:ascii="Times New Roman" w:hAnsi="Times New Roman" w:cs="Times New Roman"/>
-          <w:sz w:val="28"/>
-          <w:szCs w:val="28"/>
-        </w:rPr>
-        <w:t>t IELTS 6.5 t</w:t>
-      </w:r>
-      <w:r>
-        <w:rPr>
-          <w:rFonts w:ascii="Times New Roman" w:hAnsi="Times New Roman" w:cs="Times New Roman"/>
-          <w:sz w:val="28"/>
-          <w:szCs w:val="28"/>
-        </w:rPr>
-        <w:t>ừ</w:t>
-      </w:r>
-      <w:r>
-        <w:rPr>
-          <w:rFonts w:ascii="Times New Roman" w:hAnsi="Times New Roman" w:cs="Times New Roman"/>
-          <w:sz w:val="28"/>
-          <w:szCs w:val="28"/>
-        </w:rPr>
-        <w:t xml:space="preserve"> n</w:t>
-      </w:r>
-      <w:r>
-        <w:rPr>
-          <w:rFonts w:ascii="Times New Roman" w:hAnsi="Times New Roman" w:cs="Times New Roman"/>
-          <w:sz w:val="28"/>
-          <w:szCs w:val="28"/>
-        </w:rPr>
-        <w:t>ề</w:t>
-      </w:r>
-      <w:r>
-        <w:rPr>
-          <w:rFonts w:ascii="Times New Roman" w:hAnsi="Times New Roman" w:cs="Times New Roman"/>
-          <w:sz w:val="28"/>
-          <w:szCs w:val="28"/>
-        </w:rPr>
-        <w:t>n b</w:t>
-      </w:r>
-      <w:r>
-        <w:rPr>
-          <w:rFonts w:ascii="Times New Roman" w:hAnsi="Times New Roman" w:cs="Times New Roman"/>
-          <w:sz w:val="28"/>
-          <w:szCs w:val="28"/>
-        </w:rPr>
-        <w:t>ằ</w:t>
-      </w:r>
-      <w:r>
-        <w:rPr>
-          <w:rFonts w:ascii="Times New Roman" w:hAnsi="Times New Roman" w:cs="Times New Roman"/>
-          <w:sz w:val="28"/>
-          <w:szCs w:val="28"/>
-        </w:rPr>
-        <w:t>ng 0 c</w:t>
-      </w:r>
-      <w:r>
-        <w:rPr>
-          <w:rFonts w:ascii="Times New Roman" w:hAnsi="Times New Roman" w:cs="Times New Roman"/>
-          <w:sz w:val="28"/>
-          <w:szCs w:val="28"/>
-        </w:rPr>
-        <w:t>ầ</w:t>
-      </w:r>
-      <w:r>
-        <w:rPr>
-          <w:rFonts w:ascii="Times New Roman" w:hAnsi="Times New Roman" w:cs="Times New Roman"/>
-          <w:sz w:val="28"/>
-          <w:szCs w:val="28"/>
-        </w:rPr>
-        <w:t>n trung bình 18–24 tháng h</w:t>
-      </w:r>
-      <w:r>
-        <w:rPr>
-          <w:rFonts w:ascii="Times New Roman" w:hAnsi="Times New Roman" w:cs="Times New Roman"/>
-          <w:sz w:val="28"/>
-          <w:szCs w:val="28"/>
-        </w:rPr>
-        <w:t>ọ</w:t>
-      </w:r>
-      <w:r>
-        <w:rPr>
-          <w:rFonts w:ascii="Times New Roman" w:hAnsi="Times New Roman" w:cs="Times New Roman"/>
-          <w:sz w:val="28"/>
-          <w:szCs w:val="28"/>
-        </w:rPr>
-        <w:t>c nghiêm túc. N</w:t>
-      </w:r>
-      <w:r>
-        <w:rPr>
-          <w:rFonts w:ascii="Times New Roman" w:hAnsi="Times New Roman" w:cs="Times New Roman"/>
-          <w:sz w:val="28"/>
-          <w:szCs w:val="28"/>
-        </w:rPr>
-        <w:t>ế</w:t>
-      </w:r>
-      <w:r>
-        <w:rPr>
-          <w:rFonts w:ascii="Times New Roman" w:hAnsi="Times New Roman" w:cs="Times New Roman"/>
-          <w:sz w:val="28"/>
-          <w:szCs w:val="28"/>
-        </w:rPr>
-        <w:t>u b</w:t>
-      </w:r>
-      <w:r>
-        <w:rPr>
-          <w:rFonts w:ascii="Times New Roman" w:hAnsi="Times New Roman" w:cs="Times New Roman"/>
-          <w:sz w:val="28"/>
-          <w:szCs w:val="28"/>
-        </w:rPr>
-        <w:t>ắ</w:t>
-      </w:r>
-      <w:r>
-        <w:rPr>
-          <w:rFonts w:ascii="Times New Roman" w:hAnsi="Times New Roman" w:cs="Times New Roman"/>
-          <w:sz w:val="28"/>
-          <w:szCs w:val="28"/>
-        </w:rPr>
-        <w:t>t đ</w:t>
-      </w:r>
-      <w:r>
-        <w:rPr>
-          <w:rFonts w:ascii="Times New Roman" w:hAnsi="Times New Roman" w:cs="Times New Roman"/>
-          <w:sz w:val="28"/>
-          <w:szCs w:val="28"/>
-        </w:rPr>
-        <w:t>ầ</w:t>
-      </w:r>
-      <w:r>
-        <w:rPr>
-          <w:rFonts w:ascii="Times New Roman" w:hAnsi="Times New Roman" w:cs="Times New Roman"/>
-          <w:sz w:val="28"/>
-          <w:szCs w:val="28"/>
-        </w:rPr>
-        <w:t>u t</w:t>
-      </w:r>
-      <w:r>
-        <w:rPr>
-          <w:rFonts w:ascii="Times New Roman" w:hAnsi="Times New Roman" w:cs="Times New Roman"/>
-          <w:sz w:val="28"/>
-          <w:szCs w:val="28"/>
-        </w:rPr>
-        <w:t>ừ</w:t>
-      </w:r>
-      <w:r>
-        <w:rPr>
-          <w:rFonts w:ascii="Times New Roman" w:hAnsi="Times New Roman" w:cs="Times New Roman"/>
-          <w:sz w:val="28"/>
-          <w:szCs w:val="28"/>
-        </w:rPr>
-        <w:t xml:space="preserve"> năm 3, b</w:t>
-      </w:r>
-      <w:r>
-        <w:rPr>
-          <w:rFonts w:ascii="Times New Roman" w:hAnsi="Times New Roman" w:cs="Times New Roman"/>
-          <w:sz w:val="28"/>
-          <w:szCs w:val="28"/>
-        </w:rPr>
-        <w:t>ạ</w:t>
-      </w:r>
-      <w:r>
-        <w:rPr>
-          <w:rFonts w:ascii="Times New Roman" w:hAnsi="Times New Roman" w:cs="Times New Roman"/>
-          <w:sz w:val="28"/>
-          <w:szCs w:val="28"/>
-        </w:rPr>
-        <w:t>n s</w:t>
-      </w:r>
-      <w:r>
-        <w:rPr>
-          <w:rFonts w:ascii="Times New Roman" w:hAnsi="Times New Roman" w:cs="Times New Roman"/>
-          <w:sz w:val="28"/>
-          <w:szCs w:val="28"/>
-        </w:rPr>
-        <w:t>ẽ</w:t>
-      </w:r>
-      <w:r>
-        <w:rPr>
-          <w:rFonts w:ascii="Times New Roman" w:hAnsi="Times New Roman" w:cs="Times New Roman"/>
-          <w:sz w:val="28"/>
-          <w:szCs w:val="28"/>
-        </w:rPr>
-        <w:t xml:space="preserve"> ra trư</w:t>
-      </w:r>
-      <w:r>
-        <w:rPr>
-          <w:rFonts w:ascii="Times New Roman" w:hAnsi="Times New Roman" w:cs="Times New Roman"/>
-          <w:sz w:val="28"/>
-          <w:szCs w:val="28"/>
-        </w:rPr>
-        <w:t>ờ</w:t>
-      </w:r>
-      <w:r>
-        <w:rPr>
-          <w:rFonts w:ascii="Times New Roman" w:hAnsi="Times New Roman" w:cs="Times New Roman"/>
-          <w:sz w:val="28"/>
-          <w:szCs w:val="28"/>
-        </w:rPr>
-        <w:t>ng v</w:t>
-      </w:r>
-      <w:r>
-        <w:rPr>
-          <w:rFonts w:ascii="Times New Roman" w:hAnsi="Times New Roman" w:cs="Times New Roman"/>
-          <w:sz w:val="28"/>
-          <w:szCs w:val="28"/>
-        </w:rPr>
-        <w:t>ớ</w:t>
-      </w:r>
-      <w:r>
-        <w:rPr>
-          <w:rFonts w:ascii="Times New Roman" w:hAnsi="Times New Roman" w:cs="Times New Roman"/>
-          <w:sz w:val="28"/>
-          <w:szCs w:val="28"/>
-        </w:rPr>
-        <w:t>i ch</w:t>
-      </w:r>
-      <w:r>
-        <w:rPr>
-          <w:rFonts w:ascii="Times New Roman" w:hAnsi="Times New Roman" w:cs="Times New Roman"/>
-          <w:sz w:val="28"/>
-          <w:szCs w:val="28"/>
-        </w:rPr>
-        <w:t>ứ</w:t>
-      </w:r>
-      <w:r>
-        <w:rPr>
-          <w:rFonts w:ascii="Times New Roman" w:hAnsi="Times New Roman" w:cs="Times New Roman"/>
-          <w:sz w:val="28"/>
-          <w:szCs w:val="28"/>
-        </w:rPr>
-        <w:t>ng ch</w:t>
-      </w:r>
-      <w:r>
-        <w:rPr>
-          <w:rFonts w:ascii="Times New Roman" w:hAnsi="Times New Roman" w:cs="Times New Roman"/>
-          <w:sz w:val="28"/>
-          <w:szCs w:val="28"/>
-        </w:rPr>
-        <w:t>ỉ</w:t>
-      </w:r>
-      <w:r>
-        <w:rPr>
-          <w:rFonts w:ascii="Times New Roman" w:hAnsi="Times New Roman" w:cs="Times New Roman"/>
-          <w:sz w:val="28"/>
-          <w:szCs w:val="28"/>
-        </w:rPr>
-        <w:t xml:space="preserve"> đó trong tay.</w:t>
-      </w:r>
-    </w:p>
-    <w:p>
-      <w:pPr>
-        <w:pStyle w:val="ListBullet"/>
-        <w:spacing w:after="60"/>
-        <w:rPr>
-          <w:rFonts w:ascii="Times New Roman" w:hAnsi="Times New Roman" w:cs="Times New Roman"/>
-          <w:sz w:val="28"/>
-          <w:szCs w:val="28"/>
-        </w:rPr>
-      </w:pPr>
-      <w:r>
-        <w:rPr>
-          <w:rFonts w:ascii="Times New Roman" w:hAnsi="Times New Roman" w:cs="Times New Roman"/>
-          <w:sz w:val="28"/>
-          <w:szCs w:val="28"/>
-        </w:rPr>
-        <w:t>Thói quen nghe podcast, xem phim, đ</w:t>
-      </w:r>
-      <w:r>
-        <w:rPr>
-          <w:rFonts w:ascii="Times New Roman" w:hAnsi="Times New Roman" w:cs="Times New Roman"/>
-          <w:sz w:val="28"/>
-          <w:szCs w:val="28"/>
-        </w:rPr>
-        <w:t>ọ</w:t>
-      </w:r>
-      <w:r>
-        <w:rPr>
-          <w:rFonts w:ascii="Times New Roman" w:hAnsi="Times New Roman" w:cs="Times New Roman"/>
-          <w:sz w:val="28"/>
-          <w:szCs w:val="28"/>
-        </w:rPr>
-        <w:t>c tin t</w:t>
-      </w:r>
-      <w:r>
-        <w:rPr>
-          <w:rFonts w:ascii="Times New Roman" w:hAnsi="Times New Roman" w:cs="Times New Roman"/>
-          <w:sz w:val="28"/>
-          <w:szCs w:val="28"/>
-        </w:rPr>
-        <w:t>ứ</w:t>
-      </w:r>
-      <w:r>
-        <w:rPr>
-          <w:rFonts w:ascii="Times New Roman" w:hAnsi="Times New Roman" w:cs="Times New Roman"/>
-          <w:sz w:val="28"/>
-          <w:szCs w:val="28"/>
-        </w:rPr>
-        <w:t>c ti</w:t>
-      </w:r>
-      <w:r>
-        <w:rPr>
-          <w:rFonts w:ascii="Times New Roman" w:hAnsi="Times New Roman" w:cs="Times New Roman"/>
-          <w:sz w:val="28"/>
-          <w:szCs w:val="28"/>
-        </w:rPr>
-        <w:t>ế</w:t>
-      </w:r>
-      <w:r>
-        <w:rPr>
-          <w:rFonts w:ascii="Times New Roman" w:hAnsi="Times New Roman" w:cs="Times New Roman"/>
-          <w:sz w:val="28"/>
-          <w:szCs w:val="28"/>
-        </w:rPr>
-        <w:t>ng Anh m</w:t>
-      </w:r>
-      <w:r>
-        <w:rPr>
-          <w:rFonts w:ascii="Times New Roman" w:hAnsi="Times New Roman" w:cs="Times New Roman"/>
-          <w:sz w:val="28"/>
-          <w:szCs w:val="28"/>
-        </w:rPr>
-        <w:t>ỗ</w:t>
-      </w:r>
-      <w:r>
-        <w:rPr>
-          <w:rFonts w:ascii="Times New Roman" w:hAnsi="Times New Roman" w:cs="Times New Roman"/>
-          <w:sz w:val="28"/>
-          <w:szCs w:val="28"/>
-        </w:rPr>
-        <w:t>i ngày 30 phút tích lũy 180 gi</w:t>
-      </w:r>
-      <w:r>
-        <w:rPr>
-          <w:rFonts w:ascii="Times New Roman" w:hAnsi="Times New Roman" w:cs="Times New Roman"/>
-          <w:sz w:val="28"/>
-          <w:szCs w:val="28"/>
-        </w:rPr>
-        <w:t>ờ</w:t>
-      </w:r>
-      <w:r>
-        <w:rPr>
-          <w:rFonts w:ascii="Times New Roman" w:hAnsi="Times New Roman" w:cs="Times New Roman"/>
-          <w:sz w:val="28"/>
-          <w:szCs w:val="28"/>
-        </w:rPr>
-        <w:t>/năm — tương đương 4 h</w:t>
-      </w:r>
-      <w:r>
-        <w:rPr>
-          <w:rFonts w:ascii="Times New Roman" w:hAnsi="Times New Roman" w:cs="Times New Roman"/>
-          <w:sz w:val="28"/>
-          <w:szCs w:val="28"/>
-        </w:rPr>
-        <w:t>ọ</w:t>
-      </w:r>
-      <w:r>
-        <w:rPr>
-          <w:rFonts w:ascii="Times New Roman" w:hAnsi="Times New Roman" w:cs="Times New Roman"/>
-          <w:sz w:val="28"/>
-          <w:szCs w:val="28"/>
-        </w:rPr>
-        <w:t>c k</w:t>
-      </w:r>
-      <w:r>
-        <w:rPr>
-          <w:rFonts w:ascii="Times New Roman" w:hAnsi="Times New Roman" w:cs="Times New Roman"/>
-          <w:sz w:val="28"/>
-          <w:szCs w:val="28"/>
-        </w:rPr>
-        <w:t>ỳ</w:t>
-      </w:r>
-      <w:r>
-        <w:rPr>
-          <w:rFonts w:ascii="Times New Roman" w:hAnsi="Times New Roman" w:cs="Times New Roman"/>
-          <w:sz w:val="28"/>
-          <w:szCs w:val="28"/>
-        </w:rPr>
-        <w:t xml:space="preserve"> h</w:t>
-      </w:r>
-      <w:r>
-        <w:rPr>
-          <w:rFonts w:ascii="Times New Roman" w:hAnsi="Times New Roman" w:cs="Times New Roman"/>
-          <w:sz w:val="28"/>
-          <w:szCs w:val="28"/>
-        </w:rPr>
-        <w:t>ọ</w:t>
-      </w:r>
-      <w:r>
-        <w:rPr>
-          <w:rFonts w:ascii="Times New Roman" w:hAnsi="Times New Roman" w:cs="Times New Roman"/>
-          <w:sz w:val="28"/>
-          <w:szCs w:val="28"/>
-        </w:rPr>
-        <w:t>c ph</w:t>
-      </w:r>
-      <w:r>
-        <w:rPr>
-          <w:rFonts w:ascii="Times New Roman" w:hAnsi="Times New Roman" w:cs="Times New Roman"/>
-          <w:sz w:val="28"/>
-          <w:szCs w:val="28"/>
-        </w:rPr>
-        <w:t>ầ</w:t>
-      </w:r>
-      <w:r>
-        <w:rPr>
-          <w:rFonts w:ascii="Times New Roman" w:hAnsi="Times New Roman" w:cs="Times New Roman"/>
-          <w:sz w:val="28"/>
-          <w:szCs w:val="28"/>
-        </w:rPr>
-        <w:t>n ngo</w:t>
-      </w:r>
-      <w:r>
-        <w:rPr>
-          <w:rFonts w:ascii="Times New Roman" w:hAnsi="Times New Roman" w:cs="Times New Roman"/>
-          <w:sz w:val="28"/>
-          <w:szCs w:val="28"/>
-        </w:rPr>
-        <w:t>ạ</w:t>
-      </w:r>
-      <w:r>
-        <w:rPr>
-          <w:rFonts w:ascii="Times New Roman" w:hAnsi="Times New Roman" w:cs="Times New Roman"/>
-          <w:sz w:val="28"/>
-          <w:szCs w:val="28"/>
-        </w:rPr>
-        <w:t>i ng</w:t>
-      </w:r>
-      <w:r>
-        <w:rPr>
-          <w:rFonts w:ascii="Times New Roman" w:hAnsi="Times New Roman" w:cs="Times New Roman"/>
-          <w:sz w:val="28"/>
-          <w:szCs w:val="28"/>
-        </w:rPr>
-        <w:t>ữ</w:t>
-      </w:r>
-      <w:r>
-        <w:rPr>
-          <w:rFonts w:ascii="Times New Roman" w:hAnsi="Times New Roman" w:cs="Times New Roman"/>
-          <w:sz w:val="28"/>
-          <w:szCs w:val="28"/>
-        </w:rPr>
-        <w:t xml:space="preserve"> t</w:t>
-      </w:r>
-      <w:r>
-        <w:rPr>
-          <w:rFonts w:ascii="Times New Roman" w:hAnsi="Times New Roman" w:cs="Times New Roman"/>
-          <w:sz w:val="28"/>
-          <w:szCs w:val="28"/>
-        </w:rPr>
-        <w:t>ạ</w:t>
-      </w:r>
-      <w:r>
-        <w:rPr>
-          <w:rFonts w:ascii="Times New Roman" w:hAnsi="Times New Roman" w:cs="Times New Roman"/>
-          <w:sz w:val="28"/>
-          <w:szCs w:val="28"/>
-        </w:rPr>
-        <w:t>i trư</w:t>
-      </w:r>
-      <w:r>
-        <w:rPr>
-          <w:rFonts w:ascii="Times New Roman" w:hAnsi="Times New Roman" w:cs="Times New Roman"/>
-          <w:sz w:val="28"/>
-          <w:szCs w:val="28"/>
-        </w:rPr>
-        <w:t>ờ</w:t>
-      </w:r>
-      <w:r>
-        <w:rPr>
-          <w:rFonts w:ascii="Times New Roman" w:hAnsi="Times New Roman" w:cs="Times New Roman"/>
-          <w:sz w:val="28"/>
-          <w:szCs w:val="28"/>
-        </w:rPr>
-        <w:t>ng.</w:t>
-      </w:r>
-    </w:p>
-    <w:p>
-      <w:pPr>
-        <w:pStyle w:val="ListBullet"/>
-        <w:spacing w:after="60"/>
-        <w:rPr>
-          <w:rFonts w:ascii="Times New Roman" w:hAnsi="Times New Roman" w:cs="Times New Roman"/>
-          <w:sz w:val="28"/>
-          <w:szCs w:val="28"/>
-        </w:rPr>
-      </w:pPr>
-      <w:r>
-        <w:rPr>
-          <w:rFonts w:ascii="Times New Roman" w:hAnsi="Times New Roman" w:cs="Times New Roman"/>
-          <w:sz w:val="28"/>
-          <w:szCs w:val="28"/>
-        </w:rPr>
-        <w:t>Ngư</w:t>
-      </w:r>
-      <w:r>
-        <w:rPr>
-          <w:rFonts w:ascii="Times New Roman" w:hAnsi="Times New Roman" w:cs="Times New Roman"/>
-          <w:sz w:val="28"/>
-          <w:szCs w:val="28"/>
-        </w:rPr>
-        <w:t>ờ</w:t>
-      </w:r>
-      <w:r>
-        <w:rPr>
-          <w:rFonts w:ascii="Times New Roman" w:hAnsi="Times New Roman" w:cs="Times New Roman"/>
-          <w:sz w:val="28"/>
-          <w:szCs w:val="28"/>
-        </w:rPr>
-        <w:t>i b</w:t>
-      </w:r>
-      <w:r>
-        <w:rPr>
-          <w:rFonts w:ascii="Times New Roman" w:hAnsi="Times New Roman" w:cs="Times New Roman"/>
-          <w:sz w:val="28"/>
-          <w:szCs w:val="28"/>
-        </w:rPr>
-        <w:t>ắ</w:t>
-      </w:r>
-      <w:r>
-        <w:rPr>
-          <w:rFonts w:ascii="Times New Roman" w:hAnsi="Times New Roman" w:cs="Times New Roman"/>
-          <w:sz w:val="28"/>
-          <w:szCs w:val="28"/>
-        </w:rPr>
-        <w:t>t đ</w:t>
-      </w:r>
-      <w:r>
-        <w:rPr>
-          <w:rFonts w:ascii="Times New Roman" w:hAnsi="Times New Roman" w:cs="Times New Roman"/>
-          <w:sz w:val="28"/>
-          <w:szCs w:val="28"/>
-        </w:rPr>
-        <w:t>ầ</w:t>
-      </w:r>
-      <w:r>
-        <w:rPr>
-          <w:rFonts w:ascii="Times New Roman" w:hAnsi="Times New Roman" w:cs="Times New Roman"/>
-          <w:sz w:val="28"/>
-          <w:szCs w:val="28"/>
-        </w:rPr>
-        <w:t>u s</w:t>
-      </w:r>
-      <w:r>
-        <w:rPr>
-          <w:rFonts w:ascii="Times New Roman" w:hAnsi="Times New Roman" w:cs="Times New Roman"/>
-          <w:sz w:val="28"/>
-          <w:szCs w:val="28"/>
-        </w:rPr>
-        <w:t>ớ</w:t>
-      </w:r>
-      <w:r>
-        <w:rPr>
-          <w:rFonts w:ascii="Times New Roman" w:hAnsi="Times New Roman" w:cs="Times New Roman"/>
-          <w:sz w:val="28"/>
-          <w:szCs w:val="28"/>
-        </w:rPr>
-        <w:t>m không ch</w:t>
-      </w:r>
-      <w:r>
-        <w:rPr>
-          <w:rFonts w:ascii="Times New Roman" w:hAnsi="Times New Roman" w:cs="Times New Roman"/>
-          <w:sz w:val="28"/>
-          <w:szCs w:val="28"/>
-        </w:rPr>
-        <w:t>ỉ</w:t>
-      </w:r>
-      <w:r>
-        <w:rPr>
-          <w:rFonts w:ascii="Times New Roman" w:hAnsi="Times New Roman" w:cs="Times New Roman"/>
-          <w:sz w:val="28"/>
-          <w:szCs w:val="28"/>
-        </w:rPr>
-        <w:t xml:space="preserve"> có đi</w:t>
-      </w:r>
-      <w:r>
-        <w:rPr>
-          <w:rFonts w:ascii="Times New Roman" w:hAnsi="Times New Roman" w:cs="Times New Roman"/>
-          <w:sz w:val="28"/>
-          <w:szCs w:val="28"/>
-        </w:rPr>
-        <w:t>ể</w:t>
-      </w:r>
-      <w:r>
-        <w:rPr>
-          <w:rFonts w:ascii="Times New Roman" w:hAnsi="Times New Roman" w:cs="Times New Roman"/>
-          <w:sz w:val="28"/>
-          <w:szCs w:val="28"/>
-        </w:rPr>
-        <w:t>m s</w:t>
-      </w:r>
-      <w:r>
-        <w:rPr>
-          <w:rFonts w:ascii="Times New Roman" w:hAnsi="Times New Roman" w:cs="Times New Roman"/>
-          <w:sz w:val="28"/>
-          <w:szCs w:val="28"/>
-        </w:rPr>
-        <w:t>ố</w:t>
-      </w:r>
-      <w:r>
-        <w:rPr>
-          <w:rFonts w:ascii="Times New Roman" w:hAnsi="Times New Roman" w:cs="Times New Roman"/>
-          <w:sz w:val="28"/>
-          <w:szCs w:val="28"/>
-        </w:rPr>
-        <w:t xml:space="preserve"> — h</w:t>
-      </w:r>
-      <w:r>
-        <w:rPr>
-          <w:rFonts w:ascii="Times New Roman" w:hAnsi="Times New Roman" w:cs="Times New Roman"/>
-          <w:sz w:val="28"/>
-          <w:szCs w:val="28"/>
-        </w:rPr>
-        <w:t>ọ</w:t>
-      </w:r>
-      <w:r>
-        <w:rPr>
-          <w:rFonts w:ascii="Times New Roman" w:hAnsi="Times New Roman" w:cs="Times New Roman"/>
-          <w:sz w:val="28"/>
-          <w:szCs w:val="28"/>
-        </w:rPr>
-        <w:t xml:space="preserve"> có s</w:t>
-      </w:r>
-      <w:r>
-        <w:rPr>
-          <w:rFonts w:ascii="Times New Roman" w:hAnsi="Times New Roman" w:cs="Times New Roman"/>
-          <w:sz w:val="28"/>
-          <w:szCs w:val="28"/>
-        </w:rPr>
-        <w:t>ự</w:t>
-      </w:r>
-      <w:r>
-        <w:rPr>
-          <w:rFonts w:ascii="Times New Roman" w:hAnsi="Times New Roman" w:cs="Times New Roman"/>
-          <w:sz w:val="28"/>
-          <w:szCs w:val="28"/>
-        </w:rPr>
-        <w:t xml:space="preserve"> t</w:t>
-      </w:r>
-      <w:r>
-        <w:rPr>
-          <w:rFonts w:ascii="Times New Roman" w:hAnsi="Times New Roman" w:cs="Times New Roman"/>
-          <w:sz w:val="28"/>
-          <w:szCs w:val="28"/>
-        </w:rPr>
-        <w:t>ự</w:t>
-      </w:r>
-      <w:r>
-        <w:rPr>
-          <w:rFonts w:ascii="Times New Roman" w:hAnsi="Times New Roman" w:cs="Times New Roman"/>
-          <w:sz w:val="28"/>
-          <w:szCs w:val="28"/>
-        </w:rPr>
-        <w:t xml:space="preserve"> tin và ph</w:t>
-      </w:r>
-      <w:r>
-        <w:rPr>
-          <w:rFonts w:ascii="Times New Roman" w:hAnsi="Times New Roman" w:cs="Times New Roman"/>
-          <w:sz w:val="28"/>
-          <w:szCs w:val="28"/>
-        </w:rPr>
-        <w:t>ả</w:t>
-      </w:r>
-      <w:r>
-        <w:rPr>
-          <w:rFonts w:ascii="Times New Roman" w:hAnsi="Times New Roman" w:cs="Times New Roman"/>
-          <w:sz w:val="28"/>
-          <w:szCs w:val="28"/>
-        </w:rPr>
-        <w:t>n x</w:t>
-      </w:r>
-      <w:r>
-        <w:rPr>
-          <w:rFonts w:ascii="Times New Roman" w:hAnsi="Times New Roman" w:cs="Times New Roman"/>
-          <w:sz w:val="28"/>
-          <w:szCs w:val="28"/>
-        </w:rPr>
-        <w:t>ạ</w:t>
-      </w:r>
-      <w:r>
-        <w:rPr>
-          <w:rFonts w:ascii="Times New Roman" w:hAnsi="Times New Roman" w:cs="Times New Roman"/>
-          <w:sz w:val="28"/>
-          <w:szCs w:val="28"/>
-        </w:rPr>
-        <w:t xml:space="preserve"> ngôn ng</w:t>
-      </w:r>
-      <w:r>
-        <w:rPr>
-          <w:rFonts w:ascii="Times New Roman" w:hAnsi="Times New Roman" w:cs="Times New Roman"/>
-          <w:sz w:val="28"/>
-          <w:szCs w:val="28"/>
-        </w:rPr>
-        <w:t>ữ</w:t>
-      </w:r>
-      <w:r>
-        <w:rPr>
-          <w:rFonts w:ascii="Times New Roman" w:hAnsi="Times New Roman" w:cs="Times New Roman"/>
-          <w:sz w:val="28"/>
-          <w:szCs w:val="28"/>
-        </w:rPr>
-        <w:t xml:space="preserve"> mà không th</w:t>
-      </w:r>
-      <w:r>
-        <w:rPr>
-          <w:rFonts w:ascii="Times New Roman" w:hAnsi="Times New Roman" w:cs="Times New Roman"/>
-          <w:sz w:val="28"/>
-          <w:szCs w:val="28"/>
-        </w:rPr>
-        <w:t>ể</w:t>
-      </w:r>
-      <w:r>
-        <w:rPr>
-          <w:rFonts w:ascii="Times New Roman" w:hAnsi="Times New Roman" w:cs="Times New Roman"/>
-          <w:sz w:val="28"/>
-          <w:szCs w:val="28"/>
-        </w:rPr>
-        <w:t xml:space="preserve"> h</w:t>
-      </w:r>
-      <w:r>
-        <w:rPr>
-          <w:rFonts w:ascii="Times New Roman" w:hAnsi="Times New Roman" w:cs="Times New Roman"/>
-          <w:sz w:val="28"/>
-          <w:szCs w:val="28"/>
-        </w:rPr>
-        <w:t>ọ</w:t>
-      </w:r>
-      <w:r>
-        <w:rPr>
-          <w:rFonts w:ascii="Times New Roman" w:hAnsi="Times New Roman" w:cs="Times New Roman"/>
-          <w:sz w:val="28"/>
-          <w:szCs w:val="28"/>
-        </w:rPr>
-        <w:t>c g</w:t>
-      </w:r>
-      <w:r>
-        <w:rPr>
-          <w:rFonts w:ascii="Times New Roman" w:hAnsi="Times New Roman" w:cs="Times New Roman"/>
-          <w:sz w:val="28"/>
-          <w:szCs w:val="28"/>
-        </w:rPr>
-        <w:t>ấ</w:t>
-      </w:r>
-      <w:r>
-        <w:rPr>
-          <w:rFonts w:ascii="Times New Roman" w:hAnsi="Times New Roman" w:cs="Times New Roman"/>
-          <w:sz w:val="28"/>
-          <w:szCs w:val="28"/>
-        </w:rPr>
-        <w:t>p trong 3 tháng trư</w:t>
-      </w:r>
-      <w:r>
-        <w:rPr>
-          <w:rFonts w:ascii="Times New Roman" w:hAnsi="Times New Roman" w:cs="Times New Roman"/>
-          <w:sz w:val="28"/>
-          <w:szCs w:val="28"/>
-        </w:rPr>
-        <w:t>ớ</w:t>
-      </w:r>
-      <w:r>
-        <w:rPr>
-          <w:rFonts w:ascii="Times New Roman" w:hAnsi="Times New Roman" w:cs="Times New Roman"/>
-          <w:sz w:val="28"/>
-          <w:szCs w:val="28"/>
-        </w:rPr>
-        <w:t>c khi đi ph</w:t>
-      </w:r>
-      <w:r>
-        <w:rPr>
-          <w:rFonts w:ascii="Times New Roman" w:hAnsi="Times New Roman" w:cs="Times New Roman"/>
-          <w:sz w:val="28"/>
-          <w:szCs w:val="28"/>
-        </w:rPr>
-        <w:t>ỏ</w:t>
-      </w:r>
-      <w:r>
-        <w:rPr>
-          <w:rFonts w:ascii="Times New Roman" w:hAnsi="Times New Roman" w:cs="Times New Roman"/>
-          <w:sz w:val="28"/>
-          <w:szCs w:val="28"/>
-        </w:rPr>
-        <w:t>ng v</w:t>
-      </w:r>
-      <w:r>
-        <w:rPr>
-          <w:rFonts w:ascii="Times New Roman" w:hAnsi="Times New Roman" w:cs="Times New Roman"/>
-          <w:sz w:val="28"/>
-          <w:szCs w:val="28"/>
-        </w:rPr>
-        <w:t>ấ</w:t>
-      </w:r>
-      <w:r>
-        <w:rPr>
-          <w:rFonts w:ascii="Times New Roman" w:hAnsi="Times New Roman" w:cs="Times New Roman"/>
-          <w:sz w:val="28"/>
-          <w:szCs w:val="28"/>
-        </w:rPr>
-        <w:t>n.</w:t>
-      </w:r>
-    </w:p>
-    <w:p>
-      <w:pPr>
-        <w:spacing w:after="80"/>
-        <w:jc w:val="both"/>
-        <w:rPr>
-          <w:rFonts w:ascii="Times New Roman" w:hAnsi="Times New Roman" w:cs="Times New Roman"/>
-          <w:sz w:val="28"/>
-          <w:szCs w:val="28"/>
-        </w:rPr>
-      </w:pPr>
-      <w:r>
-        <w:rPr>
-          <w:rFonts w:ascii="Times New Roman" w:hAnsi="Times New Roman" w:cs="Times New Roman"/>
-          <w:sz w:val="28"/>
-          <w:szCs w:val="28"/>
-        </w:rPr>
-        <w:lastRenderedPageBreak/>
-        <w:t>→ K</w:t>
-      </w:r>
-      <w:r>
-        <w:rPr>
-          <w:rFonts w:ascii="Times New Roman" w:hAnsi="Times New Roman" w:cs="Times New Roman"/>
-          <w:sz w:val="28"/>
-          <w:szCs w:val="28"/>
-        </w:rPr>
-        <w:t>ế</w:t>
-      </w:r>
-      <w:r>
-        <w:rPr>
-          <w:rFonts w:ascii="Times New Roman" w:hAnsi="Times New Roman" w:cs="Times New Roman"/>
-          <w:sz w:val="28"/>
-          <w:szCs w:val="28"/>
-        </w:rPr>
-        <w:t>t lu</w:t>
-      </w:r>
-      <w:r>
-        <w:rPr>
-          <w:rFonts w:ascii="Times New Roman" w:hAnsi="Times New Roman" w:cs="Times New Roman"/>
-          <w:sz w:val="28"/>
-          <w:szCs w:val="28"/>
-        </w:rPr>
-        <w:t>ậ</w:t>
-      </w:r>
-      <w:r>
-        <w:rPr>
-          <w:rFonts w:ascii="Times New Roman" w:hAnsi="Times New Roman" w:cs="Times New Roman"/>
-          <w:sz w:val="28"/>
-          <w:szCs w:val="28"/>
-        </w:rPr>
-        <w:t>n: H</w:t>
-      </w:r>
-      <w:r>
-        <w:rPr>
-          <w:rFonts w:ascii="Times New Roman" w:hAnsi="Times New Roman" w:cs="Times New Roman"/>
-          <w:sz w:val="28"/>
-          <w:szCs w:val="28"/>
-        </w:rPr>
-        <w:t>ọ</w:t>
-      </w:r>
-      <w:r>
-        <w:rPr>
-          <w:rFonts w:ascii="Times New Roman" w:hAnsi="Times New Roman" w:cs="Times New Roman"/>
-          <w:sz w:val="28"/>
-          <w:szCs w:val="28"/>
-        </w:rPr>
-        <w:t>c ti</w:t>
-      </w:r>
-      <w:r>
-        <w:rPr>
-          <w:rFonts w:ascii="Times New Roman" w:hAnsi="Times New Roman" w:cs="Times New Roman"/>
-          <w:sz w:val="28"/>
-          <w:szCs w:val="28"/>
-        </w:rPr>
-        <w:t>ế</w:t>
-      </w:r>
-      <w:r>
-        <w:rPr>
-          <w:rFonts w:ascii="Times New Roman" w:hAnsi="Times New Roman" w:cs="Times New Roman"/>
-          <w:sz w:val="28"/>
-          <w:szCs w:val="28"/>
-        </w:rPr>
-        <w:t>ng Anh là đ</w:t>
-      </w:r>
-      <w:r>
-        <w:rPr>
-          <w:rFonts w:ascii="Times New Roman" w:hAnsi="Times New Roman" w:cs="Times New Roman"/>
-          <w:sz w:val="28"/>
-          <w:szCs w:val="28"/>
-        </w:rPr>
-        <w:t>ầ</w:t>
-      </w:r>
-      <w:r>
-        <w:rPr>
-          <w:rFonts w:ascii="Times New Roman" w:hAnsi="Times New Roman" w:cs="Times New Roman"/>
-          <w:sz w:val="28"/>
-          <w:szCs w:val="28"/>
-        </w:rPr>
-        <w:t xml:space="preserve">u tư có </w:t>
-      </w:r>
-      <w:proofErr w:type="spellStart"/>
-      <w:r>
-        <w:rPr>
-          <w:rFonts w:ascii="Times New Roman" w:hAnsi="Times New Roman" w:cs="Times New Roman"/>
-          <w:sz w:val="28"/>
-          <w:szCs w:val="28"/>
-        </w:rPr>
-        <w:t>lãi</w:t>
-      </w:r>
-      <w:proofErr w:type="spellEnd"/>
-      <w:r>
-        <w:rPr>
-          <w:rFonts w:ascii="Times New Roman" w:hAnsi="Times New Roman" w:cs="Times New Roman"/>
-          <w:sz w:val="28"/>
-          <w:szCs w:val="28"/>
-        </w:rPr>
-        <w:t xml:space="preserve"> </w:t>
-      </w:r>
-      <w:proofErr w:type="spellStart"/>
-      <w:r>
-        <w:rPr>
-          <w:rFonts w:ascii="Times New Roman" w:hAnsi="Times New Roman" w:cs="Times New Roman"/>
-          <w:sz w:val="28"/>
-          <w:szCs w:val="28"/>
-        </w:rPr>
-        <w:t>su</w:t>
-      </w:r>
-      <w:r>
-        <w:rPr>
-          <w:rFonts w:ascii="Times New Roman" w:hAnsi="Times New Roman" w:cs="Times New Roman"/>
-          <w:sz w:val="28"/>
-          <w:szCs w:val="28"/>
-        </w:rPr>
-        <w:t>ấ</w:t>
-      </w:r>
-      <w:r>
-        <w:rPr>
-          <w:rFonts w:ascii="Times New Roman" w:hAnsi="Times New Roman" w:cs="Times New Roman"/>
-          <w:sz w:val="28"/>
-          <w:szCs w:val="28"/>
-        </w:rPr>
-        <w:t>t</w:t>
-      </w:r>
-      <w:proofErr w:type="spellEnd"/>
-      <w:r>
-        <w:rPr>
-          <w:rFonts w:ascii="Times New Roman" w:hAnsi="Times New Roman" w:cs="Times New Roman"/>
-          <w:sz w:val="28"/>
-          <w:szCs w:val="28"/>
-        </w:rPr>
-        <w:t xml:space="preserve"> </w:t>
-      </w:r>
-      <w:proofErr w:type="spellStart"/>
-      <w:r>
-        <w:rPr>
-          <w:rFonts w:ascii="Times New Roman" w:hAnsi="Times New Roman" w:cs="Times New Roman"/>
-          <w:sz w:val="28"/>
-          <w:szCs w:val="28"/>
-        </w:rPr>
-        <w:t>kép</w:t>
-      </w:r>
-      <w:proofErr w:type="spellEnd"/>
-      <w:r>
-        <w:rPr>
-          <w:rFonts w:ascii="Times New Roman" w:hAnsi="Times New Roman" w:cs="Times New Roman"/>
-          <w:sz w:val="28"/>
-          <w:szCs w:val="28"/>
-        </w:rPr>
-        <w:t xml:space="preserve"> -</w:t>
-      </w:r>
-      <w:r>
-        <w:rPr>
-          <w:rFonts w:ascii="Times New Roman" w:hAnsi="Times New Roman" w:cs="Times New Roman"/>
-          <w:sz w:val="28"/>
-          <w:szCs w:val="28"/>
-        </w:rPr>
-        <w:t xml:space="preserve"> </w:t>
-      </w:r>
-      <w:proofErr w:type="spellStart"/>
-      <w:r>
-        <w:rPr>
-          <w:rFonts w:ascii="Times New Roman" w:hAnsi="Times New Roman" w:cs="Times New Roman"/>
-          <w:sz w:val="28"/>
-          <w:szCs w:val="28"/>
-        </w:rPr>
-        <w:t>b</w:t>
-      </w:r>
-      <w:r>
-        <w:rPr>
-          <w:rFonts w:ascii="Times New Roman" w:hAnsi="Times New Roman" w:cs="Times New Roman"/>
-          <w:sz w:val="28"/>
-          <w:szCs w:val="28"/>
-        </w:rPr>
-        <w:t>ắ</w:t>
-      </w:r>
-      <w:r>
-        <w:rPr>
-          <w:rFonts w:ascii="Times New Roman" w:hAnsi="Times New Roman" w:cs="Times New Roman"/>
-          <w:sz w:val="28"/>
-          <w:szCs w:val="28"/>
-        </w:rPr>
-        <w:t>t</w:t>
-      </w:r>
-      <w:proofErr w:type="spellEnd"/>
-      <w:r>
-        <w:rPr>
-          <w:rFonts w:ascii="Times New Roman" w:hAnsi="Times New Roman" w:cs="Times New Roman"/>
-          <w:sz w:val="28"/>
-          <w:szCs w:val="28"/>
-        </w:rPr>
-        <w:t xml:space="preserve"> </w:t>
-      </w:r>
-      <w:proofErr w:type="spellStart"/>
-      <w:r>
-        <w:rPr>
-          <w:rFonts w:ascii="Times New Roman" w:hAnsi="Times New Roman" w:cs="Times New Roman"/>
-          <w:sz w:val="28"/>
-          <w:szCs w:val="28"/>
-        </w:rPr>
-        <w:t>đ</w:t>
-      </w:r>
-      <w:r>
-        <w:rPr>
-          <w:rFonts w:ascii="Times New Roman" w:hAnsi="Times New Roman" w:cs="Times New Roman"/>
-          <w:sz w:val="28"/>
-          <w:szCs w:val="28"/>
-        </w:rPr>
-        <w:t>ầ</w:t>
-      </w:r>
-      <w:r>
-        <w:rPr>
-          <w:rFonts w:ascii="Times New Roman" w:hAnsi="Times New Roman" w:cs="Times New Roman"/>
-          <w:sz w:val="28"/>
-          <w:szCs w:val="28"/>
-        </w:rPr>
-        <w:t>u</w:t>
-      </w:r>
-      <w:proofErr w:type="spellEnd"/>
-      <w:r>
-        <w:rPr>
-          <w:rFonts w:ascii="Times New Roman" w:hAnsi="Times New Roman" w:cs="Times New Roman"/>
-          <w:sz w:val="28"/>
-          <w:szCs w:val="28"/>
-        </w:rPr>
-        <w:t xml:space="preserve"> </w:t>
-      </w:r>
-      <w:proofErr w:type="spellStart"/>
-      <w:r>
-        <w:rPr>
-          <w:rFonts w:ascii="Times New Roman" w:hAnsi="Times New Roman" w:cs="Times New Roman"/>
-          <w:sz w:val="28"/>
-          <w:szCs w:val="28"/>
-        </w:rPr>
-        <w:t>càng</w:t>
-      </w:r>
-      <w:proofErr w:type="spellEnd"/>
-      <w:r>
-        <w:rPr>
-          <w:rFonts w:ascii="Times New Roman" w:hAnsi="Times New Roman" w:cs="Times New Roman"/>
-          <w:sz w:val="28"/>
-          <w:szCs w:val="28"/>
-        </w:rPr>
-        <w:t xml:space="preserve"> s</w:t>
-      </w:r>
-      <w:r>
-        <w:rPr>
-          <w:rFonts w:ascii="Times New Roman" w:hAnsi="Times New Roman" w:cs="Times New Roman"/>
-          <w:sz w:val="28"/>
-          <w:szCs w:val="28"/>
-        </w:rPr>
-        <w:t>ớ</w:t>
-      </w:r>
-      <w:r>
-        <w:rPr>
-          <w:rFonts w:ascii="Times New Roman" w:hAnsi="Times New Roman" w:cs="Times New Roman"/>
-          <w:sz w:val="28"/>
-          <w:szCs w:val="28"/>
-        </w:rPr>
-        <w:t>m, l</w:t>
-      </w:r>
-      <w:r>
-        <w:rPr>
-          <w:rFonts w:ascii="Times New Roman" w:hAnsi="Times New Roman" w:cs="Times New Roman"/>
-          <w:sz w:val="28"/>
-          <w:szCs w:val="28"/>
-        </w:rPr>
-        <w:t>ợ</w:t>
-      </w:r>
-      <w:r>
-        <w:rPr>
-          <w:rFonts w:ascii="Times New Roman" w:hAnsi="Times New Roman" w:cs="Times New Roman"/>
-          <w:sz w:val="28"/>
-          <w:szCs w:val="28"/>
-        </w:rPr>
-        <w:t>i t</w:t>
-      </w:r>
-      <w:r>
-        <w:rPr>
-          <w:rFonts w:ascii="Times New Roman" w:hAnsi="Times New Roman" w:cs="Times New Roman"/>
-          <w:sz w:val="28"/>
-          <w:szCs w:val="28"/>
-        </w:rPr>
-        <w:t>ứ</w:t>
-      </w:r>
-      <w:r>
-        <w:rPr>
-          <w:rFonts w:ascii="Times New Roman" w:hAnsi="Times New Roman" w:cs="Times New Roman"/>
-          <w:sz w:val="28"/>
-          <w:szCs w:val="28"/>
-        </w:rPr>
-        <w:t>c càng l</w:t>
-      </w:r>
-      <w:r>
-        <w:rPr>
-          <w:rFonts w:ascii="Times New Roman" w:hAnsi="Times New Roman" w:cs="Times New Roman"/>
-          <w:sz w:val="28"/>
-          <w:szCs w:val="28"/>
-        </w:rPr>
-        <w:t>ớ</w:t>
-      </w:r>
-      <w:r>
-        <w:rPr>
-          <w:rFonts w:ascii="Times New Roman" w:hAnsi="Times New Roman" w:cs="Times New Roman"/>
-          <w:sz w:val="28"/>
-          <w:szCs w:val="28"/>
-        </w:rPr>
-        <w:t>n.</w:t>
-      </w:r>
-    </w:p>
-    <w:p>
-      <w:pPr>
-        <w:spacing w:before="280" w:after="80"/>
-        <w:rPr>
-          <w:rFonts w:ascii="Times New Roman" w:hAnsi="Times New Roman" w:cs="Times New Roman"/>
-          <w:sz w:val="28"/>
-          <w:szCs w:val="28"/>
-        </w:rPr>
-      </w:pPr>
-      <w:r>
-        <w:rPr>
-          <w:rFonts w:ascii="Times New Roman" w:hAnsi="Times New Roman" w:cs="Times New Roman"/>
-          <w:b/>
-          <w:sz w:val="28"/>
-          <w:szCs w:val="28"/>
-        </w:rPr>
-        <w:t>PH</w:t>
-      </w:r>
-      <w:r>
-        <w:rPr>
-          <w:rFonts w:ascii="Times New Roman" w:hAnsi="Times New Roman" w:cs="Times New Roman"/>
-          <w:b/>
-          <w:sz w:val="28"/>
-          <w:szCs w:val="28"/>
-        </w:rPr>
-        <w:t>Ầ</w:t>
-      </w:r>
-      <w:r>
-        <w:rPr>
-          <w:rFonts w:ascii="Times New Roman" w:hAnsi="Times New Roman" w:cs="Times New Roman"/>
-          <w:b/>
-          <w:sz w:val="28"/>
-          <w:szCs w:val="28"/>
-        </w:rPr>
-        <w:t xml:space="preserve">N </w:t>
-      </w:r>
-      <w:proofErr w:type="gramStart"/>
-      <w:r>
-        <w:rPr>
-          <w:rFonts w:ascii="Times New Roman" w:hAnsi="Times New Roman" w:cs="Times New Roman"/>
-          <w:b/>
-          <w:sz w:val="28"/>
-          <w:szCs w:val="28"/>
-        </w:rPr>
-        <w:t>3  |</w:t>
-      </w:r>
-      <w:proofErr w:type="gramEnd"/>
-      <w:r>
-        <w:rPr>
-          <w:rFonts w:ascii="Times New Roman" w:hAnsi="Times New Roman" w:cs="Times New Roman"/>
-          <w:b/>
-          <w:sz w:val="28"/>
-          <w:szCs w:val="28"/>
-        </w:rPr>
-        <w:t xml:space="preserve">  K</w:t>
-      </w:r>
-      <w:r>
-        <w:rPr>
-          <w:rFonts w:ascii="Times New Roman" w:hAnsi="Times New Roman" w:cs="Times New Roman"/>
-          <w:b/>
-          <w:sz w:val="28"/>
-          <w:szCs w:val="28"/>
-        </w:rPr>
-        <w:t>Ế</w:t>
-      </w:r>
-      <w:r>
-        <w:rPr>
-          <w:rFonts w:ascii="Times New Roman" w:hAnsi="Times New Roman" w:cs="Times New Roman"/>
-          <w:b/>
-          <w:sz w:val="28"/>
-          <w:szCs w:val="28"/>
-        </w:rPr>
-        <w:t>T BÀI — L</w:t>
-      </w:r>
-      <w:r>
-        <w:rPr>
-          <w:rFonts w:ascii="Times New Roman" w:hAnsi="Times New Roman" w:cs="Times New Roman"/>
-          <w:b/>
-          <w:sz w:val="28"/>
-          <w:szCs w:val="28"/>
-        </w:rPr>
-        <w:t>Ờ</w:t>
-      </w:r>
-      <w:r>
-        <w:rPr>
-          <w:rFonts w:ascii="Times New Roman" w:hAnsi="Times New Roman" w:cs="Times New Roman"/>
-          <w:b/>
-          <w:sz w:val="28"/>
-          <w:szCs w:val="28"/>
-        </w:rPr>
-        <w:t>I KÊU G</w:t>
-      </w:r>
-      <w:r>
-        <w:rPr>
-          <w:rFonts w:ascii="Times New Roman" w:hAnsi="Times New Roman" w:cs="Times New Roman"/>
-          <w:b/>
-          <w:sz w:val="28"/>
-          <w:szCs w:val="28"/>
-        </w:rPr>
-        <w:t>Ọ</w:t>
-      </w:r>
-      <w:r>
-        <w:rPr>
-          <w:rFonts w:ascii="Times New Roman" w:hAnsi="Times New Roman" w:cs="Times New Roman"/>
-          <w:b/>
-          <w:sz w:val="28"/>
-          <w:szCs w:val="28"/>
-        </w:rPr>
-        <w:t>I HÀNH Đ</w:t>
-      </w:r>
-      <w:r>
-        <w:rPr>
-          <w:rFonts w:ascii="Times New Roman" w:hAnsi="Times New Roman" w:cs="Times New Roman"/>
-          <w:b/>
-          <w:sz w:val="28"/>
-          <w:szCs w:val="28"/>
-        </w:rPr>
-        <w:t>Ộ</w:t>
-      </w:r>
-      <w:r>
-        <w:rPr>
-          <w:rFonts w:ascii="Times New Roman" w:hAnsi="Times New Roman" w:cs="Times New Roman"/>
-          <w:b/>
-          <w:sz w:val="28"/>
-          <w:szCs w:val="28"/>
-        </w:rPr>
-        <w:t>NG</w:t>
-      </w:r>
-    </w:p>
-    <w:p>
-      <w:pPr>
-        <w:spacing w:after="80"/>
-        <w:jc w:val="both"/>
-        <w:rPr>
-          <w:rFonts w:ascii="Times New Roman" w:hAnsi="Times New Roman" w:cs="Times New Roman"/>
-          <w:sz w:val="28"/>
-          <w:szCs w:val="28"/>
-        </w:rPr>
-      </w:pPr>
-      <w:r>
-        <w:rPr>
-          <w:rFonts w:ascii="Times New Roman" w:hAnsi="Times New Roman" w:cs="Times New Roman"/>
-          <w:sz w:val="28"/>
-          <w:szCs w:val="28"/>
-        </w:rPr>
-        <w:t>Nhìn l</w:t>
-      </w:r>
-      <w:r>
-        <w:rPr>
-          <w:rFonts w:ascii="Times New Roman" w:hAnsi="Times New Roman" w:cs="Times New Roman"/>
-          <w:sz w:val="28"/>
-          <w:szCs w:val="28"/>
-        </w:rPr>
-        <w:t>ạ</w:t>
-      </w:r>
-      <w:r>
-        <w:rPr>
-          <w:rFonts w:ascii="Times New Roman" w:hAnsi="Times New Roman" w:cs="Times New Roman"/>
-          <w:sz w:val="28"/>
-          <w:szCs w:val="28"/>
-        </w:rPr>
-        <w:t>i ba đi</w:t>
-      </w:r>
-      <w:r>
-        <w:rPr>
-          <w:rFonts w:ascii="Times New Roman" w:hAnsi="Times New Roman" w:cs="Times New Roman"/>
-          <w:sz w:val="28"/>
-          <w:szCs w:val="28"/>
-        </w:rPr>
-        <w:t>ề</w:t>
-      </w:r>
-      <w:r>
-        <w:rPr>
-          <w:rFonts w:ascii="Times New Roman" w:hAnsi="Times New Roman" w:cs="Times New Roman"/>
-          <w:sz w:val="28"/>
-          <w:szCs w:val="28"/>
-        </w:rPr>
-        <w:t>u b</w:t>
-      </w:r>
-      <w:r>
-        <w:rPr>
-          <w:rFonts w:ascii="Times New Roman" w:hAnsi="Times New Roman" w:cs="Times New Roman"/>
-          <w:sz w:val="28"/>
-          <w:szCs w:val="28"/>
-        </w:rPr>
-        <w:t>ạ</w:t>
-      </w:r>
-      <w:r>
-        <w:rPr>
-          <w:rFonts w:ascii="Times New Roman" w:hAnsi="Times New Roman" w:cs="Times New Roman"/>
-          <w:sz w:val="28"/>
-          <w:szCs w:val="28"/>
-        </w:rPr>
-        <w:t>n v</w:t>
-      </w:r>
-      <w:r>
-        <w:rPr>
-          <w:rFonts w:ascii="Times New Roman" w:hAnsi="Times New Roman" w:cs="Times New Roman"/>
-          <w:sz w:val="28"/>
-          <w:szCs w:val="28"/>
-        </w:rPr>
-        <w:t>ừ</w:t>
-      </w:r>
-      <w:r>
-        <w:rPr>
-          <w:rFonts w:ascii="Times New Roman" w:hAnsi="Times New Roman" w:cs="Times New Roman"/>
-          <w:sz w:val="28"/>
-          <w:szCs w:val="28"/>
-        </w:rPr>
-        <w:t>a nghe:</w:t>
-      </w:r>
-    </w:p>
-    <w:p>
-      <w:pPr>
-        <w:pStyle w:val="ListBullet"/>
-        <w:spacing w:after="60"/>
-        <w:rPr>
-          <w:rFonts w:ascii="Times New Roman" w:hAnsi="Times New Roman" w:cs="Times New Roman"/>
-          <w:sz w:val="28"/>
-          <w:szCs w:val="28"/>
-        </w:rPr>
-      </w:pPr>
-      <w:r>
-        <w:rPr>
-          <w:rFonts w:ascii="Times New Roman" w:hAnsi="Times New Roman" w:cs="Times New Roman"/>
-          <w:sz w:val="28"/>
-          <w:szCs w:val="28"/>
-        </w:rPr>
-        <w:t>Ti</w:t>
-      </w:r>
-      <w:r>
-        <w:rPr>
-          <w:rFonts w:ascii="Times New Roman" w:hAnsi="Times New Roman" w:cs="Times New Roman"/>
-          <w:sz w:val="28"/>
-          <w:szCs w:val="28"/>
-        </w:rPr>
-        <w:t>ế</w:t>
-      </w:r>
-      <w:r>
-        <w:rPr>
-          <w:rFonts w:ascii="Times New Roman" w:hAnsi="Times New Roman" w:cs="Times New Roman"/>
-          <w:sz w:val="28"/>
-          <w:szCs w:val="28"/>
-        </w:rPr>
-        <w:t>ng Anh là đi</w:t>
-      </w:r>
-      <w:r>
-        <w:rPr>
-          <w:rFonts w:ascii="Times New Roman" w:hAnsi="Times New Roman" w:cs="Times New Roman"/>
-          <w:sz w:val="28"/>
-          <w:szCs w:val="28"/>
-        </w:rPr>
-        <w:t>ề</w:t>
-      </w:r>
-      <w:r>
-        <w:rPr>
-          <w:rFonts w:ascii="Times New Roman" w:hAnsi="Times New Roman" w:cs="Times New Roman"/>
-          <w:sz w:val="28"/>
-          <w:szCs w:val="28"/>
-        </w:rPr>
-        <w:t>u ki</w:t>
-      </w:r>
-      <w:r>
-        <w:rPr>
-          <w:rFonts w:ascii="Times New Roman" w:hAnsi="Times New Roman" w:cs="Times New Roman"/>
-          <w:sz w:val="28"/>
-          <w:szCs w:val="28"/>
-        </w:rPr>
-        <w:t>ệ</w:t>
-      </w:r>
-      <w:r>
-        <w:rPr>
-          <w:rFonts w:ascii="Times New Roman" w:hAnsi="Times New Roman" w:cs="Times New Roman"/>
-          <w:sz w:val="28"/>
-          <w:szCs w:val="28"/>
-        </w:rPr>
-        <w:t>n t</w:t>
-      </w:r>
-      <w:r>
-        <w:rPr>
-          <w:rFonts w:ascii="Times New Roman" w:hAnsi="Times New Roman" w:cs="Times New Roman"/>
-          <w:sz w:val="28"/>
-          <w:szCs w:val="28"/>
-        </w:rPr>
-        <w:t>ố</w:t>
-      </w:r>
-      <w:r>
-        <w:rPr>
-          <w:rFonts w:ascii="Times New Roman" w:hAnsi="Times New Roman" w:cs="Times New Roman"/>
-          <w:sz w:val="28"/>
-          <w:szCs w:val="28"/>
-        </w:rPr>
-        <w:t xml:space="preserve">i </w:t>
-      </w:r>
-      <w:r>
-        <w:rPr>
-          <w:rFonts w:ascii="Times New Roman" w:hAnsi="Times New Roman" w:cs="Times New Roman"/>
-          <w:sz w:val="28"/>
-          <w:szCs w:val="28"/>
-        </w:rPr>
-        <w:t>thi</w:t>
-      </w:r>
-      <w:r>
-        <w:rPr>
-          <w:rFonts w:ascii="Times New Roman" w:hAnsi="Times New Roman" w:cs="Times New Roman"/>
-          <w:sz w:val="28"/>
-          <w:szCs w:val="28"/>
-        </w:rPr>
-        <w:t>ể</w:t>
-      </w:r>
-      <w:r>
-        <w:rPr>
-          <w:rFonts w:ascii="Times New Roman" w:hAnsi="Times New Roman" w:cs="Times New Roman"/>
-          <w:sz w:val="28"/>
-          <w:szCs w:val="28"/>
-        </w:rPr>
-        <w:t>u đ</w:t>
-      </w:r>
-      <w:r>
-        <w:rPr>
-          <w:rFonts w:ascii="Times New Roman" w:hAnsi="Times New Roman" w:cs="Times New Roman"/>
-          <w:sz w:val="28"/>
-          <w:szCs w:val="28"/>
-        </w:rPr>
-        <w:t>ể</w:t>
-      </w:r>
-      <w:r>
-        <w:rPr>
-          <w:rFonts w:ascii="Times New Roman" w:hAnsi="Times New Roman" w:cs="Times New Roman"/>
-          <w:sz w:val="28"/>
-          <w:szCs w:val="28"/>
-        </w:rPr>
-        <w:t xml:space="preserve"> bư</w:t>
-      </w:r>
-      <w:r>
-        <w:rPr>
-          <w:rFonts w:ascii="Times New Roman" w:hAnsi="Times New Roman" w:cs="Times New Roman"/>
-          <w:sz w:val="28"/>
-          <w:szCs w:val="28"/>
-        </w:rPr>
-        <w:t>ớ</w:t>
-      </w:r>
-      <w:r>
-        <w:rPr>
-          <w:rFonts w:ascii="Times New Roman" w:hAnsi="Times New Roman" w:cs="Times New Roman"/>
-          <w:sz w:val="28"/>
-          <w:szCs w:val="28"/>
-        </w:rPr>
-        <w:t>c vào 70% cơ h</w:t>
-      </w:r>
-      <w:r>
-        <w:rPr>
-          <w:rFonts w:ascii="Times New Roman" w:hAnsi="Times New Roman" w:cs="Times New Roman"/>
-          <w:sz w:val="28"/>
-          <w:szCs w:val="28"/>
-        </w:rPr>
-        <w:t>ộ</w:t>
-      </w:r>
-      <w:r>
-        <w:rPr>
-          <w:rFonts w:ascii="Times New Roman" w:hAnsi="Times New Roman" w:cs="Times New Roman"/>
-          <w:sz w:val="28"/>
-          <w:szCs w:val="28"/>
-        </w:rPr>
-        <w:t>i vi</w:t>
-      </w:r>
-      <w:r>
-        <w:rPr>
-          <w:rFonts w:ascii="Times New Roman" w:hAnsi="Times New Roman" w:cs="Times New Roman"/>
-          <w:sz w:val="28"/>
-          <w:szCs w:val="28"/>
-        </w:rPr>
-        <w:t>ệ</w:t>
-      </w:r>
-      <w:r>
-        <w:rPr>
-          <w:rFonts w:ascii="Times New Roman" w:hAnsi="Times New Roman" w:cs="Times New Roman"/>
-          <w:sz w:val="28"/>
-          <w:szCs w:val="28"/>
-        </w:rPr>
-        <w:t>c làm ch</w:t>
-      </w:r>
-      <w:r>
-        <w:rPr>
-          <w:rFonts w:ascii="Times New Roman" w:hAnsi="Times New Roman" w:cs="Times New Roman"/>
-          <w:sz w:val="28"/>
-          <w:szCs w:val="28"/>
-        </w:rPr>
-        <w:t>ấ</w:t>
-      </w:r>
-      <w:r>
-        <w:rPr>
-          <w:rFonts w:ascii="Times New Roman" w:hAnsi="Times New Roman" w:cs="Times New Roman"/>
-          <w:sz w:val="28"/>
-          <w:szCs w:val="28"/>
-        </w:rPr>
-        <w:t>t lư</w:t>
-      </w:r>
-      <w:r>
-        <w:rPr>
-          <w:rFonts w:ascii="Times New Roman" w:hAnsi="Times New Roman" w:cs="Times New Roman"/>
-          <w:sz w:val="28"/>
-          <w:szCs w:val="28"/>
-        </w:rPr>
-        <w:t>ợ</w:t>
-      </w:r>
-      <w:r>
-        <w:rPr>
-          <w:rFonts w:ascii="Times New Roman" w:hAnsi="Times New Roman" w:cs="Times New Roman"/>
-          <w:sz w:val="28"/>
-          <w:szCs w:val="28"/>
-        </w:rPr>
-        <w:t>ng.</w:t>
-      </w:r>
-    </w:p>
-    <w:p>
-      <w:pPr>
-        <w:pStyle w:val="ListBullet"/>
-        <w:spacing w:after="60"/>
-        <w:rPr>
-          <w:rFonts w:ascii="Times New Roman" w:hAnsi="Times New Roman" w:cs="Times New Roman"/>
-          <w:sz w:val="28"/>
-          <w:szCs w:val="28"/>
-        </w:rPr>
-      </w:pPr>
-      <w:r>
-        <w:rPr>
-          <w:rFonts w:ascii="Times New Roman" w:hAnsi="Times New Roman" w:cs="Times New Roman"/>
-          <w:sz w:val="28"/>
-          <w:szCs w:val="28"/>
-        </w:rPr>
-        <w:t>K</w:t>
-      </w:r>
-      <w:r>
-        <w:rPr>
-          <w:rFonts w:ascii="Times New Roman" w:hAnsi="Times New Roman" w:cs="Times New Roman"/>
-          <w:sz w:val="28"/>
-          <w:szCs w:val="28"/>
-        </w:rPr>
-        <w:t>ỷ</w:t>
-      </w:r>
-      <w:r>
-        <w:rPr>
-          <w:rFonts w:ascii="Times New Roman" w:hAnsi="Times New Roman" w:cs="Times New Roman"/>
-          <w:sz w:val="28"/>
-          <w:szCs w:val="28"/>
-        </w:rPr>
-        <w:t xml:space="preserve"> nguyên s</w:t>
-      </w:r>
-      <w:r>
-        <w:rPr>
-          <w:rFonts w:ascii="Times New Roman" w:hAnsi="Times New Roman" w:cs="Times New Roman"/>
-          <w:sz w:val="28"/>
-          <w:szCs w:val="28"/>
-        </w:rPr>
-        <w:t>ố</w:t>
-      </w:r>
-      <w:r>
-        <w:rPr>
-          <w:rFonts w:ascii="Times New Roman" w:hAnsi="Times New Roman" w:cs="Times New Roman"/>
-          <w:sz w:val="28"/>
-          <w:szCs w:val="28"/>
-        </w:rPr>
-        <w:t xml:space="preserve"> không c</w:t>
-      </w:r>
-      <w:r>
-        <w:rPr>
-          <w:rFonts w:ascii="Times New Roman" w:hAnsi="Times New Roman" w:cs="Times New Roman"/>
-          <w:sz w:val="28"/>
-          <w:szCs w:val="28"/>
-        </w:rPr>
-        <w:t>ứ</w:t>
-      </w:r>
-      <w:r>
-        <w:rPr>
-          <w:rFonts w:ascii="Times New Roman" w:hAnsi="Times New Roman" w:cs="Times New Roman"/>
-          <w:sz w:val="28"/>
-          <w:szCs w:val="28"/>
-        </w:rPr>
-        <w:t>u b</w:t>
-      </w:r>
-      <w:r>
-        <w:rPr>
-          <w:rFonts w:ascii="Times New Roman" w:hAnsi="Times New Roman" w:cs="Times New Roman"/>
-          <w:sz w:val="28"/>
-          <w:szCs w:val="28"/>
-        </w:rPr>
-        <w:t>ạ</w:t>
-      </w:r>
-      <w:r>
-        <w:rPr>
-          <w:rFonts w:ascii="Times New Roman" w:hAnsi="Times New Roman" w:cs="Times New Roman"/>
-          <w:sz w:val="28"/>
-          <w:szCs w:val="28"/>
-        </w:rPr>
-        <w:t>n kh</w:t>
-      </w:r>
-      <w:r>
-        <w:rPr>
-          <w:rFonts w:ascii="Times New Roman" w:hAnsi="Times New Roman" w:cs="Times New Roman"/>
-          <w:sz w:val="28"/>
-          <w:szCs w:val="28"/>
-        </w:rPr>
-        <w:t>ỏ</w:t>
-      </w:r>
-      <w:r>
-        <w:rPr>
-          <w:rFonts w:ascii="Times New Roman" w:hAnsi="Times New Roman" w:cs="Times New Roman"/>
-          <w:sz w:val="28"/>
-          <w:szCs w:val="28"/>
-        </w:rPr>
-        <w:t>i rào c</w:t>
-      </w:r>
-      <w:r>
-        <w:rPr>
-          <w:rFonts w:ascii="Times New Roman" w:hAnsi="Times New Roman" w:cs="Times New Roman"/>
-          <w:sz w:val="28"/>
-          <w:szCs w:val="28"/>
-        </w:rPr>
-        <w:t>ả</w:t>
-      </w:r>
-      <w:r>
-        <w:rPr>
-          <w:rFonts w:ascii="Times New Roman" w:hAnsi="Times New Roman" w:cs="Times New Roman"/>
-          <w:sz w:val="28"/>
-          <w:szCs w:val="28"/>
-        </w:rPr>
-        <w:t>n ngôn ng</w:t>
-      </w:r>
-      <w:r>
-        <w:rPr>
-          <w:rFonts w:ascii="Times New Roman" w:hAnsi="Times New Roman" w:cs="Times New Roman"/>
-          <w:sz w:val="28"/>
-          <w:szCs w:val="28"/>
-        </w:rPr>
-        <w:t>ữ</w:t>
-      </w:r>
-      <w:r>
-        <w:rPr>
-          <w:rFonts w:ascii="Times New Roman" w:hAnsi="Times New Roman" w:cs="Times New Roman"/>
-          <w:sz w:val="28"/>
-          <w:szCs w:val="28"/>
-        </w:rPr>
-        <w:t xml:space="preserve"> — nó khu</w:t>
-      </w:r>
-      <w:r>
-        <w:rPr>
-          <w:rFonts w:ascii="Times New Roman" w:hAnsi="Times New Roman" w:cs="Times New Roman"/>
-          <w:sz w:val="28"/>
-          <w:szCs w:val="28"/>
-        </w:rPr>
-        <w:t>ế</w:t>
-      </w:r>
-      <w:r>
-        <w:rPr>
-          <w:rFonts w:ascii="Times New Roman" w:hAnsi="Times New Roman" w:cs="Times New Roman"/>
-          <w:sz w:val="28"/>
-          <w:szCs w:val="28"/>
-        </w:rPr>
-        <w:t>ch đ</w:t>
-      </w:r>
-      <w:r>
-        <w:rPr>
-          <w:rFonts w:ascii="Times New Roman" w:hAnsi="Times New Roman" w:cs="Times New Roman"/>
-          <w:sz w:val="28"/>
-          <w:szCs w:val="28"/>
-        </w:rPr>
-        <w:t>ạ</w:t>
-      </w:r>
-      <w:r>
-        <w:rPr>
-          <w:rFonts w:ascii="Times New Roman" w:hAnsi="Times New Roman" w:cs="Times New Roman"/>
-          <w:sz w:val="28"/>
-          <w:szCs w:val="28"/>
-        </w:rPr>
-        <w:t>i kho</w:t>
-      </w:r>
-      <w:r>
-        <w:rPr>
-          <w:rFonts w:ascii="Times New Roman" w:hAnsi="Times New Roman" w:cs="Times New Roman"/>
-          <w:sz w:val="28"/>
-          <w:szCs w:val="28"/>
-        </w:rPr>
-        <w:t>ả</w:t>
-      </w:r>
-      <w:r>
-        <w:rPr>
-          <w:rFonts w:ascii="Times New Roman" w:hAnsi="Times New Roman" w:cs="Times New Roman"/>
-          <w:sz w:val="28"/>
-          <w:szCs w:val="28"/>
-        </w:rPr>
-        <w:t>ng cách đó.</w:t>
-      </w:r>
-    </w:p>
-    <w:p>
-      <w:pPr>
-        <w:pStyle w:val="ListBullet"/>
-        <w:spacing w:after="60"/>
-        <w:rPr>
-          <w:rFonts w:ascii="Times New Roman" w:hAnsi="Times New Roman" w:cs="Times New Roman"/>
-          <w:sz w:val="28"/>
-          <w:szCs w:val="28"/>
-        </w:rPr>
-      </w:pPr>
-      <w:r>
-        <w:rPr>
-          <w:rFonts w:ascii="Times New Roman" w:hAnsi="Times New Roman" w:cs="Times New Roman"/>
-          <w:sz w:val="28"/>
-          <w:szCs w:val="28"/>
-        </w:rPr>
-        <w:t>Th</w:t>
-      </w:r>
-      <w:r>
-        <w:rPr>
-          <w:rFonts w:ascii="Times New Roman" w:hAnsi="Times New Roman" w:cs="Times New Roman"/>
-          <w:sz w:val="28"/>
-          <w:szCs w:val="28"/>
-        </w:rPr>
-        <w:t>ờ</w:t>
-      </w:r>
-      <w:r>
-        <w:rPr>
-          <w:rFonts w:ascii="Times New Roman" w:hAnsi="Times New Roman" w:cs="Times New Roman"/>
-          <w:sz w:val="28"/>
-          <w:szCs w:val="28"/>
-        </w:rPr>
-        <w:t>i đi</w:t>
-      </w:r>
-      <w:r>
-        <w:rPr>
-          <w:rFonts w:ascii="Times New Roman" w:hAnsi="Times New Roman" w:cs="Times New Roman"/>
-          <w:sz w:val="28"/>
-          <w:szCs w:val="28"/>
-        </w:rPr>
-        <w:t>ể</w:t>
-      </w:r>
-      <w:r>
-        <w:rPr>
-          <w:rFonts w:ascii="Times New Roman" w:hAnsi="Times New Roman" w:cs="Times New Roman"/>
-          <w:sz w:val="28"/>
-          <w:szCs w:val="28"/>
-        </w:rPr>
-        <w:t>m t</w:t>
-      </w:r>
-      <w:r>
-        <w:rPr>
-          <w:rFonts w:ascii="Times New Roman" w:hAnsi="Times New Roman" w:cs="Times New Roman"/>
-          <w:sz w:val="28"/>
-          <w:szCs w:val="28"/>
-        </w:rPr>
-        <w:t>ố</w:t>
-      </w:r>
-      <w:r>
-        <w:rPr>
-          <w:rFonts w:ascii="Times New Roman" w:hAnsi="Times New Roman" w:cs="Times New Roman"/>
-          <w:sz w:val="28"/>
-          <w:szCs w:val="28"/>
-        </w:rPr>
-        <w:t>t nh</w:t>
-      </w:r>
-      <w:r>
-        <w:rPr>
-          <w:rFonts w:ascii="Times New Roman" w:hAnsi="Times New Roman" w:cs="Times New Roman"/>
-          <w:sz w:val="28"/>
-          <w:szCs w:val="28"/>
-        </w:rPr>
-        <w:t>ấ</w:t>
-      </w:r>
-      <w:r>
-        <w:rPr>
-          <w:rFonts w:ascii="Times New Roman" w:hAnsi="Times New Roman" w:cs="Times New Roman"/>
-          <w:sz w:val="28"/>
-          <w:szCs w:val="28"/>
-        </w:rPr>
-        <w:t>t đ</w:t>
-      </w:r>
-      <w:r>
-        <w:rPr>
-          <w:rFonts w:ascii="Times New Roman" w:hAnsi="Times New Roman" w:cs="Times New Roman"/>
-          <w:sz w:val="28"/>
-          <w:szCs w:val="28"/>
-        </w:rPr>
-        <w:t>ể</w:t>
-      </w:r>
-      <w:r>
-        <w:rPr>
-          <w:rFonts w:ascii="Times New Roman" w:hAnsi="Times New Roman" w:cs="Times New Roman"/>
-          <w:sz w:val="28"/>
-          <w:szCs w:val="28"/>
-        </w:rPr>
-        <w:t xml:space="preserve"> b</w:t>
-      </w:r>
-      <w:r>
-        <w:rPr>
-          <w:rFonts w:ascii="Times New Roman" w:hAnsi="Times New Roman" w:cs="Times New Roman"/>
-          <w:sz w:val="28"/>
-          <w:szCs w:val="28"/>
-        </w:rPr>
-        <w:t>ắ</w:t>
-      </w:r>
-      <w:r>
-        <w:rPr>
-          <w:rFonts w:ascii="Times New Roman" w:hAnsi="Times New Roman" w:cs="Times New Roman"/>
-          <w:sz w:val="28"/>
-          <w:szCs w:val="28"/>
-        </w:rPr>
-        <w:t>t đ</w:t>
-      </w:r>
-      <w:r>
-        <w:rPr>
-          <w:rFonts w:ascii="Times New Roman" w:hAnsi="Times New Roman" w:cs="Times New Roman"/>
-          <w:sz w:val="28"/>
-          <w:szCs w:val="28"/>
-        </w:rPr>
-        <w:t>ầ</w:t>
-      </w:r>
-      <w:r>
-        <w:rPr>
-          <w:rFonts w:ascii="Times New Roman" w:hAnsi="Times New Roman" w:cs="Times New Roman"/>
-          <w:sz w:val="28"/>
-          <w:szCs w:val="28"/>
-        </w:rPr>
-        <w:t>u là ngay hôm nay.</w:t>
-      </w:r>
-    </w:p>
-    <w:p>
-      <w:pPr>
-        <w:spacing w:before="200"/>
-        <w:jc w:val="center"/>
-        <w:rPr>
-          <w:rFonts w:ascii="Times New Roman" w:hAnsi="Times New Roman" w:cs="Times New Roman"/>
-          <w:sz w:val="28"/>
-          <w:szCs w:val="28"/>
-        </w:rPr>
-      </w:pPr>
-      <w:r>
-        <w:rPr>
-          <w:rFonts w:ascii="Segoe UI Symbol" w:hAnsi="Segoe UI Symbol" w:cs="Segoe UI Symbol"/>
-          <w:b/>
-          <w:sz w:val="28"/>
-          <w:szCs w:val="28"/>
-        </w:rPr>
-        <w:t>❝</w:t>
-      </w:r>
-      <w:r>
-        <w:rPr>
-          <w:rFonts w:ascii="Times New Roman" w:hAnsi="Times New Roman" w:cs="Times New Roman"/>
-          <w:b/>
-          <w:sz w:val="28"/>
-          <w:szCs w:val="28"/>
-        </w:rPr>
-        <w:t xml:space="preserve"> Th</w:t>
-      </w:r>
-      <w:r>
-        <w:rPr>
-          <w:rFonts w:ascii="Times New Roman" w:hAnsi="Times New Roman" w:cs="Times New Roman"/>
-          <w:b/>
-          <w:sz w:val="28"/>
-          <w:szCs w:val="28"/>
-        </w:rPr>
-        <w:t>ị</w:t>
-      </w:r>
-      <w:r>
-        <w:rPr>
-          <w:rFonts w:ascii="Times New Roman" w:hAnsi="Times New Roman" w:cs="Times New Roman"/>
-          <w:b/>
-          <w:sz w:val="28"/>
-          <w:szCs w:val="28"/>
-        </w:rPr>
-        <w:t xml:space="preserve"> trư</w:t>
-      </w:r>
-      <w:r>
-        <w:rPr>
-          <w:rFonts w:ascii="Times New Roman" w:hAnsi="Times New Roman" w:cs="Times New Roman"/>
-          <w:b/>
-          <w:sz w:val="28"/>
-          <w:szCs w:val="28"/>
-        </w:rPr>
-        <w:t>ờ</w:t>
-      </w:r>
-      <w:r>
-        <w:rPr>
-          <w:rFonts w:ascii="Times New Roman" w:hAnsi="Times New Roman" w:cs="Times New Roman"/>
-          <w:b/>
-          <w:sz w:val="28"/>
-          <w:szCs w:val="28"/>
-        </w:rPr>
-        <w:t>ng không quan tâm b</w:t>
-      </w:r>
-      <w:r>
-        <w:rPr>
-          <w:rFonts w:ascii="Times New Roman" w:hAnsi="Times New Roman" w:cs="Times New Roman"/>
-          <w:b/>
-          <w:sz w:val="28"/>
-          <w:szCs w:val="28"/>
-        </w:rPr>
-        <w:t>ạ</w:t>
-      </w:r>
-      <w:r>
-        <w:rPr>
-          <w:rFonts w:ascii="Times New Roman" w:hAnsi="Times New Roman" w:cs="Times New Roman"/>
-          <w:b/>
-          <w:sz w:val="28"/>
-          <w:szCs w:val="28"/>
-        </w:rPr>
-        <w:t>n b</w:t>
-      </w:r>
-      <w:r>
-        <w:rPr>
-          <w:rFonts w:ascii="Times New Roman" w:hAnsi="Times New Roman" w:cs="Times New Roman"/>
-          <w:b/>
-          <w:sz w:val="28"/>
-          <w:szCs w:val="28"/>
-        </w:rPr>
-        <w:t>ậ</w:t>
-      </w:r>
-      <w:r>
-        <w:rPr>
-          <w:rFonts w:ascii="Times New Roman" w:hAnsi="Times New Roman" w:cs="Times New Roman"/>
-          <w:b/>
-          <w:sz w:val="28"/>
-          <w:szCs w:val="28"/>
-        </w:rPr>
-        <w:t>n đ</w:t>
-      </w:r>
-      <w:r>
-        <w:rPr>
-          <w:rFonts w:ascii="Times New Roman" w:hAnsi="Times New Roman" w:cs="Times New Roman"/>
-          <w:b/>
-          <w:sz w:val="28"/>
-          <w:szCs w:val="28"/>
-        </w:rPr>
-        <w:t>ế</w:t>
-      </w:r>
-      <w:r>
-        <w:rPr>
-          <w:rFonts w:ascii="Times New Roman" w:hAnsi="Times New Roman" w:cs="Times New Roman"/>
-          <w:b/>
-          <w:sz w:val="28"/>
-          <w:szCs w:val="28"/>
-        </w:rPr>
-        <w:t>n đâu. Th</w:t>
-      </w:r>
-      <w:r>
-        <w:rPr>
-          <w:rFonts w:ascii="Times New Roman" w:hAnsi="Times New Roman" w:cs="Times New Roman"/>
-          <w:b/>
-          <w:sz w:val="28"/>
-          <w:szCs w:val="28"/>
-        </w:rPr>
-        <w:t>ị</w:t>
-      </w:r>
-      <w:r>
-        <w:rPr>
-          <w:rFonts w:ascii="Times New Roman" w:hAnsi="Times New Roman" w:cs="Times New Roman"/>
-          <w:b/>
-          <w:sz w:val="28"/>
-          <w:szCs w:val="28"/>
-        </w:rPr>
-        <w:t xml:space="preserve"> trư</w:t>
-      </w:r>
-      <w:r>
-        <w:rPr>
-          <w:rFonts w:ascii="Times New Roman" w:hAnsi="Times New Roman" w:cs="Times New Roman"/>
-          <w:b/>
-          <w:sz w:val="28"/>
-          <w:szCs w:val="28"/>
-        </w:rPr>
-        <w:t>ờ</w:t>
-      </w:r>
-      <w:r>
-        <w:rPr>
-          <w:rFonts w:ascii="Times New Roman" w:hAnsi="Times New Roman" w:cs="Times New Roman"/>
-          <w:b/>
-          <w:sz w:val="28"/>
-          <w:szCs w:val="28"/>
-        </w:rPr>
-        <w:t>ng ch</w:t>
-      </w:r>
-      <w:r>
-        <w:rPr>
-          <w:rFonts w:ascii="Times New Roman" w:hAnsi="Times New Roman" w:cs="Times New Roman"/>
-          <w:b/>
-          <w:sz w:val="28"/>
-          <w:szCs w:val="28"/>
-        </w:rPr>
-        <w:t>ỉ</w:t>
-      </w:r>
-      <w:r>
-        <w:rPr>
-          <w:rFonts w:ascii="Times New Roman" w:hAnsi="Times New Roman" w:cs="Times New Roman"/>
-          <w:b/>
-          <w:sz w:val="28"/>
-          <w:szCs w:val="28"/>
-        </w:rPr>
-        <w:t xml:space="preserve"> quan tâm b</w:t>
-      </w:r>
-      <w:r>
-        <w:rPr>
-          <w:rFonts w:ascii="Times New Roman" w:hAnsi="Times New Roman" w:cs="Times New Roman"/>
-          <w:b/>
-          <w:sz w:val="28"/>
-          <w:szCs w:val="28"/>
-        </w:rPr>
-        <w:t>ạ</w:t>
-      </w:r>
-      <w:r>
-        <w:rPr>
-          <w:rFonts w:ascii="Times New Roman" w:hAnsi="Times New Roman" w:cs="Times New Roman"/>
-          <w:b/>
-          <w:sz w:val="28"/>
-          <w:szCs w:val="28"/>
-        </w:rPr>
-        <w:t>n đ</w:t>
-      </w:r>
-      <w:r>
-        <w:rPr>
-          <w:rFonts w:ascii="Times New Roman" w:hAnsi="Times New Roman" w:cs="Times New Roman"/>
-          <w:b/>
-          <w:sz w:val="28"/>
-          <w:szCs w:val="28"/>
-        </w:rPr>
-        <w:t>ủ</w:t>
-      </w:r>
-      <w:r>
-        <w:rPr>
-          <w:rFonts w:ascii="Times New Roman" w:hAnsi="Times New Roman" w:cs="Times New Roman"/>
-          <w:b/>
-          <w:sz w:val="28"/>
-          <w:szCs w:val="28"/>
-        </w:rPr>
-        <w:t xml:space="preserve"> nă</w:t>
-      </w:r>
-      <w:r>
-        <w:rPr>
-          <w:rFonts w:ascii="Times New Roman" w:hAnsi="Times New Roman" w:cs="Times New Roman"/>
-          <w:b/>
-          <w:sz w:val="28"/>
-          <w:szCs w:val="28"/>
-        </w:rPr>
-        <w:t>ng l</w:t>
-      </w:r>
-      <w:r>
-        <w:rPr>
-          <w:rFonts w:ascii="Times New Roman" w:hAnsi="Times New Roman" w:cs="Times New Roman"/>
-          <w:b/>
-          <w:sz w:val="28"/>
-          <w:szCs w:val="28"/>
-        </w:rPr>
-        <w:t>ự</w:t>
-      </w:r>
-      <w:r>
-        <w:rPr>
-          <w:rFonts w:ascii="Times New Roman" w:hAnsi="Times New Roman" w:cs="Times New Roman"/>
-          <w:b/>
-          <w:sz w:val="28"/>
-          <w:szCs w:val="28"/>
-        </w:rPr>
-        <w:t xml:space="preserve">c hay không. </w:t>
-      </w:r>
-      <w:r>
-        <w:rPr>
-          <w:rFonts w:ascii="Segoe UI Symbol" w:hAnsi="Segoe UI Symbol" w:cs="Segoe UI Symbol"/>
-          <w:b/>
-          <w:sz w:val="28"/>
-          <w:szCs w:val="28"/>
-        </w:rPr>
-        <w:t>❞</w:t>
-      </w:r>
-    </w:p>
-    <w:p>
-      <w:pPr>
-        <w:spacing w:after="80"/>
-        <w:jc w:val="both"/>
-        <w:rPr>
-          <w:rFonts w:ascii="Times New Roman" w:hAnsi="Times New Roman" w:cs="Times New Roman"/>
-          <w:sz w:val="28"/>
-          <w:szCs w:val="28"/>
-        </w:rPr>
-      </w:pPr>
-      <w:r>
-        <w:rPr>
-          <w:rFonts w:ascii="Times New Roman" w:hAnsi="Times New Roman" w:cs="Times New Roman"/>
-          <w:sz w:val="28"/>
-          <w:szCs w:val="28"/>
-        </w:rPr>
-        <w:t>Hành đ</w:t>
-      </w:r>
-      <w:r>
-        <w:rPr>
-          <w:rFonts w:ascii="Times New Roman" w:hAnsi="Times New Roman" w:cs="Times New Roman"/>
-          <w:sz w:val="28"/>
-          <w:szCs w:val="28"/>
-        </w:rPr>
-        <w:t>ộ</w:t>
-      </w:r>
-      <w:r>
-        <w:rPr>
-          <w:rFonts w:ascii="Times New Roman" w:hAnsi="Times New Roman" w:cs="Times New Roman"/>
-          <w:sz w:val="28"/>
-          <w:szCs w:val="28"/>
-        </w:rPr>
-        <w:t>ng c</w:t>
-      </w:r>
-      <w:r>
-        <w:rPr>
-          <w:rFonts w:ascii="Times New Roman" w:hAnsi="Times New Roman" w:cs="Times New Roman"/>
-          <w:sz w:val="28"/>
-          <w:szCs w:val="28"/>
-        </w:rPr>
-        <w:t>ụ</w:t>
-      </w:r>
-      <w:r>
-        <w:rPr>
-          <w:rFonts w:ascii="Times New Roman" w:hAnsi="Times New Roman" w:cs="Times New Roman"/>
-          <w:sz w:val="28"/>
-          <w:szCs w:val="28"/>
-        </w:rPr>
-        <w:t xml:space="preserve"> th</w:t>
-      </w:r>
-      <w:r>
-        <w:rPr>
-          <w:rFonts w:ascii="Times New Roman" w:hAnsi="Times New Roman" w:cs="Times New Roman"/>
-          <w:sz w:val="28"/>
-          <w:szCs w:val="28"/>
-        </w:rPr>
-        <w:t>ể</w:t>
-      </w:r>
-      <w:r>
-        <w:rPr>
-          <w:rFonts w:ascii="Times New Roman" w:hAnsi="Times New Roman" w:cs="Times New Roman"/>
-          <w:sz w:val="28"/>
-          <w:szCs w:val="28"/>
-        </w:rPr>
-        <w:t xml:space="preserve"> b</w:t>
-      </w:r>
-      <w:r>
-        <w:rPr>
-          <w:rFonts w:ascii="Times New Roman" w:hAnsi="Times New Roman" w:cs="Times New Roman"/>
-          <w:sz w:val="28"/>
-          <w:szCs w:val="28"/>
-        </w:rPr>
-        <w:t>ạ</w:t>
-      </w:r>
-      <w:r>
-        <w:rPr>
-          <w:rFonts w:ascii="Times New Roman" w:hAnsi="Times New Roman" w:cs="Times New Roman"/>
-          <w:sz w:val="28"/>
-          <w:szCs w:val="28"/>
-        </w:rPr>
-        <w:t>n có th</w:t>
-      </w:r>
-      <w:r>
-        <w:rPr>
-          <w:rFonts w:ascii="Times New Roman" w:hAnsi="Times New Roman" w:cs="Times New Roman"/>
-          <w:sz w:val="28"/>
-          <w:szCs w:val="28"/>
-        </w:rPr>
-        <w:t>ể</w:t>
-      </w:r>
-      <w:r>
-        <w:rPr>
-          <w:rFonts w:ascii="Times New Roman" w:hAnsi="Times New Roman" w:cs="Times New Roman"/>
-          <w:sz w:val="28"/>
-          <w:szCs w:val="28"/>
-        </w:rPr>
-        <w:t xml:space="preserve"> làm ngay hôm nay:</w:t>
-      </w:r>
-    </w:p>
-    <w:p>
-      <w:pPr>
-        <w:pStyle w:val="ListBullet"/>
-        <w:spacing w:after="60"/>
-        <w:rPr>
-          <w:rFonts w:ascii="Times New Roman" w:hAnsi="Times New Roman" w:cs="Times New Roman"/>
-          <w:sz w:val="28"/>
-          <w:szCs w:val="28"/>
-        </w:rPr>
-      </w:pPr>
-      <w:r>
-        <w:rPr>
-          <w:rFonts w:ascii="Times New Roman" w:hAnsi="Times New Roman" w:cs="Times New Roman"/>
-          <w:sz w:val="28"/>
-          <w:szCs w:val="28"/>
-        </w:rPr>
-        <w:t>T</w:t>
-      </w:r>
-      <w:r>
-        <w:rPr>
-          <w:rFonts w:ascii="Times New Roman" w:hAnsi="Times New Roman" w:cs="Times New Roman"/>
-          <w:sz w:val="28"/>
-          <w:szCs w:val="28"/>
-        </w:rPr>
-        <w:t>ả</w:t>
-      </w:r>
-      <w:r>
-        <w:rPr>
-          <w:rFonts w:ascii="Times New Roman" w:hAnsi="Times New Roman" w:cs="Times New Roman"/>
-          <w:sz w:val="28"/>
-          <w:szCs w:val="28"/>
-        </w:rPr>
-        <w:t>i app Duolingo / ELSA Speak — h</w:t>
-      </w:r>
-      <w:r>
-        <w:rPr>
-          <w:rFonts w:ascii="Times New Roman" w:hAnsi="Times New Roman" w:cs="Times New Roman"/>
-          <w:sz w:val="28"/>
-          <w:szCs w:val="28"/>
-        </w:rPr>
-        <w:t>ọ</w:t>
-      </w:r>
-      <w:r>
-        <w:rPr>
-          <w:rFonts w:ascii="Times New Roman" w:hAnsi="Times New Roman" w:cs="Times New Roman"/>
-          <w:sz w:val="28"/>
-          <w:szCs w:val="28"/>
-        </w:rPr>
-        <w:t>c 15 phút/ngày, đ</w:t>
-      </w:r>
-      <w:r>
-        <w:rPr>
-          <w:rFonts w:ascii="Times New Roman" w:hAnsi="Times New Roman" w:cs="Times New Roman"/>
-          <w:sz w:val="28"/>
-          <w:szCs w:val="28"/>
-        </w:rPr>
-        <w:t>ề</w:t>
-      </w:r>
-      <w:r>
-        <w:rPr>
-          <w:rFonts w:ascii="Times New Roman" w:hAnsi="Times New Roman" w:cs="Times New Roman"/>
-          <w:sz w:val="28"/>
-          <w:szCs w:val="28"/>
-        </w:rPr>
-        <w:t>u đ</w:t>
-      </w:r>
-      <w:r>
-        <w:rPr>
-          <w:rFonts w:ascii="Times New Roman" w:hAnsi="Times New Roman" w:cs="Times New Roman"/>
-          <w:sz w:val="28"/>
-          <w:szCs w:val="28"/>
-        </w:rPr>
-        <w:t>ặ</w:t>
-      </w:r>
-      <w:r>
-        <w:rPr>
-          <w:rFonts w:ascii="Times New Roman" w:hAnsi="Times New Roman" w:cs="Times New Roman"/>
-          <w:sz w:val="28"/>
-          <w:szCs w:val="28"/>
-        </w:rPr>
-        <w:t>n m</w:t>
-      </w:r>
-      <w:r>
-        <w:rPr>
-          <w:rFonts w:ascii="Times New Roman" w:hAnsi="Times New Roman" w:cs="Times New Roman"/>
-          <w:sz w:val="28"/>
-          <w:szCs w:val="28"/>
-        </w:rPr>
-        <w:t>ỗ</w:t>
-      </w:r>
-      <w:r>
-        <w:rPr>
-          <w:rFonts w:ascii="Times New Roman" w:hAnsi="Times New Roman" w:cs="Times New Roman"/>
-          <w:sz w:val="28"/>
-          <w:szCs w:val="28"/>
-        </w:rPr>
-        <w:t>i ngày.</w:t>
-      </w:r>
-    </w:p>
-    <w:p>
-      <w:pPr>
-        <w:pStyle w:val="ListBullet"/>
-        <w:spacing w:after="60"/>
-        <w:rPr>
-          <w:rFonts w:ascii="Times New Roman" w:hAnsi="Times New Roman" w:cs="Times New Roman"/>
-          <w:sz w:val="28"/>
-          <w:szCs w:val="28"/>
-        </w:rPr>
-      </w:pPr>
-      <w:r>
-        <w:rPr>
-          <w:rFonts w:ascii="Times New Roman" w:hAnsi="Times New Roman" w:cs="Times New Roman"/>
-          <w:sz w:val="28"/>
-          <w:szCs w:val="28"/>
-        </w:rPr>
-        <w:t>Chuy</w:t>
-      </w:r>
-      <w:r>
-        <w:rPr>
-          <w:rFonts w:ascii="Times New Roman" w:hAnsi="Times New Roman" w:cs="Times New Roman"/>
-          <w:sz w:val="28"/>
-          <w:szCs w:val="28"/>
-        </w:rPr>
-        <w:t>ể</w:t>
-      </w:r>
-      <w:r>
-        <w:rPr>
-          <w:rFonts w:ascii="Times New Roman" w:hAnsi="Times New Roman" w:cs="Times New Roman"/>
-          <w:sz w:val="28"/>
-          <w:szCs w:val="28"/>
-        </w:rPr>
-        <w:t>n giao di</w:t>
-      </w:r>
-      <w:r>
-        <w:rPr>
-          <w:rFonts w:ascii="Times New Roman" w:hAnsi="Times New Roman" w:cs="Times New Roman"/>
-          <w:sz w:val="28"/>
-          <w:szCs w:val="28"/>
-        </w:rPr>
-        <w:t>ệ</w:t>
-      </w:r>
-      <w:r>
-        <w:rPr>
-          <w:rFonts w:ascii="Times New Roman" w:hAnsi="Times New Roman" w:cs="Times New Roman"/>
-          <w:sz w:val="28"/>
-          <w:szCs w:val="28"/>
-        </w:rPr>
-        <w:t>n đi</w:t>
-      </w:r>
-      <w:r>
-        <w:rPr>
-          <w:rFonts w:ascii="Times New Roman" w:hAnsi="Times New Roman" w:cs="Times New Roman"/>
-          <w:sz w:val="28"/>
-          <w:szCs w:val="28"/>
-        </w:rPr>
-        <w:t>ệ</w:t>
-      </w:r>
-      <w:r>
-        <w:rPr>
-          <w:rFonts w:ascii="Times New Roman" w:hAnsi="Times New Roman" w:cs="Times New Roman"/>
-          <w:sz w:val="28"/>
-          <w:szCs w:val="28"/>
-        </w:rPr>
-        <w:t>n tho</w:t>
-      </w:r>
-      <w:r>
-        <w:rPr>
-          <w:rFonts w:ascii="Times New Roman" w:hAnsi="Times New Roman" w:cs="Times New Roman"/>
-          <w:sz w:val="28"/>
-          <w:szCs w:val="28"/>
-        </w:rPr>
-        <w:t>ạ</w:t>
-      </w:r>
-      <w:r>
-        <w:rPr>
-          <w:rFonts w:ascii="Times New Roman" w:hAnsi="Times New Roman" w:cs="Times New Roman"/>
-          <w:sz w:val="28"/>
-          <w:szCs w:val="28"/>
-        </w:rPr>
-        <w:t>i, YouTube và m</w:t>
-      </w:r>
-      <w:r>
-        <w:rPr>
-          <w:rFonts w:ascii="Times New Roman" w:hAnsi="Times New Roman" w:cs="Times New Roman"/>
-          <w:sz w:val="28"/>
-          <w:szCs w:val="28"/>
-        </w:rPr>
-        <w:t>ọ</w:t>
-      </w:r>
-      <w:r>
-        <w:rPr>
-          <w:rFonts w:ascii="Times New Roman" w:hAnsi="Times New Roman" w:cs="Times New Roman"/>
-          <w:sz w:val="28"/>
-          <w:szCs w:val="28"/>
-        </w:rPr>
-        <w:t xml:space="preserve">i </w:t>
-      </w:r>
-      <w:r>
-        <w:rPr>
-          <w:rFonts w:ascii="Times New Roman" w:hAnsi="Times New Roman" w:cs="Times New Roman"/>
-          <w:sz w:val="28"/>
-          <w:szCs w:val="28"/>
-        </w:rPr>
-        <w:t>ứ</w:t>
-      </w:r>
-      <w:r>
-        <w:rPr>
-          <w:rFonts w:ascii="Times New Roman" w:hAnsi="Times New Roman" w:cs="Times New Roman"/>
-          <w:sz w:val="28"/>
-          <w:szCs w:val="28"/>
-        </w:rPr>
-        <w:t>ng d</w:t>
-      </w:r>
-      <w:r>
-        <w:rPr>
-          <w:rFonts w:ascii="Times New Roman" w:hAnsi="Times New Roman" w:cs="Times New Roman"/>
-          <w:sz w:val="28"/>
-          <w:szCs w:val="28"/>
-        </w:rPr>
-        <w:t>ụ</w:t>
-      </w:r>
-      <w:r>
-        <w:rPr>
-          <w:rFonts w:ascii="Times New Roman" w:hAnsi="Times New Roman" w:cs="Times New Roman"/>
-          <w:sz w:val="28"/>
-          <w:szCs w:val="28"/>
-        </w:rPr>
-        <w:t>ng sang ti</w:t>
-      </w:r>
-      <w:r>
-        <w:rPr>
-          <w:rFonts w:ascii="Times New Roman" w:hAnsi="Times New Roman" w:cs="Times New Roman"/>
-          <w:sz w:val="28"/>
-          <w:szCs w:val="28"/>
-        </w:rPr>
-        <w:t>ế</w:t>
-      </w:r>
-      <w:r>
-        <w:rPr>
-          <w:rFonts w:ascii="Times New Roman" w:hAnsi="Times New Roman" w:cs="Times New Roman"/>
-          <w:sz w:val="28"/>
-          <w:szCs w:val="28"/>
-        </w:rPr>
-        <w:t>ng Anh.</w:t>
-      </w:r>
-    </w:p>
-    <w:p>
-      <w:pPr>
-        <w:pStyle w:val="ListBullet"/>
-        <w:spacing w:after="60"/>
-        <w:rPr>
-          <w:rFonts w:ascii="Times New Roman" w:hAnsi="Times New Roman" w:cs="Times New Roman"/>
-          <w:sz w:val="28"/>
-          <w:szCs w:val="28"/>
-        </w:rPr>
-      </w:pPr>
-      <w:r>
-        <w:rPr>
-          <w:rFonts w:ascii="Times New Roman" w:hAnsi="Times New Roman" w:cs="Times New Roman"/>
-          <w:sz w:val="28"/>
-          <w:szCs w:val="28"/>
-        </w:rPr>
-        <w:t>Đ</w:t>
-      </w:r>
-      <w:r>
-        <w:rPr>
-          <w:rFonts w:ascii="Times New Roman" w:hAnsi="Times New Roman" w:cs="Times New Roman"/>
-          <w:sz w:val="28"/>
-          <w:szCs w:val="28"/>
-        </w:rPr>
-        <w:t>ặ</w:t>
-      </w:r>
-      <w:r>
-        <w:rPr>
-          <w:rFonts w:ascii="Times New Roman" w:hAnsi="Times New Roman" w:cs="Times New Roman"/>
-          <w:sz w:val="28"/>
-          <w:szCs w:val="28"/>
-        </w:rPr>
-        <w:t>t m</w:t>
-      </w:r>
-      <w:r>
-        <w:rPr>
-          <w:rFonts w:ascii="Times New Roman" w:hAnsi="Times New Roman" w:cs="Times New Roman"/>
-          <w:sz w:val="28"/>
-          <w:szCs w:val="28"/>
-        </w:rPr>
-        <w:t>ụ</w:t>
-      </w:r>
-      <w:r>
-        <w:rPr>
-          <w:rFonts w:ascii="Times New Roman" w:hAnsi="Times New Roman" w:cs="Times New Roman"/>
-          <w:sz w:val="28"/>
-          <w:szCs w:val="28"/>
-        </w:rPr>
-        <w:t>c tiêu c</w:t>
-      </w:r>
-      <w:r>
-        <w:rPr>
-          <w:rFonts w:ascii="Times New Roman" w:hAnsi="Times New Roman" w:cs="Times New Roman"/>
-          <w:sz w:val="28"/>
-          <w:szCs w:val="28"/>
-        </w:rPr>
-        <w:t>ụ</w:t>
-      </w:r>
-      <w:r>
-        <w:rPr>
-          <w:rFonts w:ascii="Times New Roman" w:hAnsi="Times New Roman" w:cs="Times New Roman"/>
-          <w:sz w:val="28"/>
-          <w:szCs w:val="28"/>
-        </w:rPr>
-        <w:t xml:space="preserve"> th</w:t>
-      </w:r>
-      <w:r>
-        <w:rPr>
-          <w:rFonts w:ascii="Times New Roman" w:hAnsi="Times New Roman" w:cs="Times New Roman"/>
-          <w:sz w:val="28"/>
-          <w:szCs w:val="28"/>
-        </w:rPr>
-        <w:t>ể</w:t>
-      </w:r>
-      <w:r>
-        <w:rPr>
-          <w:rFonts w:ascii="Times New Roman" w:hAnsi="Times New Roman" w:cs="Times New Roman"/>
-          <w:sz w:val="28"/>
-          <w:szCs w:val="28"/>
-        </w:rPr>
-        <w:t>: IELTS 6.0 trư</w:t>
-      </w:r>
-      <w:r>
-        <w:rPr>
-          <w:rFonts w:ascii="Times New Roman" w:hAnsi="Times New Roman" w:cs="Times New Roman"/>
-          <w:sz w:val="28"/>
-          <w:szCs w:val="28"/>
-        </w:rPr>
-        <w:t>ớ</w:t>
-      </w:r>
-      <w:r>
-        <w:rPr>
-          <w:rFonts w:ascii="Times New Roman" w:hAnsi="Times New Roman" w:cs="Times New Roman"/>
-          <w:sz w:val="28"/>
-          <w:szCs w:val="28"/>
-        </w:rPr>
-        <w:t>c khi t</w:t>
-      </w:r>
-      <w:r>
-        <w:rPr>
-          <w:rFonts w:ascii="Times New Roman" w:hAnsi="Times New Roman" w:cs="Times New Roman"/>
-          <w:sz w:val="28"/>
-          <w:szCs w:val="28"/>
-        </w:rPr>
-        <w:t>ố</w:t>
-      </w:r>
-      <w:r>
-        <w:rPr>
-          <w:rFonts w:ascii="Times New Roman" w:hAnsi="Times New Roman" w:cs="Times New Roman"/>
-          <w:sz w:val="28"/>
-          <w:szCs w:val="28"/>
-        </w:rPr>
-        <w:t>t nghi</w:t>
-      </w:r>
-      <w:r>
-        <w:rPr>
-          <w:rFonts w:ascii="Times New Roman" w:hAnsi="Times New Roman" w:cs="Times New Roman"/>
-          <w:sz w:val="28"/>
-          <w:szCs w:val="28"/>
-        </w:rPr>
-        <w:t>ệ</w:t>
-      </w:r>
-      <w:r>
-        <w:rPr>
-          <w:rFonts w:ascii="Times New Roman" w:hAnsi="Times New Roman" w:cs="Times New Roman"/>
-          <w:sz w:val="28"/>
-          <w:szCs w:val="28"/>
-        </w:rPr>
-        <w:t>p —</w:t>
-      </w:r>
-      <w:r>
-        <w:rPr>
-          <w:rFonts w:ascii="Times New Roman" w:hAnsi="Times New Roman" w:cs="Times New Roman"/>
-          <w:sz w:val="28"/>
-          <w:szCs w:val="28"/>
-        </w:rPr>
-        <w:t xml:space="preserve"> lên k</w:t>
-      </w:r>
-      <w:r>
-        <w:rPr>
-          <w:rFonts w:ascii="Times New Roman" w:hAnsi="Times New Roman" w:cs="Times New Roman"/>
-          <w:sz w:val="28"/>
-          <w:szCs w:val="28"/>
-        </w:rPr>
-        <w:t>ế</w:t>
-      </w:r>
-      <w:r>
-        <w:rPr>
-          <w:rFonts w:ascii="Times New Roman" w:hAnsi="Times New Roman" w:cs="Times New Roman"/>
-          <w:sz w:val="28"/>
-          <w:szCs w:val="28"/>
-        </w:rPr>
-        <w:t xml:space="preserve"> ho</w:t>
-      </w:r>
-      <w:r>
-        <w:rPr>
-          <w:rFonts w:ascii="Times New Roman" w:hAnsi="Times New Roman" w:cs="Times New Roman"/>
-          <w:sz w:val="28"/>
-          <w:szCs w:val="28"/>
-        </w:rPr>
-        <w:t>ạ</w:t>
-      </w:r>
-      <w:r>
-        <w:rPr>
-          <w:rFonts w:ascii="Times New Roman" w:hAnsi="Times New Roman" w:cs="Times New Roman"/>
-          <w:sz w:val="28"/>
-          <w:szCs w:val="28"/>
-        </w:rPr>
-        <w:t>ch ngư</w:t>
-      </w:r>
-      <w:r>
-        <w:rPr>
-          <w:rFonts w:ascii="Times New Roman" w:hAnsi="Times New Roman" w:cs="Times New Roman"/>
-          <w:sz w:val="28"/>
-          <w:szCs w:val="28"/>
-        </w:rPr>
-        <w:t>ợ</w:t>
-      </w:r>
-      <w:r>
-        <w:rPr>
-          <w:rFonts w:ascii="Times New Roman" w:hAnsi="Times New Roman" w:cs="Times New Roman"/>
-          <w:sz w:val="28"/>
-          <w:szCs w:val="28"/>
-        </w:rPr>
-        <w:t>c t</w:t>
-      </w:r>
-      <w:r>
-        <w:rPr>
-          <w:rFonts w:ascii="Times New Roman" w:hAnsi="Times New Roman" w:cs="Times New Roman"/>
-          <w:sz w:val="28"/>
-          <w:szCs w:val="28"/>
-        </w:rPr>
-        <w:t>ừ</w:t>
-      </w:r>
-      <w:r>
-        <w:rPr>
-          <w:rFonts w:ascii="Times New Roman" w:hAnsi="Times New Roman" w:cs="Times New Roman"/>
-          <w:sz w:val="28"/>
-          <w:szCs w:val="28"/>
-        </w:rPr>
-        <w:t xml:space="preserve"> đó.</w:t>
-      </w:r>
-    </w:p>
-    <w:p>
-      <w:pPr>
-        <w:pStyle w:val="ListBullet"/>
-        <w:spacing w:after="60"/>
-        <w:rPr>
-          <w:rFonts w:ascii="Times New Roman" w:hAnsi="Times New Roman" w:cs="Times New Roman"/>
-          <w:sz w:val="28"/>
-          <w:szCs w:val="28"/>
-        </w:rPr>
-      </w:pPr>
-      <w:r>
-        <w:rPr>
-          <w:rFonts w:ascii="Times New Roman" w:hAnsi="Times New Roman" w:cs="Times New Roman"/>
-          <w:sz w:val="28"/>
-          <w:szCs w:val="28"/>
-        </w:rPr>
-        <w:t>Tham gia 1 câu l</w:t>
-      </w:r>
-      <w:r>
-        <w:rPr>
-          <w:rFonts w:ascii="Times New Roman" w:hAnsi="Times New Roman" w:cs="Times New Roman"/>
-          <w:sz w:val="28"/>
-          <w:szCs w:val="28"/>
-        </w:rPr>
-        <w:t>ạ</w:t>
-      </w:r>
-      <w:r>
-        <w:rPr>
-          <w:rFonts w:ascii="Times New Roman" w:hAnsi="Times New Roman" w:cs="Times New Roman"/>
-          <w:sz w:val="28"/>
-          <w:szCs w:val="28"/>
-        </w:rPr>
-        <w:t>c b</w:t>
-      </w:r>
-      <w:r>
-        <w:rPr>
-          <w:rFonts w:ascii="Times New Roman" w:hAnsi="Times New Roman" w:cs="Times New Roman"/>
-          <w:sz w:val="28"/>
-          <w:szCs w:val="28"/>
-        </w:rPr>
-        <w:t>ộ</w:t>
-      </w:r>
-      <w:r>
-        <w:rPr>
-          <w:rFonts w:ascii="Times New Roman" w:hAnsi="Times New Roman" w:cs="Times New Roman"/>
-          <w:sz w:val="28"/>
-          <w:szCs w:val="28"/>
-        </w:rPr>
-        <w:t xml:space="preserve"> English Speaking t</w:t>
-      </w:r>
-      <w:r>
-        <w:rPr>
-          <w:rFonts w:ascii="Times New Roman" w:hAnsi="Times New Roman" w:cs="Times New Roman"/>
-          <w:sz w:val="28"/>
-          <w:szCs w:val="28"/>
-        </w:rPr>
-        <w:t>ạ</w:t>
-      </w:r>
-      <w:r>
-        <w:rPr>
-          <w:rFonts w:ascii="Times New Roman" w:hAnsi="Times New Roman" w:cs="Times New Roman"/>
-          <w:sz w:val="28"/>
-          <w:szCs w:val="28"/>
-        </w:rPr>
-        <w:t>i trư</w:t>
-      </w:r>
-      <w:r>
-        <w:rPr>
-          <w:rFonts w:ascii="Times New Roman" w:hAnsi="Times New Roman" w:cs="Times New Roman"/>
-          <w:sz w:val="28"/>
-          <w:szCs w:val="28"/>
-        </w:rPr>
-        <w:t>ờ</w:t>
-      </w:r>
-      <w:r>
-        <w:rPr>
-          <w:rFonts w:ascii="Times New Roman" w:hAnsi="Times New Roman" w:cs="Times New Roman"/>
-          <w:sz w:val="28"/>
-          <w:szCs w:val="28"/>
-        </w:rPr>
-        <w:t>ng ho</w:t>
-      </w:r>
-      <w:r>
-        <w:rPr>
-          <w:rFonts w:ascii="Times New Roman" w:hAnsi="Times New Roman" w:cs="Times New Roman"/>
-          <w:sz w:val="28"/>
-          <w:szCs w:val="28"/>
-        </w:rPr>
-        <w:t>ặ</w:t>
-      </w:r>
-      <w:r>
-        <w:rPr>
-          <w:rFonts w:ascii="Times New Roman" w:hAnsi="Times New Roman" w:cs="Times New Roman"/>
-          <w:sz w:val="28"/>
-          <w:szCs w:val="28"/>
-        </w:rPr>
-        <w:t>c online.</w:t>
-      </w:r>
-    </w:p>
-    <w:p>
-      <w:pPr>
-        <w:spacing w:after="80"/>
-        <w:jc w:val="both"/>
-        <w:rPr>
-          <w:rFonts w:ascii="Times New Roman" w:hAnsi="Times New Roman" w:cs="Times New Roman"/>
-          <w:sz w:val="28"/>
-          <w:szCs w:val="28"/>
-        </w:rPr>
-      </w:pPr>
-      <w:r>
-        <w:rPr>
-          <w:rFonts w:ascii="Times New Roman" w:hAnsi="Times New Roman" w:cs="Times New Roman"/>
-          <w:b/>
-          <w:sz w:val="28"/>
-          <w:szCs w:val="28"/>
-        </w:rPr>
-        <w:t>Ti</w:t>
-      </w:r>
-      <w:r>
-        <w:rPr>
-          <w:rFonts w:ascii="Times New Roman" w:hAnsi="Times New Roman" w:cs="Times New Roman"/>
-          <w:b/>
-          <w:sz w:val="28"/>
-          <w:szCs w:val="28"/>
-        </w:rPr>
-        <w:t>ế</w:t>
-      </w:r>
-      <w:r>
-        <w:rPr>
-          <w:rFonts w:ascii="Times New Roman" w:hAnsi="Times New Roman" w:cs="Times New Roman"/>
-          <w:b/>
-          <w:sz w:val="28"/>
-          <w:szCs w:val="28"/>
-        </w:rPr>
-        <w:t>ng Anh không còn là chìa khóa m</w:t>
-      </w:r>
-      <w:r>
-        <w:rPr>
-          <w:rFonts w:ascii="Times New Roman" w:hAnsi="Times New Roman" w:cs="Times New Roman"/>
-          <w:b/>
-          <w:sz w:val="28"/>
-          <w:szCs w:val="28"/>
-        </w:rPr>
-        <w:t>ở</w:t>
-      </w:r>
-      <w:r>
-        <w:rPr>
-          <w:rFonts w:ascii="Times New Roman" w:hAnsi="Times New Roman" w:cs="Times New Roman"/>
-          <w:b/>
-          <w:sz w:val="28"/>
-          <w:szCs w:val="28"/>
-        </w:rPr>
-        <w:t xml:space="preserve"> cánh c</w:t>
-      </w:r>
-      <w:r>
-        <w:rPr>
-          <w:rFonts w:ascii="Times New Roman" w:hAnsi="Times New Roman" w:cs="Times New Roman"/>
-          <w:b/>
-          <w:sz w:val="28"/>
-          <w:szCs w:val="28"/>
-        </w:rPr>
-        <w:t>ử</w:t>
-      </w:r>
-      <w:r>
-        <w:rPr>
-          <w:rFonts w:ascii="Times New Roman" w:hAnsi="Times New Roman" w:cs="Times New Roman"/>
-          <w:b/>
-          <w:sz w:val="28"/>
-          <w:szCs w:val="28"/>
-        </w:rPr>
-        <w:t>a thành công. Đó là chìa khóa m</w:t>
-      </w:r>
-      <w:r>
-        <w:rPr>
-          <w:rFonts w:ascii="Times New Roman" w:hAnsi="Times New Roman" w:cs="Times New Roman"/>
-          <w:b/>
-          <w:sz w:val="28"/>
-          <w:szCs w:val="28"/>
-        </w:rPr>
-        <w:t>ở</w:t>
-      </w:r>
-      <w:r>
-        <w:rPr>
-          <w:rFonts w:ascii="Times New Roman" w:hAnsi="Times New Roman" w:cs="Times New Roman"/>
-          <w:b/>
-          <w:sz w:val="28"/>
-          <w:szCs w:val="28"/>
-        </w:rPr>
-        <w:t xml:space="preserve"> cánh c</w:t>
-      </w:r>
-      <w:r>
-        <w:rPr>
-          <w:rFonts w:ascii="Times New Roman" w:hAnsi="Times New Roman" w:cs="Times New Roman"/>
-          <w:b/>
-          <w:sz w:val="28"/>
-          <w:szCs w:val="28"/>
-        </w:rPr>
-        <w:t>ử</w:t>
-      </w:r>
-      <w:r>
-        <w:rPr>
-          <w:rFonts w:ascii="Times New Roman" w:hAnsi="Times New Roman" w:cs="Times New Roman"/>
-          <w:b/>
-          <w:sz w:val="28"/>
-          <w:szCs w:val="28"/>
-        </w:rPr>
-        <w:t>a thoát ra — kh</w:t>
-      </w:r>
-      <w:r>
-        <w:rPr>
-          <w:rFonts w:ascii="Times New Roman" w:hAnsi="Times New Roman" w:cs="Times New Roman"/>
-          <w:b/>
-          <w:sz w:val="28"/>
-          <w:szCs w:val="28"/>
-        </w:rPr>
-        <w:t>ỏ</w:t>
-      </w:r>
-      <w:r>
-        <w:rPr>
-          <w:rFonts w:ascii="Times New Roman" w:hAnsi="Times New Roman" w:cs="Times New Roman"/>
-          <w:b/>
-          <w:sz w:val="28"/>
-          <w:szCs w:val="28"/>
-        </w:rPr>
-        <w:t>i s</w:t>
-      </w:r>
-      <w:r>
-        <w:rPr>
-          <w:rFonts w:ascii="Times New Roman" w:hAnsi="Times New Roman" w:cs="Times New Roman"/>
-          <w:b/>
-          <w:sz w:val="28"/>
-          <w:szCs w:val="28"/>
-        </w:rPr>
-        <w:t>ự</w:t>
-      </w:r>
-      <w:r>
-        <w:rPr>
-          <w:rFonts w:ascii="Times New Roman" w:hAnsi="Times New Roman" w:cs="Times New Roman"/>
-          <w:b/>
-          <w:sz w:val="28"/>
-          <w:szCs w:val="28"/>
-        </w:rPr>
-        <w:t xml:space="preserve"> b</w:t>
-      </w:r>
-      <w:r>
-        <w:rPr>
-          <w:rFonts w:ascii="Times New Roman" w:hAnsi="Times New Roman" w:cs="Times New Roman"/>
-          <w:b/>
-          <w:sz w:val="28"/>
-          <w:szCs w:val="28"/>
-        </w:rPr>
-        <w:t>ị</w:t>
-      </w:r>
-      <w:r>
-        <w:rPr>
-          <w:rFonts w:ascii="Times New Roman" w:hAnsi="Times New Roman" w:cs="Times New Roman"/>
-          <w:b/>
-          <w:sz w:val="28"/>
-          <w:szCs w:val="28"/>
-        </w:rPr>
-        <w:t xml:space="preserve"> đ</w:t>
-      </w:r>
-      <w:r>
-        <w:rPr>
-          <w:rFonts w:ascii="Times New Roman" w:hAnsi="Times New Roman" w:cs="Times New Roman"/>
-          <w:b/>
-          <w:sz w:val="28"/>
-          <w:szCs w:val="28"/>
-        </w:rPr>
-        <w:t>ộ</w:t>
-      </w:r>
-      <w:r>
-        <w:rPr>
-          <w:rFonts w:ascii="Times New Roman" w:hAnsi="Times New Roman" w:cs="Times New Roman"/>
-          <w:b/>
-          <w:sz w:val="28"/>
-          <w:szCs w:val="28"/>
-        </w:rPr>
-        <w:t>ng, kh</w:t>
-      </w:r>
-      <w:r>
-        <w:rPr>
-          <w:rFonts w:ascii="Times New Roman" w:hAnsi="Times New Roman" w:cs="Times New Roman"/>
-          <w:b/>
-          <w:sz w:val="28"/>
-          <w:szCs w:val="28"/>
-        </w:rPr>
-        <w:t>ỏ</w:t>
-      </w:r>
-      <w:r>
-        <w:rPr>
-          <w:rFonts w:ascii="Times New Roman" w:hAnsi="Times New Roman" w:cs="Times New Roman"/>
-          <w:b/>
-          <w:sz w:val="28"/>
-          <w:szCs w:val="28"/>
-        </w:rPr>
-        <w:t>i s</w:t>
-      </w:r>
-      <w:r>
-        <w:rPr>
-          <w:rFonts w:ascii="Times New Roman" w:hAnsi="Times New Roman" w:cs="Times New Roman"/>
-          <w:b/>
-          <w:sz w:val="28"/>
-          <w:szCs w:val="28"/>
-        </w:rPr>
-        <w:t>ự</w:t>
-      </w:r>
-      <w:r>
-        <w:rPr>
-          <w:rFonts w:ascii="Times New Roman" w:hAnsi="Times New Roman" w:cs="Times New Roman"/>
-          <w:b/>
-          <w:sz w:val="28"/>
-          <w:szCs w:val="28"/>
-        </w:rPr>
-        <w:t xml:space="preserve"> gi</w:t>
-      </w:r>
-      <w:r>
-        <w:rPr>
-          <w:rFonts w:ascii="Times New Roman" w:hAnsi="Times New Roman" w:cs="Times New Roman"/>
-          <w:b/>
-          <w:sz w:val="28"/>
-          <w:szCs w:val="28"/>
-        </w:rPr>
-        <w:t>ớ</w:t>
-      </w:r>
-      <w:r>
-        <w:rPr>
-          <w:rFonts w:ascii="Times New Roman" w:hAnsi="Times New Roman" w:cs="Times New Roman"/>
-          <w:b/>
-          <w:sz w:val="28"/>
-          <w:szCs w:val="28"/>
-        </w:rPr>
-        <w:t>i h</w:t>
-      </w:r>
-      <w:r>
-        <w:rPr>
-          <w:rFonts w:ascii="Times New Roman" w:hAnsi="Times New Roman" w:cs="Times New Roman"/>
-          <w:b/>
-          <w:sz w:val="28"/>
-          <w:szCs w:val="28"/>
-        </w:rPr>
-        <w:t>ạ</w:t>
-      </w:r>
-      <w:r>
-        <w:rPr>
-          <w:rFonts w:ascii="Times New Roman" w:hAnsi="Times New Roman" w:cs="Times New Roman"/>
-          <w:b/>
-          <w:sz w:val="28"/>
-          <w:szCs w:val="28"/>
-        </w:rPr>
-        <w:t>n, và kh</w:t>
-      </w:r>
-      <w:r>
-        <w:rPr>
-          <w:rFonts w:ascii="Times New Roman" w:hAnsi="Times New Roman" w:cs="Times New Roman"/>
-          <w:b/>
-          <w:sz w:val="28"/>
-          <w:szCs w:val="28"/>
-        </w:rPr>
-        <w:t>ỏ</w:t>
-      </w:r>
-      <w:r>
-        <w:rPr>
-          <w:rFonts w:ascii="Times New Roman" w:hAnsi="Times New Roman" w:cs="Times New Roman"/>
-          <w:b/>
-          <w:sz w:val="28"/>
-          <w:szCs w:val="28"/>
-        </w:rPr>
-        <w:t>i vi</w:t>
-      </w:r>
-      <w:r>
-        <w:rPr>
-          <w:rFonts w:ascii="Times New Roman" w:hAnsi="Times New Roman" w:cs="Times New Roman"/>
-          <w:b/>
-          <w:sz w:val="28"/>
-          <w:szCs w:val="28"/>
-        </w:rPr>
-        <w:t>ệ</w:t>
-      </w:r>
-      <w:r>
-        <w:rPr>
-          <w:rFonts w:ascii="Times New Roman" w:hAnsi="Times New Roman" w:cs="Times New Roman"/>
-          <w:b/>
-          <w:sz w:val="28"/>
-          <w:szCs w:val="28"/>
-        </w:rPr>
-        <w:t>c b</w:t>
-      </w:r>
-      <w:r>
-        <w:rPr>
-          <w:rFonts w:ascii="Times New Roman" w:hAnsi="Times New Roman" w:cs="Times New Roman"/>
-          <w:b/>
-          <w:sz w:val="28"/>
-          <w:szCs w:val="28"/>
-        </w:rPr>
-        <w:t>ị</w:t>
-      </w:r>
-      <w:r>
-        <w:rPr>
-          <w:rFonts w:ascii="Times New Roman" w:hAnsi="Times New Roman" w:cs="Times New Roman"/>
-          <w:b/>
-          <w:sz w:val="28"/>
-          <w:szCs w:val="28"/>
-        </w:rPr>
-        <w:t xml:space="preserve"> b</w:t>
-      </w:r>
-      <w:r>
-        <w:rPr>
-          <w:rFonts w:ascii="Times New Roman" w:hAnsi="Times New Roman" w:cs="Times New Roman"/>
-          <w:b/>
-          <w:sz w:val="28"/>
-          <w:szCs w:val="28"/>
-        </w:rPr>
-        <w:t>ỏ</w:t>
-      </w:r>
-      <w:r>
-        <w:rPr>
-          <w:rFonts w:ascii="Times New Roman" w:hAnsi="Times New Roman" w:cs="Times New Roman"/>
-          <w:b/>
-          <w:sz w:val="28"/>
-          <w:szCs w:val="28"/>
-        </w:rPr>
-        <w:t xml:space="preserve"> l</w:t>
-      </w:r>
-      <w:r>
-        <w:rPr>
-          <w:rFonts w:ascii="Times New Roman" w:hAnsi="Times New Roman" w:cs="Times New Roman"/>
-          <w:b/>
-          <w:sz w:val="28"/>
-          <w:szCs w:val="28"/>
-        </w:rPr>
-        <w:t>ạ</w:t>
-      </w:r>
-      <w:r>
-        <w:rPr>
-          <w:rFonts w:ascii="Times New Roman" w:hAnsi="Times New Roman" w:cs="Times New Roman"/>
-          <w:b/>
-          <w:sz w:val="28"/>
-          <w:szCs w:val="28"/>
-        </w:rPr>
-        <w:t>i phía sau tro</w:t>
-      </w:r>
-      <w:r>
-        <w:rPr>
-          <w:rFonts w:ascii="Times New Roman" w:hAnsi="Times New Roman" w:cs="Times New Roman"/>
-          <w:b/>
-          <w:sz w:val="28"/>
-          <w:szCs w:val="28"/>
-        </w:rPr>
-        <w:t>ng k</w:t>
-      </w:r>
-      <w:r>
-        <w:rPr>
-          <w:rFonts w:ascii="Times New Roman" w:hAnsi="Times New Roman" w:cs="Times New Roman"/>
-          <w:b/>
-          <w:sz w:val="28"/>
-          <w:szCs w:val="28"/>
-        </w:rPr>
-        <w:t>ỷ</w:t>
-      </w:r>
-      <w:r>
-        <w:rPr>
-          <w:rFonts w:ascii="Times New Roman" w:hAnsi="Times New Roman" w:cs="Times New Roman"/>
-          <w:b/>
-          <w:sz w:val="28"/>
-          <w:szCs w:val="28"/>
-        </w:rPr>
-        <w:t xml:space="preserve"> nguyên s</w:t>
-      </w:r>
-      <w:r>
-        <w:rPr>
-          <w:rFonts w:ascii="Times New Roman" w:hAnsi="Times New Roman" w:cs="Times New Roman"/>
-          <w:b/>
-          <w:sz w:val="28"/>
-          <w:szCs w:val="28"/>
-        </w:rPr>
-        <w:t>ố</w:t>
-      </w:r>
-      <w:r>
-        <w:rPr>
-          <w:rFonts w:ascii="Times New Roman" w:hAnsi="Times New Roman" w:cs="Times New Roman"/>
-          <w:b/>
-          <w:sz w:val="28"/>
-          <w:szCs w:val="28"/>
-        </w:rPr>
-        <w:t>.</w:t>
+        <w:t>Tiếng Anh không còn là chìa khóa mở cánh cửa thành công. Đó là chìa khóa mở cánh cửa thoát ra — khỏi sự bị động, khỏi sự giới hạn, và khỏi việc bị bỏ lại phía sau trong kỷ nguyên số.</w:t>
       </w:r>
     </w:p>
     <w:sectPr>
@@ -9668,10 +1837,6 @@
     <w:lsdException w:name="Book Title" w:uiPriority="33" w:qFormat="1"/>
     <w:lsdException w:name="Bibliography" w:semiHidden="1" w:uiPriority="37" w:unhideWhenUsed="1"/>
     <w:lsdException w:name="TOC Heading" w:semiHidden="1" w:uiPriority="39" w:unhideWhenUsed="1" w:qFormat="1"/>
-    <w:lsdException w:name="Grid Table Light" w:semiHidden="1" w:unhideWhenUsed="1"/>
-    <w:lsdException w:name="Grid Table 1 Light" w:semiHidden="1" w:unhideWhenUsed="1"/>
-    <w:lsdException w:name="Grid Table 2" w:semiHidden="1" w:unhideWhenUsed="1"/>
-    <w:lsdException w:name="Grid Table 3" w:semiHidden="1" w:unhideWhenUsed="1"/>
     <w:lsdException w:name="Grid Table 4" w:uiPriority="49"/>
     <w:lsdException w:name="Grid Table 5 Dark" w:uiPriority="50"/>
     <w:lsdException w:name="Grid Table 6 Colorful" w:uiPriority="51"/>
@@ -21094,7 +13259,7 @@
 </file>
 
 <file path=customXml/itemProps1.xml><?xml version="1.0" encoding="utf-8"?>
-<ds:datastoreItem xmlns:ds="http://schemas.openxmlformats.org/officeDocument/2006/customXml" ds:itemID="{2EE867FB-E16F-4F66-A10A-AC0658FC6F05}">
+<ds:datastoreItem xmlns:ds="http://schemas.openxmlformats.org/officeDocument/2006/customXml" ds:itemID="{4388C361-36BD-4A07-B00C-BED9F3D69A13}">
   <ds:schemaRefs>
     <ds:schemaRef ds:uri="http://schemas.openxmlformats.org/officeDocument/2006/bibliography"/>
   </ds:schemaRefs>
